--- a/Отчет по учебной практике.docx
+++ b/Отчет по учебной практике.docx
@@ -1,6 +1,6 @@
 
 <file path=word/document.xml><?xml version="1.0" encoding="utf-8"?>
-<w:document xmlns:wpc="http://schemas.microsoft.com/office/word/2010/wordprocessingCanvas" xmlns:cx="http://schemas.microsoft.com/office/drawing/2014/chartex" xmlns:cx1="http://schemas.microsoft.com/office/drawing/2015/9/8/chartex" xmlns:cx2="http://schemas.microsoft.com/office/drawing/2015/10/21/chartex" xmlns:cx3="http://schemas.microsoft.com/office/drawing/2016/5/9/chartex" xmlns:cx4="http://schemas.microsoft.com/office/drawing/2016/5/10/chartex" xmlns:cx5="http://schemas.microsoft.com/office/drawing/2016/5/11/chartex" xmlns:cx6="http://schemas.microsoft.com/office/drawing/2016/5/12/chartex" xmlns:cx7="http://schemas.microsoft.com/office/drawing/2016/5/13/chartex" xmlns:cx8="http://schemas.microsoft.com/office/drawing/2016/5/14/chartex" xmlns:mc="http://schemas.openxmlformats.org/markup-compatibility/2006" xmlns:aink="http://schemas.microsoft.com/office/drawing/2016/ink" xmlns:am3d="http://schemas.microsoft.com/office/drawing/2017/model3d" xmlns:o="urn:schemas-microsoft-com:office:office" xmlns:oel="http://schemas.microsoft.com/office/2019/extlst" xmlns:r="http://schemas.openxmlformats.org/officeDocument/2006/relationships" xmlns:m="http://schemas.openxmlformats.org/officeDocument/2006/math" xmlns:v="urn:schemas-microsoft-com:vml" xmlns:wp14="http://schemas.microsoft.com/office/word/2010/wordprocessingDrawing" xmlns:wp="http://schemas.openxmlformats.org/drawingml/2006/wordprocessingDrawing" xmlns:w10="urn:schemas-microsoft-com:office:word" xmlns:w="http://schemas.openxmlformats.org/wordprocessingml/2006/main" xmlns:w14="http://schemas.microsoft.com/office/word/2010/wordml" xmlns:w15="http://schemas.microsoft.com/office/word/2012/wordml" xmlns:w16cex="http://schemas.microsoft.com/office/word/2018/wordml/cex" xmlns:w16cid="http://schemas.microsoft.com/office/word/2016/wordml/cid" xmlns:w16="http://schemas.microsoft.com/office/word/2018/wordml" xmlns:w16du="http://schemas.microsoft.com/office/word/2023/wordml/word16du" xmlns:w16sdtdh="http://schemas.microsoft.com/office/word/2020/wordml/sdtdatahash" xmlns:w16sdtfl="http://schemas.microsoft.com/office/word/2024/wordml/sdtformatlock" xmlns:w16se="http://schemas.microsoft.com/office/word/2015/wordml/symex" xmlns:wpg="http://schemas.microsoft.com/office/word/2010/wordprocessingGroup" xmlns:wpi="http://schemas.microsoft.com/office/word/2010/wordprocessingInk" xmlns:wne="http://schemas.microsoft.com/office/word/2006/wordml" xmlns:wps="http://schemas.microsoft.com/office/word/2010/wordprocessingShape" mc:Ignorable="w14 w15 w16se w16cid w16 w16cex w16sdtdh w16sdtfl w16du wp14">
+<w:document xmlns:wpc="http://schemas.microsoft.com/office/word/2010/wordprocessingCanvas" xmlns:cx="http://schemas.microsoft.com/office/drawing/2014/chartex" xmlns:cx1="http://schemas.microsoft.com/office/drawing/2015/9/8/chartex" xmlns:mc="http://schemas.openxmlformats.org/markup-compatibility/2006" xmlns:o="urn:schemas-microsoft-com:office:office" xmlns:r="http://schemas.openxmlformats.org/officeDocument/2006/relationships" xmlns:m="http://schemas.openxmlformats.org/officeDocument/2006/math" xmlns:v="urn:schemas-microsoft-com:vml" xmlns:wp14="http://schemas.microsoft.com/office/word/2010/wordprocessingDrawing" xmlns:wp="http://schemas.openxmlformats.org/drawingml/2006/wordprocessingDrawing" xmlns:w10="urn:schemas-microsoft-com:office:word" xmlns:w="http://schemas.openxmlformats.org/wordprocessingml/2006/main" xmlns:w14="http://schemas.microsoft.com/office/word/2010/wordml" xmlns:w15="http://schemas.microsoft.com/office/word/2012/wordml" xmlns:w16se="http://schemas.microsoft.com/office/word/2015/wordml/symex" xmlns:wpg="http://schemas.microsoft.com/office/word/2010/wordprocessingGroup" xmlns:wpi="http://schemas.microsoft.com/office/word/2010/wordprocessingInk" xmlns:wne="http://schemas.microsoft.com/office/word/2006/wordml" xmlns:wps="http://schemas.microsoft.com/office/word/2010/wordprocessingShape" mc:Ignorable="w14 w15 w16se wp14">
   <w:body>
     <w:p>
       <w:pPr>
@@ -701,7 +701,7 @@
     </w:p>
     <w:p>
       <w:pPr>
-        <w:pStyle w:val="Heading1"/>
+        <w:pStyle w:val="1"/>
         <w:ind w:firstLine="709"/>
       </w:pPr>
       <w:bookmarkStart w:id="0" w:name="_Toc230174403"/>
@@ -734,7 +734,7 @@
       <w:sdtContent>
         <w:p>
           <w:pPr>
-            <w:pStyle w:val="TOCHeading"/>
+            <w:pStyle w:val="a5"/>
             <w:spacing w:line="360" w:lineRule="auto"/>
             <w:rPr>
               <w:color w:val="auto"/>
@@ -745,7 +745,7 @@
         </w:p>
         <w:p>
           <w:pPr>
-            <w:pStyle w:val="TOC1"/>
+            <w:pStyle w:val="11"/>
             <w:tabs>
               <w:tab w:val="right" w:leader="dot" w:pos="9345"/>
             </w:tabs>
@@ -784,7 +784,7 @@
           <w:hyperlink w:anchor="_Toc230174403" w:history="1">
             <w:r>
               <w:rPr>
-                <w:rStyle w:val="Hyperlink"/>
+                <w:rStyle w:val="a6"/>
                 <w:noProof/>
                 <w:color w:val="auto"/>
                 <w:sz w:val="28"/>
@@ -865,7 +865,7 @@
         </w:p>
         <w:p>
           <w:pPr>
-            <w:pStyle w:val="TOC1"/>
+            <w:pStyle w:val="11"/>
             <w:tabs>
               <w:tab w:val="right" w:leader="dot" w:pos="9345"/>
             </w:tabs>
@@ -880,7 +880,7 @@
           <w:hyperlink w:anchor="_Toc230174404" w:history="1">
             <w:r>
               <w:rPr>
-                <w:rStyle w:val="Hyperlink"/>
+                <w:rStyle w:val="a6"/>
                 <w:noProof/>
                 <w:color w:val="auto"/>
                 <w:sz w:val="28"/>
@@ -961,7 +961,7 @@
         </w:p>
         <w:p>
           <w:pPr>
-            <w:pStyle w:val="TOC1"/>
+            <w:pStyle w:val="11"/>
             <w:tabs>
               <w:tab w:val="right" w:leader="dot" w:pos="9345"/>
             </w:tabs>
@@ -976,7 +976,7 @@
           <w:hyperlink w:anchor="_Toc230174405" w:history="1">
             <w:r>
               <w:rPr>
-                <w:rStyle w:val="Hyperlink"/>
+                <w:rStyle w:val="a6"/>
                 <w:noProof/>
                 <w:color w:val="auto"/>
                 <w:sz w:val="28"/>
@@ -1057,7 +1057,7 @@
         </w:p>
         <w:p>
           <w:pPr>
-            <w:pStyle w:val="TOC1"/>
+            <w:pStyle w:val="11"/>
             <w:tabs>
               <w:tab w:val="right" w:leader="dot" w:pos="9345"/>
             </w:tabs>
@@ -1072,7 +1072,7 @@
           <w:hyperlink w:anchor="_Toc230174406" w:history="1">
             <w:r>
               <w:rPr>
-                <w:rStyle w:val="Hyperlink"/>
+                <w:rStyle w:val="a6"/>
                 <w:noProof/>
                 <w:color w:val="auto"/>
                 <w:sz w:val="28"/>
@@ -1153,7 +1153,7 @@
         </w:p>
         <w:p>
           <w:pPr>
-            <w:pStyle w:val="TOC1"/>
+            <w:pStyle w:val="11"/>
             <w:tabs>
               <w:tab w:val="right" w:leader="dot" w:pos="9345"/>
             </w:tabs>
@@ -1168,7 +1168,7 @@
           <w:hyperlink w:anchor="_Toc230174407" w:history="1">
             <w:r>
               <w:rPr>
-                <w:rStyle w:val="Hyperlink"/>
+                <w:rStyle w:val="a6"/>
                 <w:noProof/>
                 <w:color w:val="auto"/>
                 <w:sz w:val="28"/>
@@ -1249,7 +1249,7 @@
         </w:p>
         <w:p>
           <w:pPr>
-            <w:pStyle w:val="TOC1"/>
+            <w:pStyle w:val="11"/>
             <w:tabs>
               <w:tab w:val="right" w:leader="dot" w:pos="9345"/>
             </w:tabs>
@@ -1264,7 +1264,7 @@
           <w:hyperlink w:anchor="_Toc230174408" w:history="1">
             <w:r>
               <w:rPr>
-                <w:rStyle w:val="Hyperlink"/>
+                <w:rStyle w:val="a6"/>
                 <w:noProof/>
                 <w:color w:val="auto"/>
                 <w:sz w:val="28"/>
@@ -1345,7 +1345,7 @@
         </w:p>
         <w:p>
           <w:pPr>
-            <w:pStyle w:val="TOC1"/>
+            <w:pStyle w:val="11"/>
             <w:tabs>
               <w:tab w:val="right" w:leader="dot" w:pos="9345"/>
             </w:tabs>
@@ -1360,7 +1360,7 @@
           <w:hyperlink w:anchor="_Toc230174409" w:history="1">
             <w:r>
               <w:rPr>
-                <w:rStyle w:val="Hyperlink"/>
+                <w:rStyle w:val="a6"/>
                 <w:noProof/>
                 <w:color w:val="auto"/>
                 <w:sz w:val="28"/>
@@ -1487,7 +1487,7 @@
     </w:p>
     <w:p>
       <w:pPr>
-        <w:pStyle w:val="Heading1"/>
+        <w:pStyle w:val="1"/>
         <w:ind w:right="142" w:firstLine="709"/>
         <w:rPr>
           <w:color w:val="000000" w:themeColor="text1"/>
@@ -1766,7 +1766,7 @@
     </w:p>
     <w:p>
       <w:pPr>
-        <w:pStyle w:val="Heading1"/>
+        <w:pStyle w:val="1"/>
         <w:ind w:right="142" w:firstLine="709"/>
         <w:rPr>
           <w:color w:val="000000" w:themeColor="text1"/>
@@ -1857,7 +1857,7 @@
     </w:p>
     <w:p>
       <w:pPr>
-        <w:pStyle w:val="ListParagraph"/>
+        <w:pStyle w:val="a3"/>
         <w:numPr>
           <w:ilvl w:val="0"/>
           <w:numId w:val="1"/>
@@ -1897,7 +1897,7 @@
     </w:p>
     <w:p>
       <w:pPr>
-        <w:pStyle w:val="ListParagraph"/>
+        <w:pStyle w:val="a3"/>
         <w:numPr>
           <w:ilvl w:val="0"/>
           <w:numId w:val="1"/>
@@ -1922,7 +1922,7 @@
     </w:p>
     <w:p>
       <w:pPr>
-        <w:pStyle w:val="ListParagraph"/>
+        <w:pStyle w:val="a3"/>
         <w:numPr>
           <w:ilvl w:val="0"/>
           <w:numId w:val="1"/>
@@ -1955,7 +1955,7 @@
     </w:p>
     <w:p>
       <w:pPr>
-        <w:pStyle w:val="ListParagraph"/>
+        <w:pStyle w:val="a3"/>
         <w:numPr>
           <w:ilvl w:val="0"/>
           <w:numId w:val="1"/>
@@ -1995,7 +1995,7 @@
     </w:p>
     <w:p>
       <w:pPr>
-        <w:pStyle w:val="ListParagraph"/>
+        <w:pStyle w:val="a3"/>
         <w:numPr>
           <w:ilvl w:val="0"/>
           <w:numId w:val="1"/>
@@ -2035,7 +2035,7 @@
     </w:p>
     <w:p>
       <w:pPr>
-        <w:pStyle w:val="ListParagraph"/>
+        <w:pStyle w:val="a3"/>
         <w:numPr>
           <w:ilvl w:val="0"/>
           <w:numId w:val="1"/>
@@ -2082,7 +2082,7 @@
     </w:p>
     <w:p>
       <w:pPr>
-        <w:pStyle w:val="ListParagraph"/>
+        <w:pStyle w:val="a3"/>
         <w:numPr>
           <w:ilvl w:val="0"/>
           <w:numId w:val="1"/>
@@ -2170,7 +2170,7 @@
     </w:p>
     <w:p>
       <w:pPr>
-        <w:pStyle w:val="Heading1"/>
+        <w:pStyle w:val="1"/>
         <w:ind w:right="142" w:firstLine="709"/>
         <w:rPr>
           <w:color w:val="000000" w:themeColor="text1"/>
@@ -2245,7 +2245,7 @@
     </w:p>
     <w:tbl>
       <w:tblPr>
-        <w:tblStyle w:val="TableGrid"/>
+        <w:tblStyle w:val="a4"/>
         <w:tblW w:w="0" w:type="auto"/>
         <w:tblInd w:w="-5" w:type="dxa"/>
         <w:tblLayout w:type="fixed"/>
@@ -2675,13 +2675,7 @@
               <w:rPr>
                 <w:szCs w:val="28"/>
               </w:rPr>
-              <w:t>В программе</w:t>
-            </w:r>
-            <w:r>
-              <w:rPr>
-                <w:szCs w:val="28"/>
-              </w:rPr>
-              <w:t xml:space="preserve"> используется много различных </w:t>
+              <w:t xml:space="preserve">В программе используется много различных </w:t>
             </w:r>
             <w:r>
               <w:rPr>
@@ -2775,13 +2769,7 @@
               <w:rPr>
                 <w:szCs w:val="28"/>
               </w:rPr>
-              <w:t>Отсутствует кнопка, для возвращения к предыдущим вопросам.</w:t>
-            </w:r>
-            <w:r>
-              <w:rPr>
-                <w:szCs w:val="28"/>
-              </w:rPr>
-              <w:t xml:space="preserve"> Большинство вопросов позволяют пройти не отвечая на них дальше, а некоторые нет. Пользователю не видно на каком он вопросе. На финальной форме нет кнопки, чтобы закрыть программу.</w:t>
+              <w:t>Отсутствует кнопка, для возвращения к предыдущим вопросам. Большинство вопросов позволяют пройти не отвечая на них дальше, а некоторые нет. Пользователю не видно на каком он вопросе. На финальной форме нет кнопки, чтобы закрыть программу.</w:t>
             </w:r>
           </w:p>
         </w:tc>
@@ -3472,7 +3460,7 @@
     </w:p>
     <w:p>
       <w:pPr>
-        <w:pStyle w:val="ListParagraph"/>
+        <w:pStyle w:val="a3"/>
         <w:numPr>
           <w:ilvl w:val="0"/>
           <w:numId w:val="2"/>
@@ -3494,7 +3482,7 @@
     </w:p>
     <w:p>
       <w:pPr>
-        <w:pStyle w:val="ListParagraph"/>
+        <w:pStyle w:val="a3"/>
         <w:numPr>
           <w:ilvl w:val="0"/>
           <w:numId w:val="2"/>
@@ -3526,7 +3514,7 @@
     </w:p>
     <w:p>
       <w:pPr>
-        <w:pStyle w:val="ListParagraph"/>
+        <w:pStyle w:val="a3"/>
         <w:numPr>
           <w:ilvl w:val="0"/>
           <w:numId w:val="2"/>
@@ -3558,7 +3546,7 @@
     </w:p>
     <w:p>
       <w:pPr>
-        <w:pStyle w:val="ListParagraph"/>
+        <w:pStyle w:val="a3"/>
         <w:numPr>
           <w:ilvl w:val="0"/>
           <w:numId w:val="2"/>
@@ -3590,7 +3578,7 @@
     </w:p>
     <w:p>
       <w:pPr>
-        <w:pStyle w:val="ListParagraph"/>
+        <w:pStyle w:val="a3"/>
         <w:numPr>
           <w:ilvl w:val="0"/>
           <w:numId w:val="2"/>
@@ -3612,7 +3600,7 @@
     </w:p>
     <w:p>
       <w:pPr>
-        <w:pStyle w:val="ListParagraph"/>
+        <w:pStyle w:val="a3"/>
         <w:numPr>
           <w:ilvl w:val="0"/>
           <w:numId w:val="2"/>
@@ -3634,7 +3622,7 @@
     </w:p>
     <w:p>
       <w:pPr>
-        <w:pStyle w:val="ListParagraph"/>
+        <w:pStyle w:val="a3"/>
         <w:numPr>
           <w:ilvl w:val="0"/>
           <w:numId w:val="2"/>
@@ -3890,7 +3878,7 @@
     </w:p>
     <w:p>
       <w:pPr>
-        <w:pStyle w:val="Heading1"/>
+        <w:pStyle w:val="1"/>
         <w:ind w:right="142" w:firstLine="709"/>
         <w:rPr>
           <w:color w:val="000000" w:themeColor="text1"/>
@@ -3946,7 +3934,7 @@
     </w:p>
     <w:p>
       <w:pPr>
-        <w:pStyle w:val="Heading1"/>
+        <w:pStyle w:val="1"/>
         <w:ind w:right="142" w:firstLine="709"/>
         <w:rPr>
           <w:color w:val="000000" w:themeColor="text1"/>
@@ -3970,7 +3958,3373 @@
     </w:p>
     <w:p>
       <w:pPr>
-        <w:pStyle w:val="Heading1"/>
+        <w:pStyle w:val="1"/>
+        <w:numPr>
+          <w:ilvl w:val="0"/>
+          <w:numId w:val="8"/>
+        </w:numPr>
+      </w:pPr>
+      <w:r>
+        <w:t>Инфологическое проектирование</w:t>
+      </w:r>
+    </w:p>
+    <w:p/>
+    <w:p>
+      <w:pPr>
+        <w:pStyle w:val="a3"/>
+        <w:numPr>
+          <w:ilvl w:val="0"/>
+          <w:numId w:val="6"/>
+        </w:numPr>
+        <w:spacing w:after="0" w:line="360" w:lineRule="auto"/>
+        <w:rPr>
+          <w:sz w:val="28"/>
+          <w:szCs w:val="28"/>
+        </w:rPr>
+      </w:pPr>
+      <w:r>
+        <w:rPr>
+          <w:sz w:val="28"/>
+          <w:szCs w:val="28"/>
+        </w:rPr>
+        <w:t>Сущности:</w:t>
+      </w:r>
+    </w:p>
+    <w:p>
+      <w:pPr>
+        <w:pStyle w:val="a3"/>
+        <w:numPr>
+          <w:ilvl w:val="0"/>
+          <w:numId w:val="4"/>
+        </w:numPr>
+        <w:spacing w:after="0" w:line="360" w:lineRule="auto"/>
+        <w:rPr>
+          <w:sz w:val="28"/>
+          <w:szCs w:val="28"/>
+        </w:rPr>
+      </w:pPr>
+      <w:r>
+        <w:rPr>
+          <w:sz w:val="28"/>
+          <w:szCs w:val="28"/>
+        </w:rPr>
+        <w:t>Склад (</w:t>
+      </w:r>
+      <w:r>
+        <w:rPr>
+          <w:b/>
+          <w:sz w:val="28"/>
+          <w:szCs w:val="28"/>
+        </w:rPr>
+        <w:t>[РК]</w:t>
+      </w:r>
+      <w:r>
+        <w:rPr>
+          <w:b/>
+          <w:sz w:val="28"/>
+          <w:szCs w:val="28"/>
+        </w:rPr>
+        <w:t xml:space="preserve"> </w:t>
+      </w:r>
+      <w:r>
+        <w:rPr>
+          <w:b/>
+          <w:sz w:val="28"/>
+          <w:szCs w:val="28"/>
+        </w:rPr>
+        <w:t>Код склада</w:t>
+      </w:r>
+      <w:r>
+        <w:rPr>
+          <w:sz w:val="28"/>
+          <w:szCs w:val="28"/>
+        </w:rPr>
+        <w:t>, Наименование, Адрес</w:t>
+      </w:r>
+      <w:r>
+        <w:rPr>
+          <w:sz w:val="28"/>
+          <w:szCs w:val="28"/>
+        </w:rPr>
+        <w:t>)</w:t>
+      </w:r>
+      <w:r>
+        <w:rPr>
+          <w:sz w:val="28"/>
+          <w:szCs w:val="28"/>
+        </w:rPr>
+        <w:t>;</w:t>
+      </w:r>
+    </w:p>
+    <w:p>
+      <w:pPr>
+        <w:pStyle w:val="a3"/>
+        <w:numPr>
+          <w:ilvl w:val="0"/>
+          <w:numId w:val="4"/>
+        </w:numPr>
+        <w:spacing w:after="0" w:line="360" w:lineRule="auto"/>
+        <w:rPr>
+          <w:sz w:val="28"/>
+          <w:szCs w:val="28"/>
+        </w:rPr>
+      </w:pPr>
+      <w:r>
+        <w:rPr>
+          <w:sz w:val="28"/>
+          <w:szCs w:val="28"/>
+        </w:rPr>
+        <w:t xml:space="preserve">Товар </w:t>
+      </w:r>
+      <w:r>
+        <w:rPr>
+          <w:sz w:val="28"/>
+          <w:szCs w:val="28"/>
+        </w:rPr>
+        <w:t>(</w:t>
+      </w:r>
+      <w:r>
+        <w:rPr>
+          <w:b/>
+          <w:sz w:val="28"/>
+          <w:szCs w:val="28"/>
+        </w:rPr>
+        <w:t>[РК]</w:t>
+      </w:r>
+      <w:r>
+        <w:rPr>
+          <w:b/>
+          <w:sz w:val="28"/>
+          <w:szCs w:val="28"/>
+        </w:rPr>
+        <w:t xml:space="preserve"> Артикул</w:t>
+      </w:r>
+      <w:r>
+        <w:rPr>
+          <w:sz w:val="28"/>
+          <w:szCs w:val="28"/>
+        </w:rPr>
+        <w:t xml:space="preserve">, </w:t>
+      </w:r>
+      <w:r>
+        <w:rPr>
+          <w:sz w:val="28"/>
+          <w:szCs w:val="28"/>
+        </w:rPr>
+        <w:t>Название</w:t>
+      </w:r>
+      <w:r>
+        <w:rPr>
+          <w:sz w:val="28"/>
+          <w:szCs w:val="28"/>
+        </w:rPr>
+        <w:t xml:space="preserve">, </w:t>
+      </w:r>
+      <w:r>
+        <w:rPr>
+          <w:sz w:val="28"/>
+          <w:szCs w:val="28"/>
+        </w:rPr>
+        <w:t>Описание</w:t>
+      </w:r>
+      <w:r>
+        <w:rPr>
+          <w:sz w:val="28"/>
+          <w:szCs w:val="28"/>
+        </w:rPr>
+        <w:t xml:space="preserve">, </w:t>
+      </w:r>
+      <w:r>
+        <w:rPr>
+          <w:sz w:val="28"/>
+          <w:szCs w:val="28"/>
+        </w:rPr>
+        <w:t>Цена, Срок годности</w:t>
+      </w:r>
+      <w:r>
+        <w:rPr>
+          <w:sz w:val="28"/>
+          <w:szCs w:val="28"/>
+        </w:rPr>
+        <w:t xml:space="preserve"> (дней)</w:t>
+      </w:r>
+      <w:r>
+        <w:rPr>
+          <w:sz w:val="28"/>
+          <w:szCs w:val="28"/>
+        </w:rPr>
+        <w:t>);</w:t>
+      </w:r>
+    </w:p>
+    <w:p>
+      <w:pPr>
+        <w:pStyle w:val="a3"/>
+        <w:numPr>
+          <w:ilvl w:val="0"/>
+          <w:numId w:val="4"/>
+        </w:numPr>
+        <w:spacing w:after="0" w:line="360" w:lineRule="auto"/>
+        <w:rPr>
+          <w:sz w:val="28"/>
+          <w:szCs w:val="28"/>
+        </w:rPr>
+      </w:pPr>
+      <w:r>
+        <w:rPr>
+          <w:sz w:val="28"/>
+          <w:szCs w:val="28"/>
+        </w:rPr>
+        <w:t xml:space="preserve">Поставщик </w:t>
+      </w:r>
+      <w:r>
+        <w:rPr>
+          <w:sz w:val="28"/>
+          <w:szCs w:val="28"/>
+        </w:rPr>
+        <w:t>(</w:t>
+      </w:r>
+      <w:r>
+        <w:rPr>
+          <w:b/>
+          <w:sz w:val="28"/>
+          <w:szCs w:val="28"/>
+        </w:rPr>
+        <w:t xml:space="preserve">[РК] </w:t>
+      </w:r>
+      <w:r>
+        <w:rPr>
+          <w:b/>
+          <w:sz w:val="28"/>
+          <w:szCs w:val="28"/>
+        </w:rPr>
+        <w:t>ИНН</w:t>
+      </w:r>
+      <w:r>
+        <w:rPr>
+          <w:sz w:val="28"/>
+          <w:szCs w:val="28"/>
+        </w:rPr>
+        <w:t xml:space="preserve">, </w:t>
+      </w:r>
+      <w:r>
+        <w:rPr>
+          <w:sz w:val="28"/>
+          <w:szCs w:val="28"/>
+        </w:rPr>
+        <w:t>Адрес</w:t>
+      </w:r>
+      <w:r>
+        <w:rPr>
+          <w:sz w:val="28"/>
+          <w:szCs w:val="28"/>
+        </w:rPr>
+        <w:t xml:space="preserve">, </w:t>
+      </w:r>
+      <w:r>
+        <w:rPr>
+          <w:sz w:val="28"/>
+          <w:szCs w:val="28"/>
+        </w:rPr>
+        <w:t>Название</w:t>
+      </w:r>
+      <w:r>
+        <w:rPr>
+          <w:sz w:val="28"/>
+          <w:szCs w:val="28"/>
+        </w:rPr>
+        <w:t xml:space="preserve">, </w:t>
+      </w:r>
+      <w:r>
+        <w:rPr>
+          <w:sz w:val="28"/>
+          <w:szCs w:val="28"/>
+        </w:rPr>
+        <w:t>Среднее время доставки, Страна);</w:t>
+      </w:r>
+    </w:p>
+    <w:p>
+      <w:pPr>
+        <w:pStyle w:val="a3"/>
+        <w:numPr>
+          <w:ilvl w:val="0"/>
+          <w:numId w:val="4"/>
+        </w:numPr>
+        <w:spacing w:after="0" w:line="360" w:lineRule="auto"/>
+        <w:rPr>
+          <w:sz w:val="28"/>
+          <w:szCs w:val="28"/>
+        </w:rPr>
+      </w:pPr>
+      <w:r>
+        <w:rPr>
+          <w:sz w:val="28"/>
+          <w:szCs w:val="28"/>
+        </w:rPr>
+        <w:t xml:space="preserve">Пользователь </w:t>
+      </w:r>
+      <w:r>
+        <w:rPr>
+          <w:sz w:val="28"/>
+          <w:szCs w:val="28"/>
+        </w:rPr>
+        <w:t>(</w:t>
+      </w:r>
+      <w:r>
+        <w:rPr>
+          <w:b/>
+          <w:sz w:val="28"/>
+          <w:szCs w:val="28"/>
+        </w:rPr>
+        <w:t xml:space="preserve">[РК] Код </w:t>
+      </w:r>
+      <w:r>
+        <w:rPr>
+          <w:b/>
+          <w:sz w:val="28"/>
+          <w:szCs w:val="28"/>
+        </w:rPr>
+        <w:t>пользователя</w:t>
+      </w:r>
+      <w:r>
+        <w:rPr>
+          <w:sz w:val="28"/>
+          <w:szCs w:val="28"/>
+        </w:rPr>
+        <w:t xml:space="preserve">, </w:t>
+      </w:r>
+      <w:r>
+        <w:rPr>
+          <w:sz w:val="28"/>
+          <w:szCs w:val="28"/>
+        </w:rPr>
+        <w:t>Фамилия</w:t>
+      </w:r>
+      <w:r>
+        <w:rPr>
+          <w:sz w:val="28"/>
+          <w:szCs w:val="28"/>
+        </w:rPr>
+        <w:t xml:space="preserve">, </w:t>
+      </w:r>
+      <w:r>
+        <w:rPr>
+          <w:sz w:val="28"/>
+          <w:szCs w:val="28"/>
+        </w:rPr>
+        <w:t>Имя, Отчество, Дата рождения, Пол</w:t>
+      </w:r>
+      <w:r>
+        <w:rPr>
+          <w:sz w:val="28"/>
+          <w:szCs w:val="28"/>
+        </w:rPr>
+        <w:t>);</w:t>
+      </w:r>
+    </w:p>
+    <w:p>
+      <w:pPr>
+        <w:pStyle w:val="a3"/>
+        <w:numPr>
+          <w:ilvl w:val="0"/>
+          <w:numId w:val="4"/>
+        </w:numPr>
+        <w:spacing w:after="0" w:line="360" w:lineRule="auto"/>
+        <w:rPr>
+          <w:sz w:val="28"/>
+          <w:szCs w:val="28"/>
+        </w:rPr>
+      </w:pPr>
+      <w:r>
+        <w:rPr>
+          <w:sz w:val="28"/>
+          <w:szCs w:val="28"/>
+        </w:rPr>
+        <w:t xml:space="preserve">Сотрудник </w:t>
+      </w:r>
+      <w:r>
+        <w:rPr>
+          <w:sz w:val="28"/>
+          <w:szCs w:val="28"/>
+        </w:rPr>
+        <w:t>(</w:t>
+      </w:r>
+      <w:r>
+        <w:rPr>
+          <w:b/>
+          <w:sz w:val="28"/>
+          <w:szCs w:val="28"/>
+        </w:rPr>
+        <w:t>[РК]</w:t>
+      </w:r>
+      <w:r>
+        <w:rPr>
+          <w:b/>
+          <w:sz w:val="28"/>
+          <w:szCs w:val="28"/>
+        </w:rPr>
+        <w:t xml:space="preserve"> </w:t>
+      </w:r>
+      <w:r>
+        <w:rPr>
+          <w:b/>
+          <w:sz w:val="28"/>
+          <w:szCs w:val="28"/>
+        </w:rPr>
+        <w:t>[</w:t>
+      </w:r>
+      <w:r>
+        <w:rPr>
+          <w:b/>
+          <w:sz w:val="28"/>
+          <w:szCs w:val="28"/>
+          <w:lang w:val="en-US"/>
+        </w:rPr>
+        <w:t>F</w:t>
+      </w:r>
+      <w:r>
+        <w:rPr>
+          <w:b/>
+          <w:sz w:val="28"/>
+          <w:szCs w:val="28"/>
+        </w:rPr>
+        <w:t>К]</w:t>
+      </w:r>
+      <w:r>
+        <w:rPr>
+          <w:b/>
+          <w:sz w:val="28"/>
+          <w:szCs w:val="28"/>
+        </w:rPr>
+        <w:t xml:space="preserve"> Код сотрудника</w:t>
+      </w:r>
+      <w:r>
+        <w:rPr>
+          <w:sz w:val="28"/>
+          <w:szCs w:val="28"/>
+        </w:rPr>
+        <w:t xml:space="preserve">, </w:t>
+      </w:r>
+      <w:r>
+        <w:rPr>
+          <w:sz w:val="28"/>
+          <w:szCs w:val="28"/>
+        </w:rPr>
+        <w:t>Рейтинг</w:t>
+      </w:r>
+      <w:r>
+        <w:rPr>
+          <w:sz w:val="28"/>
+          <w:szCs w:val="28"/>
+        </w:rPr>
+        <w:t>,</w:t>
+      </w:r>
+      <w:r>
+        <w:rPr>
+          <w:sz w:val="28"/>
+          <w:szCs w:val="28"/>
+        </w:rPr>
+        <w:t xml:space="preserve"> Тип рабочего договора</w:t>
+      </w:r>
+      <w:r>
+        <w:rPr>
+          <w:sz w:val="28"/>
+          <w:szCs w:val="28"/>
+        </w:rPr>
+        <w:t>);</w:t>
+      </w:r>
+    </w:p>
+    <w:p>
+      <w:pPr>
+        <w:pStyle w:val="a3"/>
+        <w:numPr>
+          <w:ilvl w:val="0"/>
+          <w:numId w:val="4"/>
+        </w:numPr>
+        <w:spacing w:after="0" w:line="360" w:lineRule="auto"/>
+        <w:rPr>
+          <w:sz w:val="28"/>
+          <w:szCs w:val="28"/>
+        </w:rPr>
+      </w:pPr>
+      <w:r>
+        <w:rPr>
+          <w:sz w:val="28"/>
+          <w:szCs w:val="28"/>
+        </w:rPr>
+        <w:t xml:space="preserve">Клиент </w:t>
+      </w:r>
+      <w:r>
+        <w:rPr>
+          <w:sz w:val="28"/>
+          <w:szCs w:val="28"/>
+        </w:rPr>
+        <w:t>(</w:t>
+      </w:r>
+      <w:r>
+        <w:rPr>
+          <w:b/>
+          <w:sz w:val="28"/>
+          <w:szCs w:val="28"/>
+        </w:rPr>
+        <w:t>[РК]</w:t>
+      </w:r>
+      <w:r>
+        <w:rPr>
+          <w:b/>
+          <w:sz w:val="28"/>
+          <w:szCs w:val="28"/>
+        </w:rPr>
+        <w:t xml:space="preserve"> </w:t>
+      </w:r>
+      <w:r>
+        <w:rPr>
+          <w:b/>
+          <w:sz w:val="28"/>
+          <w:szCs w:val="28"/>
+        </w:rPr>
+        <w:t>[</w:t>
+      </w:r>
+      <w:r>
+        <w:rPr>
+          <w:b/>
+          <w:sz w:val="28"/>
+          <w:szCs w:val="28"/>
+          <w:lang w:val="en-US"/>
+        </w:rPr>
+        <w:t>F</w:t>
+      </w:r>
+      <w:r>
+        <w:rPr>
+          <w:b/>
+          <w:sz w:val="28"/>
+          <w:szCs w:val="28"/>
+        </w:rPr>
+        <w:t>К]</w:t>
+      </w:r>
+      <w:r>
+        <w:rPr>
+          <w:b/>
+          <w:sz w:val="28"/>
+          <w:szCs w:val="28"/>
+        </w:rPr>
+        <w:t xml:space="preserve"> Код </w:t>
+      </w:r>
+      <w:r>
+        <w:rPr>
+          <w:b/>
+          <w:sz w:val="28"/>
+          <w:szCs w:val="28"/>
+        </w:rPr>
+        <w:t>клиента</w:t>
+      </w:r>
+      <w:r>
+        <w:rPr>
+          <w:sz w:val="28"/>
+          <w:szCs w:val="28"/>
+        </w:rPr>
+        <w:t xml:space="preserve">, </w:t>
+      </w:r>
+      <w:r>
+        <w:rPr>
+          <w:sz w:val="28"/>
+          <w:szCs w:val="28"/>
+        </w:rPr>
+        <w:t>Логин</w:t>
+      </w:r>
+      <w:r>
+        <w:rPr>
+          <w:sz w:val="28"/>
+          <w:szCs w:val="28"/>
+        </w:rPr>
+        <w:t xml:space="preserve">, </w:t>
+      </w:r>
+      <w:r>
+        <w:rPr>
+          <w:sz w:val="28"/>
+          <w:szCs w:val="28"/>
+        </w:rPr>
+        <w:t>Пароль</w:t>
+      </w:r>
+      <w:r>
+        <w:rPr>
+          <w:sz w:val="28"/>
+          <w:szCs w:val="28"/>
+        </w:rPr>
+        <w:t xml:space="preserve">, </w:t>
+      </w:r>
+      <w:r>
+        <w:rPr>
+          <w:sz w:val="28"/>
+          <w:szCs w:val="28"/>
+          <w:lang w:val="en-US"/>
+        </w:rPr>
+        <w:t>Email</w:t>
+      </w:r>
+      <w:r>
+        <w:rPr>
+          <w:sz w:val="28"/>
+          <w:szCs w:val="28"/>
+        </w:rPr>
+        <w:t>, Телефон</w:t>
+      </w:r>
+      <w:r>
+        <w:rPr>
+          <w:sz w:val="28"/>
+          <w:szCs w:val="28"/>
+        </w:rPr>
+        <w:t>);</w:t>
+      </w:r>
+    </w:p>
+    <w:p>
+      <w:pPr>
+        <w:pStyle w:val="a3"/>
+        <w:numPr>
+          <w:ilvl w:val="0"/>
+          <w:numId w:val="4"/>
+        </w:numPr>
+        <w:spacing w:after="0" w:line="360" w:lineRule="auto"/>
+        <w:rPr>
+          <w:sz w:val="28"/>
+          <w:szCs w:val="28"/>
+        </w:rPr>
+      </w:pPr>
+      <w:r>
+        <w:rPr>
+          <w:sz w:val="28"/>
+          <w:szCs w:val="28"/>
+        </w:rPr>
+        <w:t xml:space="preserve">Отдел </w:t>
+      </w:r>
+      <w:r>
+        <w:rPr>
+          <w:sz w:val="28"/>
+          <w:szCs w:val="28"/>
+        </w:rPr>
+        <w:t>(</w:t>
+      </w:r>
+      <w:r>
+        <w:rPr>
+          <w:b/>
+          <w:sz w:val="28"/>
+          <w:szCs w:val="28"/>
+        </w:rPr>
+        <w:t xml:space="preserve">[РК] Код </w:t>
+      </w:r>
+      <w:r>
+        <w:rPr>
+          <w:b/>
+          <w:sz w:val="28"/>
+          <w:szCs w:val="28"/>
+        </w:rPr>
+        <w:t>отдела</w:t>
+      </w:r>
+      <w:r>
+        <w:rPr>
+          <w:sz w:val="28"/>
+          <w:szCs w:val="28"/>
+        </w:rPr>
+        <w:t xml:space="preserve">, </w:t>
+      </w:r>
+      <w:r>
+        <w:rPr>
+          <w:sz w:val="28"/>
+          <w:szCs w:val="28"/>
+        </w:rPr>
+        <w:t>Название</w:t>
+      </w:r>
+      <w:r>
+        <w:rPr>
+          <w:sz w:val="28"/>
+          <w:szCs w:val="28"/>
+        </w:rPr>
+        <w:t xml:space="preserve">, </w:t>
+      </w:r>
+      <w:r>
+        <w:rPr>
+          <w:sz w:val="28"/>
+          <w:szCs w:val="28"/>
+        </w:rPr>
+        <w:t>Дата основания</w:t>
+      </w:r>
+      <w:r>
+        <w:rPr>
+          <w:sz w:val="28"/>
+          <w:szCs w:val="28"/>
+        </w:rPr>
+        <w:t>);</w:t>
+      </w:r>
+    </w:p>
+    <w:p>
+      <w:pPr>
+        <w:pStyle w:val="a3"/>
+        <w:numPr>
+          <w:ilvl w:val="0"/>
+          <w:numId w:val="4"/>
+        </w:numPr>
+        <w:spacing w:after="0" w:line="360" w:lineRule="auto"/>
+        <w:rPr>
+          <w:sz w:val="28"/>
+          <w:szCs w:val="28"/>
+        </w:rPr>
+      </w:pPr>
+      <w:r>
+        <w:rPr>
+          <w:sz w:val="28"/>
+          <w:szCs w:val="28"/>
+        </w:rPr>
+        <w:t xml:space="preserve">Должность </w:t>
+      </w:r>
+      <w:r>
+        <w:rPr>
+          <w:sz w:val="28"/>
+          <w:szCs w:val="28"/>
+        </w:rPr>
+        <w:t>(</w:t>
+      </w:r>
+      <w:r>
+        <w:rPr>
+          <w:b/>
+          <w:sz w:val="28"/>
+          <w:szCs w:val="28"/>
+        </w:rPr>
+        <w:t xml:space="preserve">[РК] Код </w:t>
+      </w:r>
+      <w:r>
+        <w:rPr>
+          <w:b/>
+          <w:sz w:val="28"/>
+          <w:szCs w:val="28"/>
+        </w:rPr>
+        <w:t>должности</w:t>
+      </w:r>
+      <w:r>
+        <w:rPr>
+          <w:sz w:val="28"/>
+          <w:szCs w:val="28"/>
+        </w:rPr>
+        <w:t>, Название</w:t>
+      </w:r>
+      <w:r>
+        <w:rPr>
+          <w:sz w:val="28"/>
+          <w:szCs w:val="28"/>
+        </w:rPr>
+        <w:t>,</w:t>
+      </w:r>
+      <w:r>
+        <w:rPr>
+          <w:sz w:val="28"/>
+          <w:szCs w:val="28"/>
+        </w:rPr>
+        <w:t xml:space="preserve"> Оклад</w:t>
+      </w:r>
+      <w:r>
+        <w:rPr>
+          <w:sz w:val="28"/>
+          <w:szCs w:val="28"/>
+        </w:rPr>
+        <w:t xml:space="preserve">, </w:t>
+      </w:r>
+      <w:r>
+        <w:rPr>
+          <w:sz w:val="28"/>
+          <w:szCs w:val="28"/>
+        </w:rPr>
+        <w:t>Должностная инструкция</w:t>
+      </w:r>
+      <w:r>
+        <w:rPr>
+          <w:sz w:val="28"/>
+          <w:szCs w:val="28"/>
+        </w:rPr>
+        <w:t>);</w:t>
+      </w:r>
+    </w:p>
+    <w:p>
+      <w:pPr>
+        <w:pStyle w:val="a3"/>
+        <w:numPr>
+          <w:ilvl w:val="0"/>
+          <w:numId w:val="4"/>
+        </w:numPr>
+        <w:spacing w:after="0" w:line="360" w:lineRule="auto"/>
+        <w:rPr>
+          <w:sz w:val="28"/>
+          <w:szCs w:val="28"/>
+        </w:rPr>
+      </w:pPr>
+      <w:r>
+        <w:rPr>
+          <w:sz w:val="28"/>
+          <w:szCs w:val="28"/>
+        </w:rPr>
+        <w:t xml:space="preserve">Ячейка </w:t>
+      </w:r>
+      <w:r>
+        <w:rPr>
+          <w:sz w:val="28"/>
+          <w:szCs w:val="28"/>
+        </w:rPr>
+        <w:t>(</w:t>
+      </w:r>
+      <w:r>
+        <w:rPr>
+          <w:b/>
+          <w:sz w:val="28"/>
+          <w:szCs w:val="28"/>
+        </w:rPr>
+        <w:t>[РК]</w:t>
+      </w:r>
+      <w:r>
+        <w:rPr>
+          <w:b/>
+          <w:sz w:val="28"/>
+          <w:szCs w:val="28"/>
+        </w:rPr>
+        <w:t xml:space="preserve"> Номер ячейки</w:t>
+      </w:r>
+      <w:r>
+        <w:rPr>
+          <w:sz w:val="28"/>
+          <w:szCs w:val="28"/>
+        </w:rPr>
+        <w:t>, Вместимость</w:t>
+      </w:r>
+      <w:r>
+        <w:rPr>
+          <w:sz w:val="28"/>
+          <w:szCs w:val="28"/>
+        </w:rPr>
+        <w:t xml:space="preserve">, </w:t>
+      </w:r>
+      <w:r>
+        <w:rPr>
+          <w:sz w:val="28"/>
+          <w:szCs w:val="28"/>
+        </w:rPr>
+        <w:t>Стеллаж, Полка</w:t>
+      </w:r>
+      <w:r>
+        <w:rPr>
+          <w:sz w:val="28"/>
+          <w:szCs w:val="28"/>
+        </w:rPr>
+        <w:t>);</w:t>
+      </w:r>
+    </w:p>
+    <w:p>
+      <w:pPr>
+        <w:pStyle w:val="a3"/>
+        <w:numPr>
+          <w:ilvl w:val="0"/>
+          <w:numId w:val="4"/>
+        </w:numPr>
+        <w:spacing w:after="0" w:line="360" w:lineRule="auto"/>
+        <w:rPr>
+          <w:sz w:val="28"/>
+          <w:szCs w:val="28"/>
+        </w:rPr>
+      </w:pPr>
+      <w:r>
+        <w:rPr>
+          <w:sz w:val="28"/>
+          <w:szCs w:val="28"/>
+        </w:rPr>
+        <w:t xml:space="preserve">Поставка </w:t>
+      </w:r>
+      <w:r>
+        <w:rPr>
+          <w:sz w:val="28"/>
+          <w:szCs w:val="28"/>
+        </w:rPr>
+        <w:t>(</w:t>
+      </w:r>
+      <w:r>
+        <w:rPr>
+          <w:b/>
+          <w:sz w:val="28"/>
+          <w:szCs w:val="28"/>
+        </w:rPr>
+        <w:t xml:space="preserve">[РК] Код </w:t>
+      </w:r>
+      <w:r>
+        <w:rPr>
+          <w:b/>
+          <w:sz w:val="28"/>
+          <w:szCs w:val="28"/>
+        </w:rPr>
+        <w:t>поставки</w:t>
+      </w:r>
+      <w:r>
+        <w:rPr>
+          <w:b/>
+          <w:sz w:val="28"/>
+          <w:szCs w:val="28"/>
+        </w:rPr>
+        <w:t xml:space="preserve">, </w:t>
+      </w:r>
+      <w:r>
+        <w:rPr>
+          <w:b/>
+          <w:sz w:val="28"/>
+          <w:szCs w:val="28"/>
+        </w:rPr>
+        <w:t>[</w:t>
+      </w:r>
+      <w:r>
+        <w:rPr>
+          <w:b/>
+          <w:sz w:val="28"/>
+          <w:szCs w:val="28"/>
+          <w:lang w:val="en-US"/>
+        </w:rPr>
+        <w:t>FK</w:t>
+      </w:r>
+      <w:r>
+        <w:rPr>
+          <w:b/>
+          <w:sz w:val="28"/>
+          <w:szCs w:val="28"/>
+        </w:rPr>
+        <w:t xml:space="preserve">] </w:t>
+      </w:r>
+      <w:r>
+        <w:rPr>
+          <w:b/>
+          <w:sz w:val="28"/>
+          <w:szCs w:val="28"/>
+        </w:rPr>
+        <w:t>Код склада</w:t>
+      </w:r>
+      <w:r>
+        <w:rPr>
+          <w:b/>
+          <w:sz w:val="28"/>
+          <w:szCs w:val="28"/>
+        </w:rPr>
+        <w:t>,</w:t>
+      </w:r>
+      <w:r>
+        <w:rPr>
+          <w:b/>
+          <w:sz w:val="28"/>
+          <w:szCs w:val="28"/>
+        </w:rPr>
+        <w:t xml:space="preserve"> [</w:t>
+      </w:r>
+      <w:r>
+        <w:rPr>
+          <w:b/>
+          <w:sz w:val="28"/>
+          <w:szCs w:val="28"/>
+          <w:lang w:val="en-US"/>
+        </w:rPr>
+        <w:t>FK</w:t>
+      </w:r>
+      <w:r>
+        <w:rPr>
+          <w:b/>
+          <w:sz w:val="28"/>
+          <w:szCs w:val="28"/>
+        </w:rPr>
+        <w:t>] ИНН поставщика</w:t>
+      </w:r>
+      <w:r>
+        <w:rPr>
+          <w:sz w:val="28"/>
+          <w:szCs w:val="28"/>
+        </w:rPr>
+        <w:t>,</w:t>
+      </w:r>
+      <w:r>
+        <w:rPr>
+          <w:sz w:val="28"/>
+          <w:szCs w:val="28"/>
+        </w:rPr>
+        <w:t xml:space="preserve"> </w:t>
+      </w:r>
+      <w:r>
+        <w:rPr>
+          <w:sz w:val="28"/>
+          <w:szCs w:val="28"/>
+        </w:rPr>
+        <w:t>Дата поставки</w:t>
+      </w:r>
+      <w:r>
+        <w:rPr>
+          <w:sz w:val="28"/>
+          <w:szCs w:val="28"/>
+        </w:rPr>
+        <w:t xml:space="preserve">, </w:t>
+      </w:r>
+      <w:r>
+        <w:rPr>
+          <w:sz w:val="28"/>
+          <w:szCs w:val="28"/>
+        </w:rPr>
+        <w:t>Итоговая стоимость)</w:t>
+      </w:r>
+      <w:r>
+        <w:rPr>
+          <w:sz w:val="28"/>
+          <w:szCs w:val="28"/>
+        </w:rPr>
+        <w:t>;</w:t>
+      </w:r>
+    </w:p>
+    <w:p>
+      <w:pPr>
+        <w:pStyle w:val="a3"/>
+        <w:numPr>
+          <w:ilvl w:val="0"/>
+          <w:numId w:val="4"/>
+        </w:numPr>
+        <w:spacing w:after="0" w:line="360" w:lineRule="auto"/>
+        <w:rPr>
+          <w:sz w:val="28"/>
+          <w:szCs w:val="28"/>
+        </w:rPr>
+      </w:pPr>
+      <w:r>
+        <w:rPr>
+          <w:sz w:val="28"/>
+          <w:szCs w:val="28"/>
+        </w:rPr>
+        <w:t xml:space="preserve">Товары в поставке </w:t>
+      </w:r>
+      <w:r>
+        <w:rPr>
+          <w:sz w:val="28"/>
+          <w:szCs w:val="28"/>
+        </w:rPr>
+        <w:t>(</w:t>
+      </w:r>
+      <w:r>
+        <w:rPr>
+          <w:b/>
+          <w:sz w:val="28"/>
+          <w:szCs w:val="28"/>
+        </w:rPr>
+        <w:t xml:space="preserve">[РК] Код </w:t>
+      </w:r>
+      <w:r>
+        <w:rPr>
+          <w:b/>
+          <w:sz w:val="28"/>
+          <w:szCs w:val="28"/>
+        </w:rPr>
+        <w:t>записи</w:t>
+      </w:r>
+      <w:r>
+        <w:rPr>
+          <w:sz w:val="28"/>
+          <w:szCs w:val="28"/>
+        </w:rPr>
+        <w:t xml:space="preserve">, </w:t>
+      </w:r>
+      <w:r>
+        <w:rPr>
+          <w:sz w:val="28"/>
+          <w:szCs w:val="28"/>
+          <w:u w:val="single"/>
+        </w:rPr>
+        <w:t>[</w:t>
+      </w:r>
+      <w:r>
+        <w:rPr>
+          <w:sz w:val="28"/>
+          <w:szCs w:val="28"/>
+          <w:u w:val="single"/>
+          <w:lang w:val="en-US"/>
+        </w:rPr>
+        <w:t>FK</w:t>
+      </w:r>
+      <w:r>
+        <w:rPr>
+          <w:sz w:val="28"/>
+          <w:szCs w:val="28"/>
+          <w:u w:val="single"/>
+        </w:rPr>
+        <w:t xml:space="preserve">] Артикул, </w:t>
+      </w:r>
+      <w:r>
+        <w:rPr>
+          <w:sz w:val="28"/>
+          <w:szCs w:val="28"/>
+          <w:u w:val="single"/>
+        </w:rPr>
+        <w:t>[</w:t>
+      </w:r>
+      <w:r>
+        <w:rPr>
+          <w:sz w:val="28"/>
+          <w:szCs w:val="28"/>
+          <w:u w:val="single"/>
+          <w:lang w:val="en-US"/>
+        </w:rPr>
+        <w:t>FK</w:t>
+      </w:r>
+      <w:r>
+        <w:rPr>
+          <w:sz w:val="28"/>
+          <w:szCs w:val="28"/>
+          <w:u w:val="single"/>
+        </w:rPr>
+        <w:t xml:space="preserve">] </w:t>
+      </w:r>
+      <w:r>
+        <w:rPr>
+          <w:sz w:val="28"/>
+          <w:szCs w:val="28"/>
+          <w:u w:val="single"/>
+        </w:rPr>
+        <w:t>Код поставки</w:t>
+      </w:r>
+      <w:r>
+        <w:rPr>
+          <w:sz w:val="28"/>
+          <w:szCs w:val="28"/>
+        </w:rPr>
+        <w:t xml:space="preserve">, </w:t>
+      </w:r>
+      <w:r>
+        <w:rPr>
+          <w:sz w:val="28"/>
+          <w:szCs w:val="28"/>
+        </w:rPr>
+        <w:t>Количество</w:t>
+      </w:r>
+      <w:r>
+        <w:rPr>
+          <w:sz w:val="28"/>
+          <w:szCs w:val="28"/>
+        </w:rPr>
+        <w:t>, Цена</w:t>
+      </w:r>
+      <w:r>
+        <w:rPr>
+          <w:sz w:val="28"/>
+          <w:szCs w:val="28"/>
+        </w:rPr>
+        <w:t>)</w:t>
+      </w:r>
+      <w:r>
+        <w:rPr>
+          <w:sz w:val="28"/>
+          <w:szCs w:val="28"/>
+        </w:rPr>
+        <w:t>;</w:t>
+      </w:r>
+    </w:p>
+    <w:p>
+      <w:pPr>
+        <w:pStyle w:val="a3"/>
+        <w:numPr>
+          <w:ilvl w:val="0"/>
+          <w:numId w:val="4"/>
+        </w:numPr>
+        <w:spacing w:after="0" w:line="360" w:lineRule="auto"/>
+        <w:rPr>
+          <w:sz w:val="28"/>
+          <w:szCs w:val="28"/>
+        </w:rPr>
+      </w:pPr>
+      <w:r>
+        <w:rPr>
+          <w:sz w:val="28"/>
+          <w:szCs w:val="28"/>
+        </w:rPr>
+        <w:t xml:space="preserve">Товары на складах </w:t>
+      </w:r>
+      <w:r>
+        <w:rPr>
+          <w:sz w:val="28"/>
+          <w:szCs w:val="28"/>
+        </w:rPr>
+        <w:t>(</w:t>
+      </w:r>
+      <w:r>
+        <w:rPr>
+          <w:b/>
+          <w:sz w:val="28"/>
+          <w:szCs w:val="28"/>
+        </w:rPr>
+        <w:t>[РК] Код записи</w:t>
+      </w:r>
+      <w:r>
+        <w:rPr>
+          <w:sz w:val="28"/>
+          <w:szCs w:val="28"/>
+        </w:rPr>
+        <w:t xml:space="preserve">, </w:t>
+      </w:r>
+      <w:r>
+        <w:rPr>
+          <w:sz w:val="28"/>
+          <w:szCs w:val="28"/>
+          <w:u w:val="single"/>
+        </w:rPr>
+        <w:t>[</w:t>
+      </w:r>
+      <w:r>
+        <w:rPr>
+          <w:sz w:val="28"/>
+          <w:szCs w:val="28"/>
+          <w:u w:val="single"/>
+          <w:lang w:val="en-US"/>
+        </w:rPr>
+        <w:t>F</w:t>
+      </w:r>
+      <w:r>
+        <w:rPr>
+          <w:sz w:val="28"/>
+          <w:szCs w:val="28"/>
+          <w:u w:val="single"/>
+        </w:rPr>
+        <w:t>К], Код записи</w:t>
+      </w:r>
+      <w:r>
+        <w:rPr>
+          <w:sz w:val="28"/>
+          <w:szCs w:val="28"/>
+          <w:u w:val="single"/>
+        </w:rPr>
+        <w:t>, [</w:t>
+      </w:r>
+      <w:r>
+        <w:rPr>
+          <w:sz w:val="28"/>
+          <w:szCs w:val="28"/>
+          <w:u w:val="single"/>
+          <w:lang w:val="en-US"/>
+        </w:rPr>
+        <w:t>FK</w:t>
+      </w:r>
+      <w:r>
+        <w:rPr>
+          <w:sz w:val="28"/>
+          <w:szCs w:val="28"/>
+          <w:u w:val="single"/>
+        </w:rPr>
+        <w:t>] Артикул</w:t>
+      </w:r>
+      <w:r>
+        <w:rPr>
+          <w:sz w:val="28"/>
+          <w:szCs w:val="28"/>
+          <w:u w:val="single"/>
+        </w:rPr>
+        <w:t xml:space="preserve"> товара</w:t>
+      </w:r>
+      <w:r>
+        <w:rPr>
+          <w:sz w:val="28"/>
+          <w:szCs w:val="28"/>
+          <w:u w:val="single"/>
+        </w:rPr>
+        <w:t>, [</w:t>
+      </w:r>
+      <w:r>
+        <w:rPr>
+          <w:sz w:val="28"/>
+          <w:szCs w:val="28"/>
+          <w:u w:val="single"/>
+          <w:lang w:val="en-US"/>
+        </w:rPr>
+        <w:t>FK</w:t>
+      </w:r>
+      <w:r>
+        <w:rPr>
+          <w:sz w:val="28"/>
+          <w:szCs w:val="28"/>
+          <w:u w:val="single"/>
+        </w:rPr>
+        <w:t>] Номер ячейки</w:t>
+      </w:r>
+      <w:r>
+        <w:rPr>
+          <w:sz w:val="28"/>
+          <w:szCs w:val="28"/>
+        </w:rPr>
+        <w:t>, Количество</w:t>
+      </w:r>
+      <w:r>
+        <w:rPr>
+          <w:sz w:val="28"/>
+          <w:szCs w:val="28"/>
+        </w:rPr>
+        <w:t>)</w:t>
+      </w:r>
+      <w:r>
+        <w:rPr>
+          <w:sz w:val="28"/>
+          <w:szCs w:val="28"/>
+        </w:rPr>
+        <w:t>;</w:t>
+      </w:r>
+    </w:p>
+    <w:p>
+      <w:pPr>
+        <w:pStyle w:val="a3"/>
+        <w:numPr>
+          <w:ilvl w:val="0"/>
+          <w:numId w:val="4"/>
+        </w:numPr>
+        <w:spacing w:after="0" w:line="360" w:lineRule="auto"/>
+        <w:rPr>
+          <w:sz w:val="28"/>
+          <w:szCs w:val="28"/>
+        </w:rPr>
+      </w:pPr>
+      <w:r>
+        <w:rPr>
+          <w:sz w:val="28"/>
+          <w:szCs w:val="28"/>
+        </w:rPr>
+        <w:t xml:space="preserve">Заказ </w:t>
+      </w:r>
+      <w:r>
+        <w:rPr>
+          <w:sz w:val="28"/>
+          <w:szCs w:val="28"/>
+        </w:rPr>
+        <w:t>(</w:t>
+      </w:r>
+      <w:r>
+        <w:rPr>
+          <w:b/>
+          <w:sz w:val="28"/>
+          <w:szCs w:val="28"/>
+        </w:rPr>
+        <w:t xml:space="preserve">[РК] Код </w:t>
+      </w:r>
+      <w:r>
+        <w:rPr>
+          <w:b/>
+          <w:sz w:val="28"/>
+          <w:szCs w:val="28"/>
+        </w:rPr>
+        <w:t>заказа</w:t>
+      </w:r>
+      <w:r>
+        <w:rPr>
+          <w:sz w:val="28"/>
+          <w:szCs w:val="28"/>
+          <w:u w:val="single"/>
+        </w:rPr>
+        <w:t>, [</w:t>
+      </w:r>
+      <w:r>
+        <w:rPr>
+          <w:sz w:val="28"/>
+          <w:szCs w:val="28"/>
+          <w:u w:val="single"/>
+          <w:lang w:val="en-US"/>
+        </w:rPr>
+        <w:t>FK</w:t>
+      </w:r>
+      <w:r>
+        <w:rPr>
+          <w:sz w:val="28"/>
+          <w:szCs w:val="28"/>
+          <w:u w:val="single"/>
+        </w:rPr>
+        <w:t xml:space="preserve">] </w:t>
+      </w:r>
+      <w:r>
+        <w:rPr>
+          <w:sz w:val="28"/>
+          <w:szCs w:val="28"/>
+          <w:u w:val="single"/>
+        </w:rPr>
+        <w:t>Код клиента</w:t>
+      </w:r>
+      <w:r>
+        <w:rPr>
+          <w:sz w:val="28"/>
+          <w:szCs w:val="28"/>
+          <w:u w:val="single"/>
+        </w:rPr>
+        <w:t>, [</w:t>
+      </w:r>
+      <w:r>
+        <w:rPr>
+          <w:sz w:val="28"/>
+          <w:szCs w:val="28"/>
+          <w:u w:val="single"/>
+          <w:lang w:val="en-US"/>
+        </w:rPr>
+        <w:t>FK</w:t>
+      </w:r>
+      <w:r>
+        <w:rPr>
+          <w:sz w:val="28"/>
+          <w:szCs w:val="28"/>
+          <w:u w:val="single"/>
+        </w:rPr>
+        <w:t xml:space="preserve">] </w:t>
+      </w:r>
+      <w:r>
+        <w:rPr>
+          <w:sz w:val="28"/>
+          <w:szCs w:val="28"/>
+          <w:u w:val="single"/>
+        </w:rPr>
+        <w:t>Код склада</w:t>
+      </w:r>
+      <w:r>
+        <w:rPr>
+          <w:sz w:val="28"/>
+          <w:szCs w:val="28"/>
+          <w:u w:val="single"/>
+        </w:rPr>
+        <w:t>,</w:t>
+      </w:r>
+      <w:r>
+        <w:rPr>
+          <w:sz w:val="28"/>
+          <w:szCs w:val="28"/>
+        </w:rPr>
+        <w:t xml:space="preserve"> </w:t>
+      </w:r>
+      <w:r>
+        <w:rPr>
+          <w:sz w:val="28"/>
+          <w:szCs w:val="28"/>
+        </w:rPr>
+        <w:t>Дата, Статус</w:t>
+      </w:r>
+      <w:r>
+        <w:rPr>
+          <w:sz w:val="28"/>
+          <w:szCs w:val="28"/>
+        </w:rPr>
+        <w:t>)</w:t>
+      </w:r>
+      <w:r>
+        <w:rPr>
+          <w:sz w:val="28"/>
+          <w:szCs w:val="28"/>
+        </w:rPr>
+        <w:t>;</w:t>
+      </w:r>
+    </w:p>
+    <w:p>
+      <w:pPr>
+        <w:pStyle w:val="a3"/>
+        <w:numPr>
+          <w:ilvl w:val="0"/>
+          <w:numId w:val="4"/>
+        </w:numPr>
+        <w:spacing w:after="0" w:line="360" w:lineRule="auto"/>
+        <w:rPr>
+          <w:sz w:val="28"/>
+          <w:szCs w:val="28"/>
+        </w:rPr>
+      </w:pPr>
+      <w:r>
+        <w:rPr>
+          <w:sz w:val="28"/>
+          <w:szCs w:val="28"/>
+        </w:rPr>
+        <w:t xml:space="preserve">Товары в заказе </w:t>
+      </w:r>
+      <w:r>
+        <w:rPr>
+          <w:sz w:val="28"/>
+          <w:szCs w:val="28"/>
+        </w:rPr>
+        <w:t>(</w:t>
+      </w:r>
+      <w:r>
+        <w:rPr>
+          <w:b/>
+          <w:sz w:val="28"/>
+          <w:szCs w:val="28"/>
+        </w:rPr>
+        <w:t xml:space="preserve">[РК] Код </w:t>
+      </w:r>
+      <w:r>
+        <w:rPr>
+          <w:b/>
+          <w:sz w:val="28"/>
+          <w:szCs w:val="28"/>
+        </w:rPr>
+        <w:t>записи</w:t>
+      </w:r>
+      <w:r>
+        <w:rPr>
+          <w:sz w:val="28"/>
+          <w:szCs w:val="28"/>
+          <w:u w:val="single"/>
+        </w:rPr>
+        <w:t>, [</w:t>
+      </w:r>
+      <w:r>
+        <w:rPr>
+          <w:sz w:val="28"/>
+          <w:szCs w:val="28"/>
+          <w:u w:val="single"/>
+          <w:lang w:val="en-US"/>
+        </w:rPr>
+        <w:t>FK</w:t>
+      </w:r>
+      <w:r>
+        <w:rPr>
+          <w:sz w:val="28"/>
+          <w:szCs w:val="28"/>
+          <w:u w:val="single"/>
+        </w:rPr>
+        <w:t>] Код склада, [</w:t>
+      </w:r>
+      <w:r>
+        <w:rPr>
+          <w:sz w:val="28"/>
+          <w:szCs w:val="28"/>
+          <w:u w:val="single"/>
+          <w:lang w:val="en-US"/>
+        </w:rPr>
+        <w:t>FK</w:t>
+      </w:r>
+      <w:r>
+        <w:rPr>
+          <w:sz w:val="28"/>
+          <w:szCs w:val="28"/>
+          <w:u w:val="single"/>
+        </w:rPr>
+        <w:t>] Артикул товара</w:t>
+      </w:r>
+      <w:r>
+        <w:rPr>
+          <w:sz w:val="28"/>
+          <w:szCs w:val="28"/>
+        </w:rPr>
+        <w:t xml:space="preserve">, </w:t>
+      </w:r>
+      <w:r>
+        <w:rPr>
+          <w:sz w:val="28"/>
+          <w:szCs w:val="28"/>
+        </w:rPr>
+        <w:t>Количество</w:t>
+      </w:r>
+      <w:r>
+        <w:rPr>
+          <w:sz w:val="28"/>
+          <w:szCs w:val="28"/>
+        </w:rPr>
+        <w:t xml:space="preserve">, </w:t>
+      </w:r>
+      <w:r>
+        <w:rPr>
+          <w:sz w:val="28"/>
+          <w:szCs w:val="28"/>
+        </w:rPr>
+        <w:t>Цена</w:t>
+      </w:r>
+      <w:r>
+        <w:rPr>
+          <w:sz w:val="28"/>
+          <w:szCs w:val="28"/>
+        </w:rPr>
+        <w:t>).</w:t>
+      </w:r>
+    </w:p>
+    <w:p>
+      <w:pPr>
+        <w:spacing w:after="0" w:line="360" w:lineRule="auto"/>
+        <w:ind w:left="0" w:firstLine="0"/>
+        <w:rPr>
+          <w:sz w:val="28"/>
+          <w:szCs w:val="28"/>
+        </w:rPr>
+      </w:pPr>
+    </w:p>
+    <w:p>
+      <w:pPr>
+        <w:pStyle w:val="a3"/>
+        <w:numPr>
+          <w:ilvl w:val="0"/>
+          <w:numId w:val="6"/>
+        </w:numPr>
+        <w:spacing w:after="0" w:line="360" w:lineRule="auto"/>
+        <w:rPr>
+          <w:sz w:val="28"/>
+          <w:szCs w:val="28"/>
+        </w:rPr>
+      </w:pPr>
+      <w:r>
+        <w:rPr>
+          <w:sz w:val="28"/>
+          <w:szCs w:val="28"/>
+        </w:rPr>
+        <w:lastRenderedPageBreak/>
+        <w:t>Определение связей (выделить 2 связываемые сущности, определить степень связи, выделить главную и дочернюю сущности, добавить внешний ключ в дочернюю сущность. Определить класс принадлежности связи)</w:t>
+      </w:r>
+    </w:p>
+    <w:p>
+      <w:pPr>
+        <w:pStyle w:val="a3"/>
+        <w:numPr>
+          <w:ilvl w:val="0"/>
+          <w:numId w:val="5"/>
+        </w:numPr>
+        <w:spacing w:after="0" w:line="360" w:lineRule="auto"/>
+        <w:rPr>
+          <w:sz w:val="28"/>
+          <w:szCs w:val="28"/>
+        </w:rPr>
+      </w:pPr>
+      <w:r>
+        <w:rPr>
+          <w:sz w:val="28"/>
+          <w:szCs w:val="28"/>
+        </w:rPr>
+        <w:t>Связь «один-к-одному» между сущностями «Пользователь» и «Сотрудник» образована парой первичного ключа «Код пользователя» из главной сущности «Пользователь» и внешнего ключа «Код сотрудника» из дочерней сущности «Сотрудник»</w:t>
+      </w:r>
+    </w:p>
+    <w:p>
+      <w:pPr>
+        <w:pStyle w:val="a3"/>
+        <w:numPr>
+          <w:ilvl w:val="0"/>
+          <w:numId w:val="5"/>
+        </w:numPr>
+        <w:spacing w:after="0" w:line="360" w:lineRule="auto"/>
+        <w:rPr>
+          <w:sz w:val="28"/>
+          <w:szCs w:val="28"/>
+        </w:rPr>
+      </w:pPr>
+      <w:r>
+        <w:rPr>
+          <w:sz w:val="28"/>
+          <w:szCs w:val="28"/>
+        </w:rPr>
+        <w:t>«Пользователь» 1 → 1 «Клиент»</w:t>
+      </w:r>
+    </w:p>
+    <w:p>
+      <w:pPr>
+        <w:pStyle w:val="a3"/>
+        <w:numPr>
+          <w:ilvl w:val="0"/>
+          <w:numId w:val="5"/>
+        </w:numPr>
+        <w:spacing w:after="0" w:line="360" w:lineRule="auto"/>
+        <w:rPr>
+          <w:sz w:val="28"/>
+          <w:szCs w:val="28"/>
+        </w:rPr>
+      </w:pPr>
+      <w:r>
+        <w:rPr>
+          <w:sz w:val="28"/>
+          <w:szCs w:val="28"/>
+        </w:rPr>
+        <w:t>«Отдел»</w:t>
+      </w:r>
+      <w:r>
+        <w:rPr>
+          <w:sz w:val="28"/>
+          <w:szCs w:val="28"/>
+        </w:rPr>
+        <w:t xml:space="preserve"> 1 → М</w:t>
+      </w:r>
+      <w:r>
+        <w:rPr>
+          <w:sz w:val="28"/>
+          <w:szCs w:val="28"/>
+        </w:rPr>
+        <w:t xml:space="preserve"> «Сотрудник»</w:t>
+      </w:r>
+    </w:p>
+    <w:p>
+      <w:pPr>
+        <w:pStyle w:val="a3"/>
+        <w:numPr>
+          <w:ilvl w:val="0"/>
+          <w:numId w:val="5"/>
+        </w:numPr>
+        <w:spacing w:after="0" w:line="360" w:lineRule="auto"/>
+        <w:rPr>
+          <w:sz w:val="28"/>
+          <w:szCs w:val="28"/>
+        </w:rPr>
+      </w:pPr>
+      <w:r>
+        <w:rPr>
+          <w:sz w:val="28"/>
+          <w:szCs w:val="28"/>
+        </w:rPr>
+        <w:t xml:space="preserve">«Должность» 1 → </w:t>
+      </w:r>
+      <w:r>
+        <w:rPr>
+          <w:sz w:val="28"/>
+          <w:szCs w:val="28"/>
+        </w:rPr>
+        <w:t>М</w:t>
+      </w:r>
+      <w:r>
+        <w:rPr>
+          <w:sz w:val="28"/>
+          <w:szCs w:val="28"/>
+        </w:rPr>
+        <w:t xml:space="preserve"> «Сотрудник»</w:t>
+      </w:r>
+    </w:p>
+    <w:p>
+      <w:pPr>
+        <w:pStyle w:val="a3"/>
+        <w:numPr>
+          <w:ilvl w:val="0"/>
+          <w:numId w:val="5"/>
+        </w:numPr>
+        <w:spacing w:after="0" w:line="360" w:lineRule="auto"/>
+        <w:rPr>
+          <w:sz w:val="28"/>
+          <w:szCs w:val="28"/>
+        </w:rPr>
+      </w:pPr>
+      <w:r>
+        <w:rPr>
+          <w:sz w:val="28"/>
+          <w:szCs w:val="28"/>
+        </w:rPr>
+        <w:t xml:space="preserve">Связь «Товар» </w:t>
+      </w:r>
+      <w:r>
+        <w:rPr>
+          <w:sz w:val="28"/>
+          <w:szCs w:val="28"/>
+        </w:rPr>
+        <w:t>М</w:t>
+      </w:r>
+      <w:r>
+        <w:rPr>
+          <w:sz w:val="28"/>
+          <w:szCs w:val="28"/>
+        </w:rPr>
+        <w:t xml:space="preserve"> → </w:t>
+      </w:r>
+      <w:r>
+        <w:rPr>
+          <w:sz w:val="28"/>
+          <w:szCs w:val="28"/>
+        </w:rPr>
+        <w:t>М</w:t>
+      </w:r>
+      <w:r>
+        <w:rPr>
+          <w:sz w:val="28"/>
+          <w:szCs w:val="28"/>
+        </w:rPr>
+        <w:t xml:space="preserve"> </w:t>
+      </w:r>
+      <w:r>
+        <w:rPr>
+          <w:sz w:val="28"/>
+          <w:szCs w:val="28"/>
+        </w:rPr>
+        <w:t>«Склад» была разбита на 2 связи:</w:t>
+      </w:r>
+    </w:p>
+    <w:p>
+      <w:pPr>
+        <w:pStyle w:val="a3"/>
+        <w:numPr>
+          <w:ilvl w:val="1"/>
+          <w:numId w:val="5"/>
+        </w:numPr>
+        <w:spacing w:after="0" w:line="360" w:lineRule="auto"/>
+        <w:rPr>
+          <w:sz w:val="28"/>
+          <w:szCs w:val="28"/>
+        </w:rPr>
+      </w:pPr>
+      <w:r>
+        <w:rPr>
+          <w:sz w:val="28"/>
+          <w:szCs w:val="28"/>
+        </w:rPr>
+        <w:t>«Товар» 1 → М «Товары на складах»</w:t>
+      </w:r>
+    </w:p>
+    <w:p>
+      <w:pPr>
+        <w:pStyle w:val="a3"/>
+        <w:numPr>
+          <w:ilvl w:val="1"/>
+          <w:numId w:val="5"/>
+        </w:numPr>
+        <w:spacing w:after="0" w:line="360" w:lineRule="auto"/>
+        <w:rPr>
+          <w:sz w:val="28"/>
+          <w:szCs w:val="28"/>
+        </w:rPr>
+      </w:pPr>
+      <w:r>
+        <w:rPr>
+          <w:sz w:val="28"/>
+          <w:szCs w:val="28"/>
+        </w:rPr>
+        <w:t>«Склад» 1 → М «Товары на складах»</w:t>
+      </w:r>
+    </w:p>
+    <w:p>
+      <w:pPr>
+        <w:pStyle w:val="a3"/>
+        <w:numPr>
+          <w:ilvl w:val="0"/>
+          <w:numId w:val="5"/>
+        </w:numPr>
+        <w:spacing w:after="0" w:line="360" w:lineRule="auto"/>
+        <w:rPr>
+          <w:sz w:val="28"/>
+          <w:szCs w:val="28"/>
+        </w:rPr>
+      </w:pPr>
+      <w:r>
+        <w:rPr>
+          <w:sz w:val="28"/>
+          <w:szCs w:val="28"/>
+        </w:rPr>
+        <w:t>Связь «Склад» М</w:t>
+      </w:r>
+      <w:r>
+        <w:rPr>
+          <w:sz w:val="28"/>
+          <w:szCs w:val="28"/>
+        </w:rPr>
+        <w:t xml:space="preserve"> → </w:t>
+      </w:r>
+      <w:r>
+        <w:rPr>
+          <w:sz w:val="28"/>
+          <w:szCs w:val="28"/>
+        </w:rPr>
+        <w:t>М</w:t>
+      </w:r>
+      <w:r>
+        <w:rPr>
+          <w:sz w:val="28"/>
+          <w:szCs w:val="28"/>
+        </w:rPr>
+        <w:t xml:space="preserve"> </w:t>
+      </w:r>
+      <w:r>
+        <w:rPr>
+          <w:sz w:val="28"/>
+          <w:szCs w:val="28"/>
+        </w:rPr>
+        <w:t>«Поставщик» была разбита на 2 связи</w:t>
+      </w:r>
+      <w:r>
+        <w:rPr>
+          <w:sz w:val="28"/>
+          <w:szCs w:val="28"/>
+        </w:rPr>
+        <w:t>:</w:t>
+      </w:r>
+    </w:p>
+    <w:p>
+      <w:pPr>
+        <w:pStyle w:val="a3"/>
+        <w:numPr>
+          <w:ilvl w:val="1"/>
+          <w:numId w:val="5"/>
+        </w:numPr>
+        <w:spacing w:after="0" w:line="360" w:lineRule="auto"/>
+        <w:rPr>
+          <w:sz w:val="28"/>
+          <w:szCs w:val="28"/>
+        </w:rPr>
+      </w:pPr>
+      <w:r>
+        <w:rPr>
+          <w:sz w:val="28"/>
+          <w:szCs w:val="28"/>
+        </w:rPr>
+        <w:t xml:space="preserve">«Склад» </w:t>
+      </w:r>
+      <w:r>
+        <w:rPr>
+          <w:sz w:val="28"/>
+          <w:szCs w:val="28"/>
+          <w:lang w:val="en-US"/>
+        </w:rPr>
+        <w:t xml:space="preserve">1 → </w:t>
+      </w:r>
+      <w:r>
+        <w:rPr>
+          <w:sz w:val="28"/>
+          <w:szCs w:val="28"/>
+        </w:rPr>
+        <w:t>М</w:t>
+      </w:r>
+      <w:r>
+        <w:rPr>
+          <w:sz w:val="28"/>
+          <w:szCs w:val="28"/>
+          <w:lang w:val="en-US"/>
+        </w:rPr>
+        <w:t xml:space="preserve"> </w:t>
+      </w:r>
+      <w:r>
+        <w:rPr>
+          <w:sz w:val="28"/>
+          <w:szCs w:val="28"/>
+        </w:rPr>
+        <w:t>«Поставка»</w:t>
+      </w:r>
+    </w:p>
+    <w:p>
+      <w:pPr>
+        <w:pStyle w:val="a3"/>
+        <w:numPr>
+          <w:ilvl w:val="1"/>
+          <w:numId w:val="5"/>
+        </w:numPr>
+        <w:spacing w:after="0" w:line="360" w:lineRule="auto"/>
+        <w:rPr>
+          <w:sz w:val="28"/>
+          <w:szCs w:val="28"/>
+        </w:rPr>
+      </w:pPr>
+      <w:r>
+        <w:rPr>
+          <w:sz w:val="28"/>
+          <w:szCs w:val="28"/>
+        </w:rPr>
+        <w:t>«Поставщик» 1 → М «Поставка»</w:t>
+      </w:r>
+    </w:p>
+    <w:p>
+      <w:pPr>
+        <w:pStyle w:val="a3"/>
+        <w:numPr>
+          <w:ilvl w:val="0"/>
+          <w:numId w:val="5"/>
+        </w:numPr>
+        <w:spacing w:after="0" w:line="360" w:lineRule="auto"/>
+        <w:rPr>
+          <w:sz w:val="28"/>
+          <w:szCs w:val="28"/>
+        </w:rPr>
+      </w:pPr>
+      <w:r>
+        <w:rPr>
+          <w:sz w:val="28"/>
+          <w:szCs w:val="28"/>
+        </w:rPr>
+        <w:t>Связь «Поставка» М → М «Товар» была разбита на 2 связи:</w:t>
+      </w:r>
+    </w:p>
+    <w:p>
+      <w:pPr>
+        <w:pStyle w:val="a3"/>
+        <w:numPr>
+          <w:ilvl w:val="1"/>
+          <w:numId w:val="5"/>
+        </w:numPr>
+        <w:spacing w:after="0" w:line="360" w:lineRule="auto"/>
+        <w:rPr>
+          <w:sz w:val="28"/>
+          <w:szCs w:val="28"/>
+        </w:rPr>
+      </w:pPr>
+      <w:r>
+        <w:rPr>
+          <w:sz w:val="28"/>
+          <w:szCs w:val="28"/>
+        </w:rPr>
+        <w:t>«Поставка» 1 → М «Товары в поставке»</w:t>
+      </w:r>
+    </w:p>
+    <w:p>
+      <w:pPr>
+        <w:pStyle w:val="a3"/>
+        <w:numPr>
+          <w:ilvl w:val="1"/>
+          <w:numId w:val="5"/>
+        </w:numPr>
+        <w:spacing w:after="0" w:line="360" w:lineRule="auto"/>
+        <w:rPr>
+          <w:sz w:val="28"/>
+          <w:szCs w:val="28"/>
+        </w:rPr>
+      </w:pPr>
+      <w:r>
+        <w:rPr>
+          <w:sz w:val="28"/>
+          <w:szCs w:val="28"/>
+        </w:rPr>
+        <w:t>«Товар» 1 → М «Товары в поставке»</w:t>
+      </w:r>
+    </w:p>
+    <w:p>
+      <w:pPr>
+        <w:pStyle w:val="a3"/>
+        <w:numPr>
+          <w:ilvl w:val="0"/>
+          <w:numId w:val="5"/>
+        </w:numPr>
+        <w:spacing w:after="0" w:line="360" w:lineRule="auto"/>
+        <w:rPr>
+          <w:sz w:val="28"/>
+          <w:szCs w:val="28"/>
+        </w:rPr>
+      </w:pPr>
+      <w:r>
+        <w:rPr>
+          <w:sz w:val="28"/>
+          <w:szCs w:val="28"/>
+        </w:rPr>
+        <w:t>Связь «</w:t>
+      </w:r>
+      <w:r>
+        <w:rPr>
+          <w:sz w:val="28"/>
+          <w:szCs w:val="28"/>
+        </w:rPr>
+        <w:t>Склад</w:t>
+      </w:r>
+      <w:r>
+        <w:rPr>
+          <w:sz w:val="28"/>
+          <w:szCs w:val="28"/>
+        </w:rPr>
+        <w:t>» М → М «</w:t>
+      </w:r>
+      <w:r>
+        <w:rPr>
+          <w:sz w:val="28"/>
+          <w:szCs w:val="28"/>
+        </w:rPr>
+        <w:t>Ячейка</w:t>
+      </w:r>
+      <w:r>
+        <w:rPr>
+          <w:sz w:val="28"/>
+          <w:szCs w:val="28"/>
+        </w:rPr>
+        <w:t>» была разбита на 2 связи:</w:t>
+      </w:r>
+    </w:p>
+    <w:p>
+      <w:pPr>
+        <w:pStyle w:val="a3"/>
+        <w:numPr>
+          <w:ilvl w:val="1"/>
+          <w:numId w:val="5"/>
+        </w:numPr>
+        <w:spacing w:after="0" w:line="360" w:lineRule="auto"/>
+        <w:rPr>
+          <w:sz w:val="28"/>
+          <w:szCs w:val="28"/>
+        </w:rPr>
+      </w:pPr>
+      <w:r>
+        <w:rPr>
+          <w:sz w:val="28"/>
+          <w:szCs w:val="28"/>
+        </w:rPr>
+        <w:t>«Склад» 1 → М «Товары на складах»</w:t>
+      </w:r>
+    </w:p>
+    <w:p>
+      <w:pPr>
+        <w:pStyle w:val="a3"/>
+        <w:numPr>
+          <w:ilvl w:val="1"/>
+          <w:numId w:val="5"/>
+        </w:numPr>
+        <w:spacing w:after="0" w:line="360" w:lineRule="auto"/>
+        <w:rPr>
+          <w:sz w:val="28"/>
+          <w:szCs w:val="28"/>
+        </w:rPr>
+      </w:pPr>
+      <w:r>
+        <w:rPr>
+          <w:sz w:val="28"/>
+          <w:szCs w:val="28"/>
+        </w:rPr>
+        <w:t>«Ячейка» 1 → М «</w:t>
+      </w:r>
+      <w:r>
+        <w:rPr>
+          <w:sz w:val="28"/>
+          <w:szCs w:val="28"/>
+        </w:rPr>
+        <w:t>Товары на складах</w:t>
+      </w:r>
+      <w:r>
+        <w:rPr>
+          <w:sz w:val="28"/>
+          <w:szCs w:val="28"/>
+        </w:rPr>
+        <w:t>»</w:t>
+      </w:r>
+    </w:p>
+    <w:p>
+      <w:pPr>
+        <w:pStyle w:val="a3"/>
+        <w:numPr>
+          <w:ilvl w:val="0"/>
+          <w:numId w:val="5"/>
+        </w:numPr>
+        <w:spacing w:after="0" w:line="360" w:lineRule="auto"/>
+        <w:rPr>
+          <w:sz w:val="28"/>
+          <w:szCs w:val="28"/>
+        </w:rPr>
+      </w:pPr>
+      <w:r>
+        <w:rPr>
+          <w:sz w:val="28"/>
+          <w:szCs w:val="28"/>
+        </w:rPr>
+        <w:t>Связь «Клиент» М → М «Склад» была разбита на 2 связи:</w:t>
+      </w:r>
+    </w:p>
+    <w:p>
+      <w:pPr>
+        <w:pStyle w:val="a3"/>
+        <w:numPr>
+          <w:ilvl w:val="1"/>
+          <w:numId w:val="5"/>
+        </w:numPr>
+        <w:spacing w:after="0" w:line="360" w:lineRule="auto"/>
+        <w:rPr>
+          <w:sz w:val="28"/>
+          <w:szCs w:val="28"/>
+        </w:rPr>
+      </w:pPr>
+      <w:r>
+        <w:rPr>
+          <w:sz w:val="28"/>
+          <w:szCs w:val="28"/>
+        </w:rPr>
+        <w:t>«Клиент» 1 → М «Заказ»</w:t>
+      </w:r>
+    </w:p>
+    <w:p>
+      <w:pPr>
+        <w:pStyle w:val="a3"/>
+        <w:numPr>
+          <w:ilvl w:val="1"/>
+          <w:numId w:val="5"/>
+        </w:numPr>
+        <w:spacing w:after="0" w:line="360" w:lineRule="auto"/>
+        <w:rPr>
+          <w:sz w:val="28"/>
+          <w:szCs w:val="28"/>
+        </w:rPr>
+      </w:pPr>
+      <w:r>
+        <w:rPr>
+          <w:sz w:val="28"/>
+          <w:szCs w:val="28"/>
+        </w:rPr>
+        <w:t>«Склад» 1 → М «Заказ»</w:t>
+      </w:r>
+    </w:p>
+    <w:p>
+      <w:pPr>
+        <w:pStyle w:val="a3"/>
+        <w:numPr>
+          <w:ilvl w:val="0"/>
+          <w:numId w:val="5"/>
+        </w:numPr>
+        <w:spacing w:after="0" w:line="360" w:lineRule="auto"/>
+        <w:rPr>
+          <w:sz w:val="28"/>
+          <w:szCs w:val="28"/>
+        </w:rPr>
+      </w:pPr>
+      <w:r>
+        <w:rPr>
+          <w:sz w:val="28"/>
+          <w:szCs w:val="28"/>
+        </w:rPr>
+        <w:t>Связь «Заказ» М → М «Товар» была разбита на 2 связи:</w:t>
+      </w:r>
+    </w:p>
+    <w:p>
+      <w:pPr>
+        <w:pStyle w:val="a3"/>
+        <w:numPr>
+          <w:ilvl w:val="1"/>
+          <w:numId w:val="5"/>
+        </w:numPr>
+        <w:spacing w:after="0" w:line="360" w:lineRule="auto"/>
+        <w:rPr>
+          <w:sz w:val="28"/>
+          <w:szCs w:val="28"/>
+        </w:rPr>
+      </w:pPr>
+      <w:r>
+        <w:rPr>
+          <w:sz w:val="28"/>
+          <w:szCs w:val="28"/>
+        </w:rPr>
+        <w:t>«Заказ» 1 → М «Товары в заказе»</w:t>
+      </w:r>
+    </w:p>
+    <w:p>
+      <w:pPr>
+        <w:pStyle w:val="a3"/>
+        <w:numPr>
+          <w:ilvl w:val="1"/>
+          <w:numId w:val="5"/>
+        </w:numPr>
+        <w:spacing w:after="0" w:line="360" w:lineRule="auto"/>
+        <w:rPr>
+          <w:sz w:val="28"/>
+          <w:szCs w:val="28"/>
+        </w:rPr>
+      </w:pPr>
+      <w:r>
+        <w:rPr>
+          <w:sz w:val="28"/>
+          <w:szCs w:val="28"/>
+        </w:rPr>
+        <w:t>«Товар» 1 → М «Товары в заказе»</w:t>
+      </w:r>
+    </w:p>
+    <w:p>
+      <w:pPr>
+        <w:pStyle w:val="a3"/>
+        <w:numPr>
+          <w:ilvl w:val="0"/>
+          <w:numId w:val="5"/>
+        </w:numPr>
+        <w:spacing w:after="0" w:line="360" w:lineRule="auto"/>
+        <w:rPr>
+          <w:sz w:val="28"/>
+          <w:szCs w:val="28"/>
+        </w:rPr>
+      </w:pPr>
+    </w:p>
+    <w:p>
+      <w:pPr>
+        <w:spacing w:after="0" w:line="360" w:lineRule="auto"/>
+        <w:rPr>
+          <w:sz w:val="28"/>
+          <w:szCs w:val="28"/>
+        </w:rPr>
+      </w:pPr>
+    </w:p>
+    <w:p>
+      <w:pPr>
+        <w:pStyle w:val="a3"/>
+        <w:numPr>
+          <w:ilvl w:val="0"/>
+          <w:numId w:val="6"/>
+        </w:numPr>
+        <w:spacing w:after="0" w:line="360" w:lineRule="auto"/>
+        <w:rPr>
+          <w:sz w:val="28"/>
+          <w:szCs w:val="28"/>
+        </w:rPr>
+      </w:pPr>
+      <w:r>
+        <w:rPr>
+          <w:sz w:val="28"/>
+          <w:szCs w:val="28"/>
+        </w:rPr>
+        <w:t xml:space="preserve"> Определение ограничений целостности</w:t>
+      </w:r>
+      <w:r>
+        <w:rPr>
+          <w:sz w:val="28"/>
+          <w:szCs w:val="28"/>
+        </w:rPr>
+        <w:t xml:space="preserve"> </w:t>
+      </w:r>
+    </w:p>
+    <w:p>
+      <w:pPr>
+        <w:pStyle w:val="a3"/>
+        <w:numPr>
+          <w:ilvl w:val="0"/>
+          <w:numId w:val="7"/>
+        </w:numPr>
+        <w:spacing w:after="0" w:line="360" w:lineRule="auto"/>
+        <w:rPr>
+          <w:sz w:val="28"/>
+          <w:szCs w:val="28"/>
+        </w:rPr>
+      </w:pPr>
+      <w:proofErr w:type="gramStart"/>
+      <w:r>
+        <w:rPr>
+          <w:sz w:val="28"/>
+          <w:szCs w:val="28"/>
+        </w:rPr>
+        <w:t>Товар</w:t>
+      </w:r>
+      <w:r>
+        <w:rPr>
+          <w:sz w:val="28"/>
+          <w:szCs w:val="28"/>
+          <w:lang w:val="en-US"/>
+        </w:rPr>
+        <w:t>.</w:t>
+      </w:r>
+      <w:r>
+        <w:rPr>
+          <w:sz w:val="28"/>
+          <w:szCs w:val="28"/>
+        </w:rPr>
+        <w:t>Цена</w:t>
+      </w:r>
+      <w:r>
+        <w:rPr>
+          <w:sz w:val="28"/>
+          <w:szCs w:val="28"/>
+        </w:rPr>
+        <w:t xml:space="preserve"> </w:t>
+      </w:r>
+      <w:r>
+        <w:rPr>
+          <w:sz w:val="28"/>
+          <w:szCs w:val="28"/>
+        </w:rPr>
+        <w:t>&gt;</w:t>
+      </w:r>
+      <w:proofErr w:type="gramEnd"/>
+      <w:r>
+        <w:rPr>
+          <w:sz w:val="28"/>
+          <w:szCs w:val="28"/>
+        </w:rPr>
+        <w:t xml:space="preserve"> 0</w:t>
+      </w:r>
+      <w:r>
+        <w:rPr>
+          <w:sz w:val="28"/>
+          <w:szCs w:val="28"/>
+          <w:lang w:val="en-US"/>
+        </w:rPr>
+        <w:t>;</w:t>
+      </w:r>
+    </w:p>
+    <w:p>
+      <w:pPr>
+        <w:pStyle w:val="a3"/>
+        <w:numPr>
+          <w:ilvl w:val="0"/>
+          <w:numId w:val="7"/>
+        </w:numPr>
+        <w:spacing w:after="0" w:line="360" w:lineRule="auto"/>
+        <w:rPr>
+          <w:sz w:val="28"/>
+          <w:szCs w:val="28"/>
+        </w:rPr>
+      </w:pPr>
+      <w:proofErr w:type="spellStart"/>
+      <w:r>
+        <w:rPr>
+          <w:sz w:val="28"/>
+          <w:szCs w:val="28"/>
+        </w:rPr>
+        <w:t>Товар.Срок_годности</w:t>
+      </w:r>
+      <w:proofErr w:type="spellEnd"/>
+      <w:r>
+        <w:rPr>
+          <w:sz w:val="28"/>
+          <w:szCs w:val="28"/>
+        </w:rPr>
+        <w:t>(дней</w:t>
+      </w:r>
+      <w:proofErr w:type="gramStart"/>
+      <w:r>
+        <w:rPr>
+          <w:sz w:val="28"/>
+          <w:szCs w:val="28"/>
+        </w:rPr>
+        <w:t xml:space="preserve">) </w:t>
+      </w:r>
+      <w:r>
+        <w:rPr>
+          <w:sz w:val="28"/>
+          <w:szCs w:val="28"/>
+          <w:lang w:val="en-US"/>
+        </w:rPr>
+        <w:t>&gt;</w:t>
+      </w:r>
+      <w:proofErr w:type="gramEnd"/>
+      <w:r>
+        <w:rPr>
+          <w:sz w:val="28"/>
+          <w:szCs w:val="28"/>
+          <w:lang w:val="en-US"/>
+        </w:rPr>
+        <w:t xml:space="preserve"> </w:t>
+      </w:r>
+      <w:r>
+        <w:rPr>
+          <w:sz w:val="28"/>
+          <w:szCs w:val="28"/>
+        </w:rPr>
+        <w:t>0</w:t>
+      </w:r>
+      <w:r>
+        <w:rPr>
+          <w:sz w:val="28"/>
+          <w:szCs w:val="28"/>
+          <w:lang w:val="en-US"/>
+        </w:rPr>
+        <w:t>;</w:t>
+      </w:r>
+    </w:p>
+    <w:p>
+      <w:pPr>
+        <w:pStyle w:val="a3"/>
+        <w:numPr>
+          <w:ilvl w:val="0"/>
+          <w:numId w:val="7"/>
+        </w:numPr>
+        <w:spacing w:after="0" w:line="360" w:lineRule="auto"/>
+        <w:rPr>
+          <w:sz w:val="28"/>
+          <w:szCs w:val="28"/>
+        </w:rPr>
+      </w:pPr>
+      <w:proofErr w:type="spellStart"/>
+      <w:r>
+        <w:rPr>
+          <w:sz w:val="28"/>
+          <w:szCs w:val="28"/>
+        </w:rPr>
+        <w:t>Поставщик.ИНН</w:t>
+      </w:r>
+      <w:proofErr w:type="spellEnd"/>
+      <w:r>
+        <w:rPr>
+          <w:sz w:val="28"/>
+          <w:szCs w:val="28"/>
+        </w:rPr>
+        <w:t xml:space="preserve"> соответствует маске «999999999999»</w:t>
+      </w:r>
+      <w:r>
+        <w:rPr>
+          <w:sz w:val="28"/>
+          <w:szCs w:val="28"/>
+        </w:rPr>
+        <w:t>;</w:t>
+      </w:r>
+    </w:p>
+    <w:p>
+      <w:pPr>
+        <w:pStyle w:val="a3"/>
+        <w:numPr>
+          <w:ilvl w:val="0"/>
+          <w:numId w:val="7"/>
+        </w:numPr>
+        <w:spacing w:after="0" w:line="360" w:lineRule="auto"/>
+        <w:rPr>
+          <w:sz w:val="28"/>
+          <w:szCs w:val="28"/>
+        </w:rPr>
+      </w:pPr>
+      <w:proofErr w:type="spellStart"/>
+      <w:r>
+        <w:rPr>
+          <w:sz w:val="28"/>
+          <w:szCs w:val="28"/>
+        </w:rPr>
+        <w:t>Пользователь.Дата_рождения</w:t>
+      </w:r>
+      <w:proofErr w:type="spellEnd"/>
+      <w:r>
+        <w:rPr>
+          <w:sz w:val="28"/>
+          <w:szCs w:val="28"/>
+        </w:rPr>
+        <w:t xml:space="preserve"> </w:t>
+      </w:r>
+      <w:r>
+        <w:rPr>
+          <w:sz w:val="28"/>
+          <w:szCs w:val="28"/>
+          <w:lang w:val="en-US"/>
+        </w:rPr>
+        <w:t>&lt;=</w:t>
+      </w:r>
+      <w:r>
+        <w:rPr>
+          <w:sz w:val="28"/>
+          <w:szCs w:val="28"/>
+        </w:rPr>
+        <w:t xml:space="preserve"> </w:t>
+      </w:r>
+      <w:proofErr w:type="spellStart"/>
+      <w:r>
+        <w:rPr>
+          <w:sz w:val="28"/>
+          <w:szCs w:val="28"/>
+        </w:rPr>
+        <w:t>текущая_дата</w:t>
+      </w:r>
+      <w:proofErr w:type="spellEnd"/>
+    </w:p>
+    <w:p>
+      <w:pPr>
+        <w:pStyle w:val="a3"/>
+        <w:numPr>
+          <w:ilvl w:val="0"/>
+          <w:numId w:val="7"/>
+        </w:numPr>
+        <w:spacing w:after="0" w:line="360" w:lineRule="auto"/>
+        <w:rPr>
+          <w:sz w:val="28"/>
+          <w:szCs w:val="28"/>
+        </w:rPr>
+      </w:pPr>
+      <w:proofErr w:type="spellStart"/>
+      <w:r>
+        <w:rPr>
+          <w:sz w:val="28"/>
+          <w:szCs w:val="28"/>
+        </w:rPr>
+        <w:t>Пользователь.Пол</w:t>
+      </w:r>
+      <w:proofErr w:type="spellEnd"/>
+      <w:r>
+        <w:rPr>
+          <w:sz w:val="28"/>
+          <w:szCs w:val="28"/>
+        </w:rPr>
+        <w:t xml:space="preserve"> входит в набор [Мужской, Женский, …]</w:t>
+      </w:r>
+    </w:p>
+    <w:p>
+      <w:pPr>
+        <w:pStyle w:val="a3"/>
+        <w:numPr>
+          <w:ilvl w:val="0"/>
+          <w:numId w:val="7"/>
+        </w:numPr>
+        <w:spacing w:after="0" w:line="360" w:lineRule="auto"/>
+        <w:rPr>
+          <w:sz w:val="28"/>
+          <w:szCs w:val="28"/>
+        </w:rPr>
+      </w:pPr>
+      <w:proofErr w:type="spellStart"/>
+      <w:r>
+        <w:rPr>
+          <w:sz w:val="28"/>
+          <w:szCs w:val="28"/>
+        </w:rPr>
+        <w:t>Сотрудник.Рейтинг</w:t>
+      </w:r>
+      <w:proofErr w:type="spellEnd"/>
+      <w:r>
+        <w:rPr>
+          <w:sz w:val="28"/>
+          <w:szCs w:val="28"/>
+        </w:rPr>
+        <w:t xml:space="preserve"> между 0 и 10 (оператор</w:t>
+      </w:r>
+      <w:r>
+        <w:rPr>
+          <w:sz w:val="28"/>
+          <w:szCs w:val="28"/>
+        </w:rPr>
+        <w:t xml:space="preserve"> </w:t>
+      </w:r>
+      <w:r>
+        <w:rPr>
+          <w:sz w:val="28"/>
+          <w:szCs w:val="28"/>
+          <w:lang w:val="en-US"/>
+        </w:rPr>
+        <w:t>between</w:t>
+      </w:r>
+      <w:r>
+        <w:rPr>
+          <w:sz w:val="28"/>
+          <w:szCs w:val="28"/>
+        </w:rPr>
+        <w:t xml:space="preserve"> в </w:t>
+      </w:r>
+      <w:r>
+        <w:rPr>
+          <w:sz w:val="28"/>
+          <w:szCs w:val="28"/>
+          <w:lang w:val="en-US"/>
+        </w:rPr>
+        <w:t>SQL</w:t>
+      </w:r>
+      <w:r>
+        <w:rPr>
+          <w:sz w:val="28"/>
+          <w:szCs w:val="28"/>
+        </w:rPr>
+        <w:t>)</w:t>
+      </w:r>
+    </w:p>
+    <w:p>
+      <w:pPr>
+        <w:pStyle w:val="a3"/>
+        <w:numPr>
+          <w:ilvl w:val="0"/>
+          <w:numId w:val="7"/>
+        </w:numPr>
+        <w:spacing w:after="0" w:line="360" w:lineRule="auto"/>
+        <w:rPr>
+          <w:sz w:val="28"/>
+          <w:szCs w:val="28"/>
+        </w:rPr>
+      </w:pPr>
+      <w:proofErr w:type="spellStart"/>
+      <w:r>
+        <w:rPr>
+          <w:sz w:val="28"/>
+          <w:szCs w:val="28"/>
+        </w:rPr>
+        <w:t>Сотрудник.Тип_рабочего_договора</w:t>
+      </w:r>
+      <w:proofErr w:type="spellEnd"/>
+      <w:r>
+        <w:rPr>
+          <w:sz w:val="28"/>
+          <w:szCs w:val="28"/>
+        </w:rPr>
+        <w:t xml:space="preserve"> входит в набор </w:t>
+      </w:r>
+      <w:r>
+        <w:rPr>
+          <w:sz w:val="28"/>
+          <w:szCs w:val="28"/>
+        </w:rPr>
+        <w:t>[</w:t>
+      </w:r>
+      <w:r>
+        <w:rPr>
+          <w:sz w:val="28"/>
+          <w:szCs w:val="28"/>
+        </w:rPr>
+        <w:t xml:space="preserve">Штатный, </w:t>
+      </w:r>
+      <w:proofErr w:type="gramStart"/>
+      <w:r>
+        <w:rPr>
+          <w:sz w:val="28"/>
+          <w:szCs w:val="28"/>
+        </w:rPr>
+        <w:t>По</w:t>
+      </w:r>
+      <w:proofErr w:type="gramEnd"/>
+      <w:r>
+        <w:rPr>
+          <w:sz w:val="28"/>
+          <w:szCs w:val="28"/>
+        </w:rPr>
+        <w:t xml:space="preserve"> договору</w:t>
+      </w:r>
+      <w:r>
+        <w:rPr>
+          <w:sz w:val="28"/>
+          <w:szCs w:val="28"/>
+        </w:rPr>
+        <w:t>]</w:t>
+      </w:r>
+    </w:p>
+    <w:p>
+      <w:pPr>
+        <w:pStyle w:val="a3"/>
+        <w:numPr>
+          <w:ilvl w:val="0"/>
+          <w:numId w:val="7"/>
+        </w:numPr>
+        <w:spacing w:after="0" w:line="360" w:lineRule="auto"/>
+        <w:rPr>
+          <w:sz w:val="28"/>
+          <w:szCs w:val="28"/>
+        </w:rPr>
+      </w:pPr>
+      <w:r>
+        <w:rPr>
+          <w:sz w:val="28"/>
+          <w:szCs w:val="28"/>
+        </w:rPr>
+        <w:t>Клиент.</w:t>
+      </w:r>
+      <w:r>
+        <w:rPr>
+          <w:sz w:val="28"/>
+          <w:szCs w:val="28"/>
+          <w:lang w:val="en-US"/>
+        </w:rPr>
+        <w:t>email</w:t>
+      </w:r>
+      <w:r>
+        <w:rPr>
+          <w:sz w:val="28"/>
+          <w:szCs w:val="28"/>
+        </w:rPr>
+        <w:t xml:space="preserve"> </w:t>
+      </w:r>
+      <w:r>
+        <w:rPr>
+          <w:sz w:val="28"/>
+          <w:szCs w:val="28"/>
+        </w:rPr>
+        <w:t>валидный адрес электронной почты</w:t>
+      </w:r>
+    </w:p>
+    <w:p>
+      <w:pPr>
+        <w:pStyle w:val="a3"/>
+        <w:numPr>
+          <w:ilvl w:val="0"/>
+          <w:numId w:val="7"/>
+        </w:numPr>
+        <w:spacing w:after="0" w:line="360" w:lineRule="auto"/>
+        <w:rPr>
+          <w:sz w:val="28"/>
+          <w:szCs w:val="28"/>
+        </w:rPr>
+      </w:pPr>
+      <w:proofErr w:type="spellStart"/>
+      <w:r>
+        <w:rPr>
+          <w:sz w:val="28"/>
+          <w:szCs w:val="28"/>
+        </w:rPr>
+        <w:t>Клиент.Телефон</w:t>
+      </w:r>
+      <w:proofErr w:type="spellEnd"/>
+      <w:r>
+        <w:rPr>
+          <w:sz w:val="28"/>
+          <w:szCs w:val="28"/>
+        </w:rPr>
+        <w:t xml:space="preserve"> соответствует маске «+9 (999) 999-99-99»</w:t>
+      </w:r>
+    </w:p>
+    <w:p>
+      <w:pPr>
+        <w:pStyle w:val="a3"/>
+        <w:numPr>
+          <w:ilvl w:val="0"/>
+          <w:numId w:val="7"/>
+        </w:numPr>
+        <w:spacing w:after="0" w:line="360" w:lineRule="auto"/>
+        <w:rPr>
+          <w:sz w:val="28"/>
+          <w:szCs w:val="28"/>
+        </w:rPr>
+      </w:pPr>
+      <w:proofErr w:type="spellStart"/>
+      <w:r>
+        <w:rPr>
+          <w:sz w:val="28"/>
+          <w:szCs w:val="28"/>
+        </w:rPr>
+        <w:t>Отдел.Дата_основания</w:t>
+      </w:r>
+      <w:proofErr w:type="spellEnd"/>
+      <w:r>
+        <w:rPr>
+          <w:sz w:val="28"/>
+          <w:szCs w:val="28"/>
+        </w:rPr>
+        <w:t xml:space="preserve"> </w:t>
+      </w:r>
+      <w:r>
+        <w:rPr>
+          <w:sz w:val="28"/>
+          <w:szCs w:val="28"/>
+          <w:lang w:val="en-US"/>
+        </w:rPr>
+        <w:t xml:space="preserve">&lt;= </w:t>
+      </w:r>
+      <w:r>
+        <w:rPr>
+          <w:sz w:val="28"/>
+          <w:szCs w:val="28"/>
+        </w:rPr>
+        <w:t>Текущая дата</w:t>
+      </w:r>
+    </w:p>
+    <w:p>
+      <w:pPr>
+        <w:pStyle w:val="a3"/>
+        <w:numPr>
+          <w:ilvl w:val="0"/>
+          <w:numId w:val="7"/>
+        </w:numPr>
+        <w:spacing w:after="0" w:line="360" w:lineRule="auto"/>
+        <w:rPr>
+          <w:sz w:val="28"/>
+          <w:szCs w:val="28"/>
+        </w:rPr>
+      </w:pPr>
+      <w:proofErr w:type="spellStart"/>
+      <w:proofErr w:type="gramStart"/>
+      <w:r>
+        <w:rPr>
+          <w:sz w:val="28"/>
+          <w:szCs w:val="28"/>
+        </w:rPr>
+        <w:t>Должность.Оклад</w:t>
+      </w:r>
+      <w:proofErr w:type="spellEnd"/>
+      <w:r>
+        <w:rPr>
+          <w:sz w:val="28"/>
+          <w:szCs w:val="28"/>
+        </w:rPr>
+        <w:t xml:space="preserve"> </w:t>
+      </w:r>
+      <w:r>
+        <w:rPr>
+          <w:sz w:val="28"/>
+          <w:szCs w:val="28"/>
+          <w:lang w:val="en-US"/>
+        </w:rPr>
+        <w:t>&gt;</w:t>
+      </w:r>
+      <w:proofErr w:type="gramEnd"/>
+      <w:r>
+        <w:rPr>
+          <w:sz w:val="28"/>
+          <w:szCs w:val="28"/>
+          <w:lang w:val="en-US"/>
+        </w:rPr>
+        <w:t xml:space="preserve"> 0</w:t>
+      </w:r>
+    </w:p>
+    <w:p>
+      <w:pPr>
+        <w:pStyle w:val="a3"/>
+        <w:numPr>
+          <w:ilvl w:val="0"/>
+          <w:numId w:val="7"/>
+        </w:numPr>
+        <w:spacing w:after="0" w:line="360" w:lineRule="auto"/>
+        <w:rPr>
+          <w:sz w:val="28"/>
+          <w:szCs w:val="28"/>
+        </w:rPr>
+      </w:pPr>
+      <w:proofErr w:type="spellStart"/>
+      <w:proofErr w:type="gramStart"/>
+      <w:r>
+        <w:rPr>
+          <w:sz w:val="28"/>
+          <w:szCs w:val="28"/>
+        </w:rPr>
+        <w:t>Ячейка.Вместимость</w:t>
+      </w:r>
+      <w:proofErr w:type="spellEnd"/>
+      <w:r>
+        <w:rPr>
+          <w:sz w:val="28"/>
+          <w:szCs w:val="28"/>
+        </w:rPr>
+        <w:t xml:space="preserve"> </w:t>
+      </w:r>
+      <w:r>
+        <w:rPr>
+          <w:sz w:val="28"/>
+          <w:szCs w:val="28"/>
+          <w:lang w:val="en-US"/>
+        </w:rPr>
+        <w:t>&gt;</w:t>
+      </w:r>
+      <w:proofErr w:type="gramEnd"/>
+      <w:r>
+        <w:rPr>
+          <w:sz w:val="28"/>
+          <w:szCs w:val="28"/>
+          <w:lang w:val="en-US"/>
+        </w:rPr>
+        <w:t xml:space="preserve"> 0</w:t>
+      </w:r>
+    </w:p>
+    <w:p>
+      <w:pPr>
+        <w:pStyle w:val="a3"/>
+        <w:numPr>
+          <w:ilvl w:val="0"/>
+          <w:numId w:val="7"/>
+        </w:numPr>
+        <w:spacing w:after="0" w:line="360" w:lineRule="auto"/>
+        <w:rPr>
+          <w:sz w:val="28"/>
+          <w:szCs w:val="28"/>
+        </w:rPr>
+      </w:pPr>
+      <w:proofErr w:type="spellStart"/>
+      <w:proofErr w:type="gramStart"/>
+      <w:r>
+        <w:rPr>
+          <w:sz w:val="28"/>
+          <w:szCs w:val="28"/>
+        </w:rPr>
+        <w:t>Ячейка</w:t>
+      </w:r>
+      <w:r>
+        <w:rPr>
+          <w:sz w:val="28"/>
+          <w:szCs w:val="28"/>
+        </w:rPr>
+        <w:t>.Стеллаж</w:t>
+      </w:r>
+      <w:proofErr w:type="spellEnd"/>
+      <w:r>
+        <w:rPr>
+          <w:sz w:val="28"/>
+          <w:szCs w:val="28"/>
+        </w:rPr>
+        <w:t xml:space="preserve"> </w:t>
+      </w:r>
+      <w:r>
+        <w:rPr>
+          <w:sz w:val="28"/>
+          <w:szCs w:val="28"/>
+          <w:lang w:val="en-US"/>
+        </w:rPr>
+        <w:t>&gt;</w:t>
+      </w:r>
+      <w:proofErr w:type="gramEnd"/>
+      <w:r>
+        <w:rPr>
+          <w:sz w:val="28"/>
+          <w:szCs w:val="28"/>
+          <w:lang w:val="en-US"/>
+        </w:rPr>
+        <w:t xml:space="preserve"> 0</w:t>
+      </w:r>
+    </w:p>
+    <w:p>
+      <w:pPr>
+        <w:pStyle w:val="a3"/>
+        <w:numPr>
+          <w:ilvl w:val="0"/>
+          <w:numId w:val="7"/>
+        </w:numPr>
+        <w:spacing w:after="0" w:line="360" w:lineRule="auto"/>
+        <w:rPr>
+          <w:sz w:val="28"/>
+          <w:szCs w:val="28"/>
+        </w:rPr>
+      </w:pPr>
+      <w:proofErr w:type="spellStart"/>
+      <w:proofErr w:type="gramStart"/>
+      <w:r>
+        <w:rPr>
+          <w:sz w:val="28"/>
+          <w:szCs w:val="28"/>
+        </w:rPr>
+        <w:t>Ячейка</w:t>
+      </w:r>
+      <w:r>
+        <w:rPr>
+          <w:sz w:val="28"/>
+          <w:szCs w:val="28"/>
+        </w:rPr>
+        <w:t>.Полка</w:t>
+      </w:r>
+      <w:proofErr w:type="spellEnd"/>
+      <w:r>
+        <w:rPr>
+          <w:sz w:val="28"/>
+          <w:szCs w:val="28"/>
+        </w:rPr>
+        <w:t xml:space="preserve"> </w:t>
+      </w:r>
+      <w:r>
+        <w:rPr>
+          <w:sz w:val="28"/>
+          <w:szCs w:val="28"/>
+          <w:lang w:val="en-US"/>
+        </w:rPr>
+        <w:t>&gt;</w:t>
+      </w:r>
+      <w:proofErr w:type="gramEnd"/>
+      <w:r>
+        <w:rPr>
+          <w:sz w:val="28"/>
+          <w:szCs w:val="28"/>
+          <w:lang w:val="en-US"/>
+        </w:rPr>
+        <w:t xml:space="preserve"> 0</w:t>
+      </w:r>
+    </w:p>
+    <w:p>
+      <w:pPr>
+        <w:pStyle w:val="a3"/>
+        <w:numPr>
+          <w:ilvl w:val="0"/>
+          <w:numId w:val="7"/>
+        </w:numPr>
+        <w:spacing w:after="0" w:line="360" w:lineRule="auto"/>
+        <w:rPr>
+          <w:sz w:val="28"/>
+          <w:szCs w:val="28"/>
+        </w:rPr>
+      </w:pPr>
+      <w:proofErr w:type="spellStart"/>
+      <w:r>
+        <w:rPr>
+          <w:sz w:val="28"/>
+          <w:szCs w:val="28"/>
+        </w:rPr>
+        <w:t>Поставка.</w:t>
+      </w:r>
+      <w:r>
+        <w:rPr>
+          <w:sz w:val="28"/>
+          <w:szCs w:val="28"/>
+        </w:rPr>
+        <w:t>Итоговая_</w:t>
+      </w:r>
+      <w:proofErr w:type="gramStart"/>
+      <w:r>
+        <w:rPr>
+          <w:sz w:val="28"/>
+          <w:szCs w:val="28"/>
+        </w:rPr>
+        <w:t>стоимость</w:t>
+      </w:r>
+      <w:proofErr w:type="spellEnd"/>
+      <w:r>
+        <w:rPr>
+          <w:sz w:val="28"/>
+          <w:szCs w:val="28"/>
+        </w:rPr>
+        <w:t xml:space="preserve"> </w:t>
+      </w:r>
+      <w:r>
+        <w:rPr>
+          <w:sz w:val="28"/>
+          <w:szCs w:val="28"/>
+        </w:rPr>
+        <w:t>&gt;</w:t>
+      </w:r>
+      <w:proofErr w:type="gramEnd"/>
+      <w:r>
+        <w:rPr>
+          <w:sz w:val="28"/>
+          <w:szCs w:val="28"/>
+        </w:rPr>
+        <w:t xml:space="preserve"> 0</w:t>
+      </w:r>
+      <w:r>
+        <w:rPr>
+          <w:sz w:val="28"/>
+          <w:szCs w:val="28"/>
+        </w:rPr>
+        <w:t xml:space="preserve"> &amp; </w:t>
+      </w:r>
+      <w:proofErr w:type="spellStart"/>
+      <w:r>
+        <w:rPr>
+          <w:sz w:val="28"/>
+          <w:szCs w:val="28"/>
+        </w:rPr>
+        <w:t>Поставка.Итоговая_стоимость</w:t>
+      </w:r>
+      <w:proofErr w:type="spellEnd"/>
+      <w:r>
+        <w:rPr>
+          <w:sz w:val="28"/>
+          <w:szCs w:val="28"/>
+        </w:rPr>
+        <w:t xml:space="preserve"> == СУММА(</w:t>
+      </w:r>
+      <w:proofErr w:type="spellStart"/>
+      <w:r>
+        <w:rPr>
+          <w:sz w:val="28"/>
+          <w:szCs w:val="28"/>
+        </w:rPr>
+        <w:t>Товар_в_поставке.Количество</w:t>
+      </w:r>
+      <w:proofErr w:type="spellEnd"/>
+      <w:r>
+        <w:rPr>
+          <w:sz w:val="28"/>
+          <w:szCs w:val="28"/>
+        </w:rPr>
+        <w:t xml:space="preserve"> * </w:t>
+      </w:r>
+      <w:proofErr w:type="spellStart"/>
+      <w:r>
+        <w:rPr>
+          <w:sz w:val="28"/>
+          <w:szCs w:val="28"/>
+        </w:rPr>
+        <w:t>Товар_в_поставке.</w:t>
+      </w:r>
+      <w:r>
+        <w:rPr>
+          <w:sz w:val="28"/>
+          <w:szCs w:val="28"/>
+        </w:rPr>
+        <w:t>Цена</w:t>
+      </w:r>
+      <w:proofErr w:type="spellEnd"/>
+      <w:r>
+        <w:rPr>
+          <w:sz w:val="28"/>
+          <w:szCs w:val="28"/>
+        </w:rPr>
+        <w:t>)</w:t>
+      </w:r>
+    </w:p>
+    <w:p>
+      <w:pPr>
+        <w:pStyle w:val="a3"/>
+        <w:numPr>
+          <w:ilvl w:val="0"/>
+          <w:numId w:val="7"/>
+        </w:numPr>
+        <w:spacing w:after="0" w:line="360" w:lineRule="auto"/>
+        <w:rPr>
+          <w:sz w:val="28"/>
+          <w:szCs w:val="28"/>
+        </w:rPr>
+      </w:pPr>
+      <w:proofErr w:type="spellStart"/>
+      <w:r>
+        <w:rPr>
+          <w:sz w:val="28"/>
+          <w:szCs w:val="28"/>
+        </w:rPr>
+        <w:t>Товары_в_</w:t>
+      </w:r>
+      <w:proofErr w:type="gramStart"/>
+      <w:r>
+        <w:rPr>
+          <w:sz w:val="28"/>
+          <w:szCs w:val="28"/>
+        </w:rPr>
+        <w:t>поставке.Количество</w:t>
+      </w:r>
+      <w:proofErr w:type="spellEnd"/>
+      <w:proofErr w:type="gramEnd"/>
+      <w:r>
+        <w:rPr>
+          <w:sz w:val="28"/>
+          <w:szCs w:val="28"/>
+        </w:rPr>
+        <w:t xml:space="preserve"> </w:t>
+      </w:r>
+      <w:r>
+        <w:rPr>
+          <w:sz w:val="28"/>
+          <w:szCs w:val="28"/>
+          <w:lang w:val="en-US"/>
+        </w:rPr>
+        <w:t>&gt; 0</w:t>
+      </w:r>
+    </w:p>
+    <w:p>
+      <w:pPr>
+        <w:pStyle w:val="a3"/>
+        <w:numPr>
+          <w:ilvl w:val="0"/>
+          <w:numId w:val="7"/>
+        </w:numPr>
+        <w:spacing w:after="0" w:line="360" w:lineRule="auto"/>
+        <w:rPr>
+          <w:sz w:val="28"/>
+          <w:szCs w:val="28"/>
+        </w:rPr>
+      </w:pPr>
+      <w:proofErr w:type="spellStart"/>
+      <w:r>
+        <w:rPr>
+          <w:sz w:val="28"/>
+          <w:szCs w:val="28"/>
+        </w:rPr>
+        <w:t>Това</w:t>
+      </w:r>
+      <w:r>
+        <w:rPr>
+          <w:sz w:val="28"/>
+          <w:szCs w:val="28"/>
+        </w:rPr>
+        <w:t>р</w:t>
+      </w:r>
+      <w:r>
+        <w:rPr>
+          <w:sz w:val="28"/>
+          <w:szCs w:val="28"/>
+        </w:rPr>
+        <w:t>ы_в_</w:t>
+      </w:r>
+      <w:proofErr w:type="gramStart"/>
+      <w:r>
+        <w:rPr>
+          <w:sz w:val="28"/>
+          <w:szCs w:val="28"/>
+        </w:rPr>
+        <w:t>поставке.</w:t>
+      </w:r>
+      <w:r>
+        <w:rPr>
+          <w:sz w:val="28"/>
+          <w:szCs w:val="28"/>
+        </w:rPr>
+        <w:t>Цена</w:t>
+      </w:r>
+      <w:proofErr w:type="spellEnd"/>
+      <w:proofErr w:type="gramEnd"/>
+      <w:r>
+        <w:rPr>
+          <w:sz w:val="28"/>
+          <w:szCs w:val="28"/>
+        </w:rPr>
+        <w:t xml:space="preserve"> </w:t>
+      </w:r>
+      <w:r>
+        <w:rPr>
+          <w:sz w:val="28"/>
+          <w:szCs w:val="28"/>
+          <w:lang w:val="en-US"/>
+        </w:rPr>
+        <w:t>&gt; 0</w:t>
+      </w:r>
+    </w:p>
+    <w:p>
+      <w:pPr>
+        <w:pStyle w:val="a3"/>
+        <w:numPr>
+          <w:ilvl w:val="0"/>
+          <w:numId w:val="7"/>
+        </w:numPr>
+        <w:spacing w:after="0" w:line="360" w:lineRule="auto"/>
+        <w:rPr>
+          <w:sz w:val="28"/>
+          <w:szCs w:val="28"/>
+        </w:rPr>
+      </w:pPr>
+      <w:proofErr w:type="spellStart"/>
+      <w:r>
+        <w:rPr>
+          <w:sz w:val="28"/>
+          <w:szCs w:val="28"/>
+        </w:rPr>
+        <w:t>Товары_на_</w:t>
+      </w:r>
+      <w:proofErr w:type="gramStart"/>
+      <w:r>
+        <w:rPr>
+          <w:sz w:val="28"/>
+          <w:szCs w:val="28"/>
+        </w:rPr>
+        <w:t>Складах</w:t>
+      </w:r>
+      <w:proofErr w:type="spellEnd"/>
+      <w:r>
+        <w:rPr>
+          <w:sz w:val="28"/>
+          <w:szCs w:val="28"/>
+        </w:rPr>
+        <w:t xml:space="preserve"> </w:t>
+      </w:r>
+      <w:r>
+        <w:rPr>
+          <w:sz w:val="28"/>
+          <w:szCs w:val="28"/>
+          <w:lang w:val="en-US"/>
+        </w:rPr>
+        <w:t>&gt;</w:t>
+      </w:r>
+      <w:proofErr w:type="gramEnd"/>
+      <w:r>
+        <w:rPr>
+          <w:sz w:val="28"/>
+          <w:szCs w:val="28"/>
+          <w:lang w:val="en-US"/>
+        </w:rPr>
+        <w:t>= 0</w:t>
+      </w:r>
+    </w:p>
+    <w:p>
+      <w:pPr>
+        <w:pStyle w:val="a3"/>
+        <w:numPr>
+          <w:ilvl w:val="0"/>
+          <w:numId w:val="7"/>
+        </w:numPr>
+        <w:spacing w:after="0" w:line="360" w:lineRule="auto"/>
+        <w:rPr>
+          <w:sz w:val="28"/>
+          <w:szCs w:val="28"/>
+        </w:rPr>
+      </w:pPr>
+      <w:proofErr w:type="spellStart"/>
+      <w:r>
+        <w:rPr>
+          <w:sz w:val="28"/>
+          <w:szCs w:val="28"/>
+        </w:rPr>
+        <w:t>Заказ.Дата</w:t>
+      </w:r>
+      <w:proofErr w:type="spellEnd"/>
+      <w:r>
+        <w:rPr>
+          <w:sz w:val="28"/>
+          <w:szCs w:val="28"/>
+        </w:rPr>
+        <w:t xml:space="preserve"> </w:t>
+      </w:r>
+      <w:r>
+        <w:rPr>
+          <w:sz w:val="28"/>
+          <w:szCs w:val="28"/>
+        </w:rPr>
+        <w:t>&lt;=</w:t>
+      </w:r>
+      <w:r>
+        <w:rPr>
+          <w:sz w:val="28"/>
+          <w:szCs w:val="28"/>
+        </w:rPr>
+        <w:t xml:space="preserve"> </w:t>
+      </w:r>
+      <w:proofErr w:type="spellStart"/>
+      <w:r>
+        <w:rPr>
+          <w:sz w:val="28"/>
+          <w:szCs w:val="28"/>
+        </w:rPr>
+        <w:t>текущая_дата</w:t>
+      </w:r>
+      <w:proofErr w:type="spellEnd"/>
+    </w:p>
+    <w:p>
+      <w:pPr>
+        <w:pStyle w:val="a3"/>
+        <w:numPr>
+          <w:ilvl w:val="0"/>
+          <w:numId w:val="7"/>
+        </w:numPr>
+        <w:spacing w:after="0" w:line="360" w:lineRule="auto"/>
+        <w:rPr>
+          <w:sz w:val="28"/>
+          <w:szCs w:val="28"/>
+        </w:rPr>
+      </w:pPr>
+      <w:bookmarkStart w:id="7" w:name="_GoBack"/>
+      <w:bookmarkEnd w:id="7"/>
+    </w:p>
+    <w:p>
+      <w:pPr>
+        <w:pStyle w:val="1"/>
         <w:ind w:right="142" w:firstLine="709"/>
         <w:rPr>
           <w:color w:val="000000" w:themeColor="text1"/>
@@ -3982,7 +7336,7 @@
         </w:rPr>
         <w:br w:type="page"/>
       </w:r>
-      <w:bookmarkStart w:id="7" w:name="_Toc230174409"/>
+      <w:bookmarkStart w:id="8" w:name="_Toc230174409"/>
       <w:r>
         <w:rPr>
           <w:color w:val="000000" w:themeColor="text1"/>
@@ -3996,7 +7350,7 @@
         </w:rPr>
         <w:t>5 ЛИНЕЙНОЕ ПРОГРАММИРОВАНИЕ</w:t>
       </w:r>
-      <w:bookmarkEnd w:id="7"/>
+      <w:bookmarkEnd w:id="8"/>
     </w:p>
     <w:p>
       <w:pPr>
@@ -4048,8 +7402,94 @@
 </file>
 
 <file path=word/numbering.xml><?xml version="1.0" encoding="utf-8"?>
-<w:numbering xmlns:wpc="http://schemas.microsoft.com/office/word/2010/wordprocessingCanvas" xmlns:cx="http://schemas.microsoft.com/office/drawing/2014/chartex" xmlns:cx1="http://schemas.microsoft.com/office/drawing/2015/9/8/chartex" xmlns:cx2="http://schemas.microsoft.com/office/drawing/2015/10/21/chartex" xmlns:cx3="http://schemas.microsoft.com/office/drawing/2016/5/9/chartex" xmlns:cx4="http://schemas.microsoft.com/office/drawing/2016/5/10/chartex" xmlns:cx5="http://schemas.microsoft.com/office/drawing/2016/5/11/chartex" xmlns:cx6="http://schemas.microsoft.com/office/drawing/2016/5/12/chartex" xmlns:cx7="http://schemas.microsoft.com/office/drawing/2016/5/13/chartex" xmlns:cx8="http://schemas.microsoft.com/office/drawing/2016/5/14/chartex" xmlns:mc="http://schemas.openxmlformats.org/markup-compatibility/2006" xmlns:aink="http://schemas.microsoft.com/office/drawing/2016/ink" xmlns:am3d="http://schemas.microsoft.com/office/drawing/2017/model3d" xmlns:o="urn:schemas-microsoft-com:office:office" xmlns:oel="http://schemas.microsoft.com/office/2019/extlst" xmlns:r="http://schemas.openxmlformats.org/officeDocument/2006/relationships" xmlns:m="http://schemas.openxmlformats.org/officeDocument/2006/math" xmlns:v="urn:schemas-microsoft-com:vml" xmlns:wp14="http://schemas.microsoft.com/office/word/2010/wordprocessingDrawing" xmlns:wp="http://schemas.openxmlformats.org/drawingml/2006/wordprocessingDrawing" xmlns:w10="urn:schemas-microsoft-com:office:word" xmlns:w="http://schemas.openxmlformats.org/wordprocessingml/2006/main" xmlns:w14="http://schemas.microsoft.com/office/word/2010/wordml" xmlns:w15="http://schemas.microsoft.com/office/word/2012/wordml" xmlns:w16cex="http://schemas.microsoft.com/office/word/2018/wordml/cex" xmlns:w16cid="http://schemas.microsoft.com/office/word/2016/wordml/cid" xmlns:w16="http://schemas.microsoft.com/office/word/2018/wordml" xmlns:w16du="http://schemas.microsoft.com/office/word/2023/wordml/word16du" xmlns:w16sdtdh="http://schemas.microsoft.com/office/word/2020/wordml/sdtdatahash" xmlns:w16sdtfl="http://schemas.microsoft.com/office/word/2024/wordml/sdtformatlock" xmlns:w16se="http://schemas.microsoft.com/office/word/2015/wordml/symex" xmlns:wpg="http://schemas.microsoft.com/office/word/2010/wordprocessingGroup" xmlns:wpi="http://schemas.microsoft.com/office/word/2010/wordprocessingInk" xmlns:wne="http://schemas.microsoft.com/office/word/2006/wordml" xmlns:wps="http://schemas.microsoft.com/office/word/2010/wordprocessingShape" mc:Ignorable="w14 w15 w16se w16cid w16 w16cex w16sdtdh w16sdtfl w16du wp14">
+<w:numbering xmlns:wpc="http://schemas.microsoft.com/office/word/2010/wordprocessingCanvas" xmlns:cx="http://schemas.microsoft.com/office/drawing/2014/chartex" xmlns:cx1="http://schemas.microsoft.com/office/drawing/2015/9/8/chartex" xmlns:mc="http://schemas.openxmlformats.org/markup-compatibility/2006" xmlns:o="urn:schemas-microsoft-com:office:office" xmlns:r="http://schemas.openxmlformats.org/officeDocument/2006/relationships" xmlns:m="http://schemas.openxmlformats.org/officeDocument/2006/math" xmlns:v="urn:schemas-microsoft-com:vml" xmlns:wp14="http://schemas.microsoft.com/office/word/2010/wordprocessingDrawing" xmlns:wp="http://schemas.openxmlformats.org/drawingml/2006/wordprocessingDrawing" xmlns:w10="urn:schemas-microsoft-com:office:word" xmlns:w="http://schemas.openxmlformats.org/wordprocessingml/2006/main" xmlns:w14="http://schemas.microsoft.com/office/word/2010/wordml" xmlns:w15="http://schemas.microsoft.com/office/word/2012/wordml" xmlns:w16se="http://schemas.microsoft.com/office/word/2015/wordml/symex" xmlns:wpg="http://schemas.microsoft.com/office/word/2010/wordprocessingGroup" xmlns:wpi="http://schemas.microsoft.com/office/word/2010/wordprocessingInk" xmlns:wne="http://schemas.microsoft.com/office/word/2006/wordml" xmlns:wps="http://schemas.microsoft.com/office/word/2010/wordprocessingShape" mc:Ignorable="w14 w15 w16se wp14">
   <w:abstractNum w:abstractNumId="0" w15:restartNumberingAfterBreak="0">
+    <w:nsid w:val="05E30F69"/>
+    <w:multiLevelType w:val="hybridMultilevel"/>
+    <w:tmpl w:val="E9DC5C96"/>
+    <w:lvl w:ilvl="0" w:tplc="0419000F">
+      <w:start w:val="1"/>
+      <w:numFmt w:val="decimal"/>
+      <w:lvlText w:val="%1."/>
+      <w:lvlJc w:val="left"/>
+      <w:pPr>
+        <w:ind w:left="705" w:hanging="360"/>
+      </w:pPr>
+    </w:lvl>
+    <w:lvl w:ilvl="1" w:tplc="04190019" w:tentative="1">
+      <w:start w:val="1"/>
+      <w:numFmt w:val="lowerLetter"/>
+      <w:lvlText w:val="%2."/>
+      <w:lvlJc w:val="left"/>
+      <w:pPr>
+        <w:ind w:left="1425" w:hanging="360"/>
+      </w:pPr>
+    </w:lvl>
+    <w:lvl w:ilvl="2" w:tplc="0419001B" w:tentative="1">
+      <w:start w:val="1"/>
+      <w:numFmt w:val="lowerRoman"/>
+      <w:lvlText w:val="%3."/>
+      <w:lvlJc w:val="right"/>
+      <w:pPr>
+        <w:ind w:left="2145" w:hanging="180"/>
+      </w:pPr>
+    </w:lvl>
+    <w:lvl w:ilvl="3" w:tplc="0419000F" w:tentative="1">
+      <w:start w:val="1"/>
+      <w:numFmt w:val="decimal"/>
+      <w:lvlText w:val="%4."/>
+      <w:lvlJc w:val="left"/>
+      <w:pPr>
+        <w:ind w:left="2865" w:hanging="360"/>
+      </w:pPr>
+    </w:lvl>
+    <w:lvl w:ilvl="4" w:tplc="04190019" w:tentative="1">
+      <w:start w:val="1"/>
+      <w:numFmt w:val="lowerLetter"/>
+      <w:lvlText w:val="%5."/>
+      <w:lvlJc w:val="left"/>
+      <w:pPr>
+        <w:ind w:left="3585" w:hanging="360"/>
+      </w:pPr>
+    </w:lvl>
+    <w:lvl w:ilvl="5" w:tplc="0419001B" w:tentative="1">
+      <w:start w:val="1"/>
+      <w:numFmt w:val="lowerRoman"/>
+      <w:lvlText w:val="%6."/>
+      <w:lvlJc w:val="right"/>
+      <w:pPr>
+        <w:ind w:left="4305" w:hanging="180"/>
+      </w:pPr>
+    </w:lvl>
+    <w:lvl w:ilvl="6" w:tplc="0419000F" w:tentative="1">
+      <w:start w:val="1"/>
+      <w:numFmt w:val="decimal"/>
+      <w:lvlText w:val="%7."/>
+      <w:lvlJc w:val="left"/>
+      <w:pPr>
+        <w:ind w:left="5025" w:hanging="360"/>
+      </w:pPr>
+    </w:lvl>
+    <w:lvl w:ilvl="7" w:tplc="04190019" w:tentative="1">
+      <w:start w:val="1"/>
+      <w:numFmt w:val="lowerLetter"/>
+      <w:lvlText w:val="%8."/>
+      <w:lvlJc w:val="left"/>
+      <w:pPr>
+        <w:ind w:left="5745" w:hanging="360"/>
+      </w:pPr>
+    </w:lvl>
+    <w:lvl w:ilvl="8" w:tplc="0419001B" w:tentative="1">
+      <w:start w:val="1"/>
+      <w:numFmt w:val="lowerRoman"/>
+      <w:lvlText w:val="%9."/>
+      <w:lvlJc w:val="right"/>
+      <w:pPr>
+        <w:ind w:left="6465" w:hanging="180"/>
+      </w:pPr>
+    </w:lvl>
+  </w:abstractNum>
+  <w:abstractNum w:abstractNumId="1" w15:restartNumberingAfterBreak="0">
     <w:nsid w:val="27064FFC"/>
     <w:multiLevelType w:val="hybridMultilevel"/>
     <w:tmpl w:val="97425C04"/>
@@ -4135,7 +7575,7 @@
       </w:pPr>
     </w:lvl>
   </w:abstractNum>
-  <w:abstractNum w:abstractNumId="1" w15:restartNumberingAfterBreak="0">
+  <w:abstractNum w:abstractNumId="2" w15:restartNumberingAfterBreak="0">
     <w:nsid w:val="2B5F0407"/>
     <w:multiLevelType w:val="hybridMultilevel"/>
     <w:tmpl w:val="79CCE24E"/>
@@ -4221,7 +7661,7 @@
       </w:pPr>
     </w:lvl>
   </w:abstractNum>
-  <w:abstractNum w:abstractNumId="2" w15:restartNumberingAfterBreak="0">
+  <w:abstractNum w:abstractNumId="3" w15:restartNumberingAfterBreak="0">
     <w:nsid w:val="341543BE"/>
     <w:multiLevelType w:val="hybridMultilevel"/>
     <w:tmpl w:val="02ACC97E"/>
@@ -4334,20 +7774,379 @@
       </w:rPr>
     </w:lvl>
   </w:abstractNum>
-  <w:num w:numId="1" w16cid:durableId="1396468341">
+  <w:abstractNum w:abstractNumId="4" w15:restartNumberingAfterBreak="0">
+    <w:nsid w:val="45CF50A3"/>
+    <w:multiLevelType w:val="hybridMultilevel"/>
+    <w:tmpl w:val="1606277E"/>
+    <w:lvl w:ilvl="0" w:tplc="0419000F">
+      <w:start w:val="1"/>
+      <w:numFmt w:val="decimal"/>
+      <w:lvlText w:val="%1."/>
+      <w:lvlJc w:val="left"/>
+      <w:pPr>
+        <w:ind w:left="705" w:hanging="360"/>
+      </w:pPr>
+    </w:lvl>
+    <w:lvl w:ilvl="1" w:tplc="04190019" w:tentative="1">
+      <w:start w:val="1"/>
+      <w:numFmt w:val="lowerLetter"/>
+      <w:lvlText w:val="%2."/>
+      <w:lvlJc w:val="left"/>
+      <w:pPr>
+        <w:ind w:left="1425" w:hanging="360"/>
+      </w:pPr>
+    </w:lvl>
+    <w:lvl w:ilvl="2" w:tplc="0419001B" w:tentative="1">
+      <w:start w:val="1"/>
+      <w:numFmt w:val="lowerRoman"/>
+      <w:lvlText w:val="%3."/>
+      <w:lvlJc w:val="right"/>
+      <w:pPr>
+        <w:ind w:left="2145" w:hanging="180"/>
+      </w:pPr>
+    </w:lvl>
+    <w:lvl w:ilvl="3" w:tplc="0419000F" w:tentative="1">
+      <w:start w:val="1"/>
+      <w:numFmt w:val="decimal"/>
+      <w:lvlText w:val="%4."/>
+      <w:lvlJc w:val="left"/>
+      <w:pPr>
+        <w:ind w:left="2865" w:hanging="360"/>
+      </w:pPr>
+    </w:lvl>
+    <w:lvl w:ilvl="4" w:tplc="04190019" w:tentative="1">
+      <w:start w:val="1"/>
+      <w:numFmt w:val="lowerLetter"/>
+      <w:lvlText w:val="%5."/>
+      <w:lvlJc w:val="left"/>
+      <w:pPr>
+        <w:ind w:left="3585" w:hanging="360"/>
+      </w:pPr>
+    </w:lvl>
+    <w:lvl w:ilvl="5" w:tplc="0419001B" w:tentative="1">
+      <w:start w:val="1"/>
+      <w:numFmt w:val="lowerRoman"/>
+      <w:lvlText w:val="%6."/>
+      <w:lvlJc w:val="right"/>
+      <w:pPr>
+        <w:ind w:left="4305" w:hanging="180"/>
+      </w:pPr>
+    </w:lvl>
+    <w:lvl w:ilvl="6" w:tplc="0419000F" w:tentative="1">
+      <w:start w:val="1"/>
+      <w:numFmt w:val="decimal"/>
+      <w:lvlText w:val="%7."/>
+      <w:lvlJc w:val="left"/>
+      <w:pPr>
+        <w:ind w:left="5025" w:hanging="360"/>
+      </w:pPr>
+    </w:lvl>
+    <w:lvl w:ilvl="7" w:tplc="04190019" w:tentative="1">
+      <w:start w:val="1"/>
+      <w:numFmt w:val="lowerLetter"/>
+      <w:lvlText w:val="%8."/>
+      <w:lvlJc w:val="left"/>
+      <w:pPr>
+        <w:ind w:left="5745" w:hanging="360"/>
+      </w:pPr>
+    </w:lvl>
+    <w:lvl w:ilvl="8" w:tplc="0419001B" w:tentative="1">
+      <w:start w:val="1"/>
+      <w:numFmt w:val="lowerRoman"/>
+      <w:lvlText w:val="%9."/>
+      <w:lvlJc w:val="right"/>
+      <w:pPr>
+        <w:ind w:left="6465" w:hanging="180"/>
+      </w:pPr>
+    </w:lvl>
+  </w:abstractNum>
+  <w:abstractNum w:abstractNumId="5" w15:restartNumberingAfterBreak="0">
+    <w:nsid w:val="5BD0048D"/>
+    <w:multiLevelType w:val="hybridMultilevel"/>
+    <w:tmpl w:val="6BECC32A"/>
+    <w:lvl w:ilvl="0" w:tplc="0419000F">
+      <w:start w:val="1"/>
+      <w:numFmt w:val="decimal"/>
+      <w:lvlText w:val="%1."/>
+      <w:lvlJc w:val="left"/>
+      <w:pPr>
+        <w:ind w:left="720" w:hanging="360"/>
+      </w:pPr>
+    </w:lvl>
+    <w:lvl w:ilvl="1" w:tplc="04190019" w:tentative="1">
+      <w:start w:val="1"/>
+      <w:numFmt w:val="lowerLetter"/>
+      <w:lvlText w:val="%2."/>
+      <w:lvlJc w:val="left"/>
+      <w:pPr>
+        <w:ind w:left="1440" w:hanging="360"/>
+      </w:pPr>
+    </w:lvl>
+    <w:lvl w:ilvl="2" w:tplc="0419001B" w:tentative="1">
+      <w:start w:val="1"/>
+      <w:numFmt w:val="lowerRoman"/>
+      <w:lvlText w:val="%3."/>
+      <w:lvlJc w:val="right"/>
+      <w:pPr>
+        <w:ind w:left="2160" w:hanging="180"/>
+      </w:pPr>
+    </w:lvl>
+    <w:lvl w:ilvl="3" w:tplc="0419000F" w:tentative="1">
+      <w:start w:val="1"/>
+      <w:numFmt w:val="decimal"/>
+      <w:lvlText w:val="%4."/>
+      <w:lvlJc w:val="left"/>
+      <w:pPr>
+        <w:ind w:left="2880" w:hanging="360"/>
+      </w:pPr>
+    </w:lvl>
+    <w:lvl w:ilvl="4" w:tplc="04190019" w:tentative="1">
+      <w:start w:val="1"/>
+      <w:numFmt w:val="lowerLetter"/>
+      <w:lvlText w:val="%5."/>
+      <w:lvlJc w:val="left"/>
+      <w:pPr>
+        <w:ind w:left="3600" w:hanging="360"/>
+      </w:pPr>
+    </w:lvl>
+    <w:lvl w:ilvl="5" w:tplc="0419001B" w:tentative="1">
+      <w:start w:val="1"/>
+      <w:numFmt w:val="lowerRoman"/>
+      <w:lvlText w:val="%6."/>
+      <w:lvlJc w:val="right"/>
+      <w:pPr>
+        <w:ind w:left="4320" w:hanging="180"/>
+      </w:pPr>
+    </w:lvl>
+    <w:lvl w:ilvl="6" w:tplc="0419000F" w:tentative="1">
+      <w:start w:val="1"/>
+      <w:numFmt w:val="decimal"/>
+      <w:lvlText w:val="%7."/>
+      <w:lvlJc w:val="left"/>
+      <w:pPr>
+        <w:ind w:left="5040" w:hanging="360"/>
+      </w:pPr>
+    </w:lvl>
+    <w:lvl w:ilvl="7" w:tplc="04190019" w:tentative="1">
+      <w:start w:val="1"/>
+      <w:numFmt w:val="lowerLetter"/>
+      <w:lvlText w:val="%8."/>
+      <w:lvlJc w:val="left"/>
+      <w:pPr>
+        <w:ind w:left="5760" w:hanging="360"/>
+      </w:pPr>
+    </w:lvl>
+    <w:lvl w:ilvl="8" w:tplc="0419001B" w:tentative="1">
+      <w:start w:val="1"/>
+      <w:numFmt w:val="lowerRoman"/>
+      <w:lvlText w:val="%9."/>
+      <w:lvlJc w:val="right"/>
+      <w:pPr>
+        <w:ind w:left="6480" w:hanging="180"/>
+      </w:pPr>
+    </w:lvl>
+  </w:abstractNum>
+  <w:abstractNum w:abstractNumId="6" w15:restartNumberingAfterBreak="0">
+    <w:nsid w:val="5F73064A"/>
+    <w:multiLevelType w:val="hybridMultilevel"/>
+    <w:tmpl w:val="1606277E"/>
+    <w:lvl w:ilvl="0" w:tplc="0419000F">
+      <w:start w:val="1"/>
+      <w:numFmt w:val="decimal"/>
+      <w:lvlText w:val="%1."/>
+      <w:lvlJc w:val="left"/>
+      <w:pPr>
+        <w:ind w:left="705" w:hanging="360"/>
+      </w:pPr>
+    </w:lvl>
+    <w:lvl w:ilvl="1" w:tplc="04190019" w:tentative="1">
+      <w:start w:val="1"/>
+      <w:numFmt w:val="lowerLetter"/>
+      <w:lvlText w:val="%2."/>
+      <w:lvlJc w:val="left"/>
+      <w:pPr>
+        <w:ind w:left="1425" w:hanging="360"/>
+      </w:pPr>
+    </w:lvl>
+    <w:lvl w:ilvl="2" w:tplc="0419001B" w:tentative="1">
+      <w:start w:val="1"/>
+      <w:numFmt w:val="lowerRoman"/>
+      <w:lvlText w:val="%3."/>
+      <w:lvlJc w:val="right"/>
+      <w:pPr>
+        <w:ind w:left="2145" w:hanging="180"/>
+      </w:pPr>
+    </w:lvl>
+    <w:lvl w:ilvl="3" w:tplc="0419000F" w:tentative="1">
+      <w:start w:val="1"/>
+      <w:numFmt w:val="decimal"/>
+      <w:lvlText w:val="%4."/>
+      <w:lvlJc w:val="left"/>
+      <w:pPr>
+        <w:ind w:left="2865" w:hanging="360"/>
+      </w:pPr>
+    </w:lvl>
+    <w:lvl w:ilvl="4" w:tplc="04190019" w:tentative="1">
+      <w:start w:val="1"/>
+      <w:numFmt w:val="lowerLetter"/>
+      <w:lvlText w:val="%5."/>
+      <w:lvlJc w:val="left"/>
+      <w:pPr>
+        <w:ind w:left="3585" w:hanging="360"/>
+      </w:pPr>
+    </w:lvl>
+    <w:lvl w:ilvl="5" w:tplc="0419001B" w:tentative="1">
+      <w:start w:val="1"/>
+      <w:numFmt w:val="lowerRoman"/>
+      <w:lvlText w:val="%6."/>
+      <w:lvlJc w:val="right"/>
+      <w:pPr>
+        <w:ind w:left="4305" w:hanging="180"/>
+      </w:pPr>
+    </w:lvl>
+    <w:lvl w:ilvl="6" w:tplc="0419000F" w:tentative="1">
+      <w:start w:val="1"/>
+      <w:numFmt w:val="decimal"/>
+      <w:lvlText w:val="%7."/>
+      <w:lvlJc w:val="left"/>
+      <w:pPr>
+        <w:ind w:left="5025" w:hanging="360"/>
+      </w:pPr>
+    </w:lvl>
+    <w:lvl w:ilvl="7" w:tplc="04190019" w:tentative="1">
+      <w:start w:val="1"/>
+      <w:numFmt w:val="lowerLetter"/>
+      <w:lvlText w:val="%8."/>
+      <w:lvlJc w:val="left"/>
+      <w:pPr>
+        <w:ind w:left="5745" w:hanging="360"/>
+      </w:pPr>
+    </w:lvl>
+    <w:lvl w:ilvl="8" w:tplc="0419001B" w:tentative="1">
+      <w:start w:val="1"/>
+      <w:numFmt w:val="lowerRoman"/>
+      <w:lvlText w:val="%9."/>
+      <w:lvlJc w:val="right"/>
+      <w:pPr>
+        <w:ind w:left="6465" w:hanging="180"/>
+      </w:pPr>
+    </w:lvl>
+  </w:abstractNum>
+  <w:abstractNum w:abstractNumId="7" w15:restartNumberingAfterBreak="0">
+    <w:nsid w:val="70FB1463"/>
+    <w:multiLevelType w:val="hybridMultilevel"/>
+    <w:tmpl w:val="AB021CA8"/>
+    <w:lvl w:ilvl="0" w:tplc="0419000F">
+      <w:start w:val="1"/>
+      <w:numFmt w:val="decimal"/>
+      <w:lvlText w:val="%1."/>
+      <w:lvlJc w:val="left"/>
+      <w:pPr>
+        <w:ind w:left="705" w:hanging="360"/>
+      </w:pPr>
+    </w:lvl>
+    <w:lvl w:ilvl="1" w:tplc="04190019">
+      <w:start w:val="1"/>
+      <w:numFmt w:val="lowerLetter"/>
+      <w:lvlText w:val="%2."/>
+      <w:lvlJc w:val="left"/>
+      <w:pPr>
+        <w:ind w:left="1425" w:hanging="360"/>
+      </w:pPr>
+    </w:lvl>
+    <w:lvl w:ilvl="2" w:tplc="0419001B" w:tentative="1">
+      <w:start w:val="1"/>
+      <w:numFmt w:val="lowerRoman"/>
+      <w:lvlText w:val="%3."/>
+      <w:lvlJc w:val="right"/>
+      <w:pPr>
+        <w:ind w:left="2145" w:hanging="180"/>
+      </w:pPr>
+    </w:lvl>
+    <w:lvl w:ilvl="3" w:tplc="0419000F" w:tentative="1">
+      <w:start w:val="1"/>
+      <w:numFmt w:val="decimal"/>
+      <w:lvlText w:val="%4."/>
+      <w:lvlJc w:val="left"/>
+      <w:pPr>
+        <w:ind w:left="2865" w:hanging="360"/>
+      </w:pPr>
+    </w:lvl>
+    <w:lvl w:ilvl="4" w:tplc="04190019" w:tentative="1">
+      <w:start w:val="1"/>
+      <w:numFmt w:val="lowerLetter"/>
+      <w:lvlText w:val="%5."/>
+      <w:lvlJc w:val="left"/>
+      <w:pPr>
+        <w:ind w:left="3585" w:hanging="360"/>
+      </w:pPr>
+    </w:lvl>
+    <w:lvl w:ilvl="5" w:tplc="0419001B" w:tentative="1">
+      <w:start w:val="1"/>
+      <w:numFmt w:val="lowerRoman"/>
+      <w:lvlText w:val="%6."/>
+      <w:lvlJc w:val="right"/>
+      <w:pPr>
+        <w:ind w:left="4305" w:hanging="180"/>
+      </w:pPr>
+    </w:lvl>
+    <w:lvl w:ilvl="6" w:tplc="0419000F" w:tentative="1">
+      <w:start w:val="1"/>
+      <w:numFmt w:val="decimal"/>
+      <w:lvlText w:val="%7."/>
+      <w:lvlJc w:val="left"/>
+      <w:pPr>
+        <w:ind w:left="5025" w:hanging="360"/>
+      </w:pPr>
+    </w:lvl>
+    <w:lvl w:ilvl="7" w:tplc="04190019" w:tentative="1">
+      <w:start w:val="1"/>
+      <w:numFmt w:val="lowerLetter"/>
+      <w:lvlText w:val="%8."/>
+      <w:lvlJc w:val="left"/>
+      <w:pPr>
+        <w:ind w:left="5745" w:hanging="360"/>
+      </w:pPr>
+    </w:lvl>
+    <w:lvl w:ilvl="8" w:tplc="0419001B" w:tentative="1">
+      <w:start w:val="1"/>
+      <w:numFmt w:val="lowerRoman"/>
+      <w:lvlText w:val="%9."/>
+      <w:lvlJc w:val="right"/>
+      <w:pPr>
+        <w:ind w:left="6465" w:hanging="180"/>
+      </w:pPr>
+    </w:lvl>
+  </w:abstractNum>
+  <w:num w:numId="1">
+    <w:abstractNumId w:val="2"/>
+  </w:num>
+  <w:num w:numId="2">
     <w:abstractNumId w:val="1"/>
   </w:num>
-  <w:num w:numId="2" w16cid:durableId="457601083">
+  <w:num w:numId="3">
+    <w:abstractNumId w:val="3"/>
+  </w:num>
+  <w:num w:numId="4">
     <w:abstractNumId w:val="0"/>
   </w:num>
-  <w:num w:numId="3" w16cid:durableId="1006907079">
-    <w:abstractNumId w:val="2"/>
+  <w:num w:numId="5">
+    <w:abstractNumId w:val="7"/>
+  </w:num>
+  <w:num w:numId="6">
+    <w:abstractNumId w:val="6"/>
+  </w:num>
+  <w:num w:numId="7">
+    <w:abstractNumId w:val="4"/>
+  </w:num>
+  <w:num w:numId="8">
+    <w:abstractNumId w:val="5"/>
   </w:num>
 </w:numbering>
 </file>
 
 <file path=word/styles.xml><?xml version="1.0" encoding="utf-8"?>
-<w:styles xmlns:mc="http://schemas.openxmlformats.org/markup-compatibility/2006" xmlns:r="http://schemas.openxmlformats.org/officeDocument/2006/relationships" xmlns:w="http://schemas.openxmlformats.org/wordprocessingml/2006/main" xmlns:w14="http://schemas.microsoft.com/office/word/2010/wordml" xmlns:w15="http://schemas.microsoft.com/office/word/2012/wordml" xmlns:w16cex="http://schemas.microsoft.com/office/word/2018/wordml/cex" xmlns:w16cid="http://schemas.microsoft.com/office/word/2016/wordml/cid" xmlns:w16="http://schemas.microsoft.com/office/word/2018/wordml" xmlns:w16du="http://schemas.microsoft.com/office/word/2023/wordml/word16du" xmlns:w16sdtdh="http://schemas.microsoft.com/office/word/2020/wordml/sdtdatahash" xmlns:w16sdtfl="http://schemas.microsoft.com/office/word/2024/wordml/sdtformatlock" xmlns:w16se="http://schemas.microsoft.com/office/word/2015/wordml/symex" mc:Ignorable="w14 w15 w16se w16cid w16 w16cex w16sdtdh w16sdtfl w16du">
+<w:styles xmlns:mc="http://schemas.openxmlformats.org/markup-compatibility/2006" xmlns:r="http://schemas.openxmlformats.org/officeDocument/2006/relationships" xmlns:w="http://schemas.openxmlformats.org/wordprocessingml/2006/main" xmlns:w14="http://schemas.microsoft.com/office/word/2010/wordml" xmlns:w15="http://schemas.microsoft.com/office/word/2012/wordml" xmlns:w16se="http://schemas.microsoft.com/office/word/2015/wordml/symex" mc:Ignorable="w14 w15 w16se">
   <w:docDefaults>
     <w:rPrDefault>
       <w:rPr>
@@ -4363,7 +8162,7 @@
       </w:pPr>
     </w:pPrDefault>
   </w:docDefaults>
-  <w:latentStyles w:defLockedState="0" w:defUIPriority="99" w:defSemiHidden="0" w:defUnhideWhenUsed="0" w:defQFormat="0" w:count="376">
+  <w:latentStyles w:defLockedState="0" w:defUIPriority="99" w:defSemiHidden="0" w:defUnhideWhenUsed="0" w:defQFormat="0" w:count="371">
     <w:lsdException w:name="Normal" w:uiPriority="0" w:qFormat="1"/>
     <w:lsdException w:name="heading 1" w:uiPriority="9" w:qFormat="1"/>
     <w:lsdException w:name="heading 2" w:semiHidden="1" w:uiPriority="9" w:unhideWhenUsed="1" w:qFormat="1"/>
@@ -4735,13 +8534,8 @@
     <w:lsdException w:name="List Table 5 Dark Accent 6" w:uiPriority="50"/>
     <w:lsdException w:name="List Table 6 Colorful Accent 6" w:uiPriority="51"/>
     <w:lsdException w:name="List Table 7 Colorful Accent 6" w:uiPriority="52"/>
-    <w:lsdException w:name="Mention" w:semiHidden="1" w:unhideWhenUsed="1"/>
-    <w:lsdException w:name="Smart Hyperlink" w:semiHidden="1" w:unhideWhenUsed="1"/>
-    <w:lsdException w:name="Hashtag" w:semiHidden="1" w:unhideWhenUsed="1"/>
-    <w:lsdException w:name="Unresolved Mention" w:semiHidden="1" w:unhideWhenUsed="1"/>
-    <w:lsdException w:name="Smart Link" w:semiHidden="1" w:unhideWhenUsed="1"/>
   </w:latentStyles>
-  <w:style w:type="paragraph" w:default="1" w:styleId="Normal">
+  <w:style w:type="paragraph" w:default="1" w:styleId="a">
     <w:name w:val="Normal"/>
     <w:qFormat/>
     <w:rsid w:val="008D198B"/>
@@ -4757,11 +8551,11 @@
       <w:lang w:eastAsia="ru-RU"/>
     </w:rPr>
   </w:style>
-  <w:style w:type="paragraph" w:styleId="Heading1">
+  <w:style w:type="paragraph" w:styleId="1">
     <w:name w:val="heading 1"/>
-    <w:basedOn w:val="Normal"/>
-    <w:next w:val="Normal"/>
-    <w:link w:val="Heading1Char"/>
+    <w:basedOn w:val="a"/>
+    <w:next w:val="a"/>
+    <w:link w:val="10"/>
     <w:uiPriority w:val="9"/>
     <w:qFormat/>
     <w:rsid w:val="001F58D7"/>
@@ -4779,13 +8573,12 @@
       <w:szCs w:val="28"/>
     </w:rPr>
   </w:style>
-  <w:style w:type="character" w:default="1" w:styleId="DefaultParagraphFont">
+  <w:style w:type="character" w:default="1" w:styleId="a0">
     <w:name w:val="Default Paragraph Font"/>
     <w:uiPriority w:val="1"/>
-    <w:semiHidden/>
     <w:unhideWhenUsed/>
   </w:style>
-  <w:style w:type="table" w:default="1" w:styleId="TableNormal">
+  <w:style w:type="table" w:default="1" w:styleId="a1">
     <w:name w:val="Normal Table"/>
     <w:uiPriority w:val="99"/>
     <w:semiHidden/>
@@ -4800,16 +8593,16 @@
       </w:tblCellMar>
     </w:tblPr>
   </w:style>
-  <w:style w:type="numbering" w:default="1" w:styleId="NoList">
+  <w:style w:type="numbering" w:default="1" w:styleId="a2">
     <w:name w:val="No List"/>
     <w:uiPriority w:val="99"/>
     <w:semiHidden/>
     <w:unhideWhenUsed/>
   </w:style>
-  <w:style w:type="character" w:customStyle="1" w:styleId="Heading1Char">
-    <w:name w:val="Heading 1 Char"/>
-    <w:basedOn w:val="DefaultParagraphFont"/>
-    <w:link w:val="Heading1"/>
+  <w:style w:type="character" w:customStyle="1" w:styleId="10">
+    <w:name w:val="Заголовок 1 Знак"/>
+    <w:basedOn w:val="a0"/>
+    <w:link w:val="1"/>
     <w:uiPriority w:val="9"/>
     <w:rsid w:val="001F58D7"/>
     <w:rPr>
@@ -4821,9 +8614,9 @@
       <w:lang w:eastAsia="ru-RU"/>
     </w:rPr>
   </w:style>
-  <w:style w:type="paragraph" w:styleId="ListParagraph">
+  <w:style w:type="paragraph" w:styleId="a3">
     <w:name w:val="List Paragraph"/>
-    <w:basedOn w:val="Normal"/>
+    <w:basedOn w:val="a"/>
     <w:uiPriority w:val="34"/>
     <w:qFormat/>
     <w:rsid w:val="00552CF7"/>
@@ -4832,9 +8625,9 @@
       <w:contextualSpacing/>
     </w:pPr>
   </w:style>
-  <w:style w:type="table" w:styleId="TableGrid">
+  <w:style w:type="table" w:styleId="a4">
     <w:name w:val="Table Grid"/>
-    <w:basedOn w:val="TableNormal"/>
+    <w:basedOn w:val="a1"/>
     <w:uiPriority w:val="39"/>
     <w:rsid w:val="00CD7643"/>
     <w:pPr>
@@ -4851,10 +8644,10 @@
       </w:tblBorders>
     </w:tblPr>
   </w:style>
-  <w:style w:type="paragraph" w:styleId="TOCHeading">
+  <w:style w:type="paragraph" w:styleId="a5">
     <w:name w:val="TOC Heading"/>
-    <w:basedOn w:val="Heading1"/>
-    <w:next w:val="Normal"/>
+    <w:basedOn w:val="1"/>
+    <w:next w:val="a"/>
     <w:uiPriority w:val="39"/>
     <w:unhideWhenUsed/>
     <w:qFormat/>
@@ -4875,10 +8668,10 @@
       <w:szCs w:val="32"/>
     </w:rPr>
   </w:style>
-  <w:style w:type="paragraph" w:styleId="TOC1">
+  <w:style w:type="paragraph" w:styleId="11">
     <w:name w:val="toc 1"/>
-    <w:basedOn w:val="Normal"/>
-    <w:next w:val="Normal"/>
+    <w:basedOn w:val="a"/>
+    <w:next w:val="a"/>
     <w:autoRedefine/>
     <w:uiPriority w:val="39"/>
     <w:unhideWhenUsed/>
@@ -4888,15 +8681,50 @@
       <w:ind w:left="0"/>
     </w:pPr>
   </w:style>
-  <w:style w:type="character" w:styleId="Hyperlink">
+  <w:style w:type="character" w:styleId="a6">
     <w:name w:val="Hyperlink"/>
-    <w:basedOn w:val="DefaultParagraphFont"/>
+    <w:basedOn w:val="a0"/>
     <w:uiPriority w:val="99"/>
     <w:unhideWhenUsed/>
     <w:rsid w:val="008C6202"/>
     <w:rPr>
       <w:color w:val="0563C1" w:themeColor="hyperlink"/>
       <w:u w:val="single"/>
+    </w:rPr>
+  </w:style>
+  <w:style w:type="paragraph" w:styleId="a7">
+    <w:name w:val="Subtitle"/>
+    <w:basedOn w:val="a"/>
+    <w:next w:val="a"/>
+    <w:link w:val="a8"/>
+    <w:uiPriority w:val="11"/>
+    <w:qFormat/>
+    <w:rsid w:val="005F4FB6"/>
+    <w:pPr>
+      <w:numPr>
+        <w:ilvl w:val="1"/>
+      </w:numPr>
+      <w:spacing w:after="160"/>
+      <w:ind w:left="-5" w:hanging="10"/>
+    </w:pPr>
+    <w:rPr>
+      <w:rFonts w:asciiTheme="minorHAnsi" w:eastAsiaTheme="minorEastAsia" w:hAnsiTheme="minorHAnsi" w:cstheme="minorBidi"/>
+      <w:color w:val="5A5A5A" w:themeColor="text1" w:themeTint="A5"/>
+      <w:spacing w:val="15"/>
+      <w:sz w:val="22"/>
+    </w:rPr>
+  </w:style>
+  <w:style w:type="character" w:customStyle="1" w:styleId="a8">
+    <w:name w:val="Подзаголовок Знак"/>
+    <w:basedOn w:val="a0"/>
+    <w:link w:val="a7"/>
+    <w:uiPriority w:val="11"/>
+    <w:rsid w:val="005F4FB6"/>
+    <w:rPr>
+      <w:rFonts w:eastAsiaTheme="minorEastAsia"/>
+      <w:color w:val="5A5A5A" w:themeColor="text1" w:themeTint="A5"/>
+      <w:spacing w:val="15"/>
+      <w:lang w:eastAsia="ru-RU"/>
     </w:rPr>
   </w:style>
 </w:styles>
@@ -5168,7 +8996,7 @@
 </file>
 
 <file path=customXml/itemProps1.xml><?xml version="1.0" encoding="utf-8"?>
-<ds:datastoreItem xmlns:ds="http://schemas.openxmlformats.org/officeDocument/2006/customXml" ds:itemID="{6DF5F238-0005-487E-8549-46624CA98E3F}">
+<ds:datastoreItem xmlns:ds="http://schemas.openxmlformats.org/officeDocument/2006/customXml" ds:itemID="{601AAA47-E5E8-4B39-A830-0C848090D281}">
   <ds:schemaRefs>
     <ds:schemaRef ds:uri="http://schemas.openxmlformats.org/officeDocument/2006/bibliography"/>
   </ds:schemaRefs>

--- a/Отчет по учебной практике.docx
+++ b/Отчет по учебной практике.docx
@@ -1,6 +1,6 @@
 
 <file path=word/document.xml><?xml version="1.0" encoding="utf-8"?>
-<w:document xmlns:wpc="http://schemas.microsoft.com/office/word/2010/wordprocessingCanvas" xmlns:cx="http://schemas.microsoft.com/office/drawing/2014/chartex" xmlns:cx1="http://schemas.microsoft.com/office/drawing/2015/9/8/chartex" xmlns:mc="http://schemas.openxmlformats.org/markup-compatibility/2006" xmlns:o="urn:schemas-microsoft-com:office:office" xmlns:r="http://schemas.openxmlformats.org/officeDocument/2006/relationships" xmlns:m="http://schemas.openxmlformats.org/officeDocument/2006/math" xmlns:v="urn:schemas-microsoft-com:vml" xmlns:wp14="http://schemas.microsoft.com/office/word/2010/wordprocessingDrawing" xmlns:wp="http://schemas.openxmlformats.org/drawingml/2006/wordprocessingDrawing" xmlns:w10="urn:schemas-microsoft-com:office:word" xmlns:w="http://schemas.openxmlformats.org/wordprocessingml/2006/main" xmlns:w14="http://schemas.microsoft.com/office/word/2010/wordml" xmlns:w15="http://schemas.microsoft.com/office/word/2012/wordml" xmlns:w16se="http://schemas.microsoft.com/office/word/2015/wordml/symex" xmlns:wpg="http://schemas.microsoft.com/office/word/2010/wordprocessingGroup" xmlns:wpi="http://schemas.microsoft.com/office/word/2010/wordprocessingInk" xmlns:wne="http://schemas.microsoft.com/office/word/2006/wordml" xmlns:wps="http://schemas.microsoft.com/office/word/2010/wordprocessingShape" mc:Ignorable="w14 w15 w16se wp14">
+<w:document xmlns:wpc="http://schemas.microsoft.com/office/word/2010/wordprocessingCanvas" xmlns:cx="http://schemas.microsoft.com/office/drawing/2014/chartex" xmlns:cx1="http://schemas.microsoft.com/office/drawing/2015/9/8/chartex" xmlns:cx2="http://schemas.microsoft.com/office/drawing/2015/10/21/chartex" xmlns:cx3="http://schemas.microsoft.com/office/drawing/2016/5/9/chartex" xmlns:cx4="http://schemas.microsoft.com/office/drawing/2016/5/10/chartex" xmlns:cx5="http://schemas.microsoft.com/office/drawing/2016/5/11/chartex" xmlns:cx6="http://schemas.microsoft.com/office/drawing/2016/5/12/chartex" xmlns:cx7="http://schemas.microsoft.com/office/drawing/2016/5/13/chartex" xmlns:cx8="http://schemas.microsoft.com/office/drawing/2016/5/14/chartex" xmlns:mc="http://schemas.openxmlformats.org/markup-compatibility/2006" xmlns:aink="http://schemas.microsoft.com/office/drawing/2016/ink" xmlns:am3d="http://schemas.microsoft.com/office/drawing/2017/model3d" xmlns:o="urn:schemas-microsoft-com:office:office" xmlns:oel="http://schemas.microsoft.com/office/2019/extlst" xmlns:r="http://schemas.openxmlformats.org/officeDocument/2006/relationships" xmlns:m="http://schemas.openxmlformats.org/officeDocument/2006/math" xmlns:v="urn:schemas-microsoft-com:vml" xmlns:wp14="http://schemas.microsoft.com/office/word/2010/wordprocessingDrawing" xmlns:wp="http://schemas.openxmlformats.org/drawingml/2006/wordprocessingDrawing" xmlns:w10="urn:schemas-microsoft-com:office:word" xmlns:w="http://schemas.openxmlformats.org/wordprocessingml/2006/main" xmlns:w14="http://schemas.microsoft.com/office/word/2010/wordml" xmlns:w15="http://schemas.microsoft.com/office/word/2012/wordml" xmlns:w16cex="http://schemas.microsoft.com/office/word/2018/wordml/cex" xmlns:w16cid="http://schemas.microsoft.com/office/word/2016/wordml/cid" xmlns:w16="http://schemas.microsoft.com/office/word/2018/wordml" xmlns:w16du="http://schemas.microsoft.com/office/word/2023/wordml/word16du" xmlns:w16sdtdh="http://schemas.microsoft.com/office/word/2020/wordml/sdtdatahash" xmlns:w16sdtfl="http://schemas.microsoft.com/office/word/2024/wordml/sdtformatlock" xmlns:w16se="http://schemas.microsoft.com/office/word/2015/wordml/symex" xmlns:wpg="http://schemas.microsoft.com/office/word/2010/wordprocessingGroup" xmlns:wpi="http://schemas.microsoft.com/office/word/2010/wordprocessingInk" xmlns:wne="http://schemas.microsoft.com/office/word/2006/wordml" xmlns:wps="http://schemas.microsoft.com/office/word/2010/wordprocessingShape" mc:Ignorable="w14 w15 w16se w16cid w16 w16cex w16sdtdh w16sdtfl w16du wp14">
   <w:body>
     <w:p>
       <w:pPr>
@@ -701,10 +701,10 @@
     </w:p>
     <w:p>
       <w:pPr>
-        <w:pStyle w:val="1"/>
+        <w:pStyle w:val="Heading1"/>
         <w:ind w:firstLine="709"/>
       </w:pPr>
-      <w:bookmarkStart w:id="0" w:name="_Toc230174403"/>
+      <w:bookmarkStart w:id="0" w:name="_Toc230462616"/>
       <w:r>
         <w:lastRenderedPageBreak/>
         <w:t>СОДЕРЖАНИЕ</w:t>
@@ -716,8 +716,8 @@
         <w:rPr>
           <w:rFonts w:ascii="Times New Roman" w:eastAsia="Times New Roman" w:hAnsi="Times New Roman" w:cs="Times New Roman"/>
           <w:color w:val="000000"/>
-          <w:sz w:val="24"/>
-          <w:szCs w:val="22"/>
+          <w:sz w:val="28"/>
+          <w:szCs w:val="28"/>
         </w:rPr>
         <w:id w:val="-2040352424"/>
         <w:docPartObj>
@@ -729,13 +729,19 @@
         <w:rPr>
           <w:b/>
           <w:bCs/>
+          <w:sz w:val="24"/>
+          <w:szCs w:val="22"/>
         </w:rPr>
       </w:sdtEndPr>
       <w:sdtContent>
         <w:p>
           <w:pPr>
-            <w:pStyle w:val="a5"/>
+            <w:pStyle w:val="TOCHeading"/>
+            <w:tabs>
+              <w:tab w:val="left" w:pos="284"/>
+            </w:tabs>
             <w:spacing w:line="360" w:lineRule="auto"/>
+            <w:jc w:val="both"/>
             <w:rPr>
               <w:color w:val="auto"/>
               <w:sz w:val="28"/>
@@ -745,16 +751,21 @@
         </w:p>
         <w:p>
           <w:pPr>
-            <w:pStyle w:val="11"/>
+            <w:pStyle w:val="TOC1"/>
             <w:tabs>
+              <w:tab w:val="left" w:pos="284"/>
               <w:tab w:val="right" w:leader="dot" w:pos="9345"/>
             </w:tabs>
             <w:spacing w:line="360" w:lineRule="auto"/>
             <w:rPr>
+              <w:rFonts w:asciiTheme="minorHAnsi" w:eastAsiaTheme="minorEastAsia" w:hAnsiTheme="minorHAnsi" w:cstheme="minorBidi"/>
               <w:noProof/>
               <w:color w:val="auto"/>
+              <w:kern w:val="2"/>
               <w:sz w:val="28"/>
               <w:szCs w:val="28"/>
+              <w:lang w:val="en-US" w:eastAsia="en-US"/>
+              <w14:ligatures w14:val="standardContextual"/>
             </w:rPr>
           </w:pPr>
           <w:r>
@@ -781,12 +792,11 @@
             </w:rPr>
             <w:fldChar w:fldCharType="separate"/>
           </w:r>
-          <w:hyperlink w:anchor="_Toc230174403" w:history="1">
-            <w:r>
-              <w:rPr>
-                <w:rStyle w:val="a6"/>
+          <w:hyperlink w:anchor="_Toc230462616" w:history="1">
+            <w:r>
+              <w:rPr>
+                <w:rStyle w:val="Hyperlink"/>
                 <w:noProof/>
-                <w:color w:val="auto"/>
                 <w:sz w:val="28"/>
                 <w:szCs w:val="28"/>
               </w:rPr>
@@ -796,7 +806,6 @@
               <w:rPr>
                 <w:noProof/>
                 <w:webHidden/>
-                <w:color w:val="auto"/>
                 <w:sz w:val="28"/>
                 <w:szCs w:val="28"/>
               </w:rPr>
@@ -806,7 +815,6 @@
               <w:rPr>
                 <w:noProof/>
                 <w:webHidden/>
-                <w:color w:val="auto"/>
                 <w:sz w:val="28"/>
                 <w:szCs w:val="28"/>
               </w:rPr>
@@ -816,17 +824,15 @@
               <w:rPr>
                 <w:noProof/>
                 <w:webHidden/>
-                <w:color w:val="auto"/>
                 <w:sz w:val="28"/>
                 <w:szCs w:val="28"/>
               </w:rPr>
-              <w:instrText xml:space="preserve"> PAGEREF _Toc230174403 \h </w:instrText>
+              <w:instrText xml:space="preserve"> PAGEREF _Toc230462616 \h </w:instrText>
             </w:r>
             <w:r>
               <w:rPr>
                 <w:noProof/>
                 <w:webHidden/>
-                <w:color w:val="auto"/>
                 <w:sz w:val="28"/>
                 <w:szCs w:val="28"/>
               </w:rPr>
@@ -835,7 +841,6 @@
               <w:rPr>
                 <w:noProof/>
                 <w:webHidden/>
-                <w:color w:val="auto"/>
                 <w:sz w:val="28"/>
                 <w:szCs w:val="28"/>
               </w:rPr>
@@ -845,7 +850,6 @@
               <w:rPr>
                 <w:noProof/>
                 <w:webHidden/>
-                <w:color w:val="auto"/>
                 <w:sz w:val="28"/>
                 <w:szCs w:val="28"/>
               </w:rPr>
@@ -855,7 +859,6 @@
               <w:rPr>
                 <w:noProof/>
                 <w:webHidden/>
-                <w:color w:val="auto"/>
                 <w:sz w:val="28"/>
                 <w:szCs w:val="28"/>
               </w:rPr>
@@ -865,34 +868,330 @@
         </w:p>
         <w:p>
           <w:pPr>
-            <w:pStyle w:val="11"/>
+            <w:pStyle w:val="TOC1"/>
             <w:tabs>
+              <w:tab w:val="left" w:pos="284"/>
               <w:tab w:val="right" w:leader="dot" w:pos="9345"/>
             </w:tabs>
             <w:spacing w:line="360" w:lineRule="auto"/>
             <w:rPr>
+              <w:rFonts w:asciiTheme="minorHAnsi" w:eastAsiaTheme="minorEastAsia" w:hAnsiTheme="minorHAnsi" w:cstheme="minorBidi"/>
               <w:noProof/>
               <w:color w:val="auto"/>
+              <w:kern w:val="2"/>
+              <w:sz w:val="28"/>
+              <w:szCs w:val="28"/>
+              <w:lang w:val="en-US" w:eastAsia="en-US"/>
+              <w14:ligatures w14:val="standardContextual"/>
+            </w:rPr>
+          </w:pPr>
+          <w:hyperlink w:anchor="_Toc230462617" w:history="1">
+            <w:r>
+              <w:rPr>
+                <w:rStyle w:val="Hyperlink"/>
+                <w:noProof/>
+                <w:sz w:val="28"/>
+                <w:szCs w:val="28"/>
+              </w:rPr>
+              <w:t>ВВЕДЕНИЕ</w:t>
+            </w:r>
+            <w:r>
+              <w:rPr>
+                <w:noProof/>
+                <w:webHidden/>
+                <w:sz w:val="28"/>
+                <w:szCs w:val="28"/>
+              </w:rPr>
+              <w:tab/>
+            </w:r>
+            <w:r>
+              <w:rPr>
+                <w:noProof/>
+                <w:webHidden/>
+                <w:sz w:val="28"/>
+                <w:szCs w:val="28"/>
+              </w:rPr>
+              <w:fldChar w:fldCharType="begin"/>
+            </w:r>
+            <w:r>
+              <w:rPr>
+                <w:noProof/>
+                <w:webHidden/>
+                <w:sz w:val="28"/>
+                <w:szCs w:val="28"/>
+              </w:rPr>
+              <w:instrText xml:space="preserve"> PAGEREF _Toc230462617 \h </w:instrText>
+            </w:r>
+            <w:r>
+              <w:rPr>
+                <w:noProof/>
+                <w:webHidden/>
+                <w:sz w:val="28"/>
+                <w:szCs w:val="28"/>
+              </w:rPr>
+            </w:r>
+            <w:r>
+              <w:rPr>
+                <w:noProof/>
+                <w:webHidden/>
+                <w:sz w:val="28"/>
+                <w:szCs w:val="28"/>
+              </w:rPr>
+              <w:fldChar w:fldCharType="separate"/>
+            </w:r>
+            <w:r>
+              <w:rPr>
+                <w:noProof/>
+                <w:webHidden/>
+                <w:sz w:val="28"/>
+                <w:szCs w:val="28"/>
+              </w:rPr>
+              <w:t>3</w:t>
+            </w:r>
+            <w:r>
+              <w:rPr>
+                <w:noProof/>
+                <w:webHidden/>
+                <w:sz w:val="28"/>
+                <w:szCs w:val="28"/>
+              </w:rPr>
+              <w:fldChar w:fldCharType="end"/>
+            </w:r>
+          </w:hyperlink>
+        </w:p>
+        <w:p>
+          <w:pPr>
+            <w:pStyle w:val="TOC1"/>
+            <w:tabs>
+              <w:tab w:val="left" w:pos="284"/>
+              <w:tab w:val="right" w:leader="dot" w:pos="9345"/>
+            </w:tabs>
+            <w:spacing w:line="360" w:lineRule="auto"/>
+            <w:rPr>
+              <w:rFonts w:asciiTheme="minorHAnsi" w:eastAsiaTheme="minorEastAsia" w:hAnsiTheme="minorHAnsi" w:cstheme="minorBidi"/>
+              <w:noProof/>
+              <w:color w:val="auto"/>
+              <w:kern w:val="2"/>
+              <w:sz w:val="28"/>
+              <w:szCs w:val="28"/>
+              <w:lang w:val="en-US" w:eastAsia="en-US"/>
+              <w14:ligatures w14:val="standardContextual"/>
+            </w:rPr>
+          </w:pPr>
+          <w:hyperlink w:anchor="_Toc230462618" w:history="1">
+            <w:r>
+              <w:rPr>
+                <w:rStyle w:val="Hyperlink"/>
+                <w:noProof/>
+                <w:sz w:val="28"/>
+                <w:szCs w:val="28"/>
+              </w:rPr>
+              <w:t>ГЛАВА 1 ХАРАКТЕРИСТИКА БАЗЫ ПРАКТИКИ</w:t>
+            </w:r>
+            <w:r>
+              <w:rPr>
+                <w:noProof/>
+                <w:webHidden/>
+                <w:sz w:val="28"/>
+                <w:szCs w:val="28"/>
+              </w:rPr>
+              <w:tab/>
+            </w:r>
+            <w:r>
+              <w:rPr>
+                <w:noProof/>
+                <w:webHidden/>
+                <w:sz w:val="28"/>
+                <w:szCs w:val="28"/>
+              </w:rPr>
+              <w:fldChar w:fldCharType="begin"/>
+            </w:r>
+            <w:r>
+              <w:rPr>
+                <w:noProof/>
+                <w:webHidden/>
+                <w:sz w:val="28"/>
+                <w:szCs w:val="28"/>
+              </w:rPr>
+              <w:instrText xml:space="preserve"> PAGEREF _Toc230462618 \h </w:instrText>
+            </w:r>
+            <w:r>
+              <w:rPr>
+                <w:noProof/>
+                <w:webHidden/>
+                <w:sz w:val="28"/>
+                <w:szCs w:val="28"/>
+              </w:rPr>
+            </w:r>
+            <w:r>
+              <w:rPr>
+                <w:noProof/>
+                <w:webHidden/>
+                <w:sz w:val="28"/>
+                <w:szCs w:val="28"/>
+              </w:rPr>
+              <w:fldChar w:fldCharType="separate"/>
+            </w:r>
+            <w:r>
+              <w:rPr>
+                <w:noProof/>
+                <w:webHidden/>
+                <w:sz w:val="28"/>
+                <w:szCs w:val="28"/>
+              </w:rPr>
+              <w:t>5</w:t>
+            </w:r>
+            <w:r>
+              <w:rPr>
+                <w:noProof/>
+                <w:webHidden/>
+                <w:sz w:val="28"/>
+                <w:szCs w:val="28"/>
+              </w:rPr>
+              <w:fldChar w:fldCharType="end"/>
+            </w:r>
+          </w:hyperlink>
+        </w:p>
+        <w:p>
+          <w:pPr>
+            <w:pStyle w:val="TOC1"/>
+            <w:tabs>
+              <w:tab w:val="left" w:pos="284"/>
+              <w:tab w:val="right" w:leader="dot" w:pos="9345"/>
+            </w:tabs>
+            <w:spacing w:line="360" w:lineRule="auto"/>
+            <w:rPr>
+              <w:rFonts w:asciiTheme="minorHAnsi" w:eastAsiaTheme="minorEastAsia" w:hAnsiTheme="minorHAnsi" w:cstheme="minorBidi"/>
+              <w:noProof/>
+              <w:color w:val="auto"/>
+              <w:kern w:val="2"/>
+              <w:sz w:val="28"/>
+              <w:szCs w:val="28"/>
+              <w:lang w:val="en-US" w:eastAsia="en-US"/>
+              <w14:ligatures w14:val="standardContextual"/>
+            </w:rPr>
+          </w:pPr>
+          <w:hyperlink w:anchor="_Toc230462619" w:history="1">
+            <w:r>
+              <w:rPr>
+                <w:rStyle w:val="Hyperlink"/>
+                <w:noProof/>
+                <w:sz w:val="28"/>
+                <w:szCs w:val="28"/>
+              </w:rPr>
+              <w:t>ГЛАВА 2 ОСНОВЫ АЛГОРИТМИЗАЦИИ И ПРОГРАММИРОВАНИЯ</w:t>
+            </w:r>
+            <w:r>
+              <w:rPr>
+                <w:noProof/>
+                <w:webHidden/>
+                <w:sz w:val="28"/>
+                <w:szCs w:val="28"/>
+              </w:rPr>
+              <w:tab/>
+            </w:r>
+            <w:r>
+              <w:rPr>
+                <w:noProof/>
+                <w:webHidden/>
+                <w:sz w:val="28"/>
+                <w:szCs w:val="28"/>
+              </w:rPr>
+              <w:fldChar w:fldCharType="begin"/>
+            </w:r>
+            <w:r>
+              <w:rPr>
+                <w:noProof/>
+                <w:webHidden/>
+                <w:sz w:val="28"/>
+                <w:szCs w:val="28"/>
+              </w:rPr>
+              <w:instrText xml:space="preserve"> PAGEREF _Toc230462619 \h </w:instrText>
+            </w:r>
+            <w:r>
+              <w:rPr>
+                <w:noProof/>
+                <w:webHidden/>
+                <w:sz w:val="28"/>
+                <w:szCs w:val="28"/>
+              </w:rPr>
+            </w:r>
+            <w:r>
+              <w:rPr>
+                <w:noProof/>
+                <w:webHidden/>
+                <w:sz w:val="28"/>
+                <w:szCs w:val="28"/>
+              </w:rPr>
+              <w:fldChar w:fldCharType="separate"/>
+            </w:r>
+            <w:r>
+              <w:rPr>
+                <w:noProof/>
+                <w:webHidden/>
+                <w:sz w:val="28"/>
+                <w:szCs w:val="28"/>
+              </w:rPr>
+              <w:t>6</w:t>
+            </w:r>
+            <w:r>
+              <w:rPr>
+                <w:noProof/>
+                <w:webHidden/>
+                <w:sz w:val="28"/>
+                <w:szCs w:val="28"/>
+              </w:rPr>
+              <w:fldChar w:fldCharType="end"/>
+            </w:r>
+          </w:hyperlink>
+        </w:p>
+        <w:p>
+          <w:pPr>
+            <w:pStyle w:val="TOC2"/>
+            <w:tabs>
+              <w:tab w:val="left" w:pos="284"/>
+              <w:tab w:val="left" w:pos="720"/>
+              <w:tab w:val="right" w:leader="dot" w:pos="9345"/>
+            </w:tabs>
+            <w:spacing w:line="360" w:lineRule="auto"/>
+            <w:ind w:left="0"/>
+            <w:rPr>
+              <w:noProof/>
               <w:sz w:val="28"/>
               <w:szCs w:val="28"/>
             </w:rPr>
           </w:pPr>
-          <w:hyperlink w:anchor="_Toc230174404" w:history="1">
-            <w:r>
-              <w:rPr>
-                <w:rStyle w:val="a6"/>
+          <w:hyperlink w:anchor="_Toc230462620" w:history="1">
+            <w:r>
+              <w:rPr>
+                <w:rStyle w:val="Hyperlink"/>
                 <w:noProof/>
-                <w:color w:val="auto"/>
                 <w:sz w:val="28"/>
                 <w:szCs w:val="28"/>
               </w:rPr>
-              <w:t>ВВЕДЕНИЕ</w:t>
+              <w:t>1.</w:t>
+            </w:r>
+            <w:r>
+              <w:rPr>
+                <w:noProof/>
+                <w:sz w:val="28"/>
+                <w:szCs w:val="28"/>
+              </w:rPr>
+              <w:tab/>
+            </w:r>
+            <w:r>
+              <w:rPr>
+                <w:rStyle w:val="Hyperlink"/>
+                <w:noProof/>
+                <w:sz w:val="28"/>
+                <w:szCs w:val="28"/>
+              </w:rPr>
+              <w:t>Инфологическое проектирование</w:t>
             </w:r>
             <w:r>
               <w:rPr>
                 <w:noProof/>
                 <w:webHidden/>
-                <w:color w:val="auto"/>
                 <w:sz w:val="28"/>
                 <w:szCs w:val="28"/>
               </w:rPr>
@@ -902,7 +1201,6 @@
               <w:rPr>
                 <w:noProof/>
                 <w:webHidden/>
-                <w:color w:val="auto"/>
                 <w:sz w:val="28"/>
                 <w:szCs w:val="28"/>
               </w:rPr>
@@ -912,17 +1210,15 @@
               <w:rPr>
                 <w:noProof/>
                 <w:webHidden/>
-                <w:color w:val="auto"/>
                 <w:sz w:val="28"/>
                 <w:szCs w:val="28"/>
               </w:rPr>
-              <w:instrText xml:space="preserve"> PAGEREF _Toc230174404 \h </w:instrText>
+              <w:instrText xml:space="preserve"> PAGEREF _Toc230462620 \h </w:instrText>
             </w:r>
             <w:r>
               <w:rPr>
                 <w:noProof/>
                 <w:webHidden/>
-                <w:color w:val="auto"/>
                 <w:sz w:val="28"/>
                 <w:szCs w:val="28"/>
               </w:rPr>
@@ -931,7 +1227,6 @@
               <w:rPr>
                 <w:noProof/>
                 <w:webHidden/>
-                <w:color w:val="auto"/>
                 <w:sz w:val="28"/>
                 <w:szCs w:val="28"/>
               </w:rPr>
@@ -941,17 +1236,15 @@
               <w:rPr>
                 <w:noProof/>
                 <w:webHidden/>
-                <w:color w:val="auto"/>
                 <w:sz w:val="28"/>
                 <w:szCs w:val="28"/>
               </w:rPr>
-              <w:t>3</w:t>
+              <w:t>6</w:t>
             </w:r>
             <w:r>
               <w:rPr>
                 <w:noProof/>
                 <w:webHidden/>
-                <w:color w:val="auto"/>
                 <w:sz w:val="28"/>
                 <w:szCs w:val="28"/>
               </w:rPr>
@@ -961,34 +1254,237 @@
         </w:p>
         <w:p>
           <w:pPr>
-            <w:pStyle w:val="11"/>
+            <w:pStyle w:val="TOC1"/>
             <w:tabs>
+              <w:tab w:val="left" w:pos="284"/>
               <w:tab w:val="right" w:leader="dot" w:pos="9345"/>
             </w:tabs>
             <w:spacing w:line="360" w:lineRule="auto"/>
             <w:rPr>
+              <w:rFonts w:asciiTheme="minorHAnsi" w:eastAsiaTheme="minorEastAsia" w:hAnsiTheme="minorHAnsi" w:cstheme="minorBidi"/>
               <w:noProof/>
               <w:color w:val="auto"/>
+              <w:kern w:val="2"/>
+              <w:sz w:val="28"/>
+              <w:szCs w:val="28"/>
+              <w:lang w:val="en-US" w:eastAsia="en-US"/>
+              <w14:ligatures w14:val="standardContextual"/>
+            </w:rPr>
+          </w:pPr>
+          <w:hyperlink w:anchor="_Toc230462621" w:history="1">
+            <w:r>
+              <w:rPr>
+                <w:rStyle w:val="Hyperlink"/>
+                <w:noProof/>
+                <w:sz w:val="28"/>
+                <w:szCs w:val="28"/>
+              </w:rPr>
+              <w:t>ГЛАВА 3 ОПЕРАЦИОННЫЕ СИСТЕМЫ И СРЕДЫ</w:t>
+            </w:r>
+            <w:r>
+              <w:rPr>
+                <w:noProof/>
+                <w:webHidden/>
+                <w:sz w:val="28"/>
+                <w:szCs w:val="28"/>
+              </w:rPr>
+              <w:tab/>
+            </w:r>
+            <w:r>
+              <w:rPr>
+                <w:noProof/>
+                <w:webHidden/>
+                <w:sz w:val="28"/>
+                <w:szCs w:val="28"/>
+              </w:rPr>
+              <w:fldChar w:fldCharType="begin"/>
+            </w:r>
+            <w:r>
+              <w:rPr>
+                <w:noProof/>
+                <w:webHidden/>
+                <w:sz w:val="28"/>
+                <w:szCs w:val="28"/>
+              </w:rPr>
+              <w:instrText xml:space="preserve"> PAGEREF _Toc230462621 \h </w:instrText>
+            </w:r>
+            <w:r>
+              <w:rPr>
+                <w:noProof/>
+                <w:webHidden/>
+                <w:sz w:val="28"/>
+                <w:szCs w:val="28"/>
+              </w:rPr>
+            </w:r>
+            <w:r>
+              <w:rPr>
+                <w:noProof/>
+                <w:webHidden/>
+                <w:sz w:val="28"/>
+                <w:szCs w:val="28"/>
+              </w:rPr>
+              <w:fldChar w:fldCharType="separate"/>
+            </w:r>
+            <w:r>
+              <w:rPr>
+                <w:noProof/>
+                <w:webHidden/>
+                <w:sz w:val="28"/>
+                <w:szCs w:val="28"/>
+              </w:rPr>
+              <w:t>9</w:t>
+            </w:r>
+            <w:r>
+              <w:rPr>
+                <w:noProof/>
+                <w:webHidden/>
+                <w:sz w:val="28"/>
+                <w:szCs w:val="28"/>
+              </w:rPr>
+              <w:fldChar w:fldCharType="end"/>
+            </w:r>
+          </w:hyperlink>
+        </w:p>
+        <w:p>
+          <w:pPr>
+            <w:pStyle w:val="TOC1"/>
+            <w:tabs>
+              <w:tab w:val="left" w:pos="284"/>
+              <w:tab w:val="right" w:leader="dot" w:pos="9345"/>
+            </w:tabs>
+            <w:spacing w:line="360" w:lineRule="auto"/>
+            <w:rPr>
+              <w:rFonts w:asciiTheme="minorHAnsi" w:eastAsiaTheme="minorEastAsia" w:hAnsiTheme="minorHAnsi" w:cstheme="minorBidi"/>
+              <w:noProof/>
+              <w:color w:val="auto"/>
+              <w:kern w:val="2"/>
+              <w:sz w:val="28"/>
+              <w:szCs w:val="28"/>
+              <w:lang w:val="en-US" w:eastAsia="en-US"/>
+              <w14:ligatures w14:val="standardContextual"/>
+            </w:rPr>
+          </w:pPr>
+          <w:hyperlink w:anchor="_Toc230462622" w:history="1">
+            <w:r>
+              <w:rPr>
+                <w:rStyle w:val="Hyperlink"/>
+                <w:noProof/>
+                <w:sz w:val="28"/>
+                <w:szCs w:val="28"/>
+              </w:rPr>
+              <w:t>ГЛАВА 4 БАЗЫ ДАННЫХ</w:t>
+            </w:r>
+            <w:r>
+              <w:rPr>
+                <w:noProof/>
+                <w:webHidden/>
+                <w:sz w:val="28"/>
+                <w:szCs w:val="28"/>
+              </w:rPr>
+              <w:tab/>
+            </w:r>
+            <w:r>
+              <w:rPr>
+                <w:noProof/>
+                <w:webHidden/>
+                <w:sz w:val="28"/>
+                <w:szCs w:val="28"/>
+              </w:rPr>
+              <w:fldChar w:fldCharType="begin"/>
+            </w:r>
+            <w:r>
+              <w:rPr>
+                <w:noProof/>
+                <w:webHidden/>
+                <w:sz w:val="28"/>
+                <w:szCs w:val="28"/>
+              </w:rPr>
+              <w:instrText xml:space="preserve"> PAGEREF _Toc230462622 \h </w:instrText>
+            </w:r>
+            <w:r>
+              <w:rPr>
+                <w:noProof/>
+                <w:webHidden/>
+                <w:sz w:val="28"/>
+                <w:szCs w:val="28"/>
+              </w:rPr>
+            </w:r>
+            <w:r>
+              <w:rPr>
+                <w:noProof/>
+                <w:webHidden/>
+                <w:sz w:val="28"/>
+                <w:szCs w:val="28"/>
+              </w:rPr>
+              <w:fldChar w:fldCharType="separate"/>
+            </w:r>
+            <w:r>
+              <w:rPr>
+                <w:noProof/>
+                <w:webHidden/>
+                <w:sz w:val="28"/>
+                <w:szCs w:val="28"/>
+              </w:rPr>
+              <w:t>10</w:t>
+            </w:r>
+            <w:r>
+              <w:rPr>
+                <w:noProof/>
+                <w:webHidden/>
+                <w:sz w:val="28"/>
+                <w:szCs w:val="28"/>
+              </w:rPr>
+              <w:fldChar w:fldCharType="end"/>
+            </w:r>
+          </w:hyperlink>
+        </w:p>
+        <w:p>
+          <w:pPr>
+            <w:pStyle w:val="TOC2"/>
+            <w:tabs>
+              <w:tab w:val="left" w:pos="284"/>
+              <w:tab w:val="left" w:pos="720"/>
+              <w:tab w:val="right" w:leader="dot" w:pos="9345"/>
+            </w:tabs>
+            <w:spacing w:line="360" w:lineRule="auto"/>
+            <w:ind w:left="0"/>
+            <w:rPr>
+              <w:noProof/>
               <w:sz w:val="28"/>
               <w:szCs w:val="28"/>
             </w:rPr>
           </w:pPr>
-          <w:hyperlink w:anchor="_Toc230174405" w:history="1">
-            <w:r>
-              <w:rPr>
-                <w:rStyle w:val="a6"/>
+          <w:hyperlink w:anchor="_Toc230462623" w:history="1">
+            <w:r>
+              <w:rPr>
+                <w:rStyle w:val="Hyperlink"/>
                 <w:noProof/>
-                <w:color w:val="auto"/>
                 <w:sz w:val="28"/>
                 <w:szCs w:val="28"/>
               </w:rPr>
-              <w:t>ГЛАВА 1 ХАРАКТЕРИСТИКА БАЗЫ ПРАКТИКИ</w:t>
+              <w:t>2.</w:t>
+            </w:r>
+            <w:r>
+              <w:rPr>
+                <w:noProof/>
+                <w:sz w:val="28"/>
+                <w:szCs w:val="28"/>
+              </w:rPr>
+              <w:tab/>
+            </w:r>
+            <w:r>
+              <w:rPr>
+                <w:rStyle w:val="Hyperlink"/>
+                <w:noProof/>
+                <w:sz w:val="28"/>
+                <w:szCs w:val="28"/>
+              </w:rPr>
+              <w:t>Инфологическое проектирование</w:t>
             </w:r>
             <w:r>
               <w:rPr>
                 <w:noProof/>
                 <w:webHidden/>
-                <w:color w:val="auto"/>
                 <w:sz w:val="28"/>
                 <w:szCs w:val="28"/>
               </w:rPr>
@@ -998,7 +1494,6 @@
               <w:rPr>
                 <w:noProof/>
                 <w:webHidden/>
-                <w:color w:val="auto"/>
                 <w:sz w:val="28"/>
                 <w:szCs w:val="28"/>
               </w:rPr>
@@ -1008,17 +1503,15 @@
               <w:rPr>
                 <w:noProof/>
                 <w:webHidden/>
-                <w:color w:val="auto"/>
                 <w:sz w:val="28"/>
                 <w:szCs w:val="28"/>
               </w:rPr>
-              <w:instrText xml:space="preserve"> PAGEREF _Toc230174405 \h </w:instrText>
+              <w:instrText xml:space="preserve"> PAGEREF _Toc230462623 \h </w:instrText>
             </w:r>
             <w:r>
               <w:rPr>
                 <w:noProof/>
                 <w:webHidden/>
-                <w:color w:val="auto"/>
                 <w:sz w:val="28"/>
                 <w:szCs w:val="28"/>
               </w:rPr>
@@ -1027,7 +1520,6 @@
               <w:rPr>
                 <w:noProof/>
                 <w:webHidden/>
-                <w:color w:val="auto"/>
                 <w:sz w:val="28"/>
                 <w:szCs w:val="28"/>
               </w:rPr>
@@ -1037,17 +1529,15 @@
               <w:rPr>
                 <w:noProof/>
                 <w:webHidden/>
-                <w:color w:val="auto"/>
                 <w:sz w:val="28"/>
                 <w:szCs w:val="28"/>
               </w:rPr>
-              <w:t>5</w:t>
+              <w:t>10</w:t>
             </w:r>
             <w:r>
               <w:rPr>
                 <w:noProof/>
                 <w:webHidden/>
-                <w:color w:val="auto"/>
                 <w:sz w:val="28"/>
                 <w:szCs w:val="28"/>
               </w:rPr>
@@ -1057,34 +1547,37 @@
         </w:p>
         <w:p>
           <w:pPr>
-            <w:pStyle w:val="11"/>
+            <w:pStyle w:val="TOC1"/>
             <w:tabs>
+              <w:tab w:val="left" w:pos="284"/>
               <w:tab w:val="right" w:leader="dot" w:pos="9345"/>
             </w:tabs>
             <w:spacing w:line="360" w:lineRule="auto"/>
             <w:rPr>
+              <w:rFonts w:asciiTheme="minorHAnsi" w:eastAsiaTheme="minorEastAsia" w:hAnsiTheme="minorHAnsi" w:cstheme="minorBidi"/>
               <w:noProof/>
               <w:color w:val="auto"/>
+              <w:kern w:val="2"/>
               <w:sz w:val="28"/>
               <w:szCs w:val="28"/>
+              <w:lang w:val="en-US" w:eastAsia="en-US"/>
+              <w14:ligatures w14:val="standardContextual"/>
             </w:rPr>
           </w:pPr>
-          <w:hyperlink w:anchor="_Toc230174406" w:history="1">
-            <w:r>
-              <w:rPr>
-                <w:rStyle w:val="a6"/>
+          <w:hyperlink w:anchor="_Toc230462624" w:history="1">
+            <w:r>
+              <w:rPr>
+                <w:rStyle w:val="Hyperlink"/>
                 <w:noProof/>
-                <w:color w:val="auto"/>
                 <w:sz w:val="28"/>
                 <w:szCs w:val="28"/>
               </w:rPr>
-              <w:t>ГЛАВА 2 ОСНОВЫ АЛГОРИТМИЗАЦИИ И ПРОГРАММИРОВАНИЯ</w:t>
+              <w:t>ГЛАВА 5 ЛИНЕЙНОЕ ПРОГРАММИРОВАНИЕ</w:t>
             </w:r>
             <w:r>
               <w:rPr>
                 <w:noProof/>
                 <w:webHidden/>
-                <w:color w:val="auto"/>
                 <w:sz w:val="28"/>
                 <w:szCs w:val="28"/>
               </w:rPr>
@@ -1094,7 +1587,6 @@
               <w:rPr>
                 <w:noProof/>
                 <w:webHidden/>
-                <w:color w:val="auto"/>
                 <w:sz w:val="28"/>
                 <w:szCs w:val="28"/>
               </w:rPr>
@@ -1104,17 +1596,15 @@
               <w:rPr>
                 <w:noProof/>
                 <w:webHidden/>
-                <w:color w:val="auto"/>
                 <w:sz w:val="28"/>
                 <w:szCs w:val="28"/>
               </w:rPr>
-              <w:instrText xml:space="preserve"> PAGEREF _Toc230174406 \h </w:instrText>
+              <w:instrText xml:space="preserve"> PAGEREF _Toc230462624 \h </w:instrText>
             </w:r>
             <w:r>
               <w:rPr>
                 <w:noProof/>
                 <w:webHidden/>
-                <w:color w:val="auto"/>
                 <w:sz w:val="28"/>
                 <w:szCs w:val="28"/>
               </w:rPr>
@@ -1123,7 +1613,6 @@
               <w:rPr>
                 <w:noProof/>
                 <w:webHidden/>
-                <w:color w:val="auto"/>
                 <w:sz w:val="28"/>
                 <w:szCs w:val="28"/>
               </w:rPr>
@@ -1133,17 +1622,15 @@
               <w:rPr>
                 <w:noProof/>
                 <w:webHidden/>
-                <w:color w:val="auto"/>
                 <w:sz w:val="28"/>
                 <w:szCs w:val="28"/>
               </w:rPr>
-              <w:t>6</w:t>
+              <w:t>13</w:t>
             </w:r>
             <w:r>
               <w:rPr>
                 <w:noProof/>
                 <w:webHidden/>
-                <w:color w:val="auto"/>
                 <w:sz w:val="28"/>
                 <w:szCs w:val="28"/>
               </w:rPr>
@@ -1153,295 +1640,11 @@
         </w:p>
         <w:p>
           <w:pPr>
-            <w:pStyle w:val="11"/>
             <w:tabs>
-              <w:tab w:val="right" w:leader="dot" w:pos="9345"/>
+              <w:tab w:val="left" w:pos="284"/>
             </w:tabs>
             <w:spacing w:line="360" w:lineRule="auto"/>
-            <w:rPr>
-              <w:noProof/>
-              <w:color w:val="auto"/>
-              <w:sz w:val="28"/>
-              <w:szCs w:val="28"/>
-            </w:rPr>
-          </w:pPr>
-          <w:hyperlink w:anchor="_Toc230174407" w:history="1">
-            <w:r>
-              <w:rPr>
-                <w:rStyle w:val="a6"/>
-                <w:noProof/>
-                <w:color w:val="auto"/>
-                <w:sz w:val="28"/>
-                <w:szCs w:val="28"/>
-              </w:rPr>
-              <w:t>ГЛАВА 3 ОПЕРАЦИОННЫЕ СИСТЕМЫ И СРЕДЫ</w:t>
-            </w:r>
-            <w:r>
-              <w:rPr>
-                <w:noProof/>
-                <w:webHidden/>
-                <w:color w:val="auto"/>
-                <w:sz w:val="28"/>
-                <w:szCs w:val="28"/>
-              </w:rPr>
-              <w:tab/>
-            </w:r>
-            <w:r>
-              <w:rPr>
-                <w:noProof/>
-                <w:webHidden/>
-                <w:color w:val="auto"/>
-                <w:sz w:val="28"/>
-                <w:szCs w:val="28"/>
-              </w:rPr>
-              <w:fldChar w:fldCharType="begin"/>
-            </w:r>
-            <w:r>
-              <w:rPr>
-                <w:noProof/>
-                <w:webHidden/>
-                <w:color w:val="auto"/>
-                <w:sz w:val="28"/>
-                <w:szCs w:val="28"/>
-              </w:rPr>
-              <w:instrText xml:space="preserve"> PAGEREF _Toc230174407 \h </w:instrText>
-            </w:r>
-            <w:r>
-              <w:rPr>
-                <w:noProof/>
-                <w:webHidden/>
-                <w:color w:val="auto"/>
-                <w:sz w:val="28"/>
-                <w:szCs w:val="28"/>
-              </w:rPr>
-            </w:r>
-            <w:r>
-              <w:rPr>
-                <w:noProof/>
-                <w:webHidden/>
-                <w:color w:val="auto"/>
-                <w:sz w:val="28"/>
-                <w:szCs w:val="28"/>
-              </w:rPr>
-              <w:fldChar w:fldCharType="separate"/>
-            </w:r>
-            <w:r>
-              <w:rPr>
-                <w:noProof/>
-                <w:webHidden/>
-                <w:color w:val="auto"/>
-                <w:sz w:val="28"/>
-                <w:szCs w:val="28"/>
-              </w:rPr>
-              <w:t>8</w:t>
-            </w:r>
-            <w:r>
-              <w:rPr>
-                <w:noProof/>
-                <w:webHidden/>
-                <w:color w:val="auto"/>
-                <w:sz w:val="28"/>
-                <w:szCs w:val="28"/>
-              </w:rPr>
-              <w:fldChar w:fldCharType="end"/>
-            </w:r>
-          </w:hyperlink>
-        </w:p>
-        <w:p>
-          <w:pPr>
-            <w:pStyle w:val="11"/>
-            <w:tabs>
-              <w:tab w:val="right" w:leader="dot" w:pos="9345"/>
-            </w:tabs>
-            <w:spacing w:line="360" w:lineRule="auto"/>
-            <w:rPr>
-              <w:noProof/>
-              <w:color w:val="auto"/>
-              <w:sz w:val="28"/>
-              <w:szCs w:val="28"/>
-            </w:rPr>
-          </w:pPr>
-          <w:hyperlink w:anchor="_Toc230174408" w:history="1">
-            <w:r>
-              <w:rPr>
-                <w:rStyle w:val="a6"/>
-                <w:noProof/>
-                <w:color w:val="auto"/>
-                <w:sz w:val="28"/>
-                <w:szCs w:val="28"/>
-              </w:rPr>
-              <w:t>ГЛАВА 4 БАЗЫ ДАННЫХ</w:t>
-            </w:r>
-            <w:r>
-              <w:rPr>
-                <w:noProof/>
-                <w:webHidden/>
-                <w:color w:val="auto"/>
-                <w:sz w:val="28"/>
-                <w:szCs w:val="28"/>
-              </w:rPr>
-              <w:tab/>
-            </w:r>
-            <w:r>
-              <w:rPr>
-                <w:noProof/>
-                <w:webHidden/>
-                <w:color w:val="auto"/>
-                <w:sz w:val="28"/>
-                <w:szCs w:val="28"/>
-              </w:rPr>
-              <w:fldChar w:fldCharType="begin"/>
-            </w:r>
-            <w:r>
-              <w:rPr>
-                <w:noProof/>
-                <w:webHidden/>
-                <w:color w:val="auto"/>
-                <w:sz w:val="28"/>
-                <w:szCs w:val="28"/>
-              </w:rPr>
-              <w:instrText xml:space="preserve"> PAGEREF _Toc230174408 \h </w:instrText>
-            </w:r>
-            <w:r>
-              <w:rPr>
-                <w:noProof/>
-                <w:webHidden/>
-                <w:color w:val="auto"/>
-                <w:sz w:val="28"/>
-                <w:szCs w:val="28"/>
-              </w:rPr>
-            </w:r>
-            <w:r>
-              <w:rPr>
-                <w:noProof/>
-                <w:webHidden/>
-                <w:color w:val="auto"/>
-                <w:sz w:val="28"/>
-                <w:szCs w:val="28"/>
-              </w:rPr>
-              <w:fldChar w:fldCharType="separate"/>
-            </w:r>
-            <w:r>
-              <w:rPr>
-                <w:noProof/>
-                <w:webHidden/>
-                <w:color w:val="auto"/>
-                <w:sz w:val="28"/>
-                <w:szCs w:val="28"/>
-              </w:rPr>
-              <w:t>9</w:t>
-            </w:r>
-            <w:r>
-              <w:rPr>
-                <w:noProof/>
-                <w:webHidden/>
-                <w:color w:val="auto"/>
-                <w:sz w:val="28"/>
-                <w:szCs w:val="28"/>
-              </w:rPr>
-              <w:fldChar w:fldCharType="end"/>
-            </w:r>
-          </w:hyperlink>
-        </w:p>
-        <w:p>
-          <w:pPr>
-            <w:pStyle w:val="11"/>
-            <w:tabs>
-              <w:tab w:val="right" w:leader="dot" w:pos="9345"/>
-            </w:tabs>
-            <w:spacing w:line="360" w:lineRule="auto"/>
-            <w:rPr>
-              <w:noProof/>
-              <w:color w:val="auto"/>
-              <w:sz w:val="28"/>
-              <w:szCs w:val="28"/>
-            </w:rPr>
-          </w:pPr>
-          <w:hyperlink w:anchor="_Toc230174409" w:history="1">
-            <w:r>
-              <w:rPr>
-                <w:rStyle w:val="a6"/>
-                <w:noProof/>
-                <w:color w:val="auto"/>
-                <w:sz w:val="28"/>
-                <w:szCs w:val="28"/>
-              </w:rPr>
-              <w:t>ГЛАВА 5 ЛИНЕЙНОЕ ПРОГРАММИРОВАНИЕ</w:t>
-            </w:r>
-            <w:r>
-              <w:rPr>
-                <w:noProof/>
-                <w:webHidden/>
-                <w:color w:val="auto"/>
-                <w:sz w:val="28"/>
-                <w:szCs w:val="28"/>
-              </w:rPr>
-              <w:tab/>
-            </w:r>
-            <w:r>
-              <w:rPr>
-                <w:noProof/>
-                <w:webHidden/>
-                <w:color w:val="auto"/>
-                <w:sz w:val="28"/>
-                <w:szCs w:val="28"/>
-              </w:rPr>
-              <w:fldChar w:fldCharType="begin"/>
-            </w:r>
-            <w:r>
-              <w:rPr>
-                <w:noProof/>
-                <w:webHidden/>
-                <w:color w:val="auto"/>
-                <w:sz w:val="28"/>
-                <w:szCs w:val="28"/>
-              </w:rPr>
-              <w:instrText xml:space="preserve"> PAGEREF _Toc230174409 \h </w:instrText>
-            </w:r>
-            <w:r>
-              <w:rPr>
-                <w:noProof/>
-                <w:webHidden/>
-                <w:color w:val="auto"/>
-                <w:sz w:val="28"/>
-                <w:szCs w:val="28"/>
-              </w:rPr>
-            </w:r>
-            <w:r>
-              <w:rPr>
-                <w:noProof/>
-                <w:webHidden/>
-                <w:color w:val="auto"/>
-                <w:sz w:val="28"/>
-                <w:szCs w:val="28"/>
-              </w:rPr>
-              <w:fldChar w:fldCharType="separate"/>
-            </w:r>
-            <w:r>
-              <w:rPr>
-                <w:noProof/>
-                <w:webHidden/>
-                <w:color w:val="auto"/>
-                <w:sz w:val="28"/>
-                <w:szCs w:val="28"/>
-              </w:rPr>
-              <w:t>10</w:t>
-            </w:r>
-            <w:r>
-              <w:rPr>
-                <w:noProof/>
-                <w:webHidden/>
-                <w:color w:val="auto"/>
-                <w:sz w:val="28"/>
-                <w:szCs w:val="28"/>
-              </w:rPr>
-              <w:fldChar w:fldCharType="end"/>
-            </w:r>
-          </w:hyperlink>
-        </w:p>
-        <w:p>
-          <w:pPr>
-            <w:spacing w:line="360" w:lineRule="auto"/>
+            <w:ind w:left="0"/>
           </w:pPr>
           <w:r>
             <w:rPr>
@@ -1487,14 +1690,14 @@
     </w:p>
     <w:p>
       <w:pPr>
-        <w:pStyle w:val="1"/>
+        <w:pStyle w:val="Heading1"/>
         <w:ind w:right="142" w:firstLine="709"/>
         <w:rPr>
           <w:color w:val="000000" w:themeColor="text1"/>
         </w:rPr>
       </w:pPr>
       <w:bookmarkStart w:id="1" w:name="_Toc229309497"/>
-      <w:bookmarkStart w:id="2" w:name="_Toc230174404"/>
+      <w:bookmarkStart w:id="2" w:name="_Toc230462617"/>
       <w:r>
         <w:rPr>
           <w:color w:val="000000" w:themeColor="text1"/>
@@ -1504,6 +1707,14 @@
       </w:r>
       <w:bookmarkEnd w:id="1"/>
       <w:bookmarkEnd w:id="2"/>
+    </w:p>
+    <w:p>
+      <w:pPr>
+        <w:rPr>
+          <w:sz w:val="28"/>
+          <w:szCs w:val="28"/>
+        </w:rPr>
+      </w:pPr>
     </w:p>
     <w:p>
       <w:pPr>
@@ -1681,7 +1892,15 @@
           <w:sz w:val="28"/>
           <w:szCs w:val="28"/>
         </w:rPr>
-        <w:t>Программа учебной практики является частью программы образовательной программы по специальности 09.02.07 Информационные системы и программирование в части освоения основных видов профессиональной деятельности:</w:t>
+        <w:t xml:space="preserve">Программа учебной практики является частью программы образовательной программы по специальности 09.02.07 Информационные </w:t>
+      </w:r>
+      <w:r>
+        <w:rPr>
+          <w:sz w:val="28"/>
+          <w:szCs w:val="28"/>
+        </w:rPr>
+        <w:lastRenderedPageBreak/>
+        <w:t>системы и программирование в части освоения основных видов профессиональной деятельности:</w:t>
       </w:r>
     </w:p>
     <w:p>
@@ -1699,7 +1918,6 @@
           <w:sz w:val="28"/>
           <w:szCs w:val="28"/>
         </w:rPr>
-        <w:lastRenderedPageBreak/>
         <w:t>- Проектирование и разработка информационных систем;</w:t>
       </w:r>
     </w:p>
@@ -1766,13 +1984,13 @@
     </w:p>
     <w:p>
       <w:pPr>
-        <w:pStyle w:val="1"/>
+        <w:pStyle w:val="Heading1"/>
         <w:ind w:right="142" w:firstLine="709"/>
         <w:rPr>
           <w:color w:val="000000" w:themeColor="text1"/>
         </w:rPr>
       </w:pPr>
-      <w:bookmarkStart w:id="3" w:name="_Toc230174405"/>
+      <w:bookmarkStart w:id="3" w:name="_Toc230462618"/>
       <w:r>
         <w:rPr>
           <w:color w:val="000000" w:themeColor="text1"/>
@@ -1857,7 +2075,7 @@
     </w:p>
     <w:p>
       <w:pPr>
-        <w:pStyle w:val="a3"/>
+        <w:pStyle w:val="ListParagraph"/>
         <w:numPr>
           <w:ilvl w:val="0"/>
           <w:numId w:val="1"/>
@@ -1897,7 +2115,7 @@
     </w:p>
     <w:p>
       <w:pPr>
-        <w:pStyle w:val="a3"/>
+        <w:pStyle w:val="ListParagraph"/>
         <w:numPr>
           <w:ilvl w:val="0"/>
           <w:numId w:val="1"/>
@@ -1922,7 +2140,7 @@
     </w:p>
     <w:p>
       <w:pPr>
-        <w:pStyle w:val="a3"/>
+        <w:pStyle w:val="ListParagraph"/>
         <w:numPr>
           <w:ilvl w:val="0"/>
           <w:numId w:val="1"/>
@@ -1955,7 +2173,7 @@
     </w:p>
     <w:p>
       <w:pPr>
-        <w:pStyle w:val="a3"/>
+        <w:pStyle w:val="ListParagraph"/>
         <w:numPr>
           <w:ilvl w:val="0"/>
           <w:numId w:val="1"/>
@@ -1995,7 +2213,7 @@
     </w:p>
     <w:p>
       <w:pPr>
-        <w:pStyle w:val="a3"/>
+        <w:pStyle w:val="ListParagraph"/>
         <w:numPr>
           <w:ilvl w:val="0"/>
           <w:numId w:val="1"/>
@@ -2035,7 +2253,7 @@
     </w:p>
     <w:p>
       <w:pPr>
-        <w:pStyle w:val="a3"/>
+        <w:pStyle w:val="ListParagraph"/>
         <w:numPr>
           <w:ilvl w:val="0"/>
           <w:numId w:val="1"/>
@@ -2082,7 +2300,7 @@
     </w:p>
     <w:p>
       <w:pPr>
-        <w:pStyle w:val="a3"/>
+        <w:pStyle w:val="ListParagraph"/>
         <w:numPr>
           <w:ilvl w:val="0"/>
           <w:numId w:val="1"/>
@@ -2170,13 +2388,13 @@
     </w:p>
     <w:p>
       <w:pPr>
-        <w:pStyle w:val="1"/>
+        <w:pStyle w:val="Heading1"/>
         <w:ind w:right="142" w:firstLine="709"/>
         <w:rPr>
           <w:color w:val="000000" w:themeColor="text1"/>
         </w:rPr>
       </w:pPr>
-      <w:bookmarkStart w:id="4" w:name="_Toc230174406"/>
+      <w:bookmarkStart w:id="4" w:name="_Toc230462619"/>
       <w:r>
         <w:rPr>
           <w:color w:val="000000" w:themeColor="text1"/>
@@ -2200,29 +2418,55 @@
     </w:p>
     <w:p>
       <w:pPr>
-        <w:spacing w:line="360" w:lineRule="auto"/>
+        <w:pStyle w:val="Heading2"/>
+      </w:pPr>
+      <w:bookmarkStart w:id="5" w:name="_Toc230462620"/>
+      <w:r>
+        <w:t>2</w:t>
+      </w:r>
+      <w:r>
+        <w:t>.</w:t>
+      </w:r>
+      <w:r>
+        <w:t xml:space="preserve">1 </w:t>
+      </w:r>
+      <w:r>
+        <w:tab/>
+        <w:t>Инфологическое проектирование</w:t>
+      </w:r>
+      <w:bookmarkEnd w:id="5"/>
+    </w:p>
+    <w:p>
+      <w:pPr>
+        <w:spacing w:after="0" w:line="360" w:lineRule="auto"/>
+        <w:rPr>
+          <w:sz w:val="28"/>
+          <w:szCs w:val="28"/>
+        </w:rPr>
+      </w:pPr>
+    </w:p>
+    <w:p>
+      <w:pPr>
+        <w:spacing w:after="0" w:line="360" w:lineRule="auto"/>
         <w:ind w:firstLine="572"/>
         <w:rPr>
           <w:sz w:val="28"/>
           <w:szCs w:val="28"/>
         </w:rPr>
       </w:pPr>
-    </w:p>
-    <w:p>
-      <w:pPr>
-        <w:spacing w:line="360" w:lineRule="auto"/>
-        <w:ind w:firstLine="572"/>
-        <w:rPr>
-          <w:sz w:val="28"/>
-          <w:szCs w:val="28"/>
-        </w:rPr>
-      </w:pPr>
-      <w:r>
-        <w:rPr>
-          <w:sz w:val="28"/>
-          <w:szCs w:val="28"/>
-        </w:rPr>
-        <w:t>Тестирование «Программного комплекса «Система тестирования»». (см. Таблица 1)</w:t>
+      <w:r>
+        <w:rPr>
+          <w:sz w:val="28"/>
+          <w:szCs w:val="28"/>
+        </w:rPr>
+        <w:t>Тестирование «Программного</w:t>
+      </w:r>
+      <w:r>
+        <w:rPr>
+          <w:sz w:val="28"/>
+          <w:szCs w:val="28"/>
+        </w:rPr>
+        <w:t xml:space="preserve"> комплекса «Система тестирования»». (см. Таблица 1)</w:t>
       </w:r>
     </w:p>
     <w:p>
@@ -2245,7 +2489,7 @@
     </w:p>
     <w:tbl>
       <w:tblPr>
-        <w:tblStyle w:val="a4"/>
+        <w:tblStyle w:val="TableGrid"/>
         <w:tblW w:w="0" w:type="auto"/>
         <w:tblInd w:w="-5" w:type="dxa"/>
         <w:tblLayout w:type="fixed"/>
@@ -2654,6 +2898,7 @@
               <w:rPr>
                 <w:szCs w:val="28"/>
               </w:rPr>
+              <w:lastRenderedPageBreak/>
               <w:t>Бобровская_П-28_курсовая</w:t>
             </w:r>
           </w:p>
@@ -2675,14 +2920,7 @@
               <w:rPr>
                 <w:szCs w:val="28"/>
               </w:rPr>
-              <w:t xml:space="preserve">В программе используется много различных </w:t>
-            </w:r>
-            <w:r>
-              <w:rPr>
-                <w:szCs w:val="28"/>
-              </w:rPr>
-              <w:lastRenderedPageBreak/>
-              <w:t>вариантов ответа для пользователя.</w:t>
+              <w:t>В программе используется много различных вариантов ответа для пользователя.</w:t>
             </w:r>
           </w:p>
         </w:tc>
@@ -2703,7 +2941,6 @@
               <w:rPr>
                 <w:szCs w:val="28"/>
               </w:rPr>
-              <w:lastRenderedPageBreak/>
               <w:t>Отсутствует кнопка, для возвращения к предыдущим вопросам.</w:t>
             </w:r>
           </w:p>
@@ -3267,6 +3504,7 @@
           <w:sz w:val="28"/>
           <w:szCs w:val="28"/>
         </w:rPr>
+        <w:lastRenderedPageBreak/>
         <w:t>Цвет «</w:t>
       </w:r>
       <w:r>
@@ -3364,15 +3602,7 @@
           <w:sz w:val="28"/>
           <w:szCs w:val="28"/>
         </w:rPr>
-        <w:t xml:space="preserve"> Была создана кнопка при клике, на которую пользователь </w:t>
-      </w:r>
-      <w:r>
-        <w:rPr>
-          <w:sz w:val="28"/>
-          <w:szCs w:val="28"/>
-        </w:rPr>
-        <w:lastRenderedPageBreak/>
-        <w:t>мог перейти в выбранную им кафедру. В данный момент доступна только кафедра математики и информатики</w:t>
+        <w:t xml:space="preserve"> Была создана кнопка при клике, на которую пользователь мог перейти в выбранную им кафедру. В данный момент доступна только кафедра математики и информатики</w:t>
       </w:r>
       <w:r>
         <w:rPr>
@@ -3460,7 +3690,7 @@
     </w:p>
     <w:p>
       <w:pPr>
-        <w:pStyle w:val="a3"/>
+        <w:pStyle w:val="ListParagraph"/>
         <w:numPr>
           <w:ilvl w:val="0"/>
           <w:numId w:val="2"/>
@@ -3482,7 +3712,7 @@
     </w:p>
     <w:p>
       <w:pPr>
-        <w:pStyle w:val="a3"/>
+        <w:pStyle w:val="ListParagraph"/>
         <w:numPr>
           <w:ilvl w:val="0"/>
           <w:numId w:val="2"/>
@@ -3514,7 +3744,7 @@
     </w:p>
     <w:p>
       <w:pPr>
-        <w:pStyle w:val="a3"/>
+        <w:pStyle w:val="ListParagraph"/>
         <w:numPr>
           <w:ilvl w:val="0"/>
           <w:numId w:val="2"/>
@@ -3546,7 +3776,7 @@
     </w:p>
     <w:p>
       <w:pPr>
-        <w:pStyle w:val="a3"/>
+        <w:pStyle w:val="ListParagraph"/>
         <w:numPr>
           <w:ilvl w:val="0"/>
           <w:numId w:val="2"/>
@@ -3578,7 +3808,7 @@
     </w:p>
     <w:p>
       <w:pPr>
-        <w:pStyle w:val="a3"/>
+        <w:pStyle w:val="ListParagraph"/>
         <w:numPr>
           <w:ilvl w:val="0"/>
           <w:numId w:val="2"/>
@@ -3600,7 +3830,7 @@
     </w:p>
     <w:p>
       <w:pPr>
-        <w:pStyle w:val="a3"/>
+        <w:pStyle w:val="ListParagraph"/>
         <w:numPr>
           <w:ilvl w:val="0"/>
           <w:numId w:val="2"/>
@@ -3622,7 +3852,7 @@
     </w:p>
     <w:p>
       <w:pPr>
-        <w:pStyle w:val="a3"/>
+        <w:pStyle w:val="ListParagraph"/>
         <w:numPr>
           <w:ilvl w:val="0"/>
           <w:numId w:val="2"/>
@@ -3878,13 +4108,13 @@
     </w:p>
     <w:p>
       <w:pPr>
-        <w:pStyle w:val="1"/>
+        <w:pStyle w:val="Heading1"/>
         <w:ind w:right="142" w:firstLine="709"/>
         <w:rPr>
           <w:color w:val="000000" w:themeColor="text1"/>
         </w:rPr>
       </w:pPr>
-      <w:bookmarkStart w:id="5" w:name="_Toc230174407"/>
+      <w:bookmarkStart w:id="6" w:name="_Toc230462621"/>
       <w:r>
         <w:rPr>
           <w:color w:val="000000" w:themeColor="text1"/>
@@ -3904,12 +4134,93 @@
         </w:rPr>
         <w:t>ОПЕРАЦИОННЫЕ СИСТЕМЫ И СРЕДЫ</w:t>
       </w:r>
-      <w:bookmarkEnd w:id="5"/>
+      <w:bookmarkEnd w:id="6"/>
       <w:r>
         <w:rPr>
           <w:color w:val="000000" w:themeColor="text1"/>
         </w:rPr>
         <w:t xml:space="preserve"> </w:t>
+      </w:r>
+    </w:p>
+    <w:p>
+      <w:pPr>
+        <w:pStyle w:val="Heading2"/>
+      </w:pPr>
+      <w:r>
+        <w:t>3</w:t>
+      </w:r>
+      <w:r>
+        <w:t>.</w:t>
+      </w:r>
+      <w:r>
+        <w:t>1</w:t>
+      </w:r>
+      <w:r>
+        <w:tab/>
+      </w:r>
+      <w:r>
+        <w:rPr>
+          <w:szCs w:val="24"/>
+        </w:rPr>
+        <w:t xml:space="preserve">Изучение жизненного цикла </w:t>
+      </w:r>
+      <w:r>
+        <w:rPr>
+          <w:szCs w:val="24"/>
+          <w:lang w:val="en-US"/>
+        </w:rPr>
+        <w:t>Android</w:t>
+      </w:r>
+    </w:p>
+    <w:p/>
+    <w:p>
+      <w:pPr>
+        <w:spacing w:after="160" w:line="259" w:lineRule="auto"/>
+        <w:ind w:left="0" w:right="0" w:firstLine="0"/>
+        <w:jc w:val="center"/>
+        <w:rPr>
+          <w:color w:val="000000" w:themeColor="text1"/>
+        </w:rPr>
+      </w:pPr>
+      <w:r>
+        <w:rPr>
+          <w:noProof/>
+        </w:rPr>
+        <w:drawing>
+          <wp:inline distT="0" distB="0" distL="0" distR="0" wp14:anchorId="00402E65" wp14:editId="39408EF1">
+            <wp:extent cx="5938019" cy="6596444"/>
+            <wp:effectExtent l="0" t="0" r="5715" b="0"/>
+            <wp:docPr id="381794824" name="Picture 1"/>
+            <wp:cNvGraphicFramePr>
+              <a:graphicFrameLocks xmlns:a="http://schemas.openxmlformats.org/drawingml/2006/main" noChangeAspect="1"/>
+            </wp:cNvGraphicFramePr>
+            <a:graphic xmlns:a="http://schemas.openxmlformats.org/drawingml/2006/main">
+              <a:graphicData uri="http://schemas.openxmlformats.org/drawingml/2006/picture">
+                <pic:pic xmlns:pic="http://schemas.openxmlformats.org/drawingml/2006/picture">
+                  <pic:nvPicPr>
+                    <pic:cNvPr id="381794824" name=""/>
+                    <pic:cNvPicPr/>
+                  </pic:nvPicPr>
+                  <pic:blipFill>
+                    <a:blip r:embed="rId6"/>
+                    <a:stretch>
+                      <a:fillRect/>
+                    </a:stretch>
+                  </pic:blipFill>
+                  <pic:spPr>
+                    <a:xfrm>
+                      <a:off x="0" y="0"/>
+                      <a:ext cx="5938019" cy="6596444"/>
+                    </a:xfrm>
+                    <a:prstGeom prst="rect">
+                      <a:avLst/>
+                    </a:prstGeom>
+                  </pic:spPr>
+                </pic:pic>
+              </a:graphicData>
+            </a:graphic>
+          </wp:inline>
+        </w:drawing>
       </w:r>
     </w:p>
     <w:p>
@@ -3918,105 +4229,213 @@
         <w:ind w:left="0" w:right="0" w:firstLine="0"/>
         <w:jc w:val="left"/>
         <w:rPr>
+          <w:color w:val="000000" w:themeColor="text1"/>
+          <w:lang w:val="en-US"/>
+        </w:rPr>
+      </w:pPr>
+    </w:p>
+    <w:p>
+      <w:pPr>
+        <w:spacing w:after="160" w:line="259" w:lineRule="auto"/>
+        <w:ind w:left="0" w:right="0" w:firstLine="0"/>
+        <w:jc w:val="left"/>
+        <w:rPr>
           <w:b/>
           <w:bCs/>
           <w:color w:val="000000" w:themeColor="text1"/>
           <w:sz w:val="28"/>
           <w:szCs w:val="28"/>
+          <w:lang w:val="en-US"/>
         </w:rPr>
       </w:pPr>
       <w:r>
         <w:rPr>
           <w:color w:val="000000" w:themeColor="text1"/>
+          <w:lang w:val="en-US"/>
         </w:rPr>
         <w:br w:type="page"/>
       </w:r>
     </w:p>
     <w:p>
       <w:pPr>
-        <w:pStyle w:val="1"/>
+        <w:pStyle w:val="Heading1"/>
         <w:ind w:right="142" w:firstLine="709"/>
         <w:rPr>
           <w:color w:val="000000" w:themeColor="text1"/>
-        </w:rPr>
-      </w:pPr>
-      <w:bookmarkStart w:id="6" w:name="_Toc230174408"/>
+          <w:lang w:val="en-US"/>
+        </w:rPr>
+      </w:pPr>
+      <w:bookmarkStart w:id="7" w:name="_Toc230462622"/>
       <w:r>
         <w:rPr>
           <w:color w:val="000000" w:themeColor="text1"/>
         </w:rPr>
         <w:lastRenderedPageBreak/>
-        <w:t xml:space="preserve">ГЛАВА 4 </w:t>
+        <w:t>ГЛАВА</w:t>
       </w:r>
       <w:r>
         <w:rPr>
           <w:color w:val="000000" w:themeColor="text1"/>
-        </w:rPr>
-        <w:t>БАЗЫ ДАННЫХ</w:t>
-      </w:r>
-      <w:bookmarkEnd w:id="6"/>
-    </w:p>
-    <w:p>
-      <w:pPr>
-        <w:pStyle w:val="1"/>
-        <w:numPr>
-          <w:ilvl w:val="0"/>
-          <w:numId w:val="8"/>
-        </w:numPr>
-      </w:pPr>
-      <w:r>
-        <w:t>Инфологическое проектирование</w:t>
-      </w:r>
-    </w:p>
-    <w:p/>
-    <w:p>
-      <w:pPr>
-        <w:pStyle w:val="a3"/>
+          <w:lang w:val="en-US"/>
+        </w:rPr>
+        <w:t xml:space="preserve"> 4 </w:t>
+      </w:r>
+      <w:r>
+        <w:rPr>
+          <w:color w:val="000000" w:themeColor="text1"/>
+        </w:rPr>
+        <w:t>БАЗЫ</w:t>
+      </w:r>
+      <w:r>
+        <w:rPr>
+          <w:color w:val="000000" w:themeColor="text1"/>
+          <w:lang w:val="en-US"/>
+        </w:rPr>
+        <w:t xml:space="preserve"> </w:t>
+      </w:r>
+      <w:r>
+        <w:rPr>
+          <w:color w:val="000000" w:themeColor="text1"/>
+        </w:rPr>
+        <w:t>ДАННЫХ</w:t>
+      </w:r>
+      <w:bookmarkEnd w:id="7"/>
+    </w:p>
+    <w:p>
+      <w:pPr>
+        <w:pStyle w:val="Heading2"/>
+        <w:rPr>
+          <w:lang w:val="en-US"/>
+        </w:rPr>
+      </w:pPr>
+      <w:bookmarkStart w:id="8" w:name="_Toc230462623"/>
+      <w:r>
+        <w:rPr>
+          <w:lang w:val="en-US"/>
+        </w:rPr>
+        <w:t>4</w:t>
+      </w:r>
+      <w:r>
+        <w:rPr>
+          <w:lang w:val="en-US"/>
+        </w:rPr>
+        <w:t>.</w:t>
+      </w:r>
+      <w:r>
+        <w:rPr>
+          <w:lang w:val="en-US"/>
+        </w:rPr>
+        <w:t>1</w:t>
+      </w:r>
+      <w:r>
+        <w:rPr>
+          <w:lang w:val="en-US"/>
+        </w:rPr>
+        <w:tab/>
+      </w:r>
+      <w:r>
+        <w:t>Инфологическое</w:t>
+      </w:r>
+      <w:r>
+        <w:rPr>
+          <w:lang w:val="en-US"/>
+        </w:rPr>
+        <w:t xml:space="preserve"> </w:t>
+      </w:r>
+      <w:r>
+        <w:t>проектирование</w:t>
+      </w:r>
+      <w:bookmarkEnd w:id="8"/>
+    </w:p>
+    <w:p>
+      <w:pPr>
+        <w:rPr>
+          <w:lang w:val="en-US"/>
+        </w:rPr>
+      </w:pPr>
+    </w:p>
+    <w:p>
+      <w:pPr>
+        <w:rPr>
+          <w:lang w:val="en-US"/>
+        </w:rPr>
+      </w:pPr>
+    </w:p>
+    <w:p>
+      <w:pPr>
+        <w:pStyle w:val="ListParagraph"/>
         <w:numPr>
           <w:ilvl w:val="0"/>
           <w:numId w:val="6"/>
         </w:numPr>
+        <w:tabs>
+          <w:tab w:val="left" w:pos="1134"/>
+        </w:tabs>
         <w:spacing w:after="0" w:line="360" w:lineRule="auto"/>
-        <w:rPr>
-          <w:sz w:val="28"/>
-          <w:szCs w:val="28"/>
-        </w:rPr>
-      </w:pPr>
-      <w:r>
-        <w:rPr>
-          <w:sz w:val="28"/>
-          <w:szCs w:val="28"/>
-        </w:rPr>
-        <w:t>Сущности:</w:t>
-      </w:r>
-    </w:p>
-    <w:p>
-      <w:pPr>
-        <w:pStyle w:val="a3"/>
+        <w:ind w:left="0" w:firstLine="709"/>
+        <w:rPr>
+          <w:sz w:val="28"/>
+          <w:szCs w:val="28"/>
+          <w:lang w:val="en-US"/>
+        </w:rPr>
+      </w:pPr>
+      <w:r>
+        <w:rPr>
+          <w:sz w:val="28"/>
+          <w:szCs w:val="28"/>
+        </w:rPr>
+        <w:t>Сущности</w:t>
+      </w:r>
+      <w:r>
+        <w:rPr>
+          <w:sz w:val="28"/>
+          <w:szCs w:val="28"/>
+          <w:lang w:val="en-US"/>
+        </w:rPr>
+        <w:t>:</w:t>
+      </w:r>
+    </w:p>
+    <w:p>
+      <w:pPr>
+        <w:pStyle w:val="ListParagraph"/>
         <w:numPr>
           <w:ilvl w:val="0"/>
           <w:numId w:val="4"/>
         </w:numPr>
+        <w:tabs>
+          <w:tab w:val="left" w:pos="1134"/>
+        </w:tabs>
         <w:spacing w:after="0" w:line="360" w:lineRule="auto"/>
-        <w:rPr>
-          <w:sz w:val="28"/>
-          <w:szCs w:val="28"/>
-        </w:rPr>
-      </w:pPr>
-      <w:r>
-        <w:rPr>
-          <w:sz w:val="28"/>
-          <w:szCs w:val="28"/>
-        </w:rPr>
-        <w:t>Склад (</w:t>
+        <w:ind w:left="0" w:firstLine="709"/>
+        <w:rPr>
+          <w:sz w:val="28"/>
+          <w:szCs w:val="28"/>
+          <w:lang w:val="en-US"/>
+        </w:rPr>
+      </w:pPr>
+      <w:r>
+        <w:rPr>
+          <w:sz w:val="28"/>
+          <w:szCs w:val="28"/>
+        </w:rPr>
+        <w:t>Склад</w:t>
+      </w:r>
+      <w:r>
+        <w:rPr>
+          <w:sz w:val="28"/>
+          <w:szCs w:val="28"/>
+          <w:lang w:val="en-US"/>
+        </w:rPr>
+        <w:t xml:space="preserve"> (</w:t>
       </w:r>
       <w:r>
         <w:rPr>
           <w:b/>
           <w:sz w:val="28"/>
           <w:szCs w:val="28"/>
-        </w:rPr>
-        <w:t>[РК]</w:t>
+          <w:lang w:val="en-US"/>
+        </w:rPr>
+        <w:t>[</w:t>
       </w:r>
       <w:r>
         <w:rPr>
@@ -4024,6 +4443,24 @@
           <w:sz w:val="28"/>
           <w:szCs w:val="28"/>
         </w:rPr>
+        <w:t>РК</w:t>
+      </w:r>
+      <w:r>
+        <w:rPr>
+          <w:b/>
+          <w:sz w:val="28"/>
+          <w:szCs w:val="28"/>
+          <w:lang w:val="en-US"/>
+        </w:rPr>
+        <w:t>]</w:t>
+      </w:r>
+      <w:r>
+        <w:rPr>
+          <w:b/>
+          <w:sz w:val="28"/>
+          <w:szCs w:val="28"/>
+          <w:lang w:val="en-US"/>
+        </w:rPr>
         <w:t xml:space="preserve"> </w:t>
       </w:r>
       <w:r>
@@ -4032,19 +4469,60 @@
           <w:sz w:val="28"/>
           <w:szCs w:val="28"/>
         </w:rPr>
-        <w:t>Код склада</w:t>
-      </w:r>
-      <w:r>
-        <w:rPr>
-          <w:sz w:val="28"/>
-          <w:szCs w:val="28"/>
-        </w:rPr>
-        <w:t>, Наименование, Адрес</w:t>
-      </w:r>
-      <w:r>
-        <w:rPr>
-          <w:sz w:val="28"/>
-          <w:szCs w:val="28"/>
+        <w:t>Код</w:t>
+      </w:r>
+      <w:r>
+        <w:rPr>
+          <w:b/>
+          <w:sz w:val="28"/>
+          <w:szCs w:val="28"/>
+          <w:lang w:val="en-US"/>
+        </w:rPr>
+        <w:t xml:space="preserve"> </w:t>
+      </w:r>
+      <w:r>
+        <w:rPr>
+          <w:b/>
+          <w:sz w:val="28"/>
+          <w:szCs w:val="28"/>
+        </w:rPr>
+        <w:t>склада</w:t>
+      </w:r>
+      <w:r>
+        <w:rPr>
+          <w:sz w:val="28"/>
+          <w:szCs w:val="28"/>
+          <w:lang w:val="en-US"/>
+        </w:rPr>
+        <w:t xml:space="preserve">, </w:t>
+      </w:r>
+      <w:r>
+        <w:rPr>
+          <w:sz w:val="28"/>
+          <w:szCs w:val="28"/>
+        </w:rPr>
+        <w:t>Наименование</w:t>
+      </w:r>
+      <w:r>
+        <w:rPr>
+          <w:sz w:val="28"/>
+          <w:szCs w:val="28"/>
+          <w:lang w:val="en-US"/>
+        </w:rPr>
+        <w:t xml:space="preserve">, </w:t>
+      </w:r>
+      <w:r>
+        <w:rPr>
+          <w:sz w:val="28"/>
+          <w:szCs w:val="28"/>
+        </w:rPr>
+        <w:t>Адрес</w:t>
+      </w:r>
+      <w:r>
+        <w:rPr>
+          <w:sz w:val="28"/>
+          <w:szCs w:val="28"/>
+          <w:lang w:val="en-US"/>
         </w:rPr>
         <w:t>)</w:t>
       </w:r>
@@ -4052,44 +4530,52 @@
         <w:rPr>
           <w:sz w:val="28"/>
           <w:szCs w:val="28"/>
+          <w:lang w:val="en-US"/>
         </w:rPr>
         <w:t>;</w:t>
       </w:r>
     </w:p>
     <w:p>
       <w:pPr>
-        <w:pStyle w:val="a3"/>
+        <w:pStyle w:val="ListParagraph"/>
         <w:numPr>
           <w:ilvl w:val="0"/>
           <w:numId w:val="4"/>
         </w:numPr>
+        <w:tabs>
+          <w:tab w:val="left" w:pos="1134"/>
+        </w:tabs>
         <w:spacing w:after="0" w:line="360" w:lineRule="auto"/>
-        <w:rPr>
-          <w:sz w:val="28"/>
-          <w:szCs w:val="28"/>
-        </w:rPr>
-      </w:pPr>
-      <w:r>
-        <w:rPr>
-          <w:sz w:val="28"/>
-          <w:szCs w:val="28"/>
-        </w:rPr>
-        <w:t xml:space="preserve">Товар </w:t>
-      </w:r>
-      <w:r>
-        <w:rPr>
-          <w:sz w:val="28"/>
-          <w:szCs w:val="28"/>
-        </w:rPr>
-        <w:t>(</w:t>
+        <w:ind w:left="0" w:firstLine="709"/>
+        <w:rPr>
+          <w:sz w:val="28"/>
+          <w:szCs w:val="28"/>
+          <w:lang w:val="en-US"/>
+        </w:rPr>
+      </w:pPr>
+      <w:r>
+        <w:rPr>
+          <w:sz w:val="28"/>
+          <w:szCs w:val="28"/>
+        </w:rPr>
+        <w:t>Товар</w:t>
+      </w:r>
+      <w:r>
+        <w:rPr>
+          <w:sz w:val="28"/>
+          <w:szCs w:val="28"/>
+          <w:lang w:val="en-US"/>
+        </w:rPr>
+        <w:t xml:space="preserve"> (</w:t>
       </w:r>
       <w:r>
         <w:rPr>
           <w:b/>
           <w:sz w:val="28"/>
           <w:szCs w:val="28"/>
-        </w:rPr>
-        <w:t>[РК]</w:t>
+          <w:lang w:val="en-US"/>
+        </w:rPr>
+        <w:t>[</w:t>
       </w:r>
       <w:r>
         <w:rPr>
@@ -4097,12 +4583,30 @@
           <w:sz w:val="28"/>
           <w:szCs w:val="28"/>
         </w:rPr>
-        <w:t xml:space="preserve"> Артикул</w:t>
-      </w:r>
-      <w:r>
-        <w:rPr>
-          <w:sz w:val="28"/>
-          <w:szCs w:val="28"/>
+        <w:t>РК</w:t>
+      </w:r>
+      <w:r>
+        <w:rPr>
+          <w:b/>
+          <w:sz w:val="28"/>
+          <w:szCs w:val="28"/>
+          <w:lang w:val="en-US"/>
+        </w:rPr>
+        <w:t xml:space="preserve">] </w:t>
+      </w:r>
+      <w:r>
+        <w:rPr>
+          <w:b/>
+          <w:sz w:val="28"/>
+          <w:szCs w:val="28"/>
+        </w:rPr>
+        <w:t>Артикул</w:t>
+      </w:r>
+      <w:r>
+        <w:rPr>
+          <w:sz w:val="28"/>
+          <w:szCs w:val="28"/>
+          <w:lang w:val="en-US"/>
         </w:rPr>
         <w:t xml:space="preserve">, </w:t>
       </w:r>
@@ -4117,6 +4621,7 @@
         <w:rPr>
           <w:sz w:val="28"/>
           <w:szCs w:val="28"/>
+          <w:lang w:val="en-US"/>
         </w:rPr>
         <w:t xml:space="preserve">, </w:t>
       </w:r>
@@ -4131,6 +4636,7 @@
         <w:rPr>
           <w:sz w:val="28"/>
           <w:szCs w:val="28"/>
+          <w:lang w:val="en-US"/>
         </w:rPr>
         <w:t xml:space="preserve">, </w:t>
       </w:r>
@@ -4139,57 +4645,111 @@
           <w:sz w:val="28"/>
           <w:szCs w:val="28"/>
         </w:rPr>
-        <w:t>Цена, Срок годности</w:t>
-      </w:r>
-      <w:r>
-        <w:rPr>
-          <w:sz w:val="28"/>
-          <w:szCs w:val="28"/>
-        </w:rPr>
-        <w:t xml:space="preserve"> (дней)</w:t>
-      </w:r>
-      <w:r>
-        <w:rPr>
-          <w:sz w:val="28"/>
-          <w:szCs w:val="28"/>
+        <w:t>Цена</w:t>
+      </w:r>
+      <w:r>
+        <w:rPr>
+          <w:sz w:val="28"/>
+          <w:szCs w:val="28"/>
+          <w:lang w:val="en-US"/>
+        </w:rPr>
+        <w:t xml:space="preserve">, </w:t>
+      </w:r>
+      <w:r>
+        <w:rPr>
+          <w:sz w:val="28"/>
+          <w:szCs w:val="28"/>
+        </w:rPr>
+        <w:t>Срок</w:t>
+      </w:r>
+      <w:r>
+        <w:rPr>
+          <w:sz w:val="28"/>
+          <w:szCs w:val="28"/>
+          <w:lang w:val="en-US"/>
+        </w:rPr>
+        <w:t xml:space="preserve"> </w:t>
+      </w:r>
+      <w:r>
+        <w:rPr>
+          <w:sz w:val="28"/>
+          <w:szCs w:val="28"/>
+        </w:rPr>
+        <w:t>годности</w:t>
+      </w:r>
+      <w:r>
+        <w:rPr>
+          <w:sz w:val="28"/>
+          <w:szCs w:val="28"/>
+          <w:lang w:val="en-US"/>
+        </w:rPr>
+        <w:t xml:space="preserve"> (</w:t>
+      </w:r>
+      <w:r>
+        <w:rPr>
+          <w:sz w:val="28"/>
+          <w:szCs w:val="28"/>
+        </w:rPr>
+        <w:t>дней</w:t>
+      </w:r>
+      <w:r>
+        <w:rPr>
+          <w:sz w:val="28"/>
+          <w:szCs w:val="28"/>
+          <w:lang w:val="en-US"/>
+        </w:rPr>
+        <w:t>)</w:t>
+      </w:r>
+      <w:r>
+        <w:rPr>
+          <w:sz w:val="28"/>
+          <w:szCs w:val="28"/>
+          <w:lang w:val="en-US"/>
         </w:rPr>
         <w:t>);</w:t>
       </w:r>
     </w:p>
     <w:p>
       <w:pPr>
-        <w:pStyle w:val="a3"/>
+        <w:pStyle w:val="ListParagraph"/>
         <w:numPr>
           <w:ilvl w:val="0"/>
           <w:numId w:val="4"/>
         </w:numPr>
+        <w:tabs>
+          <w:tab w:val="left" w:pos="1134"/>
+        </w:tabs>
         <w:spacing w:after="0" w:line="360" w:lineRule="auto"/>
-        <w:rPr>
-          <w:sz w:val="28"/>
-          <w:szCs w:val="28"/>
-        </w:rPr>
-      </w:pPr>
-      <w:r>
-        <w:rPr>
-          <w:sz w:val="28"/>
-          <w:szCs w:val="28"/>
-        </w:rPr>
-        <w:t xml:space="preserve">Поставщик </w:t>
-      </w:r>
-      <w:r>
-        <w:rPr>
-          <w:sz w:val="28"/>
-          <w:szCs w:val="28"/>
-        </w:rPr>
-        <w:t>(</w:t>
+        <w:ind w:left="0" w:firstLine="709"/>
+        <w:rPr>
+          <w:sz w:val="28"/>
+          <w:szCs w:val="28"/>
+          <w:lang w:val="en-US"/>
+        </w:rPr>
+      </w:pPr>
+      <w:r>
+        <w:rPr>
+          <w:sz w:val="28"/>
+          <w:szCs w:val="28"/>
+        </w:rPr>
+        <w:t>Поставщик</w:t>
+      </w:r>
+      <w:r>
+        <w:rPr>
+          <w:sz w:val="28"/>
+          <w:szCs w:val="28"/>
+          <w:lang w:val="en-US"/>
+        </w:rPr>
+        <w:t xml:space="preserve"> (</w:t>
       </w:r>
       <w:r>
         <w:rPr>
           <w:b/>
           <w:sz w:val="28"/>
           <w:szCs w:val="28"/>
-        </w:rPr>
-        <w:t xml:space="preserve">[РК] </w:t>
+          <w:lang w:val="en-US"/>
+        </w:rPr>
+        <w:t>[</w:t>
       </w:r>
       <w:r>
         <w:rPr>
@@ -4197,12 +4757,30 @@
           <w:sz w:val="28"/>
           <w:szCs w:val="28"/>
         </w:rPr>
+        <w:t>РК</w:t>
+      </w:r>
+      <w:r>
+        <w:rPr>
+          <w:b/>
+          <w:sz w:val="28"/>
+          <w:szCs w:val="28"/>
+          <w:lang w:val="en-US"/>
+        </w:rPr>
+        <w:t xml:space="preserve">] </w:t>
+      </w:r>
+      <w:r>
+        <w:rPr>
+          <w:b/>
+          <w:sz w:val="28"/>
+          <w:szCs w:val="28"/>
+        </w:rPr>
         <w:t>ИНН</w:t>
       </w:r>
       <w:r>
         <w:rPr>
           <w:sz w:val="28"/>
           <w:szCs w:val="28"/>
+          <w:lang w:val="en-US"/>
         </w:rPr>
         <w:t xml:space="preserve">, </w:t>
       </w:r>
@@ -4217,6 +4795,7 @@
         <w:rPr>
           <w:sz w:val="28"/>
           <w:szCs w:val="28"/>
+          <w:lang w:val="en-US"/>
         </w:rPr>
         <w:t xml:space="preserve">, </w:t>
       </w:r>
@@ -4231,6 +4810,7 @@
         <w:rPr>
           <w:sz w:val="28"/>
           <w:szCs w:val="28"/>
+          <w:lang w:val="en-US"/>
         </w:rPr>
         <w:t xml:space="preserve">, </w:t>
       </w:r>
@@ -4239,43 +4819,103 @@
           <w:sz w:val="28"/>
           <w:szCs w:val="28"/>
         </w:rPr>
-        <w:t>Среднее время доставки, Страна);</w:t>
-      </w:r>
-    </w:p>
-    <w:p>
-      <w:pPr>
-        <w:pStyle w:val="a3"/>
+        <w:t>Среднее</w:t>
+      </w:r>
+      <w:r>
+        <w:rPr>
+          <w:sz w:val="28"/>
+          <w:szCs w:val="28"/>
+          <w:lang w:val="en-US"/>
+        </w:rPr>
+        <w:t xml:space="preserve"> </w:t>
+      </w:r>
+      <w:r>
+        <w:rPr>
+          <w:sz w:val="28"/>
+          <w:szCs w:val="28"/>
+        </w:rPr>
+        <w:t>время</w:t>
+      </w:r>
+      <w:r>
+        <w:rPr>
+          <w:sz w:val="28"/>
+          <w:szCs w:val="28"/>
+          <w:lang w:val="en-US"/>
+        </w:rPr>
+        <w:t xml:space="preserve"> </w:t>
+      </w:r>
+      <w:r>
+        <w:rPr>
+          <w:sz w:val="28"/>
+          <w:szCs w:val="28"/>
+        </w:rPr>
+        <w:t>доставки</w:t>
+      </w:r>
+      <w:r>
+        <w:rPr>
+          <w:sz w:val="28"/>
+          <w:szCs w:val="28"/>
+          <w:lang w:val="en-US"/>
+        </w:rPr>
+        <w:t xml:space="preserve">, </w:t>
+      </w:r>
+      <w:r>
+        <w:rPr>
+          <w:sz w:val="28"/>
+          <w:szCs w:val="28"/>
+        </w:rPr>
+        <w:t>Страна</w:t>
+      </w:r>
+      <w:r>
+        <w:rPr>
+          <w:sz w:val="28"/>
+          <w:szCs w:val="28"/>
+          <w:lang w:val="en-US"/>
+        </w:rPr>
+        <w:t>);</w:t>
+      </w:r>
+    </w:p>
+    <w:p>
+      <w:pPr>
+        <w:pStyle w:val="ListParagraph"/>
         <w:numPr>
           <w:ilvl w:val="0"/>
           <w:numId w:val="4"/>
         </w:numPr>
+        <w:tabs>
+          <w:tab w:val="left" w:pos="1134"/>
+        </w:tabs>
         <w:spacing w:after="0" w:line="360" w:lineRule="auto"/>
-        <w:rPr>
-          <w:sz w:val="28"/>
-          <w:szCs w:val="28"/>
-        </w:rPr>
-      </w:pPr>
-      <w:r>
-        <w:rPr>
-          <w:sz w:val="28"/>
-          <w:szCs w:val="28"/>
-        </w:rPr>
-        <w:t xml:space="preserve">Пользователь </w:t>
-      </w:r>
-      <w:r>
-        <w:rPr>
-          <w:sz w:val="28"/>
-          <w:szCs w:val="28"/>
-        </w:rPr>
-        <w:t>(</w:t>
+        <w:ind w:left="0" w:firstLine="709"/>
+        <w:rPr>
+          <w:sz w:val="28"/>
+          <w:szCs w:val="28"/>
+          <w:lang w:val="en-US"/>
+        </w:rPr>
+      </w:pPr>
+      <w:r>
+        <w:rPr>
+          <w:sz w:val="28"/>
+          <w:szCs w:val="28"/>
+        </w:rPr>
+        <w:t>Пользователь</w:t>
+      </w:r>
+      <w:r>
+        <w:rPr>
+          <w:sz w:val="28"/>
+          <w:szCs w:val="28"/>
+          <w:lang w:val="en-US"/>
+        </w:rPr>
+        <w:t xml:space="preserve"> (</w:t>
       </w:r>
       <w:r>
         <w:rPr>
           <w:b/>
           <w:sz w:val="28"/>
           <w:szCs w:val="28"/>
-        </w:rPr>
-        <w:t xml:space="preserve">[РК] Код </w:t>
+          <w:lang w:val="en-US"/>
+        </w:rPr>
+        <w:t>[</w:t>
       </w:r>
       <w:r>
         <w:rPr>
@@ -4283,12 +4923,47 @@
           <w:sz w:val="28"/>
           <w:szCs w:val="28"/>
         </w:rPr>
+        <w:t>РК</w:t>
+      </w:r>
+      <w:r>
+        <w:rPr>
+          <w:b/>
+          <w:sz w:val="28"/>
+          <w:szCs w:val="28"/>
+          <w:lang w:val="en-US"/>
+        </w:rPr>
+        <w:t xml:space="preserve">] </w:t>
+      </w:r>
+      <w:r>
+        <w:rPr>
+          <w:b/>
+          <w:sz w:val="28"/>
+          <w:szCs w:val="28"/>
+        </w:rPr>
+        <w:t>Код</w:t>
+      </w:r>
+      <w:r>
+        <w:rPr>
+          <w:b/>
+          <w:sz w:val="28"/>
+          <w:szCs w:val="28"/>
+          <w:lang w:val="en-US"/>
+        </w:rPr>
+        <w:t xml:space="preserve"> </w:t>
+      </w:r>
+      <w:r>
+        <w:rPr>
+          <w:b/>
+          <w:sz w:val="28"/>
+          <w:szCs w:val="28"/>
+        </w:rPr>
         <w:t>пользователя</w:t>
       </w:r>
       <w:r>
         <w:rPr>
           <w:sz w:val="28"/>
           <w:szCs w:val="28"/>
+          <w:lang w:val="en-US"/>
         </w:rPr>
         <w:t xml:space="preserve">, </w:t>
       </w:r>
@@ -4303,6 +4978,7 @@
         <w:rPr>
           <w:sz w:val="28"/>
           <w:szCs w:val="28"/>
+          <w:lang w:val="en-US"/>
         </w:rPr>
         <w:t xml:space="preserve">, </w:t>
       </w:r>
@@ -4311,50 +4987,118 @@
           <w:sz w:val="28"/>
           <w:szCs w:val="28"/>
         </w:rPr>
-        <w:t>Имя, Отчество, Дата рождения, Пол</w:t>
-      </w:r>
-      <w:r>
-        <w:rPr>
-          <w:sz w:val="28"/>
-          <w:szCs w:val="28"/>
+        <w:t>Имя</w:t>
+      </w:r>
+      <w:r>
+        <w:rPr>
+          <w:sz w:val="28"/>
+          <w:szCs w:val="28"/>
+          <w:lang w:val="en-US"/>
+        </w:rPr>
+        <w:t xml:space="preserve">, </w:t>
+      </w:r>
+      <w:r>
+        <w:rPr>
+          <w:sz w:val="28"/>
+          <w:szCs w:val="28"/>
+        </w:rPr>
+        <w:t>Отчество</w:t>
+      </w:r>
+      <w:r>
+        <w:rPr>
+          <w:sz w:val="28"/>
+          <w:szCs w:val="28"/>
+          <w:lang w:val="en-US"/>
+        </w:rPr>
+        <w:t xml:space="preserve">, </w:t>
+      </w:r>
+      <w:r>
+        <w:rPr>
+          <w:sz w:val="28"/>
+          <w:szCs w:val="28"/>
+        </w:rPr>
+        <w:t>Дата</w:t>
+      </w:r>
+      <w:r>
+        <w:rPr>
+          <w:sz w:val="28"/>
+          <w:szCs w:val="28"/>
+          <w:lang w:val="en-US"/>
+        </w:rPr>
+        <w:t xml:space="preserve"> </w:t>
+      </w:r>
+      <w:r>
+        <w:rPr>
+          <w:sz w:val="28"/>
+          <w:szCs w:val="28"/>
+        </w:rPr>
+        <w:t>рождения</w:t>
+      </w:r>
+      <w:r>
+        <w:rPr>
+          <w:sz w:val="28"/>
+          <w:szCs w:val="28"/>
+          <w:lang w:val="en-US"/>
+        </w:rPr>
+        <w:t xml:space="preserve">, </w:t>
+      </w:r>
+      <w:r>
+        <w:rPr>
+          <w:sz w:val="28"/>
+          <w:szCs w:val="28"/>
+        </w:rPr>
+        <w:t>Пол</w:t>
+      </w:r>
+      <w:r>
+        <w:rPr>
+          <w:sz w:val="28"/>
+          <w:szCs w:val="28"/>
+          <w:lang w:val="en-US"/>
         </w:rPr>
         <w:t>);</w:t>
       </w:r>
     </w:p>
     <w:p>
       <w:pPr>
-        <w:pStyle w:val="a3"/>
+        <w:pStyle w:val="ListParagraph"/>
         <w:numPr>
           <w:ilvl w:val="0"/>
           <w:numId w:val="4"/>
         </w:numPr>
+        <w:tabs>
+          <w:tab w:val="left" w:pos="1134"/>
+        </w:tabs>
         <w:spacing w:after="0" w:line="360" w:lineRule="auto"/>
-        <w:rPr>
-          <w:sz w:val="28"/>
-          <w:szCs w:val="28"/>
-        </w:rPr>
-      </w:pPr>
-      <w:r>
-        <w:rPr>
-          <w:sz w:val="28"/>
-          <w:szCs w:val="28"/>
-        </w:rPr>
-        <w:t xml:space="preserve">Сотрудник </w:t>
-      </w:r>
-      <w:r>
-        <w:rPr>
-          <w:sz w:val="28"/>
-          <w:szCs w:val="28"/>
-        </w:rPr>
-        <w:t>(</w:t>
+        <w:ind w:left="0" w:firstLine="709"/>
+        <w:rPr>
+          <w:sz w:val="28"/>
+          <w:szCs w:val="28"/>
+          <w:lang w:val="en-US"/>
+        </w:rPr>
+      </w:pPr>
+      <w:r>
+        <w:rPr>
+          <w:sz w:val="28"/>
+          <w:szCs w:val="28"/>
+        </w:rPr>
+        <w:t>Сотрудник</w:t>
+      </w:r>
+      <w:r>
+        <w:rPr>
+          <w:sz w:val="28"/>
+          <w:szCs w:val="28"/>
+          <w:lang w:val="en-US"/>
+        </w:rPr>
+        <w:t xml:space="preserve"> (</w:t>
       </w:r>
       <w:r>
         <w:rPr>
           <w:b/>
           <w:sz w:val="28"/>
           <w:szCs w:val="28"/>
-        </w:rPr>
-        <w:t>[РК]</w:t>
+          <w:lang w:val="en-US"/>
+        </w:rPr>
+        <w:t>[</w:t>
       </w:r>
       <w:r>
         <w:rPr>
@@ -4362,6 +5106,59 @@
           <w:sz w:val="28"/>
           <w:szCs w:val="28"/>
         </w:rPr>
+        <w:t>РК</w:t>
+      </w:r>
+      <w:r>
+        <w:rPr>
+          <w:b/>
+          <w:sz w:val="28"/>
+          <w:szCs w:val="28"/>
+          <w:lang w:val="en-US"/>
+        </w:rPr>
+        <w:t>]</w:t>
+      </w:r>
+      <w:r>
+        <w:rPr>
+          <w:b/>
+          <w:sz w:val="28"/>
+          <w:szCs w:val="28"/>
+          <w:lang w:val="en-US"/>
+        </w:rPr>
+        <w:t xml:space="preserve"> [</w:t>
+      </w:r>
+      <w:r>
+        <w:rPr>
+          <w:b/>
+          <w:sz w:val="28"/>
+          <w:szCs w:val="28"/>
+          <w:lang w:val="en-US"/>
+        </w:rPr>
+        <w:t>F</w:t>
+      </w:r>
+      <w:r>
+        <w:rPr>
+          <w:b/>
+          <w:sz w:val="28"/>
+          <w:szCs w:val="28"/>
+        </w:rPr>
+        <w:t>К</w:t>
+      </w:r>
+      <w:r>
+        <w:rPr>
+          <w:b/>
+          <w:sz w:val="28"/>
+          <w:szCs w:val="28"/>
+          <w:lang w:val="en-US"/>
+        </w:rPr>
+        <w:t>]</w:t>
+      </w:r>
+      <w:r>
+        <w:rPr>
+          <w:b/>
+          <w:sz w:val="28"/>
+          <w:szCs w:val="28"/>
+          <w:lang w:val="en-US"/>
+        </w:rPr>
         <w:t xml:space="preserve"> </w:t>
       </w:r>
       <w:r>
@@ -4370,7 +5167,7 @@
           <w:sz w:val="28"/>
           <w:szCs w:val="28"/>
         </w:rPr>
-        <w:t>[</w:t>
+        <w:t>Код</w:t>
       </w:r>
       <w:r>
         <w:rPr>
@@ -4379,7 +5176,7 @@
           <w:szCs w:val="28"/>
           <w:lang w:val="en-US"/>
         </w:rPr>
-        <w:t>F</w:t>
+        <w:t xml:space="preserve"> </w:t>
       </w:r>
       <w:r>
         <w:rPr>
@@ -4387,20 +5184,13 @@
           <w:sz w:val="28"/>
           <w:szCs w:val="28"/>
         </w:rPr>
-        <w:t>К]</w:t>
-      </w:r>
-      <w:r>
-        <w:rPr>
-          <w:b/>
-          <w:sz w:val="28"/>
-          <w:szCs w:val="28"/>
-        </w:rPr>
-        <w:t xml:space="preserve"> Код сотрудника</w:t>
-      </w:r>
-      <w:r>
-        <w:rPr>
-          <w:sz w:val="28"/>
-          <w:szCs w:val="28"/>
+        <w:t>сотрудника</w:t>
+      </w:r>
+      <w:r>
+        <w:rPr>
+          <w:sz w:val="28"/>
+          <w:szCs w:val="28"/>
+          <w:lang w:val="en-US"/>
         </w:rPr>
         <w:t xml:space="preserve">, </w:t>
       </w:r>
@@ -4415,58 +5205,97 @@
         <w:rPr>
           <w:sz w:val="28"/>
           <w:szCs w:val="28"/>
-        </w:rPr>
-        <w:t>,</w:t>
-      </w:r>
-      <w:r>
-        <w:rPr>
-          <w:sz w:val="28"/>
-          <w:szCs w:val="28"/>
-        </w:rPr>
-        <w:t xml:space="preserve"> Тип рабочего договора</w:t>
-      </w:r>
-      <w:r>
-        <w:rPr>
-          <w:sz w:val="28"/>
-          <w:szCs w:val="28"/>
+          <w:lang w:val="en-US"/>
+        </w:rPr>
+        <w:t xml:space="preserve">, </w:t>
+      </w:r>
+      <w:r>
+        <w:rPr>
+          <w:sz w:val="28"/>
+          <w:szCs w:val="28"/>
+        </w:rPr>
+        <w:t>Тип</w:t>
+      </w:r>
+      <w:r>
+        <w:rPr>
+          <w:sz w:val="28"/>
+          <w:szCs w:val="28"/>
+          <w:lang w:val="en-US"/>
+        </w:rPr>
+        <w:t xml:space="preserve"> </w:t>
+      </w:r>
+      <w:r>
+        <w:rPr>
+          <w:sz w:val="28"/>
+          <w:szCs w:val="28"/>
+        </w:rPr>
+        <w:t>рабочего</w:t>
+      </w:r>
+      <w:r>
+        <w:rPr>
+          <w:sz w:val="28"/>
+          <w:szCs w:val="28"/>
+          <w:lang w:val="en-US"/>
+        </w:rPr>
+        <w:t xml:space="preserve"> </w:t>
+      </w:r>
+      <w:r>
+        <w:rPr>
+          <w:sz w:val="28"/>
+          <w:szCs w:val="28"/>
+        </w:rPr>
+        <w:t>договора</w:t>
+      </w:r>
+      <w:r>
+        <w:rPr>
+          <w:sz w:val="28"/>
+          <w:szCs w:val="28"/>
+          <w:lang w:val="en-US"/>
         </w:rPr>
         <w:t>);</w:t>
       </w:r>
     </w:p>
     <w:p>
       <w:pPr>
-        <w:pStyle w:val="a3"/>
+        <w:pStyle w:val="ListParagraph"/>
         <w:numPr>
           <w:ilvl w:val="0"/>
           <w:numId w:val="4"/>
         </w:numPr>
+        <w:tabs>
+          <w:tab w:val="left" w:pos="1134"/>
+        </w:tabs>
         <w:spacing w:after="0" w:line="360" w:lineRule="auto"/>
-        <w:rPr>
-          <w:sz w:val="28"/>
-          <w:szCs w:val="28"/>
-        </w:rPr>
-      </w:pPr>
-      <w:r>
-        <w:rPr>
-          <w:sz w:val="28"/>
-          <w:szCs w:val="28"/>
-        </w:rPr>
-        <w:t xml:space="preserve">Клиент </w:t>
-      </w:r>
-      <w:r>
-        <w:rPr>
-          <w:sz w:val="28"/>
-          <w:szCs w:val="28"/>
-        </w:rPr>
-        <w:t>(</w:t>
+        <w:ind w:left="0" w:firstLine="709"/>
+        <w:rPr>
+          <w:sz w:val="28"/>
+          <w:szCs w:val="28"/>
+          <w:lang w:val="en-US"/>
+        </w:rPr>
+      </w:pPr>
+      <w:r>
+        <w:rPr>
+          <w:sz w:val="28"/>
+          <w:szCs w:val="28"/>
+        </w:rPr>
+        <w:t>Клиент</w:t>
+      </w:r>
+      <w:r>
+        <w:rPr>
+          <w:sz w:val="28"/>
+          <w:szCs w:val="28"/>
+          <w:lang w:val="en-US"/>
+        </w:rPr>
+        <w:t xml:space="preserve"> (</w:t>
       </w:r>
       <w:r>
         <w:rPr>
           <w:b/>
           <w:sz w:val="28"/>
           <w:szCs w:val="28"/>
-        </w:rPr>
-        <w:t>[РК]</w:t>
+          <w:lang w:val="en-US"/>
+        </w:rPr>
+        <w:t>[</w:t>
       </w:r>
       <w:r>
         <w:rPr>
@@ -4474,6 +5303,59 @@
           <w:sz w:val="28"/>
           <w:szCs w:val="28"/>
         </w:rPr>
+        <w:t>РК</w:t>
+      </w:r>
+      <w:r>
+        <w:rPr>
+          <w:b/>
+          <w:sz w:val="28"/>
+          <w:szCs w:val="28"/>
+          <w:lang w:val="en-US"/>
+        </w:rPr>
+        <w:t>]</w:t>
+      </w:r>
+      <w:r>
+        <w:rPr>
+          <w:b/>
+          <w:sz w:val="28"/>
+          <w:szCs w:val="28"/>
+          <w:lang w:val="en-US"/>
+        </w:rPr>
+        <w:t xml:space="preserve"> [</w:t>
+      </w:r>
+      <w:r>
+        <w:rPr>
+          <w:b/>
+          <w:sz w:val="28"/>
+          <w:szCs w:val="28"/>
+          <w:lang w:val="en-US"/>
+        </w:rPr>
+        <w:t>F</w:t>
+      </w:r>
+      <w:r>
+        <w:rPr>
+          <w:b/>
+          <w:sz w:val="28"/>
+          <w:szCs w:val="28"/>
+        </w:rPr>
+        <w:t>К</w:t>
+      </w:r>
+      <w:r>
+        <w:rPr>
+          <w:b/>
+          <w:sz w:val="28"/>
+          <w:szCs w:val="28"/>
+          <w:lang w:val="en-US"/>
+        </w:rPr>
+        <w:t>]</w:t>
+      </w:r>
+      <w:r>
+        <w:rPr>
+          <w:b/>
+          <w:sz w:val="28"/>
+          <w:szCs w:val="28"/>
+          <w:lang w:val="en-US"/>
+        </w:rPr>
         <w:t xml:space="preserve"> </w:t>
       </w:r>
       <w:r>
@@ -4482,7 +5364,7 @@
           <w:sz w:val="28"/>
           <w:szCs w:val="28"/>
         </w:rPr>
-        <w:t>[</w:t>
+        <w:t>Код</w:t>
       </w:r>
       <w:r>
         <w:rPr>
@@ -4491,7 +5373,7 @@
           <w:szCs w:val="28"/>
           <w:lang w:val="en-US"/>
         </w:rPr>
-        <w:t>F</w:t>
+        <w:t xml:space="preserve"> </w:t>
       </w:r>
       <w:r>
         <w:rPr>
@@ -4499,28 +5381,13 @@
           <w:sz w:val="28"/>
           <w:szCs w:val="28"/>
         </w:rPr>
-        <w:t>К]</w:t>
-      </w:r>
-      <w:r>
-        <w:rPr>
-          <w:b/>
-          <w:sz w:val="28"/>
-          <w:szCs w:val="28"/>
-        </w:rPr>
-        <w:t xml:space="preserve"> Код </w:t>
-      </w:r>
-      <w:r>
-        <w:rPr>
-          <w:b/>
-          <w:sz w:val="28"/>
-          <w:szCs w:val="28"/>
-        </w:rPr>
         <w:t>клиента</w:t>
       </w:r>
       <w:r>
         <w:rPr>
           <w:sz w:val="28"/>
           <w:szCs w:val="28"/>
+          <w:lang w:val="en-US"/>
         </w:rPr>
         <w:t xml:space="preserve">, </w:t>
       </w:r>
@@ -4535,6 +5402,7 @@
         <w:rPr>
           <w:sz w:val="28"/>
           <w:szCs w:val="28"/>
+          <w:lang w:val="en-US"/>
         </w:rPr>
         <w:t xml:space="preserve">, </w:t>
       </w:r>
@@ -4549,6 +5417,7 @@
         <w:rPr>
           <w:sz w:val="28"/>
           <w:szCs w:val="28"/>
+          <w:lang w:val="en-US"/>
         </w:rPr>
         <w:t xml:space="preserve">, </w:t>
       </w:r>
@@ -4564,51 +5433,66 @@
         <w:rPr>
           <w:sz w:val="28"/>
           <w:szCs w:val="28"/>
-        </w:rPr>
-        <w:t>, Телефон</w:t>
-      </w:r>
-      <w:r>
-        <w:rPr>
-          <w:sz w:val="28"/>
-          <w:szCs w:val="28"/>
+          <w:lang w:val="en-US"/>
+        </w:rPr>
+        <w:t xml:space="preserve">, </w:t>
+      </w:r>
+      <w:r>
+        <w:rPr>
+          <w:sz w:val="28"/>
+          <w:szCs w:val="28"/>
+        </w:rPr>
+        <w:t>Телефон</w:t>
+      </w:r>
+      <w:r>
+        <w:rPr>
+          <w:sz w:val="28"/>
+          <w:szCs w:val="28"/>
+          <w:lang w:val="en-US"/>
         </w:rPr>
         <w:t>);</w:t>
       </w:r>
     </w:p>
     <w:p>
       <w:pPr>
-        <w:pStyle w:val="a3"/>
+        <w:pStyle w:val="ListParagraph"/>
         <w:numPr>
           <w:ilvl w:val="0"/>
           <w:numId w:val="4"/>
         </w:numPr>
+        <w:tabs>
+          <w:tab w:val="left" w:pos="1134"/>
+        </w:tabs>
         <w:spacing w:after="0" w:line="360" w:lineRule="auto"/>
-        <w:rPr>
-          <w:sz w:val="28"/>
-          <w:szCs w:val="28"/>
-        </w:rPr>
-      </w:pPr>
-      <w:r>
-        <w:rPr>
-          <w:sz w:val="28"/>
-          <w:szCs w:val="28"/>
-        </w:rPr>
-        <w:t xml:space="preserve">Отдел </w:t>
-      </w:r>
-      <w:r>
-        <w:rPr>
-          <w:sz w:val="28"/>
-          <w:szCs w:val="28"/>
-        </w:rPr>
-        <w:t>(</w:t>
+        <w:ind w:left="0" w:firstLine="709"/>
+        <w:rPr>
+          <w:sz w:val="28"/>
+          <w:szCs w:val="28"/>
+        </w:rPr>
+      </w:pPr>
+      <w:r>
+        <w:rPr>
+          <w:sz w:val="28"/>
+          <w:szCs w:val="28"/>
+        </w:rPr>
+        <w:t>Отдел</w:t>
+      </w:r>
+      <w:r>
+        <w:rPr>
+          <w:sz w:val="28"/>
+          <w:szCs w:val="28"/>
+          <w:lang w:val="en-US"/>
+        </w:rPr>
+        <w:t xml:space="preserve"> (</w:t>
       </w:r>
       <w:r>
         <w:rPr>
           <w:b/>
           <w:sz w:val="28"/>
           <w:szCs w:val="28"/>
-        </w:rPr>
-        <w:t xml:space="preserve">[РК] Код </w:t>
+          <w:lang w:val="en-US"/>
+        </w:rPr>
+        <w:t>[</w:t>
       </w:r>
       <w:r>
         <w:rPr>
@@ -4616,70 +5500,39 @@
           <w:sz w:val="28"/>
           <w:szCs w:val="28"/>
         </w:rPr>
-        <w:t>отдела</w:t>
-      </w:r>
-      <w:r>
-        <w:rPr>
-          <w:sz w:val="28"/>
-          <w:szCs w:val="28"/>
-        </w:rPr>
-        <w:t xml:space="preserve">, </w:t>
-      </w:r>
-      <w:r>
-        <w:rPr>
-          <w:sz w:val="28"/>
-          <w:szCs w:val="28"/>
-        </w:rPr>
-        <w:t>Название</w:t>
-      </w:r>
-      <w:r>
-        <w:rPr>
-          <w:sz w:val="28"/>
-          <w:szCs w:val="28"/>
-        </w:rPr>
-        <w:t xml:space="preserve">, </w:t>
-      </w:r>
-      <w:r>
-        <w:rPr>
-          <w:sz w:val="28"/>
-          <w:szCs w:val="28"/>
-        </w:rPr>
-        <w:t>Дата основания</w:t>
-      </w:r>
-      <w:r>
-        <w:rPr>
-          <w:sz w:val="28"/>
-          <w:szCs w:val="28"/>
-        </w:rPr>
-        <w:t>);</w:t>
-      </w:r>
-    </w:p>
-    <w:p>
-      <w:pPr>
-        <w:pStyle w:val="a3"/>
+        <w:t>РК] Код отдела</w:t>
+      </w:r>
+      <w:r>
+        <w:rPr>
+          <w:sz w:val="28"/>
+          <w:szCs w:val="28"/>
+        </w:rPr>
+        <w:t>, Название, Дата основания);</w:t>
+      </w:r>
+    </w:p>
+    <w:p>
+      <w:pPr>
+        <w:pStyle w:val="ListParagraph"/>
         <w:numPr>
           <w:ilvl w:val="0"/>
           <w:numId w:val="4"/>
         </w:numPr>
+        <w:tabs>
+          <w:tab w:val="left" w:pos="1134"/>
+        </w:tabs>
         <w:spacing w:after="0" w:line="360" w:lineRule="auto"/>
-        <w:rPr>
-          <w:sz w:val="28"/>
-          <w:szCs w:val="28"/>
-        </w:rPr>
-      </w:pPr>
-      <w:r>
-        <w:rPr>
-          <w:sz w:val="28"/>
-          <w:szCs w:val="28"/>
-        </w:rPr>
-        <w:t xml:space="preserve">Должность </w:t>
-      </w:r>
-      <w:r>
-        <w:rPr>
-          <w:sz w:val="28"/>
-          <w:szCs w:val="28"/>
-        </w:rPr>
-        <w:t>(</w:t>
+        <w:ind w:left="0" w:firstLine="709"/>
+        <w:rPr>
+          <w:sz w:val="28"/>
+          <w:szCs w:val="28"/>
+        </w:rPr>
+      </w:pPr>
+      <w:r>
+        <w:rPr>
+          <w:sz w:val="28"/>
+          <w:szCs w:val="28"/>
+        </w:rPr>
+        <w:t>Должность (</w:t>
       </w:r>
       <w:r>
         <w:rPr>
@@ -4687,85 +5540,39 @@
           <w:sz w:val="28"/>
           <w:szCs w:val="28"/>
         </w:rPr>
-        <w:t xml:space="preserve">[РК] Код </w:t>
-      </w:r>
-      <w:r>
-        <w:rPr>
-          <w:b/>
-          <w:sz w:val="28"/>
-          <w:szCs w:val="28"/>
-        </w:rPr>
-        <w:t>должности</w:t>
-      </w:r>
-      <w:r>
-        <w:rPr>
-          <w:sz w:val="28"/>
-          <w:szCs w:val="28"/>
-        </w:rPr>
-        <w:t>, Название</w:t>
-      </w:r>
-      <w:r>
-        <w:rPr>
-          <w:sz w:val="28"/>
-          <w:szCs w:val="28"/>
-        </w:rPr>
-        <w:t>,</w:t>
-      </w:r>
-      <w:r>
-        <w:rPr>
-          <w:sz w:val="28"/>
-          <w:szCs w:val="28"/>
-        </w:rPr>
-        <w:t xml:space="preserve"> Оклад</w:t>
-      </w:r>
-      <w:r>
-        <w:rPr>
-          <w:sz w:val="28"/>
-          <w:szCs w:val="28"/>
-        </w:rPr>
-        <w:t xml:space="preserve">, </w:t>
-      </w:r>
-      <w:r>
-        <w:rPr>
-          <w:sz w:val="28"/>
-          <w:szCs w:val="28"/>
-        </w:rPr>
-        <w:t>Должностная инструкция</w:t>
-      </w:r>
-      <w:r>
-        <w:rPr>
-          <w:sz w:val="28"/>
-          <w:szCs w:val="28"/>
-        </w:rPr>
-        <w:t>);</w:t>
-      </w:r>
-    </w:p>
-    <w:p>
-      <w:pPr>
-        <w:pStyle w:val="a3"/>
+        <w:t>[РК] Код должности</w:t>
+      </w:r>
+      <w:r>
+        <w:rPr>
+          <w:sz w:val="28"/>
+          <w:szCs w:val="28"/>
+        </w:rPr>
+        <w:t>, Название, Оклад, Должностная инструкция);</w:t>
+      </w:r>
+    </w:p>
+    <w:p>
+      <w:pPr>
+        <w:pStyle w:val="ListParagraph"/>
         <w:numPr>
           <w:ilvl w:val="0"/>
           <w:numId w:val="4"/>
         </w:numPr>
+        <w:tabs>
+          <w:tab w:val="left" w:pos="1134"/>
+        </w:tabs>
         <w:spacing w:after="0" w:line="360" w:lineRule="auto"/>
-        <w:rPr>
-          <w:sz w:val="28"/>
-          <w:szCs w:val="28"/>
-        </w:rPr>
-      </w:pPr>
-      <w:r>
-        <w:rPr>
-          <w:sz w:val="28"/>
-          <w:szCs w:val="28"/>
-        </w:rPr>
-        <w:t xml:space="preserve">Ячейка </w:t>
-      </w:r>
-      <w:r>
-        <w:rPr>
-          <w:sz w:val="28"/>
-          <w:szCs w:val="28"/>
-        </w:rPr>
-        <w:t>(</w:t>
+        <w:ind w:left="0" w:firstLine="709"/>
+        <w:rPr>
+          <w:sz w:val="28"/>
+          <w:szCs w:val="28"/>
+        </w:rPr>
+      </w:pPr>
+      <w:r>
+        <w:rPr>
+          <w:sz w:val="28"/>
+          <w:szCs w:val="28"/>
+        </w:rPr>
+        <w:t>Ячейка (</w:t>
       </w:r>
       <w:r>
         <w:rPr>
@@ -4773,71 +5580,39 @@
           <w:sz w:val="28"/>
           <w:szCs w:val="28"/>
         </w:rPr>
-        <w:t>[РК]</w:t>
-      </w:r>
-      <w:r>
-        <w:rPr>
-          <w:b/>
-          <w:sz w:val="28"/>
-          <w:szCs w:val="28"/>
-        </w:rPr>
-        <w:t xml:space="preserve"> Номер ячейки</w:t>
-      </w:r>
-      <w:r>
-        <w:rPr>
-          <w:sz w:val="28"/>
-          <w:szCs w:val="28"/>
-        </w:rPr>
-        <w:t>, Вместимость</w:t>
-      </w:r>
-      <w:r>
-        <w:rPr>
-          <w:sz w:val="28"/>
-          <w:szCs w:val="28"/>
-        </w:rPr>
-        <w:t xml:space="preserve">, </w:t>
-      </w:r>
-      <w:r>
-        <w:rPr>
-          <w:sz w:val="28"/>
-          <w:szCs w:val="28"/>
-        </w:rPr>
-        <w:t>Стеллаж, Полка</w:t>
-      </w:r>
-      <w:r>
-        <w:rPr>
-          <w:sz w:val="28"/>
-          <w:szCs w:val="28"/>
-        </w:rPr>
-        <w:t>);</w:t>
-      </w:r>
-    </w:p>
-    <w:p>
-      <w:pPr>
-        <w:pStyle w:val="a3"/>
+        <w:t>[РК] Номер ячейки</w:t>
+      </w:r>
+      <w:r>
+        <w:rPr>
+          <w:sz w:val="28"/>
+          <w:szCs w:val="28"/>
+        </w:rPr>
+        <w:t>, Вместимость, Стеллаж, Полка);</w:t>
+      </w:r>
+    </w:p>
+    <w:p>
+      <w:pPr>
+        <w:pStyle w:val="ListParagraph"/>
         <w:numPr>
           <w:ilvl w:val="0"/>
           <w:numId w:val="4"/>
         </w:numPr>
+        <w:tabs>
+          <w:tab w:val="left" w:pos="1134"/>
+        </w:tabs>
         <w:spacing w:after="0" w:line="360" w:lineRule="auto"/>
-        <w:rPr>
-          <w:sz w:val="28"/>
-          <w:szCs w:val="28"/>
-        </w:rPr>
-      </w:pPr>
-      <w:r>
-        <w:rPr>
-          <w:sz w:val="28"/>
-          <w:szCs w:val="28"/>
-        </w:rPr>
-        <w:t xml:space="preserve">Поставка </w:t>
-      </w:r>
-      <w:r>
-        <w:rPr>
-          <w:sz w:val="28"/>
-          <w:szCs w:val="28"/>
-        </w:rPr>
-        <w:t>(</w:t>
+        <w:ind w:left="0" w:firstLine="709"/>
+        <w:rPr>
+          <w:sz w:val="28"/>
+          <w:szCs w:val="28"/>
+        </w:rPr>
+      </w:pPr>
+      <w:r>
+        <w:rPr>
+          <w:sz w:val="28"/>
+          <w:szCs w:val="28"/>
+        </w:rPr>
+        <w:t>Поставка (</w:t>
       </w:r>
       <w:r>
         <w:rPr>
@@ -4845,7 +5620,7 @@
           <w:sz w:val="28"/>
           <w:szCs w:val="28"/>
         </w:rPr>
-        <w:t xml:space="preserve">[РК] Код </w:t>
+        <w:t>[РК] Код поставки</w:t>
       </w:r>
       <w:r>
         <w:rPr>
@@ -4853,7 +5628,7 @@
           <w:sz w:val="28"/>
           <w:szCs w:val="28"/>
         </w:rPr>
-        <w:t>поставки</w:t>
+        <w:t xml:space="preserve">, </w:t>
       </w:r>
       <w:r>
         <w:rPr>
@@ -4861,21 +5636,54 @@
           <w:sz w:val="28"/>
           <w:szCs w:val="28"/>
         </w:rPr>
-        <w:t xml:space="preserve">, </w:t>
+        <w:t>[</w:t>
       </w:r>
       <w:r>
         <w:rPr>
           <w:b/>
           <w:sz w:val="28"/>
           <w:szCs w:val="28"/>
-        </w:rPr>
-        <w:t>[</w:t>
+          <w:lang w:val="en-US"/>
+        </w:rPr>
+        <w:t>FK</w:t>
       </w:r>
       <w:r>
         <w:rPr>
           <w:b/>
           <w:sz w:val="28"/>
           <w:szCs w:val="28"/>
+        </w:rPr>
+        <w:t xml:space="preserve">] </w:t>
+      </w:r>
+      <w:r>
+        <w:rPr>
+          <w:b/>
+          <w:sz w:val="28"/>
+          <w:szCs w:val="28"/>
+        </w:rPr>
+        <w:t>Код склада</w:t>
+      </w:r>
+      <w:r>
+        <w:rPr>
+          <w:b/>
+          <w:sz w:val="28"/>
+          <w:szCs w:val="28"/>
+        </w:rPr>
+        <w:t>,</w:t>
+      </w:r>
+      <w:r>
+        <w:rPr>
+          <w:b/>
+          <w:sz w:val="28"/>
+          <w:szCs w:val="28"/>
+        </w:rPr>
+        <w:t xml:space="preserve"> [</w:t>
+      </w:r>
+      <w:r>
+        <w:rPr>
+          <w:b/>
+          <w:sz w:val="28"/>
+          <w:szCs w:val="28"/>
           <w:lang w:val="en-US"/>
         </w:rPr>
         <w:t>FK</w:t>
@@ -4886,19 +5694,10 @@
           <w:sz w:val="28"/>
           <w:szCs w:val="28"/>
         </w:rPr>
-        <w:t xml:space="preserve">] </w:t>
-      </w:r>
-      <w:r>
-        <w:rPr>
-          <w:b/>
-          <w:sz w:val="28"/>
-          <w:szCs w:val="28"/>
-        </w:rPr>
-        <w:t>Код склада</w:t>
-      </w:r>
-      <w:r>
-        <w:rPr>
-          <w:b/>
+        <w:t>] ИНН поставщика</w:t>
+      </w:r>
+      <w:r>
+        <w:rPr>
           <w:sz w:val="28"/>
           <w:szCs w:val="28"/>
         </w:rPr>
@@ -4906,98 +5705,35 @@
       </w:r>
       <w:r>
         <w:rPr>
-          <w:b/>
-          <w:sz w:val="28"/>
-          <w:szCs w:val="28"/>
-        </w:rPr>
-        <w:t xml:space="preserve"> [</w:t>
-      </w:r>
-      <w:r>
-        <w:rPr>
-          <w:b/>
-          <w:sz w:val="28"/>
-          <w:szCs w:val="28"/>
-          <w:lang w:val="en-US"/>
-        </w:rPr>
-        <w:t>FK</w:t>
-      </w:r>
-      <w:r>
-        <w:rPr>
-          <w:b/>
-          <w:sz w:val="28"/>
-          <w:szCs w:val="28"/>
-        </w:rPr>
-        <w:t>] ИНН поставщика</w:t>
-      </w:r>
-      <w:r>
-        <w:rPr>
-          <w:sz w:val="28"/>
-          <w:szCs w:val="28"/>
-        </w:rPr>
-        <w:t>,</w:t>
-      </w:r>
-      <w:r>
-        <w:rPr>
-          <w:sz w:val="28"/>
-          <w:szCs w:val="28"/>
-        </w:rPr>
-        <w:t xml:space="preserve"> </w:t>
-      </w:r>
-      <w:r>
-        <w:rPr>
-          <w:sz w:val="28"/>
-          <w:szCs w:val="28"/>
-        </w:rPr>
-        <w:t>Дата поставки</w:t>
-      </w:r>
-      <w:r>
-        <w:rPr>
-          <w:sz w:val="28"/>
-          <w:szCs w:val="28"/>
-        </w:rPr>
-        <w:t xml:space="preserve">, </w:t>
-      </w:r>
-      <w:r>
-        <w:rPr>
-          <w:sz w:val="28"/>
-          <w:szCs w:val="28"/>
-        </w:rPr>
-        <w:t>Итоговая стоимость)</w:t>
-      </w:r>
-      <w:r>
-        <w:rPr>
-          <w:sz w:val="28"/>
-          <w:szCs w:val="28"/>
-        </w:rPr>
-        <w:t>;</w:t>
-      </w:r>
-    </w:p>
-    <w:p>
-      <w:pPr>
-        <w:pStyle w:val="a3"/>
+          <w:sz w:val="28"/>
+          <w:szCs w:val="28"/>
+        </w:rPr>
+        <w:t xml:space="preserve"> Дата поставки, Итоговая стоимость);</w:t>
+      </w:r>
+    </w:p>
+    <w:p>
+      <w:pPr>
+        <w:pStyle w:val="ListParagraph"/>
         <w:numPr>
           <w:ilvl w:val="0"/>
           <w:numId w:val="4"/>
         </w:numPr>
+        <w:tabs>
+          <w:tab w:val="left" w:pos="1134"/>
+        </w:tabs>
         <w:spacing w:after="0" w:line="360" w:lineRule="auto"/>
-        <w:rPr>
-          <w:sz w:val="28"/>
-          <w:szCs w:val="28"/>
-        </w:rPr>
-      </w:pPr>
-      <w:r>
-        <w:rPr>
-          <w:sz w:val="28"/>
-          <w:szCs w:val="28"/>
-        </w:rPr>
-        <w:t xml:space="preserve">Товары в поставке </w:t>
-      </w:r>
-      <w:r>
-        <w:rPr>
-          <w:sz w:val="28"/>
-          <w:szCs w:val="28"/>
-        </w:rPr>
-        <w:t>(</w:t>
+        <w:ind w:left="0" w:firstLine="709"/>
+        <w:rPr>
+          <w:sz w:val="28"/>
+          <w:szCs w:val="28"/>
+        </w:rPr>
+      </w:pPr>
+      <w:r>
+        <w:rPr>
+          <w:sz w:val="28"/>
+          <w:szCs w:val="28"/>
+        </w:rPr>
+        <w:t>Товары в поставке (</w:t>
       </w:r>
       <w:r>
         <w:rPr>
@@ -5005,15 +5741,7 @@
           <w:sz w:val="28"/>
           <w:szCs w:val="28"/>
         </w:rPr>
-        <w:t xml:space="preserve">[РК] Код </w:t>
-      </w:r>
-      <w:r>
-        <w:rPr>
-          <w:b/>
-          <w:sz w:val="28"/>
-          <w:szCs w:val="28"/>
-        </w:rPr>
-        <w:t>записи</w:t>
+        <w:t>[РК] Код записи</w:t>
       </w:r>
       <w:r>
         <w:rPr>
@@ -5045,40 +5773,24 @@
           <w:szCs w:val="28"/>
           <w:u w:val="single"/>
         </w:rPr>
-        <w:t xml:space="preserve">] Артикул, </w:t>
+        <w:t>] Артикул, [</w:t>
       </w:r>
       <w:r>
         <w:rPr>
           <w:sz w:val="28"/>
           <w:szCs w:val="28"/>
           <w:u w:val="single"/>
-        </w:rPr>
-        <w:t>[</w:t>
+          <w:lang w:val="en-US"/>
+        </w:rPr>
+        <w:t>FK</w:t>
       </w:r>
       <w:r>
         <w:rPr>
           <w:sz w:val="28"/>
           <w:szCs w:val="28"/>
           <w:u w:val="single"/>
-          <w:lang w:val="en-US"/>
-        </w:rPr>
-        <w:t>FK</w:t>
-      </w:r>
-      <w:r>
-        <w:rPr>
-          <w:sz w:val="28"/>
-          <w:szCs w:val="28"/>
-          <w:u w:val="single"/>
-        </w:rPr>
-        <w:t xml:space="preserve">] </w:t>
-      </w:r>
-      <w:r>
-        <w:rPr>
-          <w:sz w:val="28"/>
-          <w:szCs w:val="28"/>
-          <w:u w:val="single"/>
-        </w:rPr>
-        <w:t>Код поставки</w:t>
+        </w:rPr>
+        <w:t>] Код поставки</w:t>
       </w:r>
       <w:r>
         <w:rPr>
@@ -5118,12 +5830,16 @@
     </w:p>
     <w:p>
       <w:pPr>
-        <w:pStyle w:val="a3"/>
+        <w:pStyle w:val="ListParagraph"/>
         <w:numPr>
           <w:ilvl w:val="0"/>
           <w:numId w:val="4"/>
         </w:numPr>
+        <w:tabs>
+          <w:tab w:val="left" w:pos="1134"/>
+        </w:tabs>
         <w:spacing w:after="0" w:line="360" w:lineRule="auto"/>
+        <w:ind w:left="0" w:firstLine="709"/>
         <w:rPr>
           <w:sz w:val="28"/>
           <w:szCs w:val="28"/>
@@ -5181,13 +5897,38 @@
           <w:szCs w:val="28"/>
           <w:u w:val="single"/>
         </w:rPr>
-        <w:t>К], Код записи</w:t>
+        <w:t>К], Код записи, [</w:t>
       </w:r>
       <w:r>
         <w:rPr>
           <w:sz w:val="28"/>
           <w:szCs w:val="28"/>
           <w:u w:val="single"/>
+          <w:lang w:val="en-US"/>
+        </w:rPr>
+        <w:t>FK</w:t>
+      </w:r>
+      <w:r>
+        <w:rPr>
+          <w:sz w:val="28"/>
+          <w:szCs w:val="28"/>
+          <w:u w:val="single"/>
+        </w:rPr>
+        <w:t>] Артикул</w:t>
+      </w:r>
+      <w:r>
+        <w:rPr>
+          <w:sz w:val="28"/>
+          <w:szCs w:val="28"/>
+          <w:u w:val="single"/>
+        </w:rPr>
+        <w:t xml:space="preserve"> товара</w:t>
+      </w:r>
+      <w:r>
+        <w:rPr>
+          <w:sz w:val="28"/>
+          <w:szCs w:val="28"/>
+          <w:u w:val="single"/>
         </w:rPr>
         <w:t>, [</w:t>
       </w:r>
@@ -5206,39 +5947,6 @@
           <w:szCs w:val="28"/>
           <w:u w:val="single"/>
         </w:rPr>
-        <w:t>] Артикул</w:t>
-      </w:r>
-      <w:r>
-        <w:rPr>
-          <w:sz w:val="28"/>
-          <w:szCs w:val="28"/>
-          <w:u w:val="single"/>
-        </w:rPr>
-        <w:t xml:space="preserve"> товара</w:t>
-      </w:r>
-      <w:r>
-        <w:rPr>
-          <w:sz w:val="28"/>
-          <w:szCs w:val="28"/>
-          <w:u w:val="single"/>
-        </w:rPr>
-        <w:t>, [</w:t>
-      </w:r>
-      <w:r>
-        <w:rPr>
-          <w:sz w:val="28"/>
-          <w:szCs w:val="28"/>
-          <w:u w:val="single"/>
-          <w:lang w:val="en-US"/>
-        </w:rPr>
-        <w:t>FK</w:t>
-      </w:r>
-      <w:r>
-        <w:rPr>
-          <w:sz w:val="28"/>
-          <w:szCs w:val="28"/>
-          <w:u w:val="single"/>
-        </w:rPr>
         <w:t>] Номер ячейки</w:t>
       </w:r>
       <w:r>
@@ -5265,12 +5973,16 @@
     </w:p>
     <w:p>
       <w:pPr>
-        <w:pStyle w:val="a3"/>
+        <w:pStyle w:val="ListParagraph"/>
         <w:numPr>
           <w:ilvl w:val="0"/>
           <w:numId w:val="4"/>
         </w:numPr>
+        <w:tabs>
+          <w:tab w:val="left" w:pos="1134"/>
+        </w:tabs>
         <w:spacing w:after="0" w:line="360" w:lineRule="auto"/>
+        <w:ind w:left="0" w:firstLine="709"/>
         <w:rPr>
           <w:sz w:val="28"/>
           <w:szCs w:val="28"/>
@@ -5370,15 +6082,7 @@
           <w:szCs w:val="28"/>
           <w:u w:val="single"/>
         </w:rPr>
-        <w:t>Код склада</w:t>
-      </w:r>
-      <w:r>
-        <w:rPr>
-          <w:sz w:val="28"/>
-          <w:szCs w:val="28"/>
-          <w:u w:val="single"/>
-        </w:rPr>
-        <w:t>,</w:t>
+        <w:t>Код склада,</w:t>
       </w:r>
       <w:r>
         <w:rPr>
@@ -5411,12 +6115,16 @@
     </w:p>
     <w:p>
       <w:pPr>
-        <w:pStyle w:val="a3"/>
+        <w:pStyle w:val="ListParagraph"/>
         <w:numPr>
           <w:ilvl w:val="0"/>
           <w:numId w:val="4"/>
         </w:numPr>
+        <w:tabs>
+          <w:tab w:val="left" w:pos="1134"/>
+        </w:tabs>
         <w:spacing w:after="0" w:line="360" w:lineRule="auto"/>
+        <w:ind w:left="0" w:firstLine="709"/>
         <w:rPr>
           <w:sz w:val="28"/>
           <w:szCs w:val="28"/>
@@ -5506,21 +6214,7 @@
           <w:sz w:val="28"/>
           <w:szCs w:val="28"/>
         </w:rPr>
-        <w:t>Количество</w:t>
-      </w:r>
-      <w:r>
-        <w:rPr>
-          <w:sz w:val="28"/>
-          <w:szCs w:val="28"/>
-        </w:rPr>
-        <w:t xml:space="preserve">, </w:t>
-      </w:r>
-      <w:r>
-        <w:rPr>
-          <w:sz w:val="28"/>
-          <w:szCs w:val="28"/>
-        </w:rPr>
-        <w:t>Цена</w:t>
+        <w:t>Количество, Цена</w:t>
       </w:r>
       <w:r>
         <w:rPr>
@@ -5532,22 +6226,29 @@
     </w:p>
     <w:p>
       <w:pPr>
+        <w:tabs>
+          <w:tab w:val="left" w:pos="1134"/>
+        </w:tabs>
         <w:spacing w:after="0" w:line="360" w:lineRule="auto"/>
-        <w:ind w:left="0" w:firstLine="0"/>
-        <w:rPr>
-          <w:sz w:val="28"/>
-          <w:szCs w:val="28"/>
-        </w:rPr>
-      </w:pPr>
-    </w:p>
-    <w:p>
-      <w:pPr>
-        <w:pStyle w:val="a3"/>
+        <w:ind w:left="0" w:firstLine="709"/>
+        <w:rPr>
+          <w:sz w:val="28"/>
+          <w:szCs w:val="28"/>
+        </w:rPr>
+      </w:pPr>
+    </w:p>
+    <w:p>
+      <w:pPr>
+        <w:pStyle w:val="ListParagraph"/>
         <w:numPr>
           <w:ilvl w:val="0"/>
           <w:numId w:val="6"/>
         </w:numPr>
+        <w:tabs>
+          <w:tab w:val="left" w:pos="1134"/>
+        </w:tabs>
         <w:spacing w:after="0" w:line="360" w:lineRule="auto"/>
+        <w:ind w:left="0" w:firstLine="709"/>
         <w:rPr>
           <w:sz w:val="28"/>
           <w:szCs w:val="28"/>
@@ -5561,15 +6262,26 @@
         <w:lastRenderedPageBreak/>
         <w:t>Определение связей (выделить 2 связываемые сущности, определить степень связи, выделить главную и дочернюю сущности, добавить внешний ключ в дочернюю сущность. Определить класс принадлежности связи)</w:t>
       </w:r>
-    </w:p>
-    <w:p>
-      <w:pPr>
-        <w:pStyle w:val="a3"/>
+      <w:r>
+        <w:rPr>
+          <w:sz w:val="28"/>
+          <w:szCs w:val="28"/>
+        </w:rPr>
+        <w:t>:</w:t>
+      </w:r>
+    </w:p>
+    <w:p>
+      <w:pPr>
+        <w:pStyle w:val="ListParagraph"/>
         <w:numPr>
           <w:ilvl w:val="0"/>
           <w:numId w:val="5"/>
         </w:numPr>
+        <w:tabs>
+          <w:tab w:val="left" w:pos="1134"/>
+        </w:tabs>
         <w:spacing w:after="0" w:line="360" w:lineRule="auto"/>
+        <w:ind w:left="0" w:firstLine="709"/>
         <w:rPr>
           <w:sz w:val="28"/>
           <w:szCs w:val="28"/>
@@ -5585,12 +6297,16 @@
     </w:p>
     <w:p>
       <w:pPr>
-        <w:pStyle w:val="a3"/>
+        <w:pStyle w:val="ListParagraph"/>
         <w:numPr>
           <w:ilvl w:val="0"/>
           <w:numId w:val="5"/>
         </w:numPr>
+        <w:tabs>
+          <w:tab w:val="left" w:pos="1134"/>
+        </w:tabs>
         <w:spacing w:after="0" w:line="360" w:lineRule="auto"/>
+        <w:ind w:left="0" w:firstLine="709"/>
         <w:rPr>
           <w:sz w:val="28"/>
           <w:szCs w:val="28"/>
@@ -5606,12 +6322,16 @@
     </w:p>
     <w:p>
       <w:pPr>
-        <w:pStyle w:val="a3"/>
+        <w:pStyle w:val="ListParagraph"/>
         <w:numPr>
           <w:ilvl w:val="0"/>
           <w:numId w:val="5"/>
         </w:numPr>
+        <w:tabs>
+          <w:tab w:val="left" w:pos="1134"/>
+        </w:tabs>
         <w:spacing w:after="0" w:line="360" w:lineRule="auto"/>
+        <w:ind w:left="0" w:firstLine="709"/>
         <w:rPr>
           <w:sz w:val="28"/>
           <w:szCs w:val="28"/>
@@ -5641,12 +6361,16 @@
     </w:p>
     <w:p>
       <w:pPr>
-        <w:pStyle w:val="a3"/>
+        <w:pStyle w:val="ListParagraph"/>
         <w:numPr>
           <w:ilvl w:val="0"/>
           <w:numId w:val="5"/>
         </w:numPr>
+        <w:tabs>
+          <w:tab w:val="left" w:pos="1134"/>
+        </w:tabs>
         <w:spacing w:after="0" w:line="360" w:lineRule="auto"/>
+        <w:ind w:left="0" w:firstLine="709"/>
         <w:rPr>
           <w:sz w:val="28"/>
           <w:szCs w:val="28"/>
@@ -5676,12 +6400,16 @@
     </w:p>
     <w:p>
       <w:pPr>
-        <w:pStyle w:val="a3"/>
+        <w:pStyle w:val="ListParagraph"/>
         <w:numPr>
           <w:ilvl w:val="0"/>
           <w:numId w:val="5"/>
         </w:numPr>
+        <w:tabs>
+          <w:tab w:val="left" w:pos="1134"/>
+        </w:tabs>
         <w:spacing w:after="0" w:line="360" w:lineRule="auto"/>
+        <w:ind w:left="0" w:firstLine="709"/>
         <w:rPr>
           <w:sz w:val="28"/>
           <w:szCs w:val="28"/>
@@ -5732,12 +6460,16 @@
     </w:p>
     <w:p>
       <w:pPr>
-        <w:pStyle w:val="a3"/>
+        <w:pStyle w:val="ListParagraph"/>
         <w:numPr>
           <w:ilvl w:val="1"/>
           <w:numId w:val="5"/>
         </w:numPr>
+        <w:tabs>
+          <w:tab w:val="left" w:pos="1134"/>
+        </w:tabs>
         <w:spacing w:after="0" w:line="360" w:lineRule="auto"/>
+        <w:ind w:left="0" w:firstLine="709"/>
         <w:rPr>
           <w:sz w:val="28"/>
           <w:szCs w:val="28"/>
@@ -5753,12 +6485,16 @@
     </w:p>
     <w:p>
       <w:pPr>
-        <w:pStyle w:val="a3"/>
+        <w:pStyle w:val="ListParagraph"/>
         <w:numPr>
           <w:ilvl w:val="1"/>
           <w:numId w:val="5"/>
         </w:numPr>
+        <w:tabs>
+          <w:tab w:val="left" w:pos="1134"/>
+        </w:tabs>
         <w:spacing w:after="0" w:line="360" w:lineRule="auto"/>
+        <w:ind w:left="0" w:firstLine="709"/>
         <w:rPr>
           <w:sz w:val="28"/>
           <w:szCs w:val="28"/>
@@ -5774,12 +6510,16 @@
     </w:p>
     <w:p>
       <w:pPr>
-        <w:pStyle w:val="a3"/>
+        <w:pStyle w:val="ListParagraph"/>
         <w:numPr>
           <w:ilvl w:val="0"/>
           <w:numId w:val="5"/>
         </w:numPr>
+        <w:tabs>
+          <w:tab w:val="left" w:pos="1134"/>
+        </w:tabs>
         <w:spacing w:after="0" w:line="360" w:lineRule="auto"/>
+        <w:ind w:left="0" w:firstLine="709"/>
         <w:rPr>
           <w:sz w:val="28"/>
           <w:szCs w:val="28"/>
@@ -5830,12 +6570,16 @@
     </w:p>
     <w:p>
       <w:pPr>
-        <w:pStyle w:val="a3"/>
+        <w:pStyle w:val="ListParagraph"/>
         <w:numPr>
           <w:ilvl w:val="1"/>
           <w:numId w:val="5"/>
         </w:numPr>
+        <w:tabs>
+          <w:tab w:val="left" w:pos="1134"/>
+        </w:tabs>
         <w:spacing w:after="0" w:line="360" w:lineRule="auto"/>
+        <w:ind w:left="0" w:firstLine="709"/>
         <w:rPr>
           <w:sz w:val="28"/>
           <w:szCs w:val="28"/>
@@ -5881,12 +6625,16 @@
     </w:p>
     <w:p>
       <w:pPr>
-        <w:pStyle w:val="a3"/>
+        <w:pStyle w:val="ListParagraph"/>
         <w:numPr>
           <w:ilvl w:val="1"/>
           <w:numId w:val="5"/>
         </w:numPr>
+        <w:tabs>
+          <w:tab w:val="left" w:pos="1134"/>
+        </w:tabs>
         <w:spacing w:after="0" w:line="360" w:lineRule="auto"/>
+        <w:ind w:left="0" w:firstLine="709"/>
         <w:rPr>
           <w:sz w:val="28"/>
           <w:szCs w:val="28"/>
@@ -5902,12 +6650,16 @@
     </w:p>
     <w:p>
       <w:pPr>
-        <w:pStyle w:val="a3"/>
+        <w:pStyle w:val="ListParagraph"/>
         <w:numPr>
           <w:ilvl w:val="0"/>
           <w:numId w:val="5"/>
         </w:numPr>
+        <w:tabs>
+          <w:tab w:val="left" w:pos="1134"/>
+        </w:tabs>
         <w:spacing w:after="0" w:line="360" w:lineRule="auto"/>
+        <w:ind w:left="0" w:firstLine="709"/>
         <w:rPr>
           <w:sz w:val="28"/>
           <w:szCs w:val="28"/>
@@ -5923,12 +6675,16 @@
     </w:p>
     <w:p>
       <w:pPr>
-        <w:pStyle w:val="a3"/>
+        <w:pStyle w:val="ListParagraph"/>
         <w:numPr>
           <w:ilvl w:val="1"/>
           <w:numId w:val="5"/>
         </w:numPr>
+        <w:tabs>
+          <w:tab w:val="left" w:pos="1134"/>
+        </w:tabs>
         <w:spacing w:after="0" w:line="360" w:lineRule="auto"/>
+        <w:ind w:left="0" w:firstLine="709"/>
         <w:rPr>
           <w:sz w:val="28"/>
           <w:szCs w:val="28"/>
@@ -5944,12 +6700,16 @@
     </w:p>
     <w:p>
       <w:pPr>
-        <w:pStyle w:val="a3"/>
+        <w:pStyle w:val="ListParagraph"/>
         <w:numPr>
           <w:ilvl w:val="1"/>
           <w:numId w:val="5"/>
         </w:numPr>
+        <w:tabs>
+          <w:tab w:val="left" w:pos="1134"/>
+        </w:tabs>
         <w:spacing w:after="0" w:line="360" w:lineRule="auto"/>
+        <w:ind w:left="0" w:firstLine="709"/>
         <w:rPr>
           <w:sz w:val="28"/>
           <w:szCs w:val="28"/>
@@ -5965,61 +6725,41 @@
     </w:p>
     <w:p>
       <w:pPr>
-        <w:pStyle w:val="a3"/>
+        <w:pStyle w:val="ListParagraph"/>
         <w:numPr>
           <w:ilvl w:val="0"/>
           <w:numId w:val="5"/>
         </w:numPr>
+        <w:tabs>
+          <w:tab w:val="left" w:pos="1134"/>
+        </w:tabs>
         <w:spacing w:after="0" w:line="360" w:lineRule="auto"/>
-        <w:rPr>
-          <w:sz w:val="28"/>
-          <w:szCs w:val="28"/>
-        </w:rPr>
-      </w:pPr>
-      <w:r>
-        <w:rPr>
-          <w:sz w:val="28"/>
-          <w:szCs w:val="28"/>
-        </w:rPr>
-        <w:t>Связь «</w:t>
-      </w:r>
-      <w:r>
-        <w:rPr>
-          <w:sz w:val="28"/>
-          <w:szCs w:val="28"/>
-        </w:rPr>
-        <w:t>Склад</w:t>
-      </w:r>
-      <w:r>
-        <w:rPr>
-          <w:sz w:val="28"/>
-          <w:szCs w:val="28"/>
-        </w:rPr>
-        <w:t>» М → М «</w:t>
-      </w:r>
-      <w:r>
-        <w:rPr>
-          <w:sz w:val="28"/>
-          <w:szCs w:val="28"/>
-        </w:rPr>
-        <w:t>Ячейка</w:t>
-      </w:r>
-      <w:r>
-        <w:rPr>
-          <w:sz w:val="28"/>
-          <w:szCs w:val="28"/>
-        </w:rPr>
-        <w:t>» была разбита на 2 связи:</w:t>
-      </w:r>
-    </w:p>
-    <w:p>
-      <w:pPr>
-        <w:pStyle w:val="a3"/>
+        <w:ind w:left="0" w:firstLine="709"/>
+        <w:rPr>
+          <w:sz w:val="28"/>
+          <w:szCs w:val="28"/>
+        </w:rPr>
+      </w:pPr>
+      <w:r>
+        <w:rPr>
+          <w:sz w:val="28"/>
+          <w:szCs w:val="28"/>
+        </w:rPr>
+        <w:t>Связь «Склад» М → М «Ячейка» была разбита на 2 связи:</w:t>
+      </w:r>
+    </w:p>
+    <w:p>
+      <w:pPr>
+        <w:pStyle w:val="ListParagraph"/>
         <w:numPr>
           <w:ilvl w:val="1"/>
           <w:numId w:val="5"/>
         </w:numPr>
+        <w:tabs>
+          <w:tab w:val="left" w:pos="1134"/>
+        </w:tabs>
         <w:spacing w:after="0" w:line="360" w:lineRule="auto"/>
+        <w:ind w:left="0" w:firstLine="709"/>
         <w:rPr>
           <w:sz w:val="28"/>
           <w:szCs w:val="28"/>
@@ -6035,12 +6775,16 @@
     </w:p>
     <w:p>
       <w:pPr>
-        <w:pStyle w:val="a3"/>
+        <w:pStyle w:val="ListParagraph"/>
         <w:numPr>
           <w:ilvl w:val="1"/>
           <w:numId w:val="5"/>
         </w:numPr>
+        <w:tabs>
+          <w:tab w:val="left" w:pos="1134"/>
+        </w:tabs>
         <w:spacing w:after="0" w:line="360" w:lineRule="auto"/>
+        <w:ind w:left="0" w:firstLine="709"/>
         <w:rPr>
           <w:sz w:val="28"/>
           <w:szCs w:val="28"/>
@@ -6070,12 +6814,16 @@
     </w:p>
     <w:p>
       <w:pPr>
-        <w:pStyle w:val="a3"/>
+        <w:pStyle w:val="ListParagraph"/>
         <w:numPr>
           <w:ilvl w:val="0"/>
           <w:numId w:val="5"/>
         </w:numPr>
+        <w:tabs>
+          <w:tab w:val="left" w:pos="1134"/>
+        </w:tabs>
         <w:spacing w:after="0" w:line="360" w:lineRule="auto"/>
+        <w:ind w:left="0" w:firstLine="709"/>
         <w:rPr>
           <w:sz w:val="28"/>
           <w:szCs w:val="28"/>
@@ -6091,12 +6839,16 @@
     </w:p>
     <w:p>
       <w:pPr>
-        <w:pStyle w:val="a3"/>
+        <w:pStyle w:val="ListParagraph"/>
         <w:numPr>
           <w:ilvl w:val="1"/>
           <w:numId w:val="5"/>
         </w:numPr>
+        <w:tabs>
+          <w:tab w:val="left" w:pos="1134"/>
+        </w:tabs>
         <w:spacing w:after="0" w:line="360" w:lineRule="auto"/>
+        <w:ind w:left="0" w:firstLine="709"/>
         <w:rPr>
           <w:sz w:val="28"/>
           <w:szCs w:val="28"/>
@@ -6112,12 +6864,16 @@
     </w:p>
     <w:p>
       <w:pPr>
-        <w:pStyle w:val="a3"/>
+        <w:pStyle w:val="ListParagraph"/>
         <w:numPr>
           <w:ilvl w:val="1"/>
           <w:numId w:val="5"/>
         </w:numPr>
+        <w:tabs>
+          <w:tab w:val="left" w:pos="1134"/>
+        </w:tabs>
         <w:spacing w:after="0" w:line="360" w:lineRule="auto"/>
+        <w:ind w:left="0" w:firstLine="709"/>
         <w:rPr>
           <w:sz w:val="28"/>
           <w:szCs w:val="28"/>
@@ -6133,12 +6889,16 @@
     </w:p>
     <w:p>
       <w:pPr>
-        <w:pStyle w:val="a3"/>
+        <w:pStyle w:val="ListParagraph"/>
         <w:numPr>
           <w:ilvl w:val="0"/>
           <w:numId w:val="5"/>
         </w:numPr>
+        <w:tabs>
+          <w:tab w:val="left" w:pos="1134"/>
+        </w:tabs>
         <w:spacing w:after="0" w:line="360" w:lineRule="auto"/>
+        <w:ind w:left="0" w:firstLine="709"/>
         <w:rPr>
           <w:sz w:val="28"/>
           <w:szCs w:val="28"/>
@@ -6154,12 +6914,16 @@
     </w:p>
     <w:p>
       <w:pPr>
-        <w:pStyle w:val="a3"/>
+        <w:pStyle w:val="ListParagraph"/>
         <w:numPr>
           <w:ilvl w:val="1"/>
           <w:numId w:val="5"/>
         </w:numPr>
+        <w:tabs>
+          <w:tab w:val="left" w:pos="1134"/>
+        </w:tabs>
         <w:spacing w:after="0" w:line="360" w:lineRule="auto"/>
+        <w:ind w:left="0" w:firstLine="709"/>
         <w:rPr>
           <w:sz w:val="28"/>
           <w:szCs w:val="28"/>
@@ -6175,12 +6939,16 @@
     </w:p>
     <w:p>
       <w:pPr>
-        <w:pStyle w:val="a3"/>
+        <w:pStyle w:val="ListParagraph"/>
         <w:numPr>
           <w:ilvl w:val="1"/>
           <w:numId w:val="5"/>
         </w:numPr>
+        <w:tabs>
+          <w:tab w:val="left" w:pos="1134"/>
+        </w:tabs>
         <w:spacing w:after="0" w:line="360" w:lineRule="auto"/>
+        <w:ind w:left="0" w:firstLine="709"/>
         <w:rPr>
           <w:sz w:val="28"/>
           <w:szCs w:val="28"/>
@@ -6196,35 +6964,29 @@
     </w:p>
     <w:p>
       <w:pPr>
-        <w:pStyle w:val="a3"/>
-        <w:numPr>
-          <w:ilvl w:val="0"/>
-          <w:numId w:val="5"/>
-        </w:numPr>
+        <w:tabs>
+          <w:tab w:val="left" w:pos="1134"/>
+        </w:tabs>
         <w:spacing w:after="0" w:line="360" w:lineRule="auto"/>
-        <w:rPr>
-          <w:sz w:val="28"/>
-          <w:szCs w:val="28"/>
-        </w:rPr>
-      </w:pPr>
-    </w:p>
-    <w:p>
-      <w:pPr>
-        <w:spacing w:after="0" w:line="360" w:lineRule="auto"/>
-        <w:rPr>
-          <w:sz w:val="28"/>
-          <w:szCs w:val="28"/>
-        </w:rPr>
-      </w:pPr>
-    </w:p>
-    <w:p>
-      <w:pPr>
-        <w:pStyle w:val="a3"/>
+        <w:ind w:left="0" w:firstLine="709"/>
+        <w:rPr>
+          <w:sz w:val="28"/>
+          <w:szCs w:val="28"/>
+        </w:rPr>
+      </w:pPr>
+    </w:p>
+    <w:p>
+      <w:pPr>
+        <w:pStyle w:val="ListParagraph"/>
         <w:numPr>
           <w:ilvl w:val="0"/>
           <w:numId w:val="6"/>
         </w:numPr>
+        <w:tabs>
+          <w:tab w:val="left" w:pos="1134"/>
+        </w:tabs>
         <w:spacing w:after="0" w:line="360" w:lineRule="auto"/>
+        <w:ind w:left="0" w:firstLine="709"/>
         <w:rPr>
           <w:sz w:val="28"/>
           <w:szCs w:val="28"/>
@@ -6242,28 +7004,32 @@
           <w:sz w:val="28"/>
           <w:szCs w:val="28"/>
         </w:rPr>
-        <w:t xml:space="preserve"> </w:t>
-      </w:r>
-    </w:p>
-    <w:p>
-      <w:pPr>
-        <w:pStyle w:val="a3"/>
+        <w:t>:</w:t>
+      </w:r>
+    </w:p>
+    <w:p>
+      <w:pPr>
+        <w:pStyle w:val="ListParagraph"/>
         <w:numPr>
           <w:ilvl w:val="0"/>
           <w:numId w:val="7"/>
         </w:numPr>
+        <w:tabs>
+          <w:tab w:val="left" w:pos="1134"/>
+        </w:tabs>
         <w:spacing w:after="0" w:line="360" w:lineRule="auto"/>
-        <w:rPr>
-          <w:sz w:val="28"/>
-          <w:szCs w:val="28"/>
-        </w:rPr>
-      </w:pPr>
-      <w:proofErr w:type="gramStart"/>
-      <w:r>
-        <w:rPr>
-          <w:sz w:val="28"/>
-          <w:szCs w:val="28"/>
-        </w:rPr>
+        <w:ind w:left="0" w:firstLine="709"/>
+        <w:rPr>
+          <w:sz w:val="28"/>
+          <w:szCs w:val="28"/>
+        </w:rPr>
+      </w:pPr>
+      <w:r>
+        <w:rPr>
+          <w:sz w:val="28"/>
+          <w:szCs w:val="28"/>
+        </w:rPr>
+        <w:lastRenderedPageBreak/>
         <w:t>Товар</w:t>
       </w:r>
       <w:r>
@@ -6295,7 +7061,6 @@
         </w:rPr>
         <w:t>&gt;</w:t>
       </w:r>
-      <w:proofErr w:type="gramEnd"/>
       <w:r>
         <w:rPr>
           <w:sz w:val="28"/>
@@ -6314,12 +7079,16 @@
     </w:p>
     <w:p>
       <w:pPr>
-        <w:pStyle w:val="a3"/>
+        <w:pStyle w:val="ListParagraph"/>
         <w:numPr>
           <w:ilvl w:val="0"/>
           <w:numId w:val="7"/>
         </w:numPr>
+        <w:tabs>
+          <w:tab w:val="left" w:pos="1134"/>
+        </w:tabs>
         <w:spacing w:after="0" w:line="360" w:lineRule="auto"/>
+        <w:ind w:left="0" w:firstLine="709"/>
         <w:rPr>
           <w:sz w:val="28"/>
           <w:szCs w:val="28"/>
@@ -6339,32 +7108,15 @@
           <w:sz w:val="28"/>
           <w:szCs w:val="28"/>
         </w:rPr>
-        <w:t>(дней</w:t>
-      </w:r>
-      <w:proofErr w:type="gramStart"/>
-      <w:r>
-        <w:rPr>
-          <w:sz w:val="28"/>
-          <w:szCs w:val="28"/>
-        </w:rPr>
-        <w:t xml:space="preserve">) </w:t>
-      </w:r>
-      <w:r>
-        <w:rPr>
-          <w:sz w:val="28"/>
-          <w:szCs w:val="28"/>
-          <w:lang w:val="en-US"/>
-        </w:rPr>
-        <w:t>&gt;</w:t>
-      </w:r>
-      <w:proofErr w:type="gramEnd"/>
-      <w:r>
-        <w:rPr>
-          <w:sz w:val="28"/>
-          <w:szCs w:val="28"/>
-          <w:lang w:val="en-US"/>
-        </w:rPr>
-        <w:t xml:space="preserve"> </w:t>
+        <w:t xml:space="preserve">(дней) </w:t>
+      </w:r>
+      <w:r>
+        <w:rPr>
+          <w:sz w:val="28"/>
+          <w:szCs w:val="28"/>
+          <w:lang w:val="en-US"/>
+        </w:rPr>
+        <w:t xml:space="preserve">&gt; </w:t>
       </w:r>
       <w:r>
         <w:rPr>
@@ -6384,12 +7136,16 @@
     </w:p>
     <w:p>
       <w:pPr>
-        <w:pStyle w:val="a3"/>
+        <w:pStyle w:val="ListParagraph"/>
         <w:numPr>
           <w:ilvl w:val="0"/>
           <w:numId w:val="7"/>
         </w:numPr>
+        <w:tabs>
+          <w:tab w:val="left" w:pos="1134"/>
+        </w:tabs>
         <w:spacing w:after="0" w:line="360" w:lineRule="auto"/>
+        <w:ind w:left="0" w:firstLine="709"/>
         <w:rPr>
           <w:sz w:val="28"/>
           <w:szCs w:val="28"/>
@@ -6421,12 +7177,16 @@
     </w:p>
     <w:p>
       <w:pPr>
-        <w:pStyle w:val="a3"/>
+        <w:pStyle w:val="ListParagraph"/>
         <w:numPr>
           <w:ilvl w:val="0"/>
           <w:numId w:val="7"/>
         </w:numPr>
+        <w:tabs>
+          <w:tab w:val="left" w:pos="1134"/>
+        </w:tabs>
         <w:spacing w:after="0" w:line="360" w:lineRule="auto"/>
+        <w:ind w:left="0" w:firstLine="709"/>
         <w:rPr>
           <w:sz w:val="28"/>
           <w:szCs w:val="28"/>
@@ -6475,12 +7235,16 @@
     </w:p>
     <w:p>
       <w:pPr>
-        <w:pStyle w:val="a3"/>
+        <w:pStyle w:val="ListParagraph"/>
         <w:numPr>
           <w:ilvl w:val="0"/>
           <w:numId w:val="7"/>
         </w:numPr>
+        <w:tabs>
+          <w:tab w:val="left" w:pos="1134"/>
+        </w:tabs>
         <w:spacing w:after="0" w:line="360" w:lineRule="auto"/>
+        <w:ind w:left="0" w:firstLine="709"/>
         <w:rPr>
           <w:sz w:val="28"/>
           <w:szCs w:val="28"/>
@@ -6505,12 +7269,16 @@
     </w:p>
     <w:p>
       <w:pPr>
-        <w:pStyle w:val="a3"/>
+        <w:pStyle w:val="ListParagraph"/>
         <w:numPr>
           <w:ilvl w:val="0"/>
           <w:numId w:val="7"/>
         </w:numPr>
+        <w:tabs>
+          <w:tab w:val="left" w:pos="1134"/>
+        </w:tabs>
         <w:spacing w:after="0" w:line="360" w:lineRule="auto"/>
+        <w:ind w:left="0" w:firstLine="709"/>
         <w:rPr>
           <w:sz w:val="28"/>
           <w:szCs w:val="28"/>
@@ -6572,12 +7340,16 @@
     </w:p>
     <w:p>
       <w:pPr>
-        <w:pStyle w:val="a3"/>
+        <w:pStyle w:val="ListParagraph"/>
         <w:numPr>
           <w:ilvl w:val="0"/>
           <w:numId w:val="7"/>
         </w:numPr>
+        <w:tabs>
+          <w:tab w:val="left" w:pos="1134"/>
+        </w:tabs>
         <w:spacing w:after="0" w:line="360" w:lineRule="auto"/>
+        <w:ind w:left="0" w:firstLine="709"/>
         <w:rPr>
           <w:sz w:val="28"/>
           <w:szCs w:val="28"/>
@@ -6611,23 +7383,7 @@
           <w:sz w:val="28"/>
           <w:szCs w:val="28"/>
         </w:rPr>
-        <w:t xml:space="preserve">Штатный, </w:t>
-      </w:r>
-      <w:proofErr w:type="gramStart"/>
-      <w:r>
-        <w:rPr>
-          <w:sz w:val="28"/>
-          <w:szCs w:val="28"/>
-        </w:rPr>
-        <w:t>По</w:t>
-      </w:r>
-      <w:proofErr w:type="gramEnd"/>
-      <w:r>
-        <w:rPr>
-          <w:sz w:val="28"/>
-          <w:szCs w:val="28"/>
-        </w:rPr>
-        <w:t xml:space="preserve"> договору</w:t>
+        <w:t>Штатный, По договору</w:t>
       </w:r>
       <w:r>
         <w:rPr>
@@ -6639,12 +7395,16 @@
     </w:p>
     <w:p>
       <w:pPr>
-        <w:pStyle w:val="a3"/>
+        <w:pStyle w:val="ListParagraph"/>
         <w:numPr>
           <w:ilvl w:val="0"/>
           <w:numId w:val="7"/>
         </w:numPr>
+        <w:tabs>
+          <w:tab w:val="left" w:pos="1134"/>
+        </w:tabs>
         <w:spacing w:after="0" w:line="360" w:lineRule="auto"/>
+        <w:ind w:left="0" w:firstLine="709"/>
         <w:rPr>
           <w:sz w:val="28"/>
           <w:szCs w:val="28"/>
@@ -6682,12 +7442,16 @@
     </w:p>
     <w:p>
       <w:pPr>
-        <w:pStyle w:val="a3"/>
+        <w:pStyle w:val="ListParagraph"/>
         <w:numPr>
           <w:ilvl w:val="0"/>
           <w:numId w:val="7"/>
         </w:numPr>
+        <w:tabs>
+          <w:tab w:val="left" w:pos="1134"/>
+        </w:tabs>
         <w:spacing w:after="0" w:line="360" w:lineRule="auto"/>
+        <w:ind w:left="0" w:firstLine="709"/>
         <w:rPr>
           <w:sz w:val="28"/>
           <w:szCs w:val="28"/>
@@ -6712,12 +7476,16 @@
     </w:p>
     <w:p>
       <w:pPr>
-        <w:pStyle w:val="a3"/>
+        <w:pStyle w:val="ListParagraph"/>
         <w:numPr>
           <w:ilvl w:val="0"/>
           <w:numId w:val="7"/>
         </w:numPr>
+        <w:tabs>
+          <w:tab w:val="left" w:pos="1134"/>
+        </w:tabs>
         <w:spacing w:after="0" w:line="360" w:lineRule="auto"/>
+        <w:ind w:left="0" w:firstLine="709"/>
         <w:rPr>
           <w:sz w:val="28"/>
           <w:szCs w:val="28"/>
@@ -6757,19 +7525,22 @@
     </w:p>
     <w:p>
       <w:pPr>
-        <w:pStyle w:val="a3"/>
+        <w:pStyle w:val="ListParagraph"/>
         <w:numPr>
           <w:ilvl w:val="0"/>
           <w:numId w:val="7"/>
         </w:numPr>
+        <w:tabs>
+          <w:tab w:val="left" w:pos="1134"/>
+        </w:tabs>
         <w:spacing w:after="0" w:line="360" w:lineRule="auto"/>
+        <w:ind w:left="0" w:firstLine="709"/>
         <w:rPr>
           <w:sz w:val="28"/>
           <w:szCs w:val="28"/>
         </w:rPr>
       </w:pPr>
       <w:proofErr w:type="spellStart"/>
-      <w:proofErr w:type="gramStart"/>
       <w:r>
         <w:rPr>
           <w:sz w:val="28"/>
@@ -6791,33 +7562,27 @@
           <w:szCs w:val="28"/>
           <w:lang w:val="en-US"/>
         </w:rPr>
-        <w:t>&gt;</w:t>
-      </w:r>
-      <w:proofErr w:type="gramEnd"/>
-      <w:r>
-        <w:rPr>
-          <w:sz w:val="28"/>
-          <w:szCs w:val="28"/>
-          <w:lang w:val="en-US"/>
-        </w:rPr>
-        <w:t xml:space="preserve"> 0</w:t>
-      </w:r>
-    </w:p>
-    <w:p>
-      <w:pPr>
-        <w:pStyle w:val="a3"/>
+        <w:t>&gt; 0</w:t>
+      </w:r>
+    </w:p>
+    <w:p>
+      <w:pPr>
+        <w:pStyle w:val="ListParagraph"/>
         <w:numPr>
           <w:ilvl w:val="0"/>
           <w:numId w:val="7"/>
         </w:numPr>
+        <w:tabs>
+          <w:tab w:val="left" w:pos="1134"/>
+        </w:tabs>
         <w:spacing w:after="0" w:line="360" w:lineRule="auto"/>
+        <w:ind w:left="0" w:firstLine="709"/>
         <w:rPr>
           <w:sz w:val="28"/>
           <w:szCs w:val="28"/>
         </w:rPr>
       </w:pPr>
       <w:proofErr w:type="spellStart"/>
-      <w:proofErr w:type="gramStart"/>
       <w:r>
         <w:rPr>
           <w:sz w:val="28"/>
@@ -6839,46 +7604,33 @@
           <w:szCs w:val="28"/>
           <w:lang w:val="en-US"/>
         </w:rPr>
-        <w:t>&gt;</w:t>
-      </w:r>
-      <w:proofErr w:type="gramEnd"/>
-      <w:r>
-        <w:rPr>
-          <w:sz w:val="28"/>
-          <w:szCs w:val="28"/>
-          <w:lang w:val="en-US"/>
-        </w:rPr>
-        <w:t xml:space="preserve"> 0</w:t>
-      </w:r>
-    </w:p>
-    <w:p>
-      <w:pPr>
-        <w:pStyle w:val="a3"/>
+        <w:t>&gt; 0</w:t>
+      </w:r>
+    </w:p>
+    <w:p>
+      <w:pPr>
+        <w:pStyle w:val="ListParagraph"/>
         <w:numPr>
           <w:ilvl w:val="0"/>
           <w:numId w:val="7"/>
         </w:numPr>
+        <w:tabs>
+          <w:tab w:val="left" w:pos="1134"/>
+        </w:tabs>
         <w:spacing w:after="0" w:line="360" w:lineRule="auto"/>
+        <w:ind w:left="0" w:firstLine="709"/>
         <w:rPr>
           <w:sz w:val="28"/>
           <w:szCs w:val="28"/>
         </w:rPr>
       </w:pPr>
       <w:proofErr w:type="spellStart"/>
-      <w:proofErr w:type="gramStart"/>
-      <w:r>
-        <w:rPr>
-          <w:sz w:val="28"/>
-          <w:szCs w:val="28"/>
-        </w:rPr>
-        <w:t>Ячейка</w:t>
-      </w:r>
-      <w:r>
-        <w:rPr>
-          <w:sz w:val="28"/>
-          <w:szCs w:val="28"/>
-        </w:rPr>
-        <w:t>.Стеллаж</w:t>
+      <w:r>
+        <w:rPr>
+          <w:sz w:val="28"/>
+          <w:szCs w:val="28"/>
+        </w:rPr>
+        <w:t>Ячейка.Стеллаж</w:t>
       </w:r>
       <w:proofErr w:type="spellEnd"/>
       <w:r>
@@ -6894,46 +7646,33 @@
           <w:szCs w:val="28"/>
           <w:lang w:val="en-US"/>
         </w:rPr>
-        <w:t>&gt;</w:t>
-      </w:r>
-      <w:proofErr w:type="gramEnd"/>
-      <w:r>
-        <w:rPr>
-          <w:sz w:val="28"/>
-          <w:szCs w:val="28"/>
-          <w:lang w:val="en-US"/>
-        </w:rPr>
-        <w:t xml:space="preserve"> 0</w:t>
-      </w:r>
-    </w:p>
-    <w:p>
-      <w:pPr>
-        <w:pStyle w:val="a3"/>
+        <w:t>&gt; 0</w:t>
+      </w:r>
+    </w:p>
+    <w:p>
+      <w:pPr>
+        <w:pStyle w:val="ListParagraph"/>
         <w:numPr>
           <w:ilvl w:val="0"/>
           <w:numId w:val="7"/>
         </w:numPr>
+        <w:tabs>
+          <w:tab w:val="left" w:pos="1134"/>
+        </w:tabs>
         <w:spacing w:after="0" w:line="360" w:lineRule="auto"/>
+        <w:ind w:left="0" w:firstLine="709"/>
         <w:rPr>
           <w:sz w:val="28"/>
           <w:szCs w:val="28"/>
         </w:rPr>
       </w:pPr>
       <w:proofErr w:type="spellStart"/>
-      <w:proofErr w:type="gramStart"/>
-      <w:r>
-        <w:rPr>
-          <w:sz w:val="28"/>
-          <w:szCs w:val="28"/>
-        </w:rPr>
-        <w:t>Ячейка</w:t>
-      </w:r>
-      <w:r>
-        <w:rPr>
-          <w:sz w:val="28"/>
-          <w:szCs w:val="28"/>
-        </w:rPr>
-        <w:t>.Полка</w:t>
+      <w:r>
+        <w:rPr>
+          <w:sz w:val="28"/>
+          <w:szCs w:val="28"/>
+        </w:rPr>
+        <w:t>Ячейка.Полка</w:t>
       </w:r>
       <w:proofErr w:type="spellEnd"/>
       <w:r>
@@ -6949,26 +7688,21 @@
           <w:szCs w:val="28"/>
           <w:lang w:val="en-US"/>
         </w:rPr>
-        <w:t>&gt;</w:t>
-      </w:r>
-      <w:proofErr w:type="gramEnd"/>
-      <w:r>
-        <w:rPr>
-          <w:sz w:val="28"/>
-          <w:szCs w:val="28"/>
-          <w:lang w:val="en-US"/>
-        </w:rPr>
-        <w:t xml:space="preserve"> 0</w:t>
-      </w:r>
-    </w:p>
-    <w:p>
-      <w:pPr>
-        <w:pStyle w:val="a3"/>
+        <w:t>&gt; 0</w:t>
+      </w:r>
+    </w:p>
+    <w:p>
+      <w:pPr>
+        <w:pStyle w:val="ListParagraph"/>
         <w:numPr>
           <w:ilvl w:val="0"/>
           <w:numId w:val="7"/>
         </w:numPr>
+        <w:tabs>
+          <w:tab w:val="left" w:pos="1134"/>
+        </w:tabs>
         <w:spacing w:after="0" w:line="360" w:lineRule="auto"/>
+        <w:ind w:left="0" w:firstLine="709"/>
         <w:rPr>
           <w:sz w:val="28"/>
           <w:szCs w:val="28"/>
@@ -6989,7 +7723,6 @@
         </w:rPr>
         <w:t>Итоговая_</w:t>
       </w:r>
-      <w:proofErr w:type="gramStart"/>
       <w:r>
         <w:rPr>
           <w:sz w:val="28"/>
@@ -7010,15 +7743,7 @@
           <w:sz w:val="28"/>
           <w:szCs w:val="28"/>
         </w:rPr>
-        <w:t>&gt;</w:t>
-      </w:r>
-      <w:proofErr w:type="gramEnd"/>
-      <w:r>
-        <w:rPr>
-          <w:sz w:val="28"/>
-          <w:szCs w:val="28"/>
-        </w:rPr>
-        <w:t xml:space="preserve"> 0</w:t>
+        <w:t>&gt; 0</w:t>
       </w:r>
       <w:r>
         <w:rPr>
@@ -7041,7 +7766,7 @@
           <w:sz w:val="28"/>
           <w:szCs w:val="28"/>
         </w:rPr>
-        <w:t xml:space="preserve"> == СУММА(</w:t>
+        <w:t xml:space="preserve"> = СУММА(</w:t>
       </w:r>
       <w:proofErr w:type="spellStart"/>
       <w:r>
@@ -7065,14 +7790,7 @@
           <w:sz w:val="28"/>
           <w:szCs w:val="28"/>
         </w:rPr>
-        <w:t>Товар_в_поставке.</w:t>
-      </w:r>
-      <w:r>
-        <w:rPr>
-          <w:sz w:val="28"/>
-          <w:szCs w:val="28"/>
-        </w:rPr>
-        <w:t>Цена</w:t>
+        <w:t>Товар_в_поставке.Цена</w:t>
       </w:r>
       <w:proofErr w:type="spellEnd"/>
       <w:r>
@@ -7085,12 +7803,16 @@
     </w:p>
     <w:p>
       <w:pPr>
-        <w:pStyle w:val="a3"/>
+        <w:pStyle w:val="ListParagraph"/>
         <w:numPr>
           <w:ilvl w:val="0"/>
           <w:numId w:val="7"/>
         </w:numPr>
+        <w:tabs>
+          <w:tab w:val="left" w:pos="1134"/>
+        </w:tabs>
         <w:spacing w:after="0" w:line="360" w:lineRule="auto"/>
+        <w:ind w:left="0" w:firstLine="709"/>
         <w:rPr>
           <w:sz w:val="28"/>
           <w:szCs w:val="28"/>
@@ -7102,18 +7824,9 @@
           <w:sz w:val="28"/>
           <w:szCs w:val="28"/>
         </w:rPr>
-        <w:t>Товары_в_</w:t>
-      </w:r>
-      <w:proofErr w:type="gramStart"/>
-      <w:r>
-        <w:rPr>
-          <w:sz w:val="28"/>
-          <w:szCs w:val="28"/>
-        </w:rPr>
-        <w:t>поставке.Количество</w:t>
+        <w:t>Товары_в_поставке.Количество</w:t>
       </w:r>
       <w:proofErr w:type="spellEnd"/>
-      <w:proofErr w:type="gramEnd"/>
       <w:r>
         <w:rPr>
           <w:sz w:val="28"/>
@@ -7132,12 +7845,16 @@
     </w:p>
     <w:p>
       <w:pPr>
-        <w:pStyle w:val="a3"/>
+        <w:pStyle w:val="ListParagraph"/>
         <w:numPr>
           <w:ilvl w:val="0"/>
           <w:numId w:val="7"/>
         </w:numPr>
+        <w:tabs>
+          <w:tab w:val="left" w:pos="1134"/>
+        </w:tabs>
         <w:spacing w:after="0" w:line="360" w:lineRule="auto"/>
+        <w:ind w:left="0" w:firstLine="709"/>
         <w:rPr>
           <w:sz w:val="28"/>
           <w:szCs w:val="28"/>
@@ -7149,39 +7866,9 @@
           <w:sz w:val="28"/>
           <w:szCs w:val="28"/>
         </w:rPr>
-        <w:t>Това</w:t>
-      </w:r>
-      <w:r>
-        <w:rPr>
-          <w:sz w:val="28"/>
-          <w:szCs w:val="28"/>
-        </w:rPr>
-        <w:t>р</w:t>
-      </w:r>
-      <w:r>
-        <w:rPr>
-          <w:sz w:val="28"/>
-          <w:szCs w:val="28"/>
-        </w:rPr>
-        <w:t>ы_в_</w:t>
-      </w:r>
-      <w:proofErr w:type="gramStart"/>
-      <w:r>
-        <w:rPr>
-          <w:sz w:val="28"/>
-          <w:szCs w:val="28"/>
-        </w:rPr>
-        <w:t>поставке.</w:t>
-      </w:r>
-      <w:r>
-        <w:rPr>
-          <w:sz w:val="28"/>
-          <w:szCs w:val="28"/>
-        </w:rPr>
-        <w:t>Цена</w:t>
+        <w:t>Товары_в_поставке.Цена</w:t>
       </w:r>
       <w:proofErr w:type="spellEnd"/>
-      <w:proofErr w:type="gramEnd"/>
       <w:r>
         <w:rPr>
           <w:sz w:val="28"/>
@@ -7200,12 +7887,16 @@
     </w:p>
     <w:p>
       <w:pPr>
-        <w:pStyle w:val="a3"/>
+        <w:pStyle w:val="ListParagraph"/>
         <w:numPr>
           <w:ilvl w:val="0"/>
           <w:numId w:val="7"/>
         </w:numPr>
+        <w:tabs>
+          <w:tab w:val="left" w:pos="1134"/>
+        </w:tabs>
         <w:spacing w:after="0" w:line="360" w:lineRule="auto"/>
+        <w:ind w:left="0" w:firstLine="709"/>
         <w:rPr>
           <w:sz w:val="28"/>
           <w:szCs w:val="28"/>
@@ -7217,15 +7908,7 @@
           <w:sz w:val="28"/>
           <w:szCs w:val="28"/>
         </w:rPr>
-        <w:t>Товары_на_</w:t>
-      </w:r>
-      <w:proofErr w:type="gramStart"/>
-      <w:r>
-        <w:rPr>
-          <w:sz w:val="28"/>
-          <w:szCs w:val="28"/>
-        </w:rPr>
-        <w:t>Складах</w:t>
+        <w:t>Товары_на_Складах</w:t>
       </w:r>
       <w:proofErr w:type="spellEnd"/>
       <w:r>
@@ -7241,26 +7924,21 @@
           <w:szCs w:val="28"/>
           <w:lang w:val="en-US"/>
         </w:rPr>
-        <w:t>&gt;</w:t>
-      </w:r>
-      <w:proofErr w:type="gramEnd"/>
-      <w:r>
-        <w:rPr>
-          <w:sz w:val="28"/>
-          <w:szCs w:val="28"/>
-          <w:lang w:val="en-US"/>
-        </w:rPr>
-        <w:t>= 0</w:t>
-      </w:r>
-    </w:p>
-    <w:p>
-      <w:pPr>
-        <w:pStyle w:val="a3"/>
+        <w:t>&gt;= 0</w:t>
+      </w:r>
+    </w:p>
+    <w:p>
+      <w:pPr>
+        <w:pStyle w:val="ListParagraph"/>
         <w:numPr>
           <w:ilvl w:val="0"/>
           <w:numId w:val="7"/>
         </w:numPr>
+        <w:tabs>
+          <w:tab w:val="left" w:pos="1134"/>
+        </w:tabs>
         <w:spacing w:after="0" w:line="360" w:lineRule="auto"/>
+        <w:ind w:left="0" w:firstLine="709"/>
         <w:rPr>
           <w:sz w:val="28"/>
           <w:szCs w:val="28"/>
@@ -7308,23 +7986,125 @@
     </w:p>
     <w:p>
       <w:pPr>
-        <w:pStyle w:val="a3"/>
+        <w:pStyle w:val="ListParagraph"/>
         <w:numPr>
           <w:ilvl w:val="0"/>
           <w:numId w:val="7"/>
         </w:numPr>
+        <w:tabs>
+          <w:tab w:val="left" w:pos="1134"/>
+        </w:tabs>
         <w:spacing w:after="0" w:line="360" w:lineRule="auto"/>
-        <w:rPr>
-          <w:sz w:val="28"/>
-          <w:szCs w:val="28"/>
-        </w:rPr>
-      </w:pPr>
-      <w:bookmarkStart w:id="7" w:name="_GoBack"/>
-      <w:bookmarkEnd w:id="7"/>
-    </w:p>
-    <w:p>
-      <w:pPr>
-        <w:pStyle w:val="1"/>
+        <w:ind w:left="0" w:firstLine="709"/>
+        <w:rPr>
+          <w:sz w:val="28"/>
+          <w:szCs w:val="28"/>
+        </w:rPr>
+      </w:pPr>
+      <w:proofErr w:type="spellStart"/>
+      <w:r>
+        <w:rPr>
+          <w:sz w:val="28"/>
+          <w:szCs w:val="28"/>
+        </w:rPr>
+        <w:t>Заказ.Статус</w:t>
+      </w:r>
+      <w:proofErr w:type="spellEnd"/>
+      <w:r>
+        <w:rPr>
+          <w:sz w:val="28"/>
+          <w:szCs w:val="28"/>
+        </w:rPr>
+        <w:t xml:space="preserve"> входит в набор [Собирается, В пути, Готов к выдаче]</w:t>
+      </w:r>
+    </w:p>
+    <w:p>
+      <w:pPr>
+        <w:pStyle w:val="ListParagraph"/>
+        <w:numPr>
+          <w:ilvl w:val="0"/>
+          <w:numId w:val="7"/>
+        </w:numPr>
+        <w:tabs>
+          <w:tab w:val="left" w:pos="1134"/>
+        </w:tabs>
+        <w:spacing w:after="0" w:line="360" w:lineRule="auto"/>
+        <w:ind w:left="0" w:firstLine="709"/>
+        <w:rPr>
+          <w:sz w:val="28"/>
+          <w:szCs w:val="28"/>
+        </w:rPr>
+      </w:pPr>
+      <w:proofErr w:type="spellStart"/>
+      <w:r>
+        <w:rPr>
+          <w:sz w:val="28"/>
+          <w:szCs w:val="28"/>
+        </w:rPr>
+        <w:t>Товары_в_заказе.Количество</w:t>
+      </w:r>
+      <w:proofErr w:type="spellEnd"/>
+      <w:r>
+        <w:rPr>
+          <w:sz w:val="28"/>
+          <w:szCs w:val="28"/>
+        </w:rPr>
+        <w:t xml:space="preserve"> </w:t>
+      </w:r>
+      <w:r>
+        <w:rPr>
+          <w:sz w:val="28"/>
+          <w:szCs w:val="28"/>
+          <w:lang w:val="en-US"/>
+        </w:rPr>
+        <w:t>&gt; 0</w:t>
+      </w:r>
+    </w:p>
+    <w:p>
+      <w:pPr>
+        <w:pStyle w:val="ListParagraph"/>
+        <w:numPr>
+          <w:ilvl w:val="0"/>
+          <w:numId w:val="7"/>
+        </w:numPr>
+        <w:tabs>
+          <w:tab w:val="left" w:pos="1134"/>
+        </w:tabs>
+        <w:spacing w:after="0" w:line="360" w:lineRule="auto"/>
+        <w:ind w:left="0" w:firstLine="709"/>
+        <w:rPr>
+          <w:sz w:val="28"/>
+          <w:szCs w:val="28"/>
+        </w:rPr>
+      </w:pPr>
+      <w:proofErr w:type="spellStart"/>
+      <w:r>
+        <w:rPr>
+          <w:sz w:val="28"/>
+          <w:szCs w:val="28"/>
+        </w:rPr>
+        <w:t>Товары_в_заказе.Цена</w:t>
+      </w:r>
+      <w:proofErr w:type="spellEnd"/>
+      <w:r>
+        <w:rPr>
+          <w:sz w:val="28"/>
+          <w:szCs w:val="28"/>
+        </w:rPr>
+        <w:t xml:space="preserve"> </w:t>
+      </w:r>
+      <w:r>
+        <w:rPr>
+          <w:sz w:val="28"/>
+          <w:szCs w:val="28"/>
+          <w:lang w:val="en-US"/>
+        </w:rPr>
+        <w:t>&gt; 0</w:t>
+      </w:r>
+    </w:p>
+    <w:p>
+      <w:pPr>
+        <w:pStyle w:val="Heading1"/>
         <w:ind w:right="142" w:firstLine="709"/>
         <w:rPr>
           <w:color w:val="000000" w:themeColor="text1"/>
@@ -7336,7 +8116,7 @@
         </w:rPr>
         <w:br w:type="page"/>
       </w:r>
-      <w:bookmarkStart w:id="8" w:name="_Toc230174409"/>
+      <w:bookmarkStart w:id="9" w:name="_Toc230462624"/>
       <w:r>
         <w:rPr>
           <w:color w:val="000000" w:themeColor="text1"/>
@@ -7350,7 +8130,7 @@
         </w:rPr>
         <w:t>5 ЛИНЕЙНОЕ ПРОГРАММИРОВАНИЕ</w:t>
       </w:r>
-      <w:bookmarkEnd w:id="8"/>
+      <w:bookmarkEnd w:id="9"/>
     </w:p>
     <w:p>
       <w:pPr>
@@ -7402,7 +8182,7 @@
 </file>
 
 <file path=word/numbering.xml><?xml version="1.0" encoding="utf-8"?>
-<w:numbering xmlns:wpc="http://schemas.microsoft.com/office/word/2010/wordprocessingCanvas" xmlns:cx="http://schemas.microsoft.com/office/drawing/2014/chartex" xmlns:cx1="http://schemas.microsoft.com/office/drawing/2015/9/8/chartex" xmlns:mc="http://schemas.openxmlformats.org/markup-compatibility/2006" xmlns:o="urn:schemas-microsoft-com:office:office" xmlns:r="http://schemas.openxmlformats.org/officeDocument/2006/relationships" xmlns:m="http://schemas.openxmlformats.org/officeDocument/2006/math" xmlns:v="urn:schemas-microsoft-com:vml" xmlns:wp14="http://schemas.microsoft.com/office/word/2010/wordprocessingDrawing" xmlns:wp="http://schemas.openxmlformats.org/drawingml/2006/wordprocessingDrawing" xmlns:w10="urn:schemas-microsoft-com:office:word" xmlns:w="http://schemas.openxmlformats.org/wordprocessingml/2006/main" xmlns:w14="http://schemas.microsoft.com/office/word/2010/wordml" xmlns:w15="http://schemas.microsoft.com/office/word/2012/wordml" xmlns:w16se="http://schemas.microsoft.com/office/word/2015/wordml/symex" xmlns:wpg="http://schemas.microsoft.com/office/word/2010/wordprocessingGroup" xmlns:wpi="http://schemas.microsoft.com/office/word/2010/wordprocessingInk" xmlns:wne="http://schemas.microsoft.com/office/word/2006/wordml" xmlns:wps="http://schemas.microsoft.com/office/word/2010/wordprocessingShape" mc:Ignorable="w14 w15 w16se wp14">
+<w:numbering xmlns:wpc="http://schemas.microsoft.com/office/word/2010/wordprocessingCanvas" xmlns:cx="http://schemas.microsoft.com/office/drawing/2014/chartex" xmlns:cx1="http://schemas.microsoft.com/office/drawing/2015/9/8/chartex" xmlns:cx2="http://schemas.microsoft.com/office/drawing/2015/10/21/chartex" xmlns:cx3="http://schemas.microsoft.com/office/drawing/2016/5/9/chartex" xmlns:cx4="http://schemas.microsoft.com/office/drawing/2016/5/10/chartex" xmlns:cx5="http://schemas.microsoft.com/office/drawing/2016/5/11/chartex" xmlns:cx6="http://schemas.microsoft.com/office/drawing/2016/5/12/chartex" xmlns:cx7="http://schemas.microsoft.com/office/drawing/2016/5/13/chartex" xmlns:cx8="http://schemas.microsoft.com/office/drawing/2016/5/14/chartex" xmlns:mc="http://schemas.openxmlformats.org/markup-compatibility/2006" xmlns:aink="http://schemas.microsoft.com/office/drawing/2016/ink" xmlns:am3d="http://schemas.microsoft.com/office/drawing/2017/model3d" xmlns:o="urn:schemas-microsoft-com:office:office" xmlns:oel="http://schemas.microsoft.com/office/2019/extlst" xmlns:r="http://schemas.openxmlformats.org/officeDocument/2006/relationships" xmlns:m="http://schemas.openxmlformats.org/officeDocument/2006/math" xmlns:v="urn:schemas-microsoft-com:vml" xmlns:wp14="http://schemas.microsoft.com/office/word/2010/wordprocessingDrawing" xmlns:wp="http://schemas.openxmlformats.org/drawingml/2006/wordprocessingDrawing" xmlns:w10="urn:schemas-microsoft-com:office:word" xmlns:w="http://schemas.openxmlformats.org/wordprocessingml/2006/main" xmlns:w14="http://schemas.microsoft.com/office/word/2010/wordml" xmlns:w15="http://schemas.microsoft.com/office/word/2012/wordml" xmlns:w16cex="http://schemas.microsoft.com/office/word/2018/wordml/cex" xmlns:w16cid="http://schemas.microsoft.com/office/word/2016/wordml/cid" xmlns:w16="http://schemas.microsoft.com/office/word/2018/wordml" xmlns:w16du="http://schemas.microsoft.com/office/word/2023/wordml/word16du" xmlns:w16sdtdh="http://schemas.microsoft.com/office/word/2020/wordml/sdtdatahash" xmlns:w16sdtfl="http://schemas.microsoft.com/office/word/2024/wordml/sdtformatlock" xmlns:w16se="http://schemas.microsoft.com/office/word/2015/wordml/symex" xmlns:wpg="http://schemas.microsoft.com/office/word/2010/wordprocessingGroup" xmlns:wpi="http://schemas.microsoft.com/office/word/2010/wordprocessingInk" xmlns:wne="http://schemas.microsoft.com/office/word/2006/wordml" xmlns:wps="http://schemas.microsoft.com/office/word/2010/wordprocessingShape" mc:Ignorable="w14 w15 w16se w16cid w16 w16cex w16sdtdh w16sdtfl w16du wp14">
   <w:abstractNum w:abstractNumId="0" w15:restartNumberingAfterBreak="0">
     <w:nsid w:val="05E30F69"/>
     <w:multiLevelType w:val="hybridMultilevel"/>
@@ -8118,35 +8898,35 @@
       </w:pPr>
     </w:lvl>
   </w:abstractNum>
-  <w:num w:numId="1">
+  <w:num w:numId="1" w16cid:durableId="1180044473">
     <w:abstractNumId w:val="2"/>
   </w:num>
-  <w:num w:numId="2">
+  <w:num w:numId="2" w16cid:durableId="1635210207">
     <w:abstractNumId w:val="1"/>
   </w:num>
-  <w:num w:numId="3">
+  <w:num w:numId="3" w16cid:durableId="110243190">
     <w:abstractNumId w:val="3"/>
   </w:num>
-  <w:num w:numId="4">
+  <w:num w:numId="4" w16cid:durableId="214508806">
     <w:abstractNumId w:val="0"/>
   </w:num>
-  <w:num w:numId="5">
+  <w:num w:numId="5" w16cid:durableId="761216915">
     <w:abstractNumId w:val="7"/>
   </w:num>
-  <w:num w:numId="6">
+  <w:num w:numId="6" w16cid:durableId="290791143">
     <w:abstractNumId w:val="6"/>
   </w:num>
-  <w:num w:numId="7">
+  <w:num w:numId="7" w16cid:durableId="359748708">
     <w:abstractNumId w:val="4"/>
   </w:num>
-  <w:num w:numId="8">
+  <w:num w:numId="8" w16cid:durableId="1927490778">
     <w:abstractNumId w:val="5"/>
   </w:num>
 </w:numbering>
 </file>
 
 <file path=word/styles.xml><?xml version="1.0" encoding="utf-8"?>
-<w:styles xmlns:mc="http://schemas.openxmlformats.org/markup-compatibility/2006" xmlns:r="http://schemas.openxmlformats.org/officeDocument/2006/relationships" xmlns:w="http://schemas.openxmlformats.org/wordprocessingml/2006/main" xmlns:w14="http://schemas.microsoft.com/office/word/2010/wordml" xmlns:w15="http://schemas.microsoft.com/office/word/2012/wordml" xmlns:w16se="http://schemas.microsoft.com/office/word/2015/wordml/symex" mc:Ignorable="w14 w15 w16se">
+<w:styles xmlns:mc="http://schemas.openxmlformats.org/markup-compatibility/2006" xmlns:r="http://schemas.openxmlformats.org/officeDocument/2006/relationships" xmlns:w="http://schemas.openxmlformats.org/wordprocessingml/2006/main" xmlns:w14="http://schemas.microsoft.com/office/word/2010/wordml" xmlns:w15="http://schemas.microsoft.com/office/word/2012/wordml" xmlns:w16cex="http://schemas.microsoft.com/office/word/2018/wordml/cex" xmlns:w16cid="http://schemas.microsoft.com/office/word/2016/wordml/cid" xmlns:w16="http://schemas.microsoft.com/office/word/2018/wordml" xmlns:w16du="http://schemas.microsoft.com/office/word/2023/wordml/word16du" xmlns:w16sdtdh="http://schemas.microsoft.com/office/word/2020/wordml/sdtdatahash" xmlns:w16sdtfl="http://schemas.microsoft.com/office/word/2024/wordml/sdtformatlock" xmlns:w16se="http://schemas.microsoft.com/office/word/2015/wordml/symex" mc:Ignorable="w14 w15 w16se w16cid w16 w16cex w16sdtdh w16sdtfl w16du">
   <w:docDefaults>
     <w:rPrDefault>
       <w:rPr>
@@ -8162,7 +8942,7 @@
       </w:pPr>
     </w:pPrDefault>
   </w:docDefaults>
-  <w:latentStyles w:defLockedState="0" w:defUIPriority="99" w:defSemiHidden="0" w:defUnhideWhenUsed="0" w:defQFormat="0" w:count="371">
+  <w:latentStyles w:defLockedState="0" w:defUIPriority="99" w:defSemiHidden="0" w:defUnhideWhenUsed="0" w:defQFormat="0" w:count="376">
     <w:lsdException w:name="Normal" w:uiPriority="0" w:qFormat="1"/>
     <w:lsdException w:name="heading 1" w:uiPriority="9" w:qFormat="1"/>
     <w:lsdException w:name="heading 2" w:semiHidden="1" w:uiPriority="9" w:unhideWhenUsed="1" w:qFormat="1"/>
@@ -8534,8 +9314,13 @@
     <w:lsdException w:name="List Table 5 Dark Accent 6" w:uiPriority="50"/>
     <w:lsdException w:name="List Table 6 Colorful Accent 6" w:uiPriority="51"/>
     <w:lsdException w:name="List Table 7 Colorful Accent 6" w:uiPriority="52"/>
+    <w:lsdException w:name="Mention" w:semiHidden="1" w:unhideWhenUsed="1"/>
+    <w:lsdException w:name="Smart Hyperlink" w:semiHidden="1" w:unhideWhenUsed="1"/>
+    <w:lsdException w:name="Hashtag" w:semiHidden="1" w:unhideWhenUsed="1"/>
+    <w:lsdException w:name="Unresolved Mention" w:semiHidden="1" w:unhideWhenUsed="1"/>
+    <w:lsdException w:name="Smart Link" w:semiHidden="1" w:unhideWhenUsed="1"/>
   </w:latentStyles>
-  <w:style w:type="paragraph" w:default="1" w:styleId="a">
+  <w:style w:type="paragraph" w:default="1" w:styleId="Normal">
     <w:name w:val="Normal"/>
     <w:qFormat/>
     <w:rsid w:val="008D198B"/>
@@ -8551,11 +9336,11 @@
       <w:lang w:eastAsia="ru-RU"/>
     </w:rPr>
   </w:style>
-  <w:style w:type="paragraph" w:styleId="1">
+  <w:style w:type="paragraph" w:styleId="Heading1">
     <w:name w:val="heading 1"/>
-    <w:basedOn w:val="a"/>
-    <w:next w:val="a"/>
-    <w:link w:val="10"/>
+    <w:basedOn w:val="Normal"/>
+    <w:next w:val="Normal"/>
+    <w:link w:val="Heading1Char"/>
     <w:uiPriority w:val="9"/>
     <w:qFormat/>
     <w:rsid w:val="001F58D7"/>
@@ -8573,12 +9358,29 @@
       <w:szCs w:val="28"/>
     </w:rPr>
   </w:style>
-  <w:style w:type="character" w:default="1" w:styleId="a0">
+  <w:style w:type="paragraph" w:styleId="Heading2">
+    <w:name w:val="heading 2"/>
+    <w:basedOn w:val="Heading1"/>
+    <w:next w:val="Normal"/>
+    <w:link w:val="Heading2Char"/>
+    <w:uiPriority w:val="9"/>
+    <w:unhideWhenUsed/>
+    <w:qFormat/>
+    <w:rsid w:val="000C2B11"/>
+    <w:pPr>
+      <w:tabs>
+        <w:tab w:val="left" w:pos="1134"/>
+      </w:tabs>
+      <w:ind w:firstLine="709"/>
+      <w:outlineLvl w:val="1"/>
+    </w:pPr>
+  </w:style>
+  <w:style w:type="character" w:default="1" w:styleId="DefaultParagraphFont">
     <w:name w:val="Default Paragraph Font"/>
     <w:uiPriority w:val="1"/>
     <w:unhideWhenUsed/>
   </w:style>
-  <w:style w:type="table" w:default="1" w:styleId="a1">
+  <w:style w:type="table" w:default="1" w:styleId="TableNormal">
     <w:name w:val="Normal Table"/>
     <w:uiPriority w:val="99"/>
     <w:semiHidden/>
@@ -8593,16 +9395,16 @@
       </w:tblCellMar>
     </w:tblPr>
   </w:style>
-  <w:style w:type="numbering" w:default="1" w:styleId="a2">
+  <w:style w:type="numbering" w:default="1" w:styleId="NoList">
     <w:name w:val="No List"/>
     <w:uiPriority w:val="99"/>
     <w:semiHidden/>
     <w:unhideWhenUsed/>
   </w:style>
-  <w:style w:type="character" w:customStyle="1" w:styleId="10">
-    <w:name w:val="Заголовок 1 Знак"/>
-    <w:basedOn w:val="a0"/>
-    <w:link w:val="1"/>
+  <w:style w:type="character" w:customStyle="1" w:styleId="Heading1Char">
+    <w:name w:val="Heading 1 Char"/>
+    <w:basedOn w:val="DefaultParagraphFont"/>
+    <w:link w:val="Heading1"/>
     <w:uiPriority w:val="9"/>
     <w:rsid w:val="001F58D7"/>
     <w:rPr>
@@ -8614,9 +9416,9 @@
       <w:lang w:eastAsia="ru-RU"/>
     </w:rPr>
   </w:style>
-  <w:style w:type="paragraph" w:styleId="a3">
+  <w:style w:type="paragraph" w:styleId="ListParagraph">
     <w:name w:val="List Paragraph"/>
-    <w:basedOn w:val="a"/>
+    <w:basedOn w:val="Normal"/>
     <w:uiPriority w:val="34"/>
     <w:qFormat/>
     <w:rsid w:val="00552CF7"/>
@@ -8625,9 +9427,9 @@
       <w:contextualSpacing/>
     </w:pPr>
   </w:style>
-  <w:style w:type="table" w:styleId="a4">
+  <w:style w:type="table" w:styleId="TableGrid">
     <w:name w:val="Table Grid"/>
-    <w:basedOn w:val="a1"/>
+    <w:basedOn w:val="TableNormal"/>
     <w:uiPriority w:val="39"/>
     <w:rsid w:val="00CD7643"/>
     <w:pPr>
@@ -8644,10 +9446,10 @@
       </w:tblBorders>
     </w:tblPr>
   </w:style>
-  <w:style w:type="paragraph" w:styleId="a5">
+  <w:style w:type="paragraph" w:styleId="TOCHeading">
     <w:name w:val="TOC Heading"/>
-    <w:basedOn w:val="1"/>
-    <w:next w:val="a"/>
+    <w:basedOn w:val="Heading1"/>
+    <w:next w:val="Normal"/>
     <w:uiPriority w:val="39"/>
     <w:unhideWhenUsed/>
     <w:qFormat/>
@@ -8668,10 +9470,10 @@
       <w:szCs w:val="32"/>
     </w:rPr>
   </w:style>
-  <w:style w:type="paragraph" w:styleId="11">
+  <w:style w:type="paragraph" w:styleId="TOC1">
     <w:name w:val="toc 1"/>
-    <w:basedOn w:val="a"/>
-    <w:next w:val="a"/>
+    <w:basedOn w:val="Normal"/>
+    <w:next w:val="Normal"/>
     <w:autoRedefine/>
     <w:uiPriority w:val="39"/>
     <w:unhideWhenUsed/>
@@ -8681,9 +9483,9 @@
       <w:ind w:left="0"/>
     </w:pPr>
   </w:style>
-  <w:style w:type="character" w:styleId="a6">
+  <w:style w:type="character" w:styleId="Hyperlink">
     <w:name w:val="Hyperlink"/>
-    <w:basedOn w:val="a0"/>
+    <w:basedOn w:val="DefaultParagraphFont"/>
     <w:uiPriority w:val="99"/>
     <w:unhideWhenUsed/>
     <w:rsid w:val="008C6202"/>
@@ -8692,11 +9494,11 @@
       <w:u w:val="single"/>
     </w:rPr>
   </w:style>
-  <w:style w:type="paragraph" w:styleId="a7">
+  <w:style w:type="paragraph" w:styleId="Subtitle">
     <w:name w:val="Subtitle"/>
-    <w:basedOn w:val="a"/>
-    <w:next w:val="a"/>
-    <w:link w:val="a8"/>
+    <w:basedOn w:val="Normal"/>
+    <w:next w:val="Normal"/>
+    <w:link w:val="SubtitleChar"/>
     <w:uiPriority w:val="11"/>
     <w:qFormat/>
     <w:rsid w:val="005F4FB6"/>
@@ -8714,10 +9516,10 @@
       <w:sz w:val="22"/>
     </w:rPr>
   </w:style>
-  <w:style w:type="character" w:customStyle="1" w:styleId="a8">
-    <w:name w:val="Подзаголовок Знак"/>
-    <w:basedOn w:val="a0"/>
-    <w:link w:val="a7"/>
+  <w:style w:type="character" w:customStyle="1" w:styleId="SubtitleChar">
+    <w:name w:val="Subtitle Char"/>
+    <w:basedOn w:val="DefaultParagraphFont"/>
+    <w:link w:val="Subtitle"/>
     <w:uiPriority w:val="11"/>
     <w:rsid w:val="005F4FB6"/>
     <w:rPr>
@@ -8726,6 +9528,34 @@
       <w:spacing w:val="15"/>
       <w:lang w:eastAsia="ru-RU"/>
     </w:rPr>
+  </w:style>
+  <w:style w:type="character" w:customStyle="1" w:styleId="Heading2Char">
+    <w:name w:val="Heading 2 Char"/>
+    <w:basedOn w:val="DefaultParagraphFont"/>
+    <w:link w:val="Heading2"/>
+    <w:uiPriority w:val="9"/>
+    <w:rsid w:val="000C2B11"/>
+    <w:rPr>
+      <w:rFonts w:ascii="Times New Roman" w:eastAsia="Times New Roman" w:hAnsi="Times New Roman" w:cs="Times New Roman"/>
+      <w:b/>
+      <w:bCs/>
+      <w:sz w:val="28"/>
+      <w:szCs w:val="28"/>
+      <w:lang w:eastAsia="ru-RU"/>
+    </w:rPr>
+  </w:style>
+  <w:style w:type="paragraph" w:styleId="TOC2">
+    <w:name w:val="toc 2"/>
+    <w:basedOn w:val="Normal"/>
+    <w:next w:val="Normal"/>
+    <w:autoRedefine/>
+    <w:uiPriority w:val="39"/>
+    <w:unhideWhenUsed/>
+    <w:rsid w:val="00283E6F"/>
+    <w:pPr>
+      <w:spacing w:after="100"/>
+      <w:ind w:left="240"/>
+    </w:pPr>
   </w:style>
 </w:styles>
 </file>

--- a/Отчет по учебной практике.docx
+++ b/Отчет по учебной практике.docx
@@ -1,11 +1,11 @@
 
 <file path=word/document.xml><?xml version="1.0" encoding="utf-8"?>
-<w:document xmlns:wpc="http://schemas.microsoft.com/office/word/2010/wordprocessingCanvas" xmlns:cx="http://schemas.microsoft.com/office/drawing/2014/chartex" xmlns:cx1="http://schemas.microsoft.com/office/drawing/2015/9/8/chartex" xmlns:cx2="http://schemas.microsoft.com/office/drawing/2015/10/21/chartex" xmlns:cx3="http://schemas.microsoft.com/office/drawing/2016/5/9/chartex" xmlns:cx4="http://schemas.microsoft.com/office/drawing/2016/5/10/chartex" xmlns:cx5="http://schemas.microsoft.com/office/drawing/2016/5/11/chartex" xmlns:cx6="http://schemas.microsoft.com/office/drawing/2016/5/12/chartex" xmlns:cx7="http://schemas.microsoft.com/office/drawing/2016/5/13/chartex" xmlns:cx8="http://schemas.microsoft.com/office/drawing/2016/5/14/chartex" xmlns:mc="http://schemas.openxmlformats.org/markup-compatibility/2006" xmlns:aink="http://schemas.microsoft.com/office/drawing/2016/ink" xmlns:am3d="http://schemas.microsoft.com/office/drawing/2017/model3d" xmlns:o="urn:schemas-microsoft-com:office:office" xmlns:oel="http://schemas.microsoft.com/office/2019/extlst" xmlns:r="http://schemas.openxmlformats.org/officeDocument/2006/relationships" xmlns:m="http://schemas.openxmlformats.org/officeDocument/2006/math" xmlns:v="urn:schemas-microsoft-com:vml" xmlns:wp14="http://schemas.microsoft.com/office/word/2010/wordprocessingDrawing" xmlns:wp="http://schemas.openxmlformats.org/drawingml/2006/wordprocessingDrawing" xmlns:w10="urn:schemas-microsoft-com:office:word" xmlns:w="http://schemas.openxmlformats.org/wordprocessingml/2006/main" xmlns:w14="http://schemas.microsoft.com/office/word/2010/wordml" xmlns:w15="http://schemas.microsoft.com/office/word/2012/wordml" xmlns:w16cex="http://schemas.microsoft.com/office/word/2018/wordml/cex" xmlns:w16cid="http://schemas.microsoft.com/office/word/2016/wordml/cid" xmlns:w16="http://schemas.microsoft.com/office/word/2018/wordml" xmlns:w16du="http://schemas.microsoft.com/office/word/2023/wordml/word16du" xmlns:w16sdtdh="http://schemas.microsoft.com/office/word/2020/wordml/sdtdatahash" xmlns:w16sdtfl="http://schemas.microsoft.com/office/word/2024/wordml/sdtformatlock" xmlns:w16se="http://schemas.microsoft.com/office/word/2015/wordml/symex" xmlns:wpg="http://schemas.microsoft.com/office/word/2010/wordprocessingGroup" xmlns:wpi="http://schemas.microsoft.com/office/word/2010/wordprocessingInk" xmlns:wne="http://schemas.microsoft.com/office/word/2006/wordml" xmlns:wps="http://schemas.microsoft.com/office/word/2010/wordprocessingShape" mc:Ignorable="w14 w15 w16se w16cid w16 w16cex w16sdtdh w16sdtfl w16du wp14">
+<w:document xmlns:wpc="http://schemas.microsoft.com/office/word/2010/wordprocessingCanvas" xmlns:cx="http://schemas.microsoft.com/office/drawing/2014/chartex" xmlns:cx1="http://schemas.microsoft.com/office/drawing/2015/9/8/chartex" xmlns:mc="http://schemas.openxmlformats.org/markup-compatibility/2006" xmlns:o="urn:schemas-microsoft-com:office:office" xmlns:r="http://schemas.openxmlformats.org/officeDocument/2006/relationships" xmlns:m="http://schemas.openxmlformats.org/officeDocument/2006/math" xmlns:v="urn:schemas-microsoft-com:vml" xmlns:wp14="http://schemas.microsoft.com/office/word/2010/wordprocessingDrawing" xmlns:wp="http://schemas.openxmlformats.org/drawingml/2006/wordprocessingDrawing" xmlns:w10="urn:schemas-microsoft-com:office:word" xmlns:w="http://schemas.openxmlformats.org/wordprocessingml/2006/main" xmlns:w14="http://schemas.microsoft.com/office/word/2010/wordml" xmlns:w15="http://schemas.microsoft.com/office/word/2012/wordml" xmlns:w16se="http://schemas.microsoft.com/office/word/2015/wordml/symex" xmlns:wpg="http://schemas.microsoft.com/office/word/2010/wordprocessingGroup" xmlns:wpi="http://schemas.microsoft.com/office/word/2010/wordprocessingInk" xmlns:wne="http://schemas.microsoft.com/office/word/2006/wordml" xmlns:wps="http://schemas.microsoft.com/office/word/2010/wordprocessingShape" mc:Ignorable="w14 w15 w16se wp14">
   <w:body>
     <w:p>
       <w:pPr>
         <w:spacing w:after="0"/>
-        <w:ind w:left="0" w:right="0" w:firstLine="0"/>
+        <w:ind w:left="0" w:right="-1" w:firstLine="0"/>
         <w:jc w:val="center"/>
         <w:rPr>
           <w:b/>
@@ -25,7 +25,7 @@
     <w:p>
       <w:pPr>
         <w:spacing w:after="0"/>
-        <w:ind w:left="0" w:right="0" w:firstLine="0"/>
+        <w:ind w:left="0" w:right="-1" w:firstLine="0"/>
         <w:jc w:val="center"/>
         <w:rPr>
           <w:sz w:val="36"/>
@@ -76,7 +76,7 @@
     <w:p>
       <w:pPr>
         <w:spacing w:after="0"/>
-        <w:ind w:left="0" w:right="0" w:firstLine="0"/>
+        <w:ind w:left="0" w:right="-1" w:firstLine="0"/>
         <w:jc w:val="center"/>
         <w:rPr>
           <w:sz w:val="32"/>
@@ -111,7 +111,7 @@
     <w:p>
       <w:pPr>
         <w:spacing w:after="0"/>
-        <w:ind w:left="4818" w:right="0" w:firstLine="0"/>
+        <w:ind w:left="4818" w:right="-1" w:firstLine="0"/>
         <w:jc w:val="left"/>
         <w:rPr>
           <w:szCs w:val="24"/>
@@ -121,6 +121,7 @@
     <w:p>
       <w:pPr>
         <w:spacing w:after="0"/>
+        <w:ind w:right="-1"/>
         <w:jc w:val="center"/>
         <w:rPr>
           <w:szCs w:val="24"/>
@@ -136,7 +137,7 @@
     <w:p>
       <w:pPr>
         <w:spacing w:after="0"/>
-        <w:ind w:left="0" w:right="0" w:firstLine="0"/>
+        <w:ind w:left="0" w:right="-1" w:firstLine="0"/>
         <w:jc w:val="center"/>
         <w:rPr>
           <w:szCs w:val="24"/>
@@ -146,7 +147,7 @@
     <w:p>
       <w:pPr>
         <w:spacing w:after="0"/>
-        <w:ind w:left="0" w:right="0" w:firstLine="0"/>
+        <w:ind w:left="0" w:right="-1" w:firstLine="0"/>
         <w:jc w:val="center"/>
         <w:rPr>
           <w:szCs w:val="24"/>
@@ -156,7 +157,7 @@
     <w:p>
       <w:pPr>
         <w:spacing w:after="0"/>
-        <w:ind w:left="0" w:right="0" w:firstLine="0"/>
+        <w:ind w:left="0" w:right="-1" w:firstLine="0"/>
         <w:jc w:val="center"/>
         <w:rPr>
           <w:szCs w:val="24"/>
@@ -166,7 +167,7 @@
     <w:p>
       <w:pPr>
         <w:spacing w:after="0"/>
-        <w:ind w:left="0" w:right="0" w:firstLine="0"/>
+        <w:ind w:left="0" w:right="-1" w:firstLine="0"/>
         <w:jc w:val="center"/>
         <w:rPr>
           <w:szCs w:val="24"/>
@@ -176,7 +177,7 @@
     <w:p>
       <w:pPr>
         <w:spacing w:after="0"/>
-        <w:ind w:left="0" w:right="0" w:firstLine="0"/>
+        <w:ind w:left="0" w:right="-1" w:firstLine="0"/>
         <w:jc w:val="center"/>
         <w:rPr>
           <w:szCs w:val="24"/>
@@ -186,7 +187,7 @@
     <w:p>
       <w:pPr>
         <w:spacing w:after="0"/>
-        <w:ind w:left="0" w:right="0" w:firstLine="0"/>
+        <w:ind w:left="0" w:right="-1" w:firstLine="0"/>
         <w:jc w:val="center"/>
         <w:rPr>
           <w:b/>
@@ -204,7 +205,7 @@
     <w:p>
       <w:pPr>
         <w:spacing w:after="0"/>
-        <w:ind w:left="0" w:right="0" w:firstLine="0"/>
+        <w:ind w:left="0" w:right="-1" w:firstLine="0"/>
         <w:jc w:val="center"/>
         <w:rPr>
           <w:b/>
@@ -215,7 +216,7 @@
     <w:p>
       <w:pPr>
         <w:spacing w:after="0"/>
-        <w:ind w:left="0" w:right="0" w:firstLine="0"/>
+        <w:ind w:left="0" w:right="-1" w:firstLine="0"/>
         <w:jc w:val="center"/>
         <w:rPr>
           <w:b/>
@@ -226,7 +227,7 @@
     <w:p>
       <w:pPr>
         <w:spacing w:after="0"/>
-        <w:ind w:left="0" w:right="0" w:firstLine="0"/>
+        <w:ind w:left="0" w:right="-1" w:firstLine="0"/>
         <w:jc w:val="center"/>
         <w:rPr>
           <w:szCs w:val="24"/>
@@ -236,7 +237,7 @@
     <w:p>
       <w:pPr>
         <w:spacing w:after="0"/>
-        <w:ind w:left="0" w:right="0" w:firstLine="0"/>
+        <w:ind w:left="0" w:right="-1" w:firstLine="0"/>
         <w:jc w:val="center"/>
         <w:rPr>
           <w:szCs w:val="24"/>
@@ -246,7 +247,7 @@
     <w:p>
       <w:pPr>
         <w:spacing w:after="0"/>
-        <w:ind w:left="0" w:right="0" w:firstLine="0"/>
+        <w:ind w:left="0" w:right="-1" w:firstLine="0"/>
         <w:jc w:val="center"/>
         <w:rPr>
           <w:szCs w:val="24"/>
@@ -256,7 +257,7 @@
     <w:p>
       <w:pPr>
         <w:spacing w:after="0"/>
-        <w:ind w:left="10" w:right="0"/>
+        <w:ind w:left="10" w:right="-1"/>
         <w:jc w:val="center"/>
         <w:rPr>
           <w:sz w:val="28"/>
@@ -275,7 +276,7 @@
     <w:p>
       <w:pPr>
         <w:spacing w:after="0"/>
-        <w:ind w:left="4818" w:right="0" w:firstLine="0"/>
+        <w:ind w:left="4818" w:right="-1" w:firstLine="0"/>
         <w:jc w:val="left"/>
         <w:rPr>
           <w:sz w:val="28"/>
@@ -293,7 +294,7 @@
     <w:p>
       <w:pPr>
         <w:spacing w:after="0"/>
-        <w:ind w:left="4818" w:right="0" w:firstLine="0"/>
+        <w:ind w:left="4818" w:right="-1" w:firstLine="0"/>
         <w:jc w:val="left"/>
         <w:rPr>
           <w:sz w:val="28"/>
@@ -311,7 +312,7 @@
     <w:p>
       <w:pPr>
         <w:spacing w:after="0"/>
-        <w:ind w:left="4818" w:right="0" w:firstLine="0"/>
+        <w:ind w:left="4818" w:right="-1" w:firstLine="0"/>
         <w:jc w:val="left"/>
         <w:rPr>
           <w:sz w:val="28"/>
@@ -332,7 +333,7 @@
           <w:tab w:val="left" w:pos="9072"/>
         </w:tabs>
         <w:spacing w:after="0" w:line="360" w:lineRule="auto"/>
-        <w:ind w:left="0" w:right="0" w:firstLine="0"/>
+        <w:ind w:left="0" w:right="-1" w:firstLine="0"/>
         <w:jc w:val="center"/>
         <w:rPr>
           <w:sz w:val="28"/>
@@ -360,7 +361,7 @@
           <w:tab w:val="left" w:pos="9072"/>
         </w:tabs>
         <w:spacing w:after="0" w:line="360" w:lineRule="auto"/>
-        <w:ind w:left="0" w:right="0" w:firstLine="0"/>
+        <w:ind w:left="0" w:right="-1" w:firstLine="0"/>
         <w:jc w:val="center"/>
         <w:rPr>
           <w:color w:val="auto"/>
@@ -391,7 +392,7 @@
           <w:tab w:val="left" w:pos="9072"/>
         </w:tabs>
         <w:spacing w:after="0" w:line="360" w:lineRule="auto"/>
-        <w:ind w:left="0" w:right="0" w:firstLine="0"/>
+        <w:ind w:left="0" w:right="-1" w:firstLine="0"/>
         <w:jc w:val="center"/>
         <w:rPr>
           <w:sz w:val="28"/>
@@ -409,7 +410,7 @@
     <w:p>
       <w:pPr>
         <w:spacing w:after="0"/>
-        <w:ind w:left="4956" w:right="0" w:firstLine="0"/>
+        <w:ind w:left="4956" w:right="-1" w:firstLine="0"/>
         <w:jc w:val="left"/>
         <w:rPr>
           <w:sz w:val="28"/>
@@ -420,7 +421,7 @@
     <w:p>
       <w:pPr>
         <w:spacing w:after="0"/>
-        <w:ind w:left="4956" w:right="0" w:firstLine="0"/>
+        <w:ind w:left="4956" w:right="-1" w:firstLine="0"/>
         <w:jc w:val="left"/>
         <w:rPr>
           <w:szCs w:val="24"/>
@@ -430,7 +431,7 @@
     <w:p>
       <w:pPr>
         <w:spacing w:after="0"/>
-        <w:ind w:left="4956" w:right="0" w:firstLine="0"/>
+        <w:ind w:left="4956" w:right="-1" w:firstLine="0"/>
         <w:jc w:val="left"/>
         <w:rPr>
           <w:szCs w:val="24"/>
@@ -440,7 +441,7 @@
     <w:p>
       <w:pPr>
         <w:spacing w:after="0"/>
-        <w:ind w:left="4956" w:right="0" w:firstLine="0"/>
+        <w:ind w:left="4956" w:right="-1" w:firstLine="0"/>
         <w:jc w:val="left"/>
         <w:rPr>
           <w:szCs w:val="24"/>
@@ -450,7 +451,7 @@
     <w:p>
       <w:pPr>
         <w:spacing w:after="0"/>
-        <w:ind w:left="4956" w:right="0" w:firstLine="0"/>
+        <w:ind w:left="4956" w:right="-1" w:firstLine="0"/>
         <w:jc w:val="left"/>
         <w:rPr>
           <w:szCs w:val="24"/>
@@ -460,7 +461,7 @@
     <w:p>
       <w:pPr>
         <w:spacing w:after="0"/>
-        <w:ind w:left="4956" w:right="0" w:firstLine="0"/>
+        <w:ind w:left="4956" w:right="-1" w:firstLine="0"/>
         <w:jc w:val="left"/>
         <w:rPr>
           <w:szCs w:val="24"/>
@@ -470,7 +471,7 @@
     <w:p>
       <w:pPr>
         <w:spacing w:after="0"/>
-        <w:ind w:left="4956" w:right="0" w:firstLine="0"/>
+        <w:ind w:left="4956" w:right="-1" w:firstLine="0"/>
         <w:jc w:val="left"/>
         <w:rPr>
           <w:szCs w:val="24"/>
@@ -480,7 +481,7 @@
     <w:p>
       <w:pPr>
         <w:spacing w:after="0"/>
-        <w:ind w:left="4956" w:right="0" w:firstLine="0"/>
+        <w:ind w:left="4956" w:right="-1" w:firstLine="0"/>
         <w:jc w:val="left"/>
         <w:rPr>
           <w:szCs w:val="24"/>
@@ -490,7 +491,7 @@
     <w:p>
       <w:pPr>
         <w:spacing w:after="0"/>
-        <w:ind w:left="0" w:right="0" w:firstLine="0"/>
+        <w:ind w:left="0" w:right="-1" w:firstLine="0"/>
         <w:jc w:val="left"/>
         <w:rPr>
           <w:szCs w:val="24"/>
@@ -500,7 +501,7 @@
     <w:p>
       <w:pPr>
         <w:spacing w:after="0"/>
-        <w:ind w:left="10" w:right="0"/>
+        <w:ind w:left="10" w:right="-1"/>
         <w:jc w:val="right"/>
         <w:rPr>
           <w:sz w:val="28"/>
@@ -518,7 +519,7 @@
     <w:p>
       <w:pPr>
         <w:spacing w:after="0"/>
-        <w:ind w:left="7090" w:right="0" w:firstLine="698"/>
+        <w:ind w:left="7090" w:right="-1" w:firstLine="698"/>
         <w:jc w:val="center"/>
         <w:rPr>
           <w:sz w:val="28"/>
@@ -536,7 +537,7 @@
     <w:p>
       <w:pPr>
         <w:spacing w:after="0"/>
-        <w:ind w:left="0" w:right="2" w:firstLine="0"/>
+        <w:ind w:left="0" w:right="-1" w:firstLine="0"/>
         <w:jc w:val="right"/>
         <w:rPr>
           <w:sz w:val="28"/>
@@ -554,7 +555,7 @@
     <w:p>
       <w:pPr>
         <w:spacing w:after="0"/>
-        <w:ind w:left="0" w:right="922" w:firstLine="0"/>
+        <w:ind w:left="0" w:right="-1" w:firstLine="0"/>
         <w:jc w:val="right"/>
         <w:rPr>
           <w:sz w:val="28"/>
@@ -565,7 +566,7 @@
     <w:p>
       <w:pPr>
         <w:spacing w:after="0"/>
-        <w:ind w:left="0" w:right="2" w:firstLine="0"/>
+        <w:ind w:left="0" w:right="-1" w:firstLine="0"/>
         <w:jc w:val="right"/>
         <w:rPr>
           <w:sz w:val="28"/>
@@ -583,7 +584,7 @@
     <w:p>
       <w:pPr>
         <w:spacing w:after="0"/>
-        <w:ind w:left="7080" w:right="2" w:firstLine="708"/>
+        <w:ind w:left="7080" w:right="-1" w:firstLine="708"/>
         <w:rPr>
           <w:sz w:val="28"/>
           <w:szCs w:val="28"/>
@@ -607,7 +608,7 @@
     <w:p>
       <w:pPr>
         <w:spacing w:after="0"/>
-        <w:ind w:left="708" w:right="0" w:firstLine="0"/>
+        <w:ind w:left="708" w:right="-1" w:firstLine="0"/>
         <w:jc w:val="center"/>
         <w:rPr>
           <w:sz w:val="28"/>
@@ -618,7 +619,7 @@
     <w:p>
       <w:pPr>
         <w:spacing w:after="0"/>
-        <w:ind w:left="708" w:right="0" w:firstLine="0"/>
+        <w:ind w:left="708" w:right="-1" w:firstLine="0"/>
         <w:jc w:val="center"/>
         <w:rPr>
           <w:sz w:val="28"/>
@@ -629,7 +630,7 @@
     <w:p>
       <w:pPr>
         <w:spacing w:after="0"/>
-        <w:ind w:left="708" w:right="0" w:firstLine="0"/>
+        <w:ind w:left="708" w:right="-1" w:firstLine="0"/>
         <w:jc w:val="center"/>
         <w:rPr>
           <w:sz w:val="28"/>
@@ -640,7 +641,7 @@
     <w:p>
       <w:pPr>
         <w:spacing w:after="0"/>
-        <w:ind w:left="0" w:right="0" w:firstLine="0"/>
+        <w:ind w:left="0" w:right="-1" w:firstLine="0"/>
         <w:rPr>
           <w:sz w:val="28"/>
           <w:szCs w:val="28"/>
@@ -650,7 +651,7 @@
     <w:p>
       <w:pPr>
         <w:spacing w:after="0"/>
-        <w:ind w:left="708" w:right="0" w:firstLine="0"/>
+        <w:ind w:left="708" w:right="-1" w:firstLine="0"/>
         <w:jc w:val="center"/>
         <w:rPr>
           <w:sz w:val="28"/>
@@ -660,6 +661,7 @@
     </w:p>
     <w:p>
       <w:pPr>
+        <w:ind w:right="-1"/>
         <w:jc w:val="center"/>
         <w:rPr>
           <w:sz w:val="28"/>
@@ -684,7 +686,7 @@
     <w:p>
       <w:pPr>
         <w:spacing w:after="160" w:line="259" w:lineRule="auto"/>
-        <w:ind w:left="0" w:right="0" w:firstLine="0"/>
+        <w:ind w:left="0" w:right="-1" w:firstLine="0"/>
         <w:jc w:val="left"/>
         <w:rPr>
           <w:sz w:val="28"/>
@@ -701,8 +703,8 @@
     </w:p>
     <w:p>
       <w:pPr>
-        <w:pStyle w:val="Heading1"/>
-        <w:ind w:firstLine="709"/>
+        <w:pStyle w:val="1"/>
+        <w:ind w:right="-1"/>
       </w:pPr>
       <w:bookmarkStart w:id="0" w:name="_Toc230462616"/>
       <w:r>
@@ -714,10 +716,7 @@
     <w:sdt>
       <w:sdtPr>
         <w:rPr>
-          <w:rFonts w:ascii="Times New Roman" w:eastAsia="Times New Roman" w:hAnsi="Times New Roman" w:cs="Times New Roman"/>
-          <w:color w:val="000000"/>
-          <w:sz w:val="28"/>
-          <w:szCs w:val="28"/>
+          <w:rFonts w:eastAsia="Times New Roman"/>
         </w:rPr>
         <w:id w:val="-2040352424"/>
         <w:docPartObj>
@@ -727,8 +726,10 @@
       </w:sdtPr>
       <w:sdtEndPr>
         <w:rPr>
+          <w:rFonts w:ascii="Times New Roman" w:hAnsi="Times New Roman" w:cs="Times New Roman"/>
           <w:b/>
           <w:bCs/>
+          <w:color w:val="000000"/>
           <w:sz w:val="24"/>
           <w:szCs w:val="22"/>
         </w:rPr>
@@ -736,27 +737,22 @@
       <w:sdtContent>
         <w:p>
           <w:pPr>
-            <w:pStyle w:val="TOCHeading"/>
-            <w:tabs>
-              <w:tab w:val="left" w:pos="284"/>
-            </w:tabs>
-            <w:spacing w:line="360" w:lineRule="auto"/>
-            <w:jc w:val="both"/>
+            <w:pStyle w:val="a5"/>
+            <w:ind w:right="-1"/>
             <w:rPr>
               <w:color w:val="auto"/>
-              <w:sz w:val="28"/>
-              <w:szCs w:val="28"/>
             </w:rPr>
           </w:pPr>
         </w:p>
         <w:p>
           <w:pPr>
-            <w:pStyle w:val="TOC1"/>
+            <w:pStyle w:val="11"/>
             <w:tabs>
               <w:tab w:val="left" w:pos="284"/>
               <w:tab w:val="right" w:leader="dot" w:pos="9345"/>
             </w:tabs>
             <w:spacing w:line="360" w:lineRule="auto"/>
+            <w:ind w:right="-1"/>
             <w:rPr>
               <w:rFonts w:asciiTheme="minorHAnsi" w:eastAsiaTheme="minorEastAsia" w:hAnsiTheme="minorHAnsi" w:cstheme="minorBidi"/>
               <w:noProof/>
@@ -795,7 +791,7 @@
           <w:hyperlink w:anchor="_Toc230462616" w:history="1">
             <w:r>
               <w:rPr>
-                <w:rStyle w:val="Hyperlink"/>
+                <w:rStyle w:val="a6"/>
                 <w:noProof/>
                 <w:sz w:val="28"/>
                 <w:szCs w:val="28"/>
@@ -868,12 +864,13 @@
         </w:p>
         <w:p>
           <w:pPr>
-            <w:pStyle w:val="TOC1"/>
+            <w:pStyle w:val="11"/>
             <w:tabs>
               <w:tab w:val="left" w:pos="284"/>
               <w:tab w:val="right" w:leader="dot" w:pos="9345"/>
             </w:tabs>
             <w:spacing w:line="360" w:lineRule="auto"/>
+            <w:ind w:right="-1"/>
             <w:rPr>
               <w:rFonts w:asciiTheme="minorHAnsi" w:eastAsiaTheme="minorEastAsia" w:hAnsiTheme="minorHAnsi" w:cstheme="minorBidi"/>
               <w:noProof/>
@@ -888,7 +885,7 @@
           <w:hyperlink w:anchor="_Toc230462617" w:history="1">
             <w:r>
               <w:rPr>
-                <w:rStyle w:val="Hyperlink"/>
+                <w:rStyle w:val="a6"/>
                 <w:noProof/>
                 <w:sz w:val="28"/>
                 <w:szCs w:val="28"/>
@@ -961,12 +958,13 @@
         </w:p>
         <w:p>
           <w:pPr>
-            <w:pStyle w:val="TOC1"/>
+            <w:pStyle w:val="11"/>
             <w:tabs>
               <w:tab w:val="left" w:pos="284"/>
               <w:tab w:val="right" w:leader="dot" w:pos="9345"/>
             </w:tabs>
             <w:spacing w:line="360" w:lineRule="auto"/>
+            <w:ind w:right="-1"/>
             <w:rPr>
               <w:rFonts w:asciiTheme="minorHAnsi" w:eastAsiaTheme="minorEastAsia" w:hAnsiTheme="minorHAnsi" w:cstheme="minorBidi"/>
               <w:noProof/>
@@ -981,7 +979,7 @@
           <w:hyperlink w:anchor="_Toc230462618" w:history="1">
             <w:r>
               <w:rPr>
-                <w:rStyle w:val="Hyperlink"/>
+                <w:rStyle w:val="a6"/>
                 <w:noProof/>
                 <w:sz w:val="28"/>
                 <w:szCs w:val="28"/>
@@ -1054,12 +1052,13 @@
         </w:p>
         <w:p>
           <w:pPr>
-            <w:pStyle w:val="TOC1"/>
+            <w:pStyle w:val="11"/>
             <w:tabs>
               <w:tab w:val="left" w:pos="284"/>
               <w:tab w:val="right" w:leader="dot" w:pos="9345"/>
             </w:tabs>
             <w:spacing w:line="360" w:lineRule="auto"/>
+            <w:ind w:right="-1"/>
             <w:rPr>
               <w:rFonts w:asciiTheme="minorHAnsi" w:eastAsiaTheme="minorEastAsia" w:hAnsiTheme="minorHAnsi" w:cstheme="minorBidi"/>
               <w:noProof/>
@@ -1074,7 +1073,7 @@
           <w:hyperlink w:anchor="_Toc230462619" w:history="1">
             <w:r>
               <w:rPr>
-                <w:rStyle w:val="Hyperlink"/>
+                <w:rStyle w:val="a6"/>
                 <w:noProof/>
                 <w:sz w:val="28"/>
                 <w:szCs w:val="28"/>
@@ -1147,14 +1146,14 @@
         </w:p>
         <w:p>
           <w:pPr>
-            <w:pStyle w:val="TOC2"/>
+            <w:pStyle w:val="21"/>
             <w:tabs>
               <w:tab w:val="left" w:pos="284"/>
               <w:tab w:val="left" w:pos="720"/>
               <w:tab w:val="right" w:leader="dot" w:pos="9345"/>
             </w:tabs>
             <w:spacing w:line="360" w:lineRule="auto"/>
-            <w:ind w:left="0"/>
+            <w:ind w:left="0" w:right="-1"/>
             <w:rPr>
               <w:noProof/>
               <w:sz w:val="28"/>
@@ -1164,7 +1163,7 @@
           <w:hyperlink w:anchor="_Toc230462620" w:history="1">
             <w:r>
               <w:rPr>
-                <w:rStyle w:val="Hyperlink"/>
+                <w:rStyle w:val="a6"/>
                 <w:noProof/>
                 <w:sz w:val="28"/>
                 <w:szCs w:val="28"/>
@@ -1181,7 +1180,7 @@
             </w:r>
             <w:r>
               <w:rPr>
-                <w:rStyle w:val="Hyperlink"/>
+                <w:rStyle w:val="a6"/>
                 <w:noProof/>
                 <w:sz w:val="28"/>
                 <w:szCs w:val="28"/>
@@ -1254,12 +1253,13 @@
         </w:p>
         <w:p>
           <w:pPr>
-            <w:pStyle w:val="TOC1"/>
+            <w:pStyle w:val="11"/>
             <w:tabs>
               <w:tab w:val="left" w:pos="284"/>
               <w:tab w:val="right" w:leader="dot" w:pos="9345"/>
             </w:tabs>
             <w:spacing w:line="360" w:lineRule="auto"/>
+            <w:ind w:right="-1"/>
             <w:rPr>
               <w:rFonts w:asciiTheme="minorHAnsi" w:eastAsiaTheme="minorEastAsia" w:hAnsiTheme="minorHAnsi" w:cstheme="minorBidi"/>
               <w:noProof/>
@@ -1274,7 +1274,7 @@
           <w:hyperlink w:anchor="_Toc230462621" w:history="1">
             <w:r>
               <w:rPr>
-                <w:rStyle w:val="Hyperlink"/>
+                <w:rStyle w:val="a6"/>
                 <w:noProof/>
                 <w:sz w:val="28"/>
                 <w:szCs w:val="28"/>
@@ -1347,12 +1347,13 @@
         </w:p>
         <w:p>
           <w:pPr>
-            <w:pStyle w:val="TOC1"/>
+            <w:pStyle w:val="11"/>
             <w:tabs>
               <w:tab w:val="left" w:pos="284"/>
               <w:tab w:val="right" w:leader="dot" w:pos="9345"/>
             </w:tabs>
             <w:spacing w:line="360" w:lineRule="auto"/>
+            <w:ind w:right="-1"/>
             <w:rPr>
               <w:rFonts w:asciiTheme="minorHAnsi" w:eastAsiaTheme="minorEastAsia" w:hAnsiTheme="minorHAnsi" w:cstheme="minorBidi"/>
               <w:noProof/>
@@ -1367,7 +1368,7 @@
           <w:hyperlink w:anchor="_Toc230462622" w:history="1">
             <w:r>
               <w:rPr>
-                <w:rStyle w:val="Hyperlink"/>
+                <w:rStyle w:val="a6"/>
                 <w:noProof/>
                 <w:sz w:val="28"/>
                 <w:szCs w:val="28"/>
@@ -1440,14 +1441,14 @@
         </w:p>
         <w:p>
           <w:pPr>
-            <w:pStyle w:val="TOC2"/>
+            <w:pStyle w:val="21"/>
             <w:tabs>
               <w:tab w:val="left" w:pos="284"/>
               <w:tab w:val="left" w:pos="720"/>
               <w:tab w:val="right" w:leader="dot" w:pos="9345"/>
             </w:tabs>
             <w:spacing w:line="360" w:lineRule="auto"/>
-            <w:ind w:left="0"/>
+            <w:ind w:left="0" w:right="-1"/>
             <w:rPr>
               <w:noProof/>
               <w:sz w:val="28"/>
@@ -1457,7 +1458,7 @@
           <w:hyperlink w:anchor="_Toc230462623" w:history="1">
             <w:r>
               <w:rPr>
-                <w:rStyle w:val="Hyperlink"/>
+                <w:rStyle w:val="a6"/>
                 <w:noProof/>
                 <w:sz w:val="28"/>
                 <w:szCs w:val="28"/>
@@ -1474,7 +1475,7 @@
             </w:r>
             <w:r>
               <w:rPr>
-                <w:rStyle w:val="Hyperlink"/>
+                <w:rStyle w:val="a6"/>
                 <w:noProof/>
                 <w:sz w:val="28"/>
                 <w:szCs w:val="28"/>
@@ -1547,12 +1548,13 @@
         </w:p>
         <w:p>
           <w:pPr>
-            <w:pStyle w:val="TOC1"/>
+            <w:pStyle w:val="11"/>
             <w:tabs>
               <w:tab w:val="left" w:pos="284"/>
               <w:tab w:val="right" w:leader="dot" w:pos="9345"/>
             </w:tabs>
             <w:spacing w:line="360" w:lineRule="auto"/>
+            <w:ind w:right="-1"/>
             <w:rPr>
               <w:rFonts w:asciiTheme="minorHAnsi" w:eastAsiaTheme="minorEastAsia" w:hAnsiTheme="minorHAnsi" w:cstheme="minorBidi"/>
               <w:noProof/>
@@ -1567,7 +1569,7 @@
           <w:hyperlink w:anchor="_Toc230462624" w:history="1">
             <w:r>
               <w:rPr>
-                <w:rStyle w:val="Hyperlink"/>
+                <w:rStyle w:val="a6"/>
                 <w:noProof/>
                 <w:sz w:val="28"/>
                 <w:szCs w:val="28"/>
@@ -1644,7 +1646,7 @@
               <w:tab w:val="left" w:pos="284"/>
             </w:tabs>
             <w:spacing w:line="360" w:lineRule="auto"/>
-            <w:ind w:left="0"/>
+            <w:ind w:left="0" w:right="-1"/>
           </w:pPr>
           <w:r>
             <w:rPr>
@@ -1661,7 +1663,7 @@
     <w:p>
       <w:pPr>
         <w:spacing w:after="0" w:line="360" w:lineRule="auto"/>
-        <w:ind w:right="142" w:firstLine="709"/>
+        <w:ind w:right="-1" w:firstLine="709"/>
         <w:rPr>
           <w:bCs/>
           <w:color w:val="000000" w:themeColor="text1"/>
@@ -1673,7 +1675,7 @@
     <w:p>
       <w:pPr>
         <w:spacing w:after="0" w:line="360" w:lineRule="auto"/>
-        <w:ind w:left="0" w:right="0" w:firstLine="709"/>
+        <w:ind w:left="0" w:right="-1" w:firstLine="709"/>
         <w:jc w:val="left"/>
         <w:rPr>
           <w:sz w:val="28"/>
@@ -1690,18 +1692,12 @@
     </w:p>
     <w:p>
       <w:pPr>
-        <w:pStyle w:val="Heading1"/>
-        <w:ind w:right="142" w:firstLine="709"/>
-        <w:rPr>
-          <w:color w:val="000000" w:themeColor="text1"/>
-        </w:rPr>
+        <w:pStyle w:val="1"/>
+        <w:ind w:right="-1"/>
       </w:pPr>
       <w:bookmarkStart w:id="1" w:name="_Toc229309497"/>
       <w:bookmarkStart w:id="2" w:name="_Toc230462617"/>
       <w:r>
-        <w:rPr>
-          <w:color w:val="000000" w:themeColor="text1"/>
-        </w:rPr>
         <w:lastRenderedPageBreak/>
         <w:t>ВВЕДЕНИЕ</w:t>
       </w:r>
@@ -1710,6 +1706,7 @@
     </w:p>
     <w:p>
       <w:pPr>
+        <w:ind w:right="-1"/>
         <w:rPr>
           <w:sz w:val="28"/>
           <w:szCs w:val="28"/>
@@ -1719,7 +1716,7 @@
     <w:p>
       <w:pPr>
         <w:spacing w:after="0" w:line="360" w:lineRule="auto"/>
-        <w:ind w:firstLine="709"/>
+        <w:ind w:right="-1" w:firstLine="709"/>
         <w:rPr>
           <w:sz w:val="28"/>
           <w:szCs w:val="28"/>
@@ -1736,7 +1733,7 @@
     <w:p>
       <w:pPr>
         <w:spacing w:after="0" w:line="360" w:lineRule="auto"/>
-        <w:ind w:firstLine="709"/>
+        <w:ind w:right="-1" w:firstLine="709"/>
         <w:rPr>
           <w:sz w:val="28"/>
           <w:szCs w:val="28"/>
@@ -1753,7 +1750,7 @@
     <w:p>
       <w:pPr>
         <w:spacing w:after="0" w:line="360" w:lineRule="auto"/>
-        <w:ind w:firstLine="709"/>
+        <w:ind w:right="-1" w:firstLine="709"/>
         <w:rPr>
           <w:sz w:val="28"/>
           <w:szCs w:val="28"/>
@@ -1777,7 +1774,7 @@
     <w:p>
       <w:pPr>
         <w:spacing w:after="0" w:line="360" w:lineRule="auto"/>
-        <w:ind w:firstLine="709"/>
+        <w:ind w:right="-1" w:firstLine="709"/>
         <w:rPr>
           <w:sz w:val="28"/>
           <w:szCs w:val="28"/>
@@ -1794,7 +1791,7 @@
     <w:p>
       <w:pPr>
         <w:spacing w:after="0" w:line="360" w:lineRule="auto"/>
-        <w:ind w:left="0" w:right="0" w:firstLine="709"/>
+        <w:ind w:left="0" w:right="-1" w:firstLine="709"/>
         <w:rPr>
           <w:sz w:val="28"/>
           <w:szCs w:val="28"/>
@@ -1818,7 +1815,7 @@
     <w:p>
       <w:pPr>
         <w:spacing w:after="0" w:line="360" w:lineRule="auto"/>
-        <w:ind w:left="0" w:right="0" w:firstLine="709"/>
+        <w:ind w:left="0" w:right="-1" w:firstLine="709"/>
         <w:rPr>
           <w:sz w:val="28"/>
           <w:szCs w:val="28"/>
@@ -1849,7 +1846,7 @@
     <w:p>
       <w:pPr>
         <w:spacing w:after="0" w:line="360" w:lineRule="auto"/>
-        <w:ind w:left="0" w:right="0" w:firstLine="709"/>
+        <w:ind w:left="0" w:right="-1" w:firstLine="709"/>
         <w:rPr>
           <w:sz w:val="28"/>
           <w:szCs w:val="28"/>
@@ -1880,7 +1877,7 @@
     <w:p>
       <w:pPr>
         <w:spacing w:after="0" w:line="360" w:lineRule="auto"/>
-        <w:ind w:left="0" w:right="0" w:firstLine="709"/>
+        <w:ind w:left="0" w:right="-1" w:firstLine="709"/>
         <w:jc w:val="left"/>
         <w:rPr>
           <w:sz w:val="28"/>
@@ -1906,7 +1903,7 @@
     <w:p>
       <w:pPr>
         <w:spacing w:after="0" w:line="360" w:lineRule="auto"/>
-        <w:ind w:left="0" w:right="0" w:firstLine="709"/>
+        <w:ind w:left="0" w:right="-1" w:firstLine="709"/>
         <w:jc w:val="left"/>
         <w:rPr>
           <w:sz w:val="28"/>
@@ -1924,7 +1921,7 @@
     <w:p>
       <w:pPr>
         <w:spacing w:after="0" w:line="360" w:lineRule="auto"/>
-        <w:ind w:left="0" w:right="0" w:firstLine="709"/>
+        <w:ind w:left="0" w:right="-1" w:firstLine="709"/>
         <w:jc w:val="left"/>
         <w:rPr>
           <w:sz w:val="28"/>
@@ -1949,7 +1946,7 @@
     <w:p>
       <w:pPr>
         <w:spacing w:after="0" w:line="360" w:lineRule="auto"/>
-        <w:ind w:left="0" w:right="0" w:firstLine="709"/>
+        <w:ind w:left="0" w:right="-1" w:firstLine="709"/>
         <w:jc w:val="left"/>
         <w:rPr>
           <w:sz w:val="28"/>
@@ -1967,7 +1964,7 @@
     <w:p>
       <w:pPr>
         <w:spacing w:after="0" w:line="360" w:lineRule="auto"/>
-        <w:ind w:left="0" w:right="0" w:firstLine="709"/>
+        <w:ind w:left="0" w:right="-1" w:firstLine="709"/>
         <w:jc w:val="left"/>
         <w:rPr>
           <w:sz w:val="28"/>
@@ -1984,24 +1981,15 @@
     </w:p>
     <w:p>
       <w:pPr>
-        <w:pStyle w:val="Heading1"/>
-        <w:ind w:right="142" w:firstLine="709"/>
-        <w:rPr>
-          <w:color w:val="000000" w:themeColor="text1"/>
-        </w:rPr>
+        <w:pStyle w:val="1"/>
+        <w:ind w:right="-1"/>
       </w:pPr>
       <w:bookmarkStart w:id="3" w:name="_Toc230462618"/>
       <w:r>
-        <w:rPr>
-          <w:color w:val="000000" w:themeColor="text1"/>
-        </w:rPr>
         <w:lastRenderedPageBreak/>
         <w:t>ГЛАВА 1 ХАРАКТЕРИСТИКА БАЗЫ</w:t>
       </w:r>
       <w:r>
-        <w:rPr>
-          <w:color w:val="000000" w:themeColor="text1"/>
-        </w:rPr>
         <w:t xml:space="preserve"> ПРАКТИКИ</w:t>
       </w:r>
       <w:bookmarkEnd w:id="3"/>
@@ -2009,6 +1997,7 @@
     <w:p>
       <w:pPr>
         <w:spacing w:line="360" w:lineRule="auto"/>
+        <w:ind w:right="-1"/>
         <w:rPr>
           <w:sz w:val="28"/>
           <w:szCs w:val="28"/>
@@ -2018,7 +2007,7 @@
     <w:p>
       <w:pPr>
         <w:spacing w:after="0" w:line="360" w:lineRule="auto"/>
-        <w:ind w:firstLine="709"/>
+        <w:ind w:right="-1" w:firstLine="709"/>
         <w:rPr>
           <w:sz w:val="28"/>
           <w:szCs w:val="28"/>
@@ -2035,7 +2024,7 @@
     <w:p>
       <w:pPr>
         <w:spacing w:after="0" w:line="360" w:lineRule="auto"/>
-        <w:ind w:firstLine="709"/>
+        <w:ind w:right="-1" w:firstLine="709"/>
         <w:rPr>
           <w:sz w:val="28"/>
           <w:szCs w:val="28"/>
@@ -2052,7 +2041,7 @@
     <w:p>
       <w:pPr>
         <w:spacing w:after="0" w:line="360" w:lineRule="auto"/>
-        <w:ind w:firstLine="709"/>
+        <w:ind w:right="-1" w:firstLine="709"/>
         <w:rPr>
           <w:sz w:val="28"/>
           <w:szCs w:val="28"/>
@@ -2075,7 +2064,7 @@
     </w:p>
     <w:p>
       <w:pPr>
-        <w:pStyle w:val="ListParagraph"/>
+        <w:pStyle w:val="a3"/>
         <w:numPr>
           <w:ilvl w:val="0"/>
           <w:numId w:val="1"/>
@@ -2084,7 +2073,7 @@
           <w:tab w:val="left" w:pos="1134"/>
         </w:tabs>
         <w:spacing w:after="0" w:line="360" w:lineRule="auto"/>
-        <w:ind w:left="0" w:firstLine="709"/>
+        <w:ind w:left="0" w:right="-1" w:firstLine="709"/>
         <w:rPr>
           <w:sz w:val="28"/>
           <w:szCs w:val="28"/>
@@ -2115,7 +2104,7 @@
     </w:p>
     <w:p>
       <w:pPr>
-        <w:pStyle w:val="ListParagraph"/>
+        <w:pStyle w:val="a3"/>
         <w:numPr>
           <w:ilvl w:val="0"/>
           <w:numId w:val="1"/>
@@ -2124,7 +2113,7 @@
           <w:tab w:val="left" w:pos="1134"/>
         </w:tabs>
         <w:spacing w:after="0" w:line="360" w:lineRule="auto"/>
-        <w:ind w:left="0" w:firstLine="709"/>
+        <w:ind w:left="0" w:right="-1" w:firstLine="709"/>
         <w:rPr>
           <w:sz w:val="28"/>
           <w:szCs w:val="28"/>
@@ -2140,7 +2129,7 @@
     </w:p>
     <w:p>
       <w:pPr>
-        <w:pStyle w:val="ListParagraph"/>
+        <w:pStyle w:val="a3"/>
         <w:numPr>
           <w:ilvl w:val="0"/>
           <w:numId w:val="1"/>
@@ -2149,7 +2138,7 @@
           <w:tab w:val="left" w:pos="1134"/>
         </w:tabs>
         <w:spacing w:after="0" w:line="360" w:lineRule="auto"/>
-        <w:ind w:left="0" w:firstLine="709"/>
+        <w:ind w:left="0" w:right="-1" w:firstLine="709"/>
         <w:rPr>
           <w:sz w:val="28"/>
           <w:szCs w:val="28"/>
@@ -2173,7 +2162,7 @@
     </w:p>
     <w:p>
       <w:pPr>
-        <w:pStyle w:val="ListParagraph"/>
+        <w:pStyle w:val="a3"/>
         <w:numPr>
           <w:ilvl w:val="0"/>
           <w:numId w:val="1"/>
@@ -2182,7 +2171,7 @@
           <w:tab w:val="left" w:pos="1134"/>
         </w:tabs>
         <w:spacing w:after="0" w:line="360" w:lineRule="auto"/>
-        <w:ind w:left="0" w:firstLine="709"/>
+        <w:ind w:left="0" w:right="-1" w:firstLine="709"/>
         <w:rPr>
           <w:sz w:val="28"/>
           <w:szCs w:val="28"/>
@@ -2213,7 +2202,7 @@
     </w:p>
     <w:p>
       <w:pPr>
-        <w:pStyle w:val="ListParagraph"/>
+        <w:pStyle w:val="a3"/>
         <w:numPr>
           <w:ilvl w:val="0"/>
           <w:numId w:val="1"/>
@@ -2222,7 +2211,7 @@
           <w:tab w:val="left" w:pos="1134"/>
         </w:tabs>
         <w:spacing w:after="0" w:line="360" w:lineRule="auto"/>
-        <w:ind w:left="0" w:firstLine="709"/>
+        <w:ind w:left="0" w:right="-1" w:firstLine="709"/>
         <w:rPr>
           <w:sz w:val="28"/>
           <w:szCs w:val="28"/>
@@ -2253,7 +2242,7 @@
     </w:p>
     <w:p>
       <w:pPr>
-        <w:pStyle w:val="ListParagraph"/>
+        <w:pStyle w:val="a3"/>
         <w:numPr>
           <w:ilvl w:val="0"/>
           <w:numId w:val="1"/>
@@ -2262,7 +2251,7 @@
           <w:tab w:val="left" w:pos="1134"/>
         </w:tabs>
         <w:spacing w:after="0" w:line="360" w:lineRule="auto"/>
-        <w:ind w:left="0" w:firstLine="709"/>
+        <w:ind w:left="0" w:right="-1" w:firstLine="709"/>
         <w:rPr>
           <w:sz w:val="28"/>
           <w:szCs w:val="28"/>
@@ -2300,7 +2289,7 @@
     </w:p>
     <w:p>
       <w:pPr>
-        <w:pStyle w:val="ListParagraph"/>
+        <w:pStyle w:val="a3"/>
         <w:numPr>
           <w:ilvl w:val="0"/>
           <w:numId w:val="1"/>
@@ -2309,7 +2298,7 @@
           <w:tab w:val="left" w:pos="1134"/>
         </w:tabs>
         <w:spacing w:after="0" w:line="360" w:lineRule="auto"/>
-        <w:ind w:left="0" w:firstLine="709"/>
+        <w:ind w:left="0" w:right="-1" w:firstLine="709"/>
         <w:rPr>
           <w:sz w:val="28"/>
           <w:szCs w:val="28"/>
@@ -2340,7 +2329,7 @@
     <w:p>
       <w:pPr>
         <w:spacing w:after="0" w:line="360" w:lineRule="auto"/>
-        <w:ind w:firstLine="709"/>
+        <w:ind w:right="-1" w:firstLine="709"/>
         <w:rPr>
           <w:sz w:val="28"/>
           <w:szCs w:val="28"/>
@@ -2371,7 +2360,7 @@
     <w:p>
       <w:pPr>
         <w:spacing w:after="0" w:line="360" w:lineRule="auto"/>
-        <w:ind w:left="0" w:right="0" w:firstLine="709"/>
+        <w:ind w:left="0" w:right="-1" w:firstLine="709"/>
         <w:jc w:val="left"/>
         <w:rPr>
           <w:sz w:val="28"/>
@@ -2388,37 +2377,26 @@
     </w:p>
     <w:p>
       <w:pPr>
-        <w:pStyle w:val="Heading1"/>
-        <w:ind w:right="142" w:firstLine="709"/>
-        <w:rPr>
-          <w:color w:val="000000" w:themeColor="text1"/>
-        </w:rPr>
+        <w:pStyle w:val="1"/>
+        <w:ind w:right="-1"/>
       </w:pPr>
       <w:bookmarkStart w:id="4" w:name="_Toc230462619"/>
       <w:r>
-        <w:rPr>
-          <w:color w:val="000000" w:themeColor="text1"/>
-        </w:rPr>
         <w:lastRenderedPageBreak/>
         <w:t>ГЛАВА 2</w:t>
       </w:r>
       <w:r>
-        <w:rPr>
-          <w:color w:val="000000" w:themeColor="text1"/>
-        </w:rPr>
         <w:t xml:space="preserve"> </w:t>
       </w:r>
       <w:r>
-        <w:rPr>
-          <w:color w:val="000000" w:themeColor="text1"/>
-        </w:rPr>
         <w:t>ОСНОВЫ АЛГОРИТМИЗАЦИИ И ПРОГРАММИРОВАНИЯ</w:t>
       </w:r>
       <w:bookmarkEnd w:id="4"/>
     </w:p>
     <w:p>
       <w:pPr>
-        <w:pStyle w:val="Heading2"/>
+        <w:pStyle w:val="2"/>
+        <w:ind w:right="-1"/>
       </w:pPr>
       <w:bookmarkStart w:id="5" w:name="_Toc230462620"/>
       <w:r>
@@ -2439,6 +2417,7 @@
     <w:p>
       <w:pPr>
         <w:spacing w:after="0" w:line="360" w:lineRule="auto"/>
+        <w:ind w:right="-1"/>
         <w:rPr>
           <w:sz w:val="28"/>
           <w:szCs w:val="28"/>
@@ -2448,7 +2427,7 @@
     <w:p>
       <w:pPr>
         <w:spacing w:after="0" w:line="360" w:lineRule="auto"/>
-        <w:ind w:firstLine="572"/>
+        <w:ind w:right="-1" w:firstLine="572"/>
         <w:rPr>
           <w:sz w:val="28"/>
           <w:szCs w:val="28"/>
@@ -2472,7 +2451,7 @@
     <w:p>
       <w:pPr>
         <w:spacing w:line="360" w:lineRule="auto"/>
-        <w:ind w:firstLine="572"/>
+        <w:ind w:right="-1" w:firstLine="572"/>
         <w:jc w:val="center"/>
         <w:rPr>
           <w:sz w:val="28"/>
@@ -2489,7 +2468,7 @@
     </w:p>
     <w:tbl>
       <w:tblPr>
-        <w:tblStyle w:val="TableGrid"/>
+        <w:tblStyle w:val="a4"/>
         <w:tblW w:w="0" w:type="auto"/>
         <w:tblInd w:w="-5" w:type="dxa"/>
         <w:tblLayout w:type="fixed"/>
@@ -2508,7 +2487,7 @@
           <w:p>
             <w:pPr>
               <w:spacing w:line="360" w:lineRule="auto"/>
-              <w:ind w:left="0" w:firstLine="0"/>
+              <w:ind w:left="0" w:right="-1" w:firstLine="0"/>
               <w:jc w:val="center"/>
               <w:rPr>
                 <w:szCs w:val="28"/>
@@ -2529,7 +2508,7 @@
           <w:p>
             <w:pPr>
               <w:spacing w:line="360" w:lineRule="auto"/>
-              <w:ind w:left="0" w:firstLine="0"/>
+              <w:ind w:left="0" w:right="-1" w:firstLine="0"/>
               <w:jc w:val="center"/>
               <w:rPr>
                 <w:szCs w:val="28"/>
@@ -2550,7 +2529,7 @@
           <w:p>
             <w:pPr>
               <w:spacing w:line="360" w:lineRule="auto"/>
-              <w:ind w:left="0" w:firstLine="0"/>
+              <w:ind w:left="0" w:right="-1" w:firstLine="0"/>
               <w:jc w:val="center"/>
               <w:rPr>
                 <w:szCs w:val="28"/>
@@ -2573,7 +2552,7 @@
           <w:p>
             <w:pPr>
               <w:spacing w:line="360" w:lineRule="auto"/>
-              <w:ind w:left="0" w:firstLine="0"/>
+              <w:ind w:left="0" w:right="-1" w:firstLine="0"/>
               <w:jc w:val="center"/>
               <w:rPr>
                 <w:szCs w:val="28"/>
@@ -2621,7 +2600,7 @@
           <w:p>
             <w:pPr>
               <w:spacing w:line="360" w:lineRule="auto"/>
-              <w:ind w:left="0" w:firstLine="0"/>
+              <w:ind w:left="0" w:right="-1" w:firstLine="0"/>
               <w:jc w:val="center"/>
             </w:pPr>
             <w:r>
@@ -2671,7 +2650,7 @@
           <w:p>
             <w:pPr>
               <w:spacing w:line="360" w:lineRule="auto"/>
-              <w:ind w:left="0" w:firstLine="0"/>
+              <w:ind w:left="0" w:right="-1" w:firstLine="0"/>
               <w:jc w:val="center"/>
               <w:rPr>
                 <w:szCs w:val="28"/>
@@ -2706,7 +2685,7 @@
           <w:p>
             <w:pPr>
               <w:spacing w:line="360" w:lineRule="auto"/>
-              <w:ind w:left="0" w:firstLine="0"/>
+              <w:ind w:left="0" w:right="-1" w:firstLine="0"/>
               <w:jc w:val="center"/>
               <w:rPr>
                 <w:szCs w:val="28"/>
@@ -2727,7 +2706,7 @@
           <w:p>
             <w:pPr>
               <w:spacing w:line="360" w:lineRule="auto"/>
-              <w:ind w:left="0" w:firstLine="0"/>
+              <w:ind w:left="0" w:right="-1" w:firstLine="0"/>
               <w:jc w:val="center"/>
               <w:rPr>
                 <w:szCs w:val="28"/>
@@ -2748,7 +2727,7 @@
           <w:p>
             <w:pPr>
               <w:spacing w:line="360" w:lineRule="auto"/>
-              <w:ind w:left="0" w:firstLine="0"/>
+              <w:ind w:left="0" w:right="-1" w:firstLine="0"/>
               <w:jc w:val="center"/>
               <w:rPr>
                 <w:szCs w:val="28"/>
@@ -2795,7 +2774,7 @@
           <w:p>
             <w:pPr>
               <w:spacing w:line="360" w:lineRule="auto"/>
-              <w:ind w:left="0" w:firstLine="0"/>
+              <w:ind w:left="0" w:right="-1" w:firstLine="0"/>
               <w:jc w:val="center"/>
               <w:rPr>
                 <w:szCs w:val="28"/>
@@ -2838,7 +2817,7 @@
           <w:p>
             <w:pPr>
               <w:spacing w:line="360" w:lineRule="auto"/>
-              <w:ind w:left="0" w:firstLine="0"/>
+              <w:ind w:left="0" w:right="-1" w:firstLine="0"/>
               <w:jc w:val="center"/>
               <w:rPr>
                 <w:szCs w:val="28"/>
@@ -2865,7 +2844,7 @@
           <w:p>
             <w:pPr>
               <w:spacing w:line="360" w:lineRule="auto"/>
-              <w:ind w:left="0" w:firstLine="0"/>
+              <w:ind w:left="0" w:right="-1" w:firstLine="0"/>
               <w:jc w:val="center"/>
               <w:rPr>
                 <w:szCs w:val="28"/>
@@ -2888,7 +2867,7 @@
           <w:p>
             <w:pPr>
               <w:spacing w:line="360" w:lineRule="auto"/>
-              <w:ind w:left="0" w:firstLine="0"/>
+              <w:ind w:left="0" w:right="-1" w:firstLine="0"/>
               <w:jc w:val="center"/>
               <w:rPr>
                 <w:szCs w:val="28"/>
@@ -2910,7 +2889,7 @@
           <w:p>
             <w:pPr>
               <w:spacing w:line="360" w:lineRule="auto"/>
-              <w:ind w:left="0" w:firstLine="0"/>
+              <w:ind w:left="0" w:right="-1" w:firstLine="0"/>
               <w:jc w:val="center"/>
               <w:rPr>
                 <w:szCs w:val="28"/>
@@ -2931,7 +2910,7 @@
           <w:p>
             <w:pPr>
               <w:spacing w:line="360" w:lineRule="auto"/>
-              <w:ind w:left="0" w:firstLine="0"/>
+              <w:ind w:left="0" w:right="-1" w:firstLine="0"/>
               <w:jc w:val="center"/>
               <w:rPr>
                 <w:szCs w:val="28"/>
@@ -2954,7 +2933,7 @@
           <w:p>
             <w:pPr>
               <w:spacing w:line="360" w:lineRule="auto"/>
-              <w:ind w:left="0" w:firstLine="0"/>
+              <w:ind w:left="0" w:right="-1" w:firstLine="0"/>
               <w:jc w:val="center"/>
               <w:rPr>
                 <w:szCs w:val="28"/>
@@ -2975,7 +2954,7 @@
           <w:p>
             <w:pPr>
               <w:spacing w:line="360" w:lineRule="auto"/>
-              <w:ind w:left="0" w:firstLine="0"/>
+              <w:ind w:left="0" w:right="-1" w:firstLine="0"/>
               <w:jc w:val="center"/>
               <w:rPr>
                 <w:szCs w:val="28"/>
@@ -2996,7 +2975,7 @@
           <w:p>
             <w:pPr>
               <w:spacing w:line="360" w:lineRule="auto"/>
-              <w:ind w:left="0" w:firstLine="0"/>
+              <w:ind w:left="0" w:right="-1" w:firstLine="0"/>
               <w:jc w:val="center"/>
               <w:rPr>
                 <w:szCs w:val="28"/>
@@ -3019,7 +2998,7 @@
           <w:p>
             <w:pPr>
               <w:spacing w:line="360" w:lineRule="auto"/>
-              <w:ind w:left="0" w:firstLine="0"/>
+              <w:ind w:left="0" w:right="-1" w:firstLine="0"/>
               <w:jc w:val="center"/>
               <w:rPr>
                 <w:szCs w:val="28"/>
@@ -3040,7 +3019,7 @@
           <w:p>
             <w:pPr>
               <w:spacing w:line="360" w:lineRule="auto"/>
-              <w:ind w:left="0" w:firstLine="0"/>
+              <w:ind w:left="0" w:right="-1" w:firstLine="0"/>
               <w:jc w:val="center"/>
               <w:rPr>
                 <w:szCs w:val="28"/>
@@ -3061,7 +3040,7 @@
           <w:p>
             <w:pPr>
               <w:spacing w:line="360" w:lineRule="auto"/>
-              <w:ind w:left="0" w:firstLine="0"/>
+              <w:ind w:left="0" w:right="-1" w:firstLine="0"/>
               <w:jc w:val="center"/>
               <w:rPr>
                 <w:szCs w:val="28"/>
@@ -3080,7 +3059,7 @@
     <w:p>
       <w:pPr>
         <w:spacing w:after="160" w:line="259" w:lineRule="auto"/>
-        <w:ind w:left="0" w:right="0" w:firstLine="0"/>
+        <w:ind w:left="0" w:right="-1" w:firstLine="0"/>
         <w:jc w:val="left"/>
         <w:rPr>
           <w:sz w:val="28"/>
@@ -3091,7 +3070,7 @@
     <w:p>
       <w:pPr>
         <w:spacing w:line="360" w:lineRule="auto"/>
-        <w:ind w:firstLine="572"/>
+        <w:ind w:right="-1" w:firstLine="572"/>
         <w:rPr>
           <w:sz w:val="28"/>
           <w:szCs w:val="28"/>
@@ -3229,7 +3208,7 @@
     <w:p>
       <w:pPr>
         <w:spacing w:line="360" w:lineRule="auto"/>
-        <w:ind w:firstLine="572"/>
+        <w:ind w:right="-1" w:firstLine="572"/>
         <w:rPr>
           <w:sz w:val="28"/>
           <w:szCs w:val="28"/>
@@ -3615,7 +3594,7 @@
     <w:p>
       <w:pPr>
         <w:spacing w:line="360" w:lineRule="auto"/>
-        <w:ind w:firstLine="572"/>
+        <w:ind w:right="-1" w:firstLine="572"/>
         <w:rPr>
           <w:sz w:val="28"/>
           <w:szCs w:val="28"/>
@@ -3690,12 +3669,13 @@
     </w:p>
     <w:p>
       <w:pPr>
-        <w:pStyle w:val="ListParagraph"/>
+        <w:pStyle w:val="a3"/>
         <w:numPr>
           <w:ilvl w:val="0"/>
           <w:numId w:val="2"/>
         </w:numPr>
         <w:spacing w:line="360" w:lineRule="auto"/>
+        <w:ind w:right="-1"/>
         <w:rPr>
           <w:sz w:val="28"/>
           <w:szCs w:val="28"/>
@@ -3712,12 +3692,13 @@
     </w:p>
     <w:p>
       <w:pPr>
-        <w:pStyle w:val="ListParagraph"/>
+        <w:pStyle w:val="a3"/>
         <w:numPr>
           <w:ilvl w:val="0"/>
           <w:numId w:val="2"/>
         </w:numPr>
         <w:spacing w:line="360" w:lineRule="auto"/>
+        <w:ind w:right="-1"/>
         <w:rPr>
           <w:sz w:val="28"/>
           <w:szCs w:val="28"/>
@@ -3744,12 +3725,13 @@
     </w:p>
     <w:p>
       <w:pPr>
-        <w:pStyle w:val="ListParagraph"/>
+        <w:pStyle w:val="a3"/>
         <w:numPr>
           <w:ilvl w:val="0"/>
           <w:numId w:val="2"/>
         </w:numPr>
         <w:spacing w:line="360" w:lineRule="auto"/>
+        <w:ind w:right="-1"/>
         <w:rPr>
           <w:sz w:val="28"/>
           <w:szCs w:val="28"/>
@@ -3776,12 +3758,13 @@
     </w:p>
     <w:p>
       <w:pPr>
-        <w:pStyle w:val="ListParagraph"/>
+        <w:pStyle w:val="a3"/>
         <w:numPr>
           <w:ilvl w:val="0"/>
           <w:numId w:val="2"/>
         </w:numPr>
         <w:spacing w:line="360" w:lineRule="auto"/>
+        <w:ind w:right="-1"/>
         <w:rPr>
           <w:sz w:val="28"/>
           <w:szCs w:val="28"/>
@@ -3808,12 +3791,13 @@
     </w:p>
     <w:p>
       <w:pPr>
-        <w:pStyle w:val="ListParagraph"/>
+        <w:pStyle w:val="a3"/>
         <w:numPr>
           <w:ilvl w:val="0"/>
           <w:numId w:val="2"/>
         </w:numPr>
         <w:spacing w:line="360" w:lineRule="auto"/>
+        <w:ind w:right="-1"/>
         <w:rPr>
           <w:sz w:val="28"/>
           <w:szCs w:val="28"/>
@@ -3830,12 +3814,13 @@
     </w:p>
     <w:p>
       <w:pPr>
-        <w:pStyle w:val="ListParagraph"/>
+        <w:pStyle w:val="a3"/>
         <w:numPr>
           <w:ilvl w:val="0"/>
           <w:numId w:val="2"/>
         </w:numPr>
         <w:spacing w:line="360" w:lineRule="auto"/>
+        <w:ind w:right="-1"/>
         <w:rPr>
           <w:sz w:val="28"/>
           <w:szCs w:val="28"/>
@@ -3852,12 +3837,13 @@
     </w:p>
     <w:p>
       <w:pPr>
-        <w:pStyle w:val="ListParagraph"/>
+        <w:pStyle w:val="a3"/>
         <w:numPr>
           <w:ilvl w:val="0"/>
           <w:numId w:val="2"/>
         </w:numPr>
         <w:spacing w:line="360" w:lineRule="auto"/>
+        <w:ind w:right="-1"/>
         <w:rPr>
           <w:sz w:val="28"/>
           <w:szCs w:val="28"/>
@@ -3885,7 +3871,7 @@
     <w:p>
       <w:pPr>
         <w:spacing w:line="360" w:lineRule="auto"/>
-        <w:ind w:firstLine="572"/>
+        <w:ind w:right="-1" w:firstLine="572"/>
         <w:rPr>
           <w:sz w:val="28"/>
           <w:szCs w:val="28"/>
@@ -3984,7 +3970,7 @@
     <w:p>
       <w:pPr>
         <w:spacing w:line="360" w:lineRule="auto"/>
-        <w:ind w:firstLine="572"/>
+        <w:ind w:right="-1" w:firstLine="572"/>
         <w:rPr>
           <w:sz w:val="28"/>
           <w:szCs w:val="28"/>
@@ -4025,7 +4011,7 @@
     <w:p>
       <w:pPr>
         <w:spacing w:line="360" w:lineRule="auto"/>
-        <w:ind w:firstLine="572"/>
+        <w:ind w:right="-1" w:firstLine="572"/>
         <w:rPr>
           <w:sz w:val="28"/>
           <w:szCs w:val="28"/>
@@ -4081,7 +4067,7 @@
     <w:p>
       <w:pPr>
         <w:spacing w:line="360" w:lineRule="auto"/>
-        <w:ind w:firstLine="572"/>
+        <w:ind w:right="-1" w:firstLine="572"/>
         <w:rPr>
           <w:sz w:val="28"/>
           <w:szCs w:val="28"/>
@@ -4091,7 +4077,7 @@
     <w:p>
       <w:pPr>
         <w:spacing w:after="160" w:line="259" w:lineRule="auto"/>
-        <w:ind w:left="0" w:right="0" w:firstLine="0"/>
+        <w:ind w:left="0" w:right="-1" w:firstLine="0"/>
         <w:jc w:val="left"/>
         <w:rPr>
           <w:sz w:val="28"/>
@@ -4108,43 +4094,29 @@
     </w:p>
     <w:p>
       <w:pPr>
-        <w:pStyle w:val="Heading1"/>
-        <w:ind w:right="142" w:firstLine="709"/>
-        <w:rPr>
-          <w:color w:val="000000" w:themeColor="text1"/>
-        </w:rPr>
+        <w:pStyle w:val="1"/>
+        <w:ind w:right="-1"/>
       </w:pPr>
       <w:bookmarkStart w:id="6" w:name="_Toc230462621"/>
       <w:r>
-        <w:rPr>
-          <w:color w:val="000000" w:themeColor="text1"/>
-        </w:rPr>
         <w:lastRenderedPageBreak/>
         <w:t>ГЛАВА 3</w:t>
       </w:r>
       <w:r>
-        <w:rPr>
-          <w:color w:val="000000" w:themeColor="text1"/>
-        </w:rPr>
         <w:t xml:space="preserve"> </w:t>
       </w:r>
       <w:r>
-        <w:rPr>
-          <w:color w:val="000000" w:themeColor="text1"/>
-        </w:rPr>
         <w:t>ОПЕРАЦИОННЫЕ СИСТЕМЫ И СРЕДЫ</w:t>
       </w:r>
       <w:bookmarkEnd w:id="6"/>
       <w:r>
-        <w:rPr>
-          <w:color w:val="000000" w:themeColor="text1"/>
-        </w:rPr>
         <w:t xml:space="preserve"> </w:t>
       </w:r>
     </w:p>
     <w:p>
       <w:pPr>
-        <w:pStyle w:val="Heading2"/>
+        <w:pStyle w:val="2"/>
+        <w:ind w:right="-1"/>
       </w:pPr>
       <w:r>
         <w:t>3</w:t>
@@ -4159,24 +4131,24 @@
         <w:tab/>
       </w:r>
       <w:r>
-        <w:rPr>
-          <w:szCs w:val="24"/>
-        </w:rPr>
         <w:t xml:space="preserve">Изучение жизненного цикла </w:t>
       </w:r>
       <w:r>
         <w:rPr>
-          <w:szCs w:val="24"/>
           <w:lang w:val="en-US"/>
         </w:rPr>
         <w:t>Android</w:t>
       </w:r>
     </w:p>
-    <w:p/>
+    <w:p>
+      <w:pPr>
+        <w:ind w:right="-1"/>
+      </w:pPr>
+    </w:p>
     <w:p>
       <w:pPr>
         <w:spacing w:after="160" w:line="259" w:lineRule="auto"/>
-        <w:ind w:left="0" w:right="0" w:firstLine="0"/>
+        <w:ind w:left="0" w:right="-1" w:firstLine="0"/>
         <w:jc w:val="center"/>
         <w:rPr>
           <w:color w:val="000000" w:themeColor="text1"/>
@@ -4226,7 +4198,7 @@
     <w:p>
       <w:pPr>
         <w:spacing w:after="160" w:line="259" w:lineRule="auto"/>
-        <w:ind w:left="0" w:right="0" w:firstLine="0"/>
+        <w:ind w:left="0" w:right="-1" w:firstLine="0"/>
         <w:jc w:val="left"/>
         <w:rPr>
           <w:color w:val="000000" w:themeColor="text1"/>
@@ -4237,7 +4209,7 @@
     <w:p>
       <w:pPr>
         <w:spacing w:after="160" w:line="259" w:lineRule="auto"/>
-        <w:ind w:left="0" w:right="0" w:firstLine="0"/>
+        <w:ind w:left="0" w:right="-1" w:firstLine="0"/>
         <w:jc w:val="left"/>
         <w:rPr>
           <w:b/>
@@ -4258,52 +4230,41 @@
     </w:p>
     <w:p>
       <w:pPr>
-        <w:pStyle w:val="Heading1"/>
-        <w:ind w:right="142" w:firstLine="709"/>
-        <w:rPr>
-          <w:color w:val="000000" w:themeColor="text1"/>
+        <w:pStyle w:val="1"/>
+        <w:ind w:right="-1"/>
+        <w:rPr>
           <w:lang w:val="en-US"/>
         </w:rPr>
       </w:pPr>
       <w:bookmarkStart w:id="7" w:name="_Toc230462622"/>
       <w:r>
-        <w:rPr>
-          <w:color w:val="000000" w:themeColor="text1"/>
-        </w:rPr>
         <w:lastRenderedPageBreak/>
         <w:t>ГЛАВА</w:t>
       </w:r>
       <w:r>
         <w:rPr>
-          <w:color w:val="000000" w:themeColor="text1"/>
           <w:lang w:val="en-US"/>
         </w:rPr>
         <w:t xml:space="preserve"> 4 </w:t>
       </w:r>
       <w:r>
-        <w:rPr>
-          <w:color w:val="000000" w:themeColor="text1"/>
-        </w:rPr>
         <w:t>БАЗЫ</w:t>
       </w:r>
       <w:r>
         <w:rPr>
-          <w:color w:val="000000" w:themeColor="text1"/>
           <w:lang w:val="en-US"/>
         </w:rPr>
         <w:t xml:space="preserve"> </w:t>
       </w:r>
       <w:r>
-        <w:rPr>
-          <w:color w:val="000000" w:themeColor="text1"/>
-        </w:rPr>
         <w:t>ДАННЫХ</w:t>
       </w:r>
       <w:bookmarkEnd w:id="7"/>
     </w:p>
     <w:p>
       <w:pPr>
-        <w:pStyle w:val="Heading2"/>
+        <w:pStyle w:val="2"/>
+        <w:ind w:right="-1"/>
         <w:rPr>
           <w:lang w:val="en-US"/>
         </w:rPr>
@@ -4349,6 +4310,7 @@
     </w:p>
     <w:p>
       <w:pPr>
+        <w:ind w:right="-1"/>
         <w:rPr>
           <w:lang w:val="en-US"/>
         </w:rPr>
@@ -4356,6 +4318,7 @@
     </w:p>
     <w:p>
       <w:pPr>
+        <w:ind w:right="-1"/>
         <w:rPr>
           <w:lang w:val="en-US"/>
         </w:rPr>
@@ -4363,7 +4326,7 @@
     </w:p>
     <w:p>
       <w:pPr>
-        <w:pStyle w:val="ListParagraph"/>
+        <w:pStyle w:val="a3"/>
         <w:numPr>
           <w:ilvl w:val="0"/>
           <w:numId w:val="6"/>
@@ -4372,7 +4335,7 @@
           <w:tab w:val="left" w:pos="1134"/>
         </w:tabs>
         <w:spacing w:after="0" w:line="360" w:lineRule="auto"/>
-        <w:ind w:left="0" w:firstLine="709"/>
+        <w:ind w:left="0" w:right="-1" w:firstLine="709"/>
         <w:rPr>
           <w:sz w:val="28"/>
           <w:szCs w:val="28"/>
@@ -4397,7 +4360,7 @@
     </w:p>
     <w:p>
       <w:pPr>
-        <w:pStyle w:val="ListParagraph"/>
+        <w:pStyle w:val="a3"/>
         <w:numPr>
           <w:ilvl w:val="0"/>
           <w:numId w:val="4"/>
@@ -4406,11 +4369,10 @@
           <w:tab w:val="left" w:pos="1134"/>
         </w:tabs>
         <w:spacing w:after="0" w:line="360" w:lineRule="auto"/>
-        <w:ind w:left="0" w:firstLine="709"/>
-        <w:rPr>
-          <w:sz w:val="28"/>
-          <w:szCs w:val="28"/>
-          <w:lang w:val="en-US"/>
+        <w:ind w:left="0" w:right="-1" w:firstLine="709"/>
+        <w:rPr>
+          <w:sz w:val="28"/>
+          <w:szCs w:val="28"/>
         </w:rPr>
       </w:pPr>
       <w:r>
@@ -4424,7 +4386,6 @@
         <w:rPr>
           <w:sz w:val="28"/>
           <w:szCs w:val="28"/>
-          <w:lang w:val="en-US"/>
         </w:rPr>
         <w:t xml:space="preserve"> (</w:t>
       </w:r>
@@ -4433,7 +4394,6 @@
           <w:b/>
           <w:sz w:val="28"/>
           <w:szCs w:val="28"/>
-          <w:lang w:val="en-US"/>
         </w:rPr>
         <w:t>[</w:t>
       </w:r>
@@ -4450,7 +4410,6 @@
           <w:b/>
           <w:sz w:val="28"/>
           <w:szCs w:val="28"/>
-          <w:lang w:val="en-US"/>
         </w:rPr>
         <w:t>]</w:t>
       </w:r>
@@ -4459,7 +4418,6 @@
           <w:b/>
           <w:sz w:val="28"/>
           <w:szCs w:val="28"/>
-          <w:lang w:val="en-US"/>
         </w:rPr>
         <w:t xml:space="preserve"> </w:t>
       </w:r>
@@ -4476,7 +4434,6 @@
           <w:b/>
           <w:sz w:val="28"/>
           <w:szCs w:val="28"/>
-          <w:lang w:val="en-US"/>
         </w:rPr>
         <w:t xml:space="preserve"> </w:t>
       </w:r>
@@ -4492,7 +4449,6 @@
         <w:rPr>
           <w:sz w:val="28"/>
           <w:szCs w:val="28"/>
-          <w:lang w:val="en-US"/>
         </w:rPr>
         <w:t xml:space="preserve">, </w:t>
       </w:r>
@@ -4507,7 +4463,6 @@
         <w:rPr>
           <w:sz w:val="28"/>
           <w:szCs w:val="28"/>
-          <w:lang w:val="en-US"/>
         </w:rPr>
         <w:t xml:space="preserve">, </w:t>
       </w:r>
@@ -4522,7 +4477,6 @@
         <w:rPr>
           <w:sz w:val="28"/>
           <w:szCs w:val="28"/>
-          <w:lang w:val="en-US"/>
         </w:rPr>
         <w:t>)</w:t>
       </w:r>
@@ -4530,14 +4484,13 @@
         <w:rPr>
           <w:sz w:val="28"/>
           <w:szCs w:val="28"/>
-          <w:lang w:val="en-US"/>
         </w:rPr>
         <w:t>;</w:t>
       </w:r>
     </w:p>
     <w:p>
       <w:pPr>
-        <w:pStyle w:val="ListParagraph"/>
+        <w:pStyle w:val="a3"/>
         <w:numPr>
           <w:ilvl w:val="0"/>
           <w:numId w:val="4"/>
@@ -4546,11 +4499,10 @@
           <w:tab w:val="left" w:pos="1134"/>
         </w:tabs>
         <w:spacing w:after="0" w:line="360" w:lineRule="auto"/>
-        <w:ind w:left="0" w:firstLine="709"/>
-        <w:rPr>
-          <w:sz w:val="28"/>
-          <w:szCs w:val="28"/>
-          <w:lang w:val="en-US"/>
+        <w:ind w:left="0" w:right="-1" w:firstLine="709"/>
+        <w:rPr>
+          <w:sz w:val="28"/>
+          <w:szCs w:val="28"/>
         </w:rPr>
       </w:pPr>
       <w:r>
@@ -4564,7 +4516,6 @@
         <w:rPr>
           <w:sz w:val="28"/>
           <w:szCs w:val="28"/>
-          <w:lang w:val="en-US"/>
         </w:rPr>
         <w:t xml:space="preserve"> (</w:t>
       </w:r>
@@ -4573,7 +4524,6 @@
           <w:b/>
           <w:sz w:val="28"/>
           <w:szCs w:val="28"/>
-          <w:lang w:val="en-US"/>
         </w:rPr>
         <w:t>[</w:t>
       </w:r>
@@ -4590,7 +4540,6 @@
           <w:b/>
           <w:sz w:val="28"/>
           <w:szCs w:val="28"/>
-          <w:lang w:val="en-US"/>
         </w:rPr>
         <w:t xml:space="preserve">] </w:t>
       </w:r>
@@ -4606,7 +4555,6 @@
         <w:rPr>
           <w:sz w:val="28"/>
           <w:szCs w:val="28"/>
-          <w:lang w:val="en-US"/>
         </w:rPr>
         <w:t xml:space="preserve">, </w:t>
       </w:r>
@@ -4621,7 +4569,6 @@
         <w:rPr>
           <w:sz w:val="28"/>
           <w:szCs w:val="28"/>
-          <w:lang w:val="en-US"/>
         </w:rPr>
         <w:t xml:space="preserve">, </w:t>
       </w:r>
@@ -4636,7 +4583,6 @@
         <w:rPr>
           <w:sz w:val="28"/>
           <w:szCs w:val="28"/>
-          <w:lang w:val="en-US"/>
         </w:rPr>
         <w:t xml:space="preserve">, </w:t>
       </w:r>
@@ -4651,7 +4597,6 @@
         <w:rPr>
           <w:sz w:val="28"/>
           <w:szCs w:val="28"/>
-          <w:lang w:val="en-US"/>
         </w:rPr>
         <w:t xml:space="preserve">, </w:t>
       </w:r>
@@ -4666,7 +4611,6 @@
         <w:rPr>
           <w:sz w:val="28"/>
           <w:szCs w:val="28"/>
-          <w:lang w:val="en-US"/>
         </w:rPr>
         <w:t xml:space="preserve"> </w:t>
       </w:r>
@@ -4681,7 +4625,6 @@
         <w:rPr>
           <w:sz w:val="28"/>
           <w:szCs w:val="28"/>
-          <w:lang w:val="en-US"/>
         </w:rPr>
         <w:t xml:space="preserve"> (</w:t>
       </w:r>
@@ -4696,7 +4639,6 @@
         <w:rPr>
           <w:sz w:val="28"/>
           <w:szCs w:val="28"/>
-          <w:lang w:val="en-US"/>
         </w:rPr>
         <w:t>)</w:t>
       </w:r>
@@ -4704,14 +4646,13 @@
         <w:rPr>
           <w:sz w:val="28"/>
           <w:szCs w:val="28"/>
-          <w:lang w:val="en-US"/>
         </w:rPr>
         <w:t>);</w:t>
       </w:r>
     </w:p>
     <w:p>
       <w:pPr>
-        <w:pStyle w:val="ListParagraph"/>
+        <w:pStyle w:val="a3"/>
         <w:numPr>
           <w:ilvl w:val="0"/>
           <w:numId w:val="4"/>
@@ -4720,11 +4661,10 @@
           <w:tab w:val="left" w:pos="1134"/>
         </w:tabs>
         <w:spacing w:after="0" w:line="360" w:lineRule="auto"/>
-        <w:ind w:left="0" w:firstLine="709"/>
-        <w:rPr>
-          <w:sz w:val="28"/>
-          <w:szCs w:val="28"/>
-          <w:lang w:val="en-US"/>
+        <w:ind w:left="0" w:right="-1" w:firstLine="709"/>
+        <w:rPr>
+          <w:sz w:val="28"/>
+          <w:szCs w:val="28"/>
         </w:rPr>
       </w:pPr>
       <w:r>
@@ -4738,7 +4678,6 @@
         <w:rPr>
           <w:sz w:val="28"/>
           <w:szCs w:val="28"/>
-          <w:lang w:val="en-US"/>
         </w:rPr>
         <w:t xml:space="preserve"> (</w:t>
       </w:r>
@@ -4747,7 +4686,6 @@
           <w:b/>
           <w:sz w:val="28"/>
           <w:szCs w:val="28"/>
-          <w:lang w:val="en-US"/>
         </w:rPr>
         <w:t>[</w:t>
       </w:r>
@@ -4764,7 +4702,6 @@
           <w:b/>
           <w:sz w:val="28"/>
           <w:szCs w:val="28"/>
-          <w:lang w:val="en-US"/>
         </w:rPr>
         <w:t xml:space="preserve">] </w:t>
       </w:r>
@@ -4780,7 +4717,6 @@
         <w:rPr>
           <w:sz w:val="28"/>
           <w:szCs w:val="28"/>
-          <w:lang w:val="en-US"/>
         </w:rPr>
         <w:t xml:space="preserve">, </w:t>
       </w:r>
@@ -4795,7 +4731,6 @@
         <w:rPr>
           <w:sz w:val="28"/>
           <w:szCs w:val="28"/>
-          <w:lang w:val="en-US"/>
         </w:rPr>
         <w:t xml:space="preserve">, </w:t>
       </w:r>
@@ -4810,7 +4745,6 @@
         <w:rPr>
           <w:sz w:val="28"/>
           <w:szCs w:val="28"/>
-          <w:lang w:val="en-US"/>
         </w:rPr>
         <w:t xml:space="preserve">, </w:t>
       </w:r>
@@ -4825,7 +4759,6 @@
         <w:rPr>
           <w:sz w:val="28"/>
           <w:szCs w:val="28"/>
-          <w:lang w:val="en-US"/>
         </w:rPr>
         <w:t xml:space="preserve"> </w:t>
       </w:r>
@@ -4840,7 +4773,6 @@
         <w:rPr>
           <w:sz w:val="28"/>
           <w:szCs w:val="28"/>
-          <w:lang w:val="en-US"/>
         </w:rPr>
         <w:t xml:space="preserve"> </w:t>
       </w:r>
@@ -4855,7 +4787,6 @@
         <w:rPr>
           <w:sz w:val="28"/>
           <w:szCs w:val="28"/>
-          <w:lang w:val="en-US"/>
         </w:rPr>
         <w:t xml:space="preserve">, </w:t>
       </w:r>
@@ -4870,14 +4801,13 @@
         <w:rPr>
           <w:sz w:val="28"/>
           <w:szCs w:val="28"/>
-          <w:lang w:val="en-US"/>
         </w:rPr>
         <w:t>);</w:t>
       </w:r>
     </w:p>
     <w:p>
       <w:pPr>
-        <w:pStyle w:val="ListParagraph"/>
+        <w:pStyle w:val="a3"/>
         <w:numPr>
           <w:ilvl w:val="0"/>
           <w:numId w:val="4"/>
@@ -4886,11 +4816,10 @@
           <w:tab w:val="left" w:pos="1134"/>
         </w:tabs>
         <w:spacing w:after="0" w:line="360" w:lineRule="auto"/>
-        <w:ind w:left="0" w:firstLine="709"/>
-        <w:rPr>
-          <w:sz w:val="28"/>
-          <w:szCs w:val="28"/>
-          <w:lang w:val="en-US"/>
+        <w:ind w:left="0" w:right="-1" w:firstLine="709"/>
+        <w:rPr>
+          <w:sz w:val="28"/>
+          <w:szCs w:val="28"/>
         </w:rPr>
       </w:pPr>
       <w:r>
@@ -4904,7 +4833,6 @@
         <w:rPr>
           <w:sz w:val="28"/>
           <w:szCs w:val="28"/>
-          <w:lang w:val="en-US"/>
         </w:rPr>
         <w:t xml:space="preserve"> (</w:t>
       </w:r>
@@ -4913,7 +4841,6 @@
           <w:b/>
           <w:sz w:val="28"/>
           <w:szCs w:val="28"/>
-          <w:lang w:val="en-US"/>
         </w:rPr>
         <w:t>[</w:t>
       </w:r>
@@ -4930,7 +4857,6 @@
           <w:b/>
           <w:sz w:val="28"/>
           <w:szCs w:val="28"/>
-          <w:lang w:val="en-US"/>
         </w:rPr>
         <w:t xml:space="preserve">] </w:t>
       </w:r>
@@ -4947,7 +4873,6 @@
           <w:b/>
           <w:sz w:val="28"/>
           <w:szCs w:val="28"/>
-          <w:lang w:val="en-US"/>
         </w:rPr>
         <w:t xml:space="preserve"> </w:t>
       </w:r>
@@ -4963,7 +4888,6 @@
         <w:rPr>
           <w:sz w:val="28"/>
           <w:szCs w:val="28"/>
-          <w:lang w:val="en-US"/>
         </w:rPr>
         <w:t xml:space="preserve">, </w:t>
       </w:r>
@@ -4978,7 +4902,6 @@
         <w:rPr>
           <w:sz w:val="28"/>
           <w:szCs w:val="28"/>
-          <w:lang w:val="en-US"/>
         </w:rPr>
         <w:t xml:space="preserve">, </w:t>
       </w:r>
@@ -4993,7 +4916,6 @@
         <w:rPr>
           <w:sz w:val="28"/>
           <w:szCs w:val="28"/>
-          <w:lang w:val="en-US"/>
         </w:rPr>
         <w:t xml:space="preserve">, </w:t>
       </w:r>
@@ -5008,7 +4930,6 @@
         <w:rPr>
           <w:sz w:val="28"/>
           <w:szCs w:val="28"/>
-          <w:lang w:val="en-US"/>
         </w:rPr>
         <w:t xml:space="preserve">, </w:t>
       </w:r>
@@ -5023,7 +4944,6 @@
         <w:rPr>
           <w:sz w:val="28"/>
           <w:szCs w:val="28"/>
-          <w:lang w:val="en-US"/>
         </w:rPr>
         <w:t xml:space="preserve"> </w:t>
       </w:r>
@@ -5038,7 +4958,6 @@
         <w:rPr>
           <w:sz w:val="28"/>
           <w:szCs w:val="28"/>
-          <w:lang w:val="en-US"/>
         </w:rPr>
         <w:t xml:space="preserve">, </w:t>
       </w:r>
@@ -5053,14 +4972,13 @@
         <w:rPr>
           <w:sz w:val="28"/>
           <w:szCs w:val="28"/>
-          <w:lang w:val="en-US"/>
         </w:rPr>
         <w:t>);</w:t>
       </w:r>
     </w:p>
     <w:p>
       <w:pPr>
-        <w:pStyle w:val="ListParagraph"/>
+        <w:pStyle w:val="a3"/>
         <w:numPr>
           <w:ilvl w:val="0"/>
           <w:numId w:val="4"/>
@@ -5069,36 +4987,74 @@
           <w:tab w:val="left" w:pos="1134"/>
         </w:tabs>
         <w:spacing w:after="0" w:line="360" w:lineRule="auto"/>
-        <w:ind w:left="0" w:firstLine="709"/>
-        <w:rPr>
+        <w:ind w:left="0" w:right="-1" w:firstLine="709"/>
+        <w:rPr>
+          <w:sz w:val="28"/>
+          <w:szCs w:val="28"/>
+        </w:rPr>
+      </w:pPr>
+      <w:r>
+        <w:rPr>
+          <w:sz w:val="28"/>
+          <w:szCs w:val="28"/>
+        </w:rPr>
+        <w:t>Сотрудник</w:t>
+      </w:r>
+      <w:r>
+        <w:rPr>
+          <w:sz w:val="28"/>
+          <w:szCs w:val="28"/>
+        </w:rPr>
+        <w:t xml:space="preserve"> (</w:t>
+      </w:r>
+      <w:r>
+        <w:rPr>
+          <w:b/>
+          <w:sz w:val="28"/>
+          <w:szCs w:val="28"/>
+        </w:rPr>
+        <w:t>[</w:t>
+      </w:r>
+      <w:r>
+        <w:rPr>
+          <w:b/>
+          <w:sz w:val="28"/>
+          <w:szCs w:val="28"/>
+        </w:rPr>
+        <w:t>РК</w:t>
+      </w:r>
+      <w:r>
+        <w:rPr>
+          <w:b/>
+          <w:sz w:val="28"/>
+          <w:szCs w:val="28"/>
+        </w:rPr>
+        <w:t>]</w:t>
+      </w:r>
+      <w:r>
+        <w:rPr>
+          <w:b/>
+          <w:sz w:val="28"/>
+          <w:szCs w:val="28"/>
+        </w:rPr>
+        <w:t xml:space="preserve"> [</w:t>
+      </w:r>
+      <w:r>
+        <w:rPr>
+          <w:b/>
           <w:sz w:val="28"/>
           <w:szCs w:val="28"/>
           <w:lang w:val="en-US"/>
         </w:rPr>
-      </w:pPr>
-      <w:r>
-        <w:rPr>
-          <w:sz w:val="28"/>
-          <w:szCs w:val="28"/>
-        </w:rPr>
-        <w:t>Сотрудник</w:t>
-      </w:r>
-      <w:r>
-        <w:rPr>
-          <w:sz w:val="28"/>
-          <w:szCs w:val="28"/>
-          <w:lang w:val="en-US"/>
-        </w:rPr>
-        <w:t xml:space="preserve"> (</w:t>
+        <w:t>F</w:t>
       </w:r>
       <w:r>
         <w:rPr>
           <w:b/>
           <w:sz w:val="28"/>
           <w:szCs w:val="28"/>
-          <w:lang w:val="en-US"/>
-        </w:rPr>
-        <w:t>[</w:t>
+        </w:rPr>
+        <w:t>К</w:t>
       </w:r>
       <w:r>
         <w:rPr>
@@ -5106,34 +5062,31 @@
           <w:sz w:val="28"/>
           <w:szCs w:val="28"/>
         </w:rPr>
-        <w:t>РК</w:t>
+        <w:t>]</w:t>
       </w:r>
       <w:r>
         <w:rPr>
           <w:b/>
           <w:sz w:val="28"/>
           <w:szCs w:val="28"/>
-          <w:lang w:val="en-US"/>
-        </w:rPr>
-        <w:t>]</w:t>
+        </w:rPr>
+        <w:t xml:space="preserve"> </w:t>
       </w:r>
       <w:r>
         <w:rPr>
           <w:b/>
           <w:sz w:val="28"/>
           <w:szCs w:val="28"/>
-          <w:lang w:val="en-US"/>
-        </w:rPr>
-        <w:t xml:space="preserve"> [</w:t>
+        </w:rPr>
+        <w:t>Код</w:t>
       </w:r>
       <w:r>
         <w:rPr>
           <w:b/>
           <w:sz w:val="28"/>
           <w:szCs w:val="28"/>
-          <w:lang w:val="en-US"/>
-        </w:rPr>
-        <w:t>F</w:t>
+        </w:rPr>
+        <w:t xml:space="preserve"> </w:t>
       </w:r>
       <w:r>
         <w:rPr>
@@ -5141,106 +5094,59 @@
           <w:sz w:val="28"/>
           <w:szCs w:val="28"/>
         </w:rPr>
-        <w:t>К</w:t>
-      </w:r>
-      <w:r>
-        <w:rPr>
-          <w:b/>
-          <w:sz w:val="28"/>
-          <w:szCs w:val="28"/>
-          <w:lang w:val="en-US"/>
-        </w:rPr>
-        <w:t>]</w:t>
-      </w:r>
-      <w:r>
-        <w:rPr>
-          <w:b/>
-          <w:sz w:val="28"/>
-          <w:szCs w:val="28"/>
-          <w:lang w:val="en-US"/>
+        <w:t>сотрудника</w:t>
+      </w:r>
+      <w:r>
+        <w:rPr>
+          <w:sz w:val="28"/>
+          <w:szCs w:val="28"/>
+        </w:rPr>
+        <w:t xml:space="preserve">, </w:t>
+      </w:r>
+      <w:r>
+        <w:rPr>
+          <w:sz w:val="28"/>
+          <w:szCs w:val="28"/>
+        </w:rPr>
+        <w:t>Рейтинг</w:t>
+      </w:r>
+      <w:r>
+        <w:rPr>
+          <w:sz w:val="28"/>
+          <w:szCs w:val="28"/>
+        </w:rPr>
+        <w:t xml:space="preserve">, </w:t>
+      </w:r>
+      <w:r>
+        <w:rPr>
+          <w:sz w:val="28"/>
+          <w:szCs w:val="28"/>
+        </w:rPr>
+        <w:t>Тип</w:t>
+      </w:r>
+      <w:r>
+        <w:rPr>
+          <w:sz w:val="28"/>
+          <w:szCs w:val="28"/>
         </w:rPr>
         <w:t xml:space="preserve"> </w:t>
       </w:r>
       <w:r>
         <w:rPr>
-          <w:b/>
-          <w:sz w:val="28"/>
-          <w:szCs w:val="28"/>
-        </w:rPr>
-        <w:t>Код</w:t>
-      </w:r>
-      <w:r>
-        <w:rPr>
-          <w:b/>
-          <w:sz w:val="28"/>
-          <w:szCs w:val="28"/>
-          <w:lang w:val="en-US"/>
+          <w:sz w:val="28"/>
+          <w:szCs w:val="28"/>
+        </w:rPr>
+        <w:t>рабочего</w:t>
+      </w:r>
+      <w:r>
+        <w:rPr>
+          <w:sz w:val="28"/>
+          <w:szCs w:val="28"/>
         </w:rPr>
         <w:t xml:space="preserve"> </w:t>
       </w:r>
       <w:r>
         <w:rPr>
-          <w:b/>
-          <w:sz w:val="28"/>
-          <w:szCs w:val="28"/>
-        </w:rPr>
-        <w:t>сотрудника</w:t>
-      </w:r>
-      <w:r>
-        <w:rPr>
-          <w:sz w:val="28"/>
-          <w:szCs w:val="28"/>
-          <w:lang w:val="en-US"/>
-        </w:rPr>
-        <w:t xml:space="preserve">, </w:t>
-      </w:r>
-      <w:r>
-        <w:rPr>
-          <w:sz w:val="28"/>
-          <w:szCs w:val="28"/>
-        </w:rPr>
-        <w:t>Рейтинг</w:t>
-      </w:r>
-      <w:r>
-        <w:rPr>
-          <w:sz w:val="28"/>
-          <w:szCs w:val="28"/>
-          <w:lang w:val="en-US"/>
-        </w:rPr>
-        <w:t xml:space="preserve">, </w:t>
-      </w:r>
-      <w:r>
-        <w:rPr>
-          <w:sz w:val="28"/>
-          <w:szCs w:val="28"/>
-        </w:rPr>
-        <w:t>Тип</w:t>
-      </w:r>
-      <w:r>
-        <w:rPr>
-          <w:sz w:val="28"/>
-          <w:szCs w:val="28"/>
-          <w:lang w:val="en-US"/>
-        </w:rPr>
-        <w:t xml:space="preserve"> </w:t>
-      </w:r>
-      <w:r>
-        <w:rPr>
-          <w:sz w:val="28"/>
-          <w:szCs w:val="28"/>
-        </w:rPr>
-        <w:t>рабочего</w:t>
-      </w:r>
-      <w:r>
-        <w:rPr>
-          <w:sz w:val="28"/>
-          <w:szCs w:val="28"/>
-          <w:lang w:val="en-US"/>
-        </w:rPr>
-        <w:t xml:space="preserve"> </w:t>
-      </w:r>
-      <w:r>
-        <w:rPr>
           <w:sz w:val="28"/>
           <w:szCs w:val="28"/>
         </w:rPr>
@@ -5250,14 +5156,13 @@
         <w:rPr>
           <w:sz w:val="28"/>
           <w:szCs w:val="28"/>
-          <w:lang w:val="en-US"/>
         </w:rPr>
         <w:t>);</w:t>
       </w:r>
     </w:p>
     <w:p>
       <w:pPr>
-        <w:pStyle w:val="ListParagraph"/>
+        <w:pStyle w:val="a3"/>
         <w:numPr>
           <w:ilvl w:val="0"/>
           <w:numId w:val="4"/>
@@ -5266,19 +5171,149 @@
           <w:tab w:val="left" w:pos="1134"/>
         </w:tabs>
         <w:spacing w:after="0" w:line="360" w:lineRule="auto"/>
-        <w:ind w:left="0" w:firstLine="709"/>
-        <w:rPr>
+        <w:ind w:left="0" w:right="-1" w:firstLine="709"/>
+        <w:rPr>
+          <w:sz w:val="28"/>
+          <w:szCs w:val="28"/>
+        </w:rPr>
+      </w:pPr>
+      <w:r>
+        <w:rPr>
+          <w:sz w:val="28"/>
+          <w:szCs w:val="28"/>
+        </w:rPr>
+        <w:t>Клиент</w:t>
+      </w:r>
+      <w:r>
+        <w:rPr>
+          <w:sz w:val="28"/>
+          <w:szCs w:val="28"/>
+        </w:rPr>
+        <w:t xml:space="preserve"> (</w:t>
+      </w:r>
+      <w:r>
+        <w:rPr>
+          <w:b/>
+          <w:sz w:val="28"/>
+          <w:szCs w:val="28"/>
+        </w:rPr>
+        <w:t>[</w:t>
+      </w:r>
+      <w:r>
+        <w:rPr>
+          <w:b/>
+          <w:sz w:val="28"/>
+          <w:szCs w:val="28"/>
+        </w:rPr>
+        <w:t>РК</w:t>
+      </w:r>
+      <w:r>
+        <w:rPr>
+          <w:b/>
+          <w:sz w:val="28"/>
+          <w:szCs w:val="28"/>
+        </w:rPr>
+        <w:t>]</w:t>
+      </w:r>
+      <w:r>
+        <w:rPr>
+          <w:b/>
+          <w:sz w:val="28"/>
+          <w:szCs w:val="28"/>
+        </w:rPr>
+        <w:t xml:space="preserve"> [</w:t>
+      </w:r>
+      <w:r>
+        <w:rPr>
+          <w:b/>
           <w:sz w:val="28"/>
           <w:szCs w:val="28"/>
           <w:lang w:val="en-US"/>
         </w:rPr>
-      </w:pPr>
-      <w:r>
-        <w:rPr>
-          <w:sz w:val="28"/>
-          <w:szCs w:val="28"/>
-        </w:rPr>
-        <w:t>Клиент</w:t>
+        <w:t>F</w:t>
+      </w:r>
+      <w:r>
+        <w:rPr>
+          <w:b/>
+          <w:sz w:val="28"/>
+          <w:szCs w:val="28"/>
+        </w:rPr>
+        <w:t>К</w:t>
+      </w:r>
+      <w:r>
+        <w:rPr>
+          <w:b/>
+          <w:sz w:val="28"/>
+          <w:szCs w:val="28"/>
+        </w:rPr>
+        <w:t>]</w:t>
+      </w:r>
+      <w:r>
+        <w:rPr>
+          <w:b/>
+          <w:sz w:val="28"/>
+          <w:szCs w:val="28"/>
+        </w:rPr>
+        <w:t xml:space="preserve"> </w:t>
+      </w:r>
+      <w:r>
+        <w:rPr>
+          <w:b/>
+          <w:sz w:val="28"/>
+          <w:szCs w:val="28"/>
+        </w:rPr>
+        <w:t>Код</w:t>
+      </w:r>
+      <w:r>
+        <w:rPr>
+          <w:b/>
+          <w:sz w:val="28"/>
+          <w:szCs w:val="28"/>
+        </w:rPr>
+        <w:t xml:space="preserve"> </w:t>
+      </w:r>
+      <w:r>
+        <w:rPr>
+          <w:b/>
+          <w:sz w:val="28"/>
+          <w:szCs w:val="28"/>
+        </w:rPr>
+        <w:t>клиента</w:t>
+      </w:r>
+      <w:r>
+        <w:rPr>
+          <w:sz w:val="28"/>
+          <w:szCs w:val="28"/>
+        </w:rPr>
+        <w:t xml:space="preserve">, </w:t>
+      </w:r>
+      <w:r>
+        <w:rPr>
+          <w:sz w:val="28"/>
+          <w:szCs w:val="28"/>
+        </w:rPr>
+        <w:t>Логин</w:t>
+      </w:r>
+      <w:r>
+        <w:rPr>
+          <w:sz w:val="28"/>
+          <w:szCs w:val="28"/>
+        </w:rPr>
+        <w:t xml:space="preserve">, </w:t>
+      </w:r>
+      <w:r>
+        <w:rPr>
+          <w:sz w:val="28"/>
+          <w:szCs w:val="28"/>
+        </w:rPr>
+        <w:t>Пароль</w:t>
+      </w:r>
+      <w:r>
+        <w:rPr>
+          <w:sz w:val="28"/>
+          <w:szCs w:val="28"/>
+        </w:rPr>
+        <w:t xml:space="preserve">, </w:t>
       </w:r>
       <w:r>
         <w:rPr>
@@ -5286,108 +5321,12 @@
           <w:szCs w:val="28"/>
           <w:lang w:val="en-US"/>
         </w:rPr>
-        <w:t xml:space="preserve"> (</w:t>
-      </w:r>
-      <w:r>
-        <w:rPr>
-          <w:b/>
-          <w:sz w:val="28"/>
-          <w:szCs w:val="28"/>
-          <w:lang w:val="en-US"/>
-        </w:rPr>
-        <w:t>[</w:t>
-      </w:r>
-      <w:r>
-        <w:rPr>
-          <w:b/>
-          <w:sz w:val="28"/>
-          <w:szCs w:val="28"/>
-        </w:rPr>
-        <w:t>РК</w:t>
-      </w:r>
-      <w:r>
-        <w:rPr>
-          <w:b/>
-          <w:sz w:val="28"/>
-          <w:szCs w:val="28"/>
-          <w:lang w:val="en-US"/>
-        </w:rPr>
-        <w:t>]</w:t>
-      </w:r>
-      <w:r>
-        <w:rPr>
-          <w:b/>
-          <w:sz w:val="28"/>
-          <w:szCs w:val="28"/>
-          <w:lang w:val="en-US"/>
-        </w:rPr>
-        <w:t xml:space="preserve"> [</w:t>
-      </w:r>
-      <w:r>
-        <w:rPr>
-          <w:b/>
-          <w:sz w:val="28"/>
-          <w:szCs w:val="28"/>
-          <w:lang w:val="en-US"/>
-        </w:rPr>
-        <w:t>F</w:t>
-      </w:r>
-      <w:r>
-        <w:rPr>
-          <w:b/>
-          <w:sz w:val="28"/>
-          <w:szCs w:val="28"/>
-        </w:rPr>
-        <w:t>К</w:t>
-      </w:r>
-      <w:r>
-        <w:rPr>
-          <w:b/>
-          <w:sz w:val="28"/>
-          <w:szCs w:val="28"/>
-          <w:lang w:val="en-US"/>
-        </w:rPr>
-        <w:t>]</w:t>
-      </w:r>
-      <w:r>
-        <w:rPr>
-          <w:b/>
-          <w:sz w:val="28"/>
-          <w:szCs w:val="28"/>
-          <w:lang w:val="en-US"/>
-        </w:rPr>
-        <w:t xml:space="preserve"> </w:t>
-      </w:r>
-      <w:r>
-        <w:rPr>
-          <w:b/>
-          <w:sz w:val="28"/>
-          <w:szCs w:val="28"/>
-        </w:rPr>
-        <w:t>Код</w:t>
-      </w:r>
-      <w:r>
-        <w:rPr>
-          <w:b/>
-          <w:sz w:val="28"/>
-          <w:szCs w:val="28"/>
-          <w:lang w:val="en-US"/>
-        </w:rPr>
-        <w:t xml:space="preserve"> </w:t>
-      </w:r>
-      <w:r>
-        <w:rPr>
-          <w:b/>
-          <w:sz w:val="28"/>
-          <w:szCs w:val="28"/>
-        </w:rPr>
-        <w:t>клиента</w:t>
-      </w:r>
-      <w:r>
-        <w:rPr>
-          <w:sz w:val="28"/>
-          <w:szCs w:val="28"/>
-          <w:lang w:val="en-US"/>
+        <w:t>Email</w:t>
+      </w:r>
+      <w:r>
+        <w:rPr>
+          <w:sz w:val="28"/>
+          <w:szCs w:val="28"/>
         </w:rPr>
         <w:t xml:space="preserve">, </w:t>
       </w:r>
@@ -5396,66 +5335,19 @@
           <w:sz w:val="28"/>
           <w:szCs w:val="28"/>
         </w:rPr>
-        <w:t>Логин</w:t>
-      </w:r>
-      <w:r>
-        <w:rPr>
-          <w:sz w:val="28"/>
-          <w:szCs w:val="28"/>
-          <w:lang w:val="en-US"/>
-        </w:rPr>
-        <w:t xml:space="preserve">, </w:t>
-      </w:r>
-      <w:r>
-        <w:rPr>
-          <w:sz w:val="28"/>
-          <w:szCs w:val="28"/>
-        </w:rPr>
-        <w:t>Пароль</w:t>
-      </w:r>
-      <w:r>
-        <w:rPr>
-          <w:sz w:val="28"/>
-          <w:szCs w:val="28"/>
-          <w:lang w:val="en-US"/>
-        </w:rPr>
-        <w:t xml:space="preserve">, </w:t>
-      </w:r>
-      <w:r>
-        <w:rPr>
-          <w:sz w:val="28"/>
-          <w:szCs w:val="28"/>
-          <w:lang w:val="en-US"/>
-        </w:rPr>
-        <w:t>Email</w:t>
-      </w:r>
-      <w:r>
-        <w:rPr>
-          <w:sz w:val="28"/>
-          <w:szCs w:val="28"/>
-          <w:lang w:val="en-US"/>
-        </w:rPr>
-        <w:t xml:space="preserve">, </w:t>
-      </w:r>
-      <w:r>
-        <w:rPr>
-          <w:sz w:val="28"/>
-          <w:szCs w:val="28"/>
-        </w:rPr>
         <w:t>Телефон</w:t>
       </w:r>
       <w:r>
         <w:rPr>
           <w:sz w:val="28"/>
           <w:szCs w:val="28"/>
-          <w:lang w:val="en-US"/>
         </w:rPr>
         <w:t>);</w:t>
       </w:r>
     </w:p>
     <w:p>
       <w:pPr>
-        <w:pStyle w:val="ListParagraph"/>
+        <w:pStyle w:val="a3"/>
         <w:numPr>
           <w:ilvl w:val="0"/>
           <w:numId w:val="4"/>
@@ -5464,7 +5356,7 @@
           <w:tab w:val="left" w:pos="1134"/>
         </w:tabs>
         <w:spacing w:after="0" w:line="360" w:lineRule="auto"/>
-        <w:ind w:left="0" w:firstLine="709"/>
+        <w:ind w:left="0" w:right="-1" w:firstLine="709"/>
         <w:rPr>
           <w:sz w:val="28"/>
           <w:szCs w:val="28"/>
@@ -5481,7 +5373,6 @@
         <w:rPr>
           <w:sz w:val="28"/>
           <w:szCs w:val="28"/>
-          <w:lang w:val="en-US"/>
         </w:rPr>
         <w:t xml:space="preserve"> (</w:t>
       </w:r>
@@ -5490,7 +5381,6 @@
           <w:b/>
           <w:sz w:val="28"/>
           <w:szCs w:val="28"/>
-          <w:lang w:val="en-US"/>
         </w:rPr>
         <w:t>[</w:t>
       </w:r>
@@ -5512,7 +5402,7 @@
     </w:p>
     <w:p>
       <w:pPr>
-        <w:pStyle w:val="ListParagraph"/>
+        <w:pStyle w:val="a3"/>
         <w:numPr>
           <w:ilvl w:val="0"/>
           <w:numId w:val="4"/>
@@ -5521,7 +5411,7 @@
           <w:tab w:val="left" w:pos="1134"/>
         </w:tabs>
         <w:spacing w:after="0" w:line="360" w:lineRule="auto"/>
-        <w:ind w:left="0" w:firstLine="709"/>
+        <w:ind w:left="0" w:right="-1" w:firstLine="709"/>
         <w:rPr>
           <w:sz w:val="28"/>
           <w:szCs w:val="28"/>
@@ -5552,7 +5442,7 @@
     </w:p>
     <w:p>
       <w:pPr>
-        <w:pStyle w:val="ListParagraph"/>
+        <w:pStyle w:val="a3"/>
         <w:numPr>
           <w:ilvl w:val="0"/>
           <w:numId w:val="4"/>
@@ -5561,7 +5451,7 @@
           <w:tab w:val="left" w:pos="1134"/>
         </w:tabs>
         <w:spacing w:after="0" w:line="360" w:lineRule="auto"/>
-        <w:ind w:left="0" w:firstLine="709"/>
+        <w:ind w:left="0" w:right="-1" w:firstLine="709"/>
         <w:rPr>
           <w:sz w:val="28"/>
           <w:szCs w:val="28"/>
@@ -5592,7 +5482,7 @@
     </w:p>
     <w:p>
       <w:pPr>
-        <w:pStyle w:val="ListParagraph"/>
+        <w:pStyle w:val="a3"/>
         <w:numPr>
           <w:ilvl w:val="0"/>
           <w:numId w:val="4"/>
@@ -5601,7 +5491,7 @@
           <w:tab w:val="left" w:pos="1134"/>
         </w:tabs>
         <w:spacing w:after="0" w:line="360" w:lineRule="auto"/>
-        <w:ind w:left="0" w:firstLine="709"/>
+        <w:ind w:left="0" w:right="-1" w:firstLine="709"/>
         <w:rPr>
           <w:sz w:val="28"/>
           <w:szCs w:val="28"/>
@@ -5713,7 +5603,7 @@
     </w:p>
     <w:p>
       <w:pPr>
-        <w:pStyle w:val="ListParagraph"/>
+        <w:pStyle w:val="a3"/>
         <w:numPr>
           <w:ilvl w:val="0"/>
           <w:numId w:val="4"/>
@@ -5722,7 +5612,7 @@
           <w:tab w:val="left" w:pos="1134"/>
         </w:tabs>
         <w:spacing w:after="0" w:line="360" w:lineRule="auto"/>
-        <w:ind w:left="0" w:firstLine="709"/>
+        <w:ind w:left="0" w:right="-1" w:firstLine="709"/>
         <w:rPr>
           <w:sz w:val="28"/>
           <w:szCs w:val="28"/>
@@ -5830,7 +5720,7 @@
     </w:p>
     <w:p>
       <w:pPr>
-        <w:pStyle w:val="ListParagraph"/>
+        <w:pStyle w:val="a3"/>
         <w:numPr>
           <w:ilvl w:val="0"/>
           <w:numId w:val="4"/>
@@ -5839,7 +5729,7 @@
           <w:tab w:val="left" w:pos="1134"/>
         </w:tabs>
         <w:spacing w:after="0" w:line="360" w:lineRule="auto"/>
-        <w:ind w:left="0" w:firstLine="709"/>
+        <w:ind w:left="0" w:right="-1" w:firstLine="709"/>
         <w:rPr>
           <w:sz w:val="28"/>
           <w:szCs w:val="28"/>
@@ -5973,7 +5863,7 @@
     </w:p>
     <w:p>
       <w:pPr>
-        <w:pStyle w:val="ListParagraph"/>
+        <w:pStyle w:val="a3"/>
         <w:numPr>
           <w:ilvl w:val="0"/>
           <w:numId w:val="4"/>
@@ -5982,7 +5872,7 @@
           <w:tab w:val="left" w:pos="1134"/>
         </w:tabs>
         <w:spacing w:after="0" w:line="360" w:lineRule="auto"/>
-        <w:ind w:left="0" w:firstLine="709"/>
+        <w:ind w:left="0" w:right="-1" w:firstLine="709"/>
         <w:rPr>
           <w:sz w:val="28"/>
           <w:szCs w:val="28"/>
@@ -6115,7 +6005,7 @@
     </w:p>
     <w:p>
       <w:pPr>
-        <w:pStyle w:val="ListParagraph"/>
+        <w:pStyle w:val="a3"/>
         <w:numPr>
           <w:ilvl w:val="0"/>
           <w:numId w:val="4"/>
@@ -6124,7 +6014,7 @@
           <w:tab w:val="left" w:pos="1134"/>
         </w:tabs>
         <w:spacing w:after="0" w:line="360" w:lineRule="auto"/>
-        <w:ind w:left="0" w:firstLine="709"/>
+        <w:ind w:left="0" w:right="-1" w:firstLine="709"/>
         <w:rPr>
           <w:sz w:val="28"/>
           <w:szCs w:val="28"/>
@@ -6230,16 +6120,16 @@
           <w:tab w:val="left" w:pos="1134"/>
         </w:tabs>
         <w:spacing w:after="0" w:line="360" w:lineRule="auto"/>
-        <w:ind w:left="0" w:firstLine="709"/>
-        <w:rPr>
-          <w:sz w:val="28"/>
-          <w:szCs w:val="28"/>
-        </w:rPr>
-      </w:pPr>
-    </w:p>
-    <w:p>
-      <w:pPr>
-        <w:pStyle w:val="ListParagraph"/>
+        <w:ind w:left="0" w:right="-1" w:firstLine="709"/>
+        <w:rPr>
+          <w:sz w:val="28"/>
+          <w:szCs w:val="28"/>
+        </w:rPr>
+      </w:pPr>
+    </w:p>
+    <w:p>
+      <w:pPr>
+        <w:pStyle w:val="a3"/>
         <w:numPr>
           <w:ilvl w:val="0"/>
           <w:numId w:val="6"/>
@@ -6248,7 +6138,7 @@
           <w:tab w:val="left" w:pos="1134"/>
         </w:tabs>
         <w:spacing w:after="0" w:line="360" w:lineRule="auto"/>
-        <w:ind w:left="0" w:firstLine="709"/>
+        <w:ind w:left="0" w:right="-1" w:firstLine="709"/>
         <w:rPr>
           <w:sz w:val="28"/>
           <w:szCs w:val="28"/>
@@ -6272,7 +6162,7 @@
     </w:p>
     <w:p>
       <w:pPr>
-        <w:pStyle w:val="ListParagraph"/>
+        <w:pStyle w:val="a3"/>
         <w:numPr>
           <w:ilvl w:val="0"/>
           <w:numId w:val="5"/>
@@ -6281,7 +6171,7 @@
           <w:tab w:val="left" w:pos="1134"/>
         </w:tabs>
         <w:spacing w:after="0" w:line="360" w:lineRule="auto"/>
-        <w:ind w:left="0" w:firstLine="709"/>
+        <w:ind w:left="0" w:right="-1" w:firstLine="709"/>
         <w:rPr>
           <w:sz w:val="28"/>
           <w:szCs w:val="28"/>
@@ -6297,7 +6187,7 @@
     </w:p>
     <w:p>
       <w:pPr>
-        <w:pStyle w:val="ListParagraph"/>
+        <w:pStyle w:val="a3"/>
         <w:numPr>
           <w:ilvl w:val="0"/>
           <w:numId w:val="5"/>
@@ -6306,7 +6196,7 @@
           <w:tab w:val="left" w:pos="1134"/>
         </w:tabs>
         <w:spacing w:after="0" w:line="360" w:lineRule="auto"/>
-        <w:ind w:left="0" w:firstLine="709"/>
+        <w:ind w:left="0" w:right="-1" w:firstLine="709"/>
         <w:rPr>
           <w:sz w:val="28"/>
           <w:szCs w:val="28"/>
@@ -6322,7 +6212,7 @@
     </w:p>
     <w:p>
       <w:pPr>
-        <w:pStyle w:val="ListParagraph"/>
+        <w:pStyle w:val="a3"/>
         <w:numPr>
           <w:ilvl w:val="0"/>
           <w:numId w:val="5"/>
@@ -6331,7 +6221,7 @@
           <w:tab w:val="left" w:pos="1134"/>
         </w:tabs>
         <w:spacing w:after="0" w:line="360" w:lineRule="auto"/>
-        <w:ind w:left="0" w:firstLine="709"/>
+        <w:ind w:left="0" w:right="-1" w:firstLine="709"/>
         <w:rPr>
           <w:sz w:val="28"/>
           <w:szCs w:val="28"/>
@@ -6361,7 +6251,7 @@
     </w:p>
     <w:p>
       <w:pPr>
-        <w:pStyle w:val="ListParagraph"/>
+        <w:pStyle w:val="a3"/>
         <w:numPr>
           <w:ilvl w:val="0"/>
           <w:numId w:val="5"/>
@@ -6370,7 +6260,7 @@
           <w:tab w:val="left" w:pos="1134"/>
         </w:tabs>
         <w:spacing w:after="0" w:line="360" w:lineRule="auto"/>
-        <w:ind w:left="0" w:firstLine="709"/>
+        <w:ind w:left="0" w:right="-1" w:firstLine="709"/>
         <w:rPr>
           <w:sz w:val="28"/>
           <w:szCs w:val="28"/>
@@ -6400,7 +6290,7 @@
     </w:p>
     <w:p>
       <w:pPr>
-        <w:pStyle w:val="ListParagraph"/>
+        <w:pStyle w:val="a3"/>
         <w:numPr>
           <w:ilvl w:val="0"/>
           <w:numId w:val="5"/>
@@ -6409,7 +6299,7 @@
           <w:tab w:val="left" w:pos="1134"/>
         </w:tabs>
         <w:spacing w:after="0" w:line="360" w:lineRule="auto"/>
-        <w:ind w:left="0" w:firstLine="709"/>
+        <w:ind w:left="0" w:right="-1" w:firstLine="709"/>
         <w:rPr>
           <w:sz w:val="28"/>
           <w:szCs w:val="28"/>
@@ -6460,7 +6350,7 @@
     </w:p>
     <w:p>
       <w:pPr>
-        <w:pStyle w:val="ListParagraph"/>
+        <w:pStyle w:val="a3"/>
         <w:numPr>
           <w:ilvl w:val="1"/>
           <w:numId w:val="5"/>
@@ -6469,7 +6359,7 @@
           <w:tab w:val="left" w:pos="1134"/>
         </w:tabs>
         <w:spacing w:after="0" w:line="360" w:lineRule="auto"/>
-        <w:ind w:left="0" w:firstLine="709"/>
+        <w:ind w:left="0" w:right="-1" w:firstLine="709"/>
         <w:rPr>
           <w:sz w:val="28"/>
           <w:szCs w:val="28"/>
@@ -6485,7 +6375,7 @@
     </w:p>
     <w:p>
       <w:pPr>
-        <w:pStyle w:val="ListParagraph"/>
+        <w:pStyle w:val="a3"/>
         <w:numPr>
           <w:ilvl w:val="1"/>
           <w:numId w:val="5"/>
@@ -6494,7 +6384,7 @@
           <w:tab w:val="left" w:pos="1134"/>
         </w:tabs>
         <w:spacing w:after="0" w:line="360" w:lineRule="auto"/>
-        <w:ind w:left="0" w:firstLine="709"/>
+        <w:ind w:left="0" w:right="-1" w:firstLine="709"/>
         <w:rPr>
           <w:sz w:val="28"/>
           <w:szCs w:val="28"/>
@@ -6510,7 +6400,7 @@
     </w:p>
     <w:p>
       <w:pPr>
-        <w:pStyle w:val="ListParagraph"/>
+        <w:pStyle w:val="a3"/>
         <w:numPr>
           <w:ilvl w:val="0"/>
           <w:numId w:val="5"/>
@@ -6519,7 +6409,7 @@
           <w:tab w:val="left" w:pos="1134"/>
         </w:tabs>
         <w:spacing w:after="0" w:line="360" w:lineRule="auto"/>
-        <w:ind w:left="0" w:firstLine="709"/>
+        <w:ind w:left="0" w:right="-1" w:firstLine="709"/>
         <w:rPr>
           <w:sz w:val="28"/>
           <w:szCs w:val="28"/>
@@ -6570,7 +6460,7 @@
     </w:p>
     <w:p>
       <w:pPr>
-        <w:pStyle w:val="ListParagraph"/>
+        <w:pStyle w:val="a3"/>
         <w:numPr>
           <w:ilvl w:val="1"/>
           <w:numId w:val="5"/>
@@ -6579,7 +6469,7 @@
           <w:tab w:val="left" w:pos="1134"/>
         </w:tabs>
         <w:spacing w:after="0" w:line="360" w:lineRule="auto"/>
-        <w:ind w:left="0" w:firstLine="709"/>
+        <w:ind w:left="0" w:right="-1" w:firstLine="709"/>
         <w:rPr>
           <w:sz w:val="28"/>
           <w:szCs w:val="28"/>
@@ -6625,7 +6515,7 @@
     </w:p>
     <w:p>
       <w:pPr>
-        <w:pStyle w:val="ListParagraph"/>
+        <w:pStyle w:val="a3"/>
         <w:numPr>
           <w:ilvl w:val="1"/>
           <w:numId w:val="5"/>
@@ -6634,7 +6524,7 @@
           <w:tab w:val="left" w:pos="1134"/>
         </w:tabs>
         <w:spacing w:after="0" w:line="360" w:lineRule="auto"/>
-        <w:ind w:left="0" w:firstLine="709"/>
+        <w:ind w:left="0" w:right="-1" w:firstLine="709"/>
         <w:rPr>
           <w:sz w:val="28"/>
           <w:szCs w:val="28"/>
@@ -6650,7 +6540,7 @@
     </w:p>
     <w:p>
       <w:pPr>
-        <w:pStyle w:val="ListParagraph"/>
+        <w:pStyle w:val="a3"/>
         <w:numPr>
           <w:ilvl w:val="0"/>
           <w:numId w:val="5"/>
@@ -6659,7 +6549,7 @@
           <w:tab w:val="left" w:pos="1134"/>
         </w:tabs>
         <w:spacing w:after="0" w:line="360" w:lineRule="auto"/>
-        <w:ind w:left="0" w:firstLine="709"/>
+        <w:ind w:left="0" w:right="-1" w:firstLine="709"/>
         <w:rPr>
           <w:sz w:val="28"/>
           <w:szCs w:val="28"/>
@@ -6675,7 +6565,7 @@
     </w:p>
     <w:p>
       <w:pPr>
-        <w:pStyle w:val="ListParagraph"/>
+        <w:pStyle w:val="a3"/>
         <w:numPr>
           <w:ilvl w:val="1"/>
           <w:numId w:val="5"/>
@@ -6684,7 +6574,7 @@
           <w:tab w:val="left" w:pos="1134"/>
         </w:tabs>
         <w:spacing w:after="0" w:line="360" w:lineRule="auto"/>
-        <w:ind w:left="0" w:firstLine="709"/>
+        <w:ind w:left="0" w:right="-1" w:firstLine="709"/>
         <w:rPr>
           <w:sz w:val="28"/>
           <w:szCs w:val="28"/>
@@ -6700,7 +6590,7 @@
     </w:p>
     <w:p>
       <w:pPr>
-        <w:pStyle w:val="ListParagraph"/>
+        <w:pStyle w:val="a3"/>
         <w:numPr>
           <w:ilvl w:val="1"/>
           <w:numId w:val="5"/>
@@ -6709,7 +6599,7 @@
           <w:tab w:val="left" w:pos="1134"/>
         </w:tabs>
         <w:spacing w:after="0" w:line="360" w:lineRule="auto"/>
-        <w:ind w:left="0" w:firstLine="709"/>
+        <w:ind w:left="0" w:right="-1" w:firstLine="709"/>
         <w:rPr>
           <w:sz w:val="28"/>
           <w:szCs w:val="28"/>
@@ -6725,7 +6615,7 @@
     </w:p>
     <w:p>
       <w:pPr>
-        <w:pStyle w:val="ListParagraph"/>
+        <w:pStyle w:val="a3"/>
         <w:numPr>
           <w:ilvl w:val="0"/>
           <w:numId w:val="5"/>
@@ -6734,7 +6624,7 @@
           <w:tab w:val="left" w:pos="1134"/>
         </w:tabs>
         <w:spacing w:after="0" w:line="360" w:lineRule="auto"/>
-        <w:ind w:left="0" w:firstLine="709"/>
+        <w:ind w:left="0" w:right="-1" w:firstLine="709"/>
         <w:rPr>
           <w:sz w:val="28"/>
           <w:szCs w:val="28"/>
@@ -6750,7 +6640,7 @@
     </w:p>
     <w:p>
       <w:pPr>
-        <w:pStyle w:val="ListParagraph"/>
+        <w:pStyle w:val="a3"/>
         <w:numPr>
           <w:ilvl w:val="1"/>
           <w:numId w:val="5"/>
@@ -6759,7 +6649,7 @@
           <w:tab w:val="left" w:pos="1134"/>
         </w:tabs>
         <w:spacing w:after="0" w:line="360" w:lineRule="auto"/>
-        <w:ind w:left="0" w:firstLine="709"/>
+        <w:ind w:left="0" w:right="-1" w:firstLine="709"/>
         <w:rPr>
           <w:sz w:val="28"/>
           <w:szCs w:val="28"/>
@@ -6775,7 +6665,7 @@
     </w:p>
     <w:p>
       <w:pPr>
-        <w:pStyle w:val="ListParagraph"/>
+        <w:pStyle w:val="a3"/>
         <w:numPr>
           <w:ilvl w:val="1"/>
           <w:numId w:val="5"/>
@@ -6784,7 +6674,7 @@
           <w:tab w:val="left" w:pos="1134"/>
         </w:tabs>
         <w:spacing w:after="0" w:line="360" w:lineRule="auto"/>
-        <w:ind w:left="0" w:firstLine="709"/>
+        <w:ind w:left="0" w:right="-1" w:firstLine="709"/>
         <w:rPr>
           <w:sz w:val="28"/>
           <w:szCs w:val="28"/>
@@ -6814,7 +6704,7 @@
     </w:p>
     <w:p>
       <w:pPr>
-        <w:pStyle w:val="ListParagraph"/>
+        <w:pStyle w:val="a3"/>
         <w:numPr>
           <w:ilvl w:val="0"/>
           <w:numId w:val="5"/>
@@ -6823,7 +6713,7 @@
           <w:tab w:val="left" w:pos="1134"/>
         </w:tabs>
         <w:spacing w:after="0" w:line="360" w:lineRule="auto"/>
-        <w:ind w:left="0" w:firstLine="709"/>
+        <w:ind w:left="0" w:right="-1" w:firstLine="709"/>
         <w:rPr>
           <w:sz w:val="28"/>
           <w:szCs w:val="28"/>
@@ -6839,7 +6729,7 @@
     </w:p>
     <w:p>
       <w:pPr>
-        <w:pStyle w:val="ListParagraph"/>
+        <w:pStyle w:val="a3"/>
         <w:numPr>
           <w:ilvl w:val="1"/>
           <w:numId w:val="5"/>
@@ -6848,7 +6738,7 @@
           <w:tab w:val="left" w:pos="1134"/>
         </w:tabs>
         <w:spacing w:after="0" w:line="360" w:lineRule="auto"/>
-        <w:ind w:left="0" w:firstLine="709"/>
+        <w:ind w:left="0" w:right="-1" w:firstLine="709"/>
         <w:rPr>
           <w:sz w:val="28"/>
           <w:szCs w:val="28"/>
@@ -6864,7 +6754,7 @@
     </w:p>
     <w:p>
       <w:pPr>
-        <w:pStyle w:val="ListParagraph"/>
+        <w:pStyle w:val="a3"/>
         <w:numPr>
           <w:ilvl w:val="1"/>
           <w:numId w:val="5"/>
@@ -6873,7 +6763,7 @@
           <w:tab w:val="left" w:pos="1134"/>
         </w:tabs>
         <w:spacing w:after="0" w:line="360" w:lineRule="auto"/>
-        <w:ind w:left="0" w:firstLine="709"/>
+        <w:ind w:left="0" w:right="-1" w:firstLine="709"/>
         <w:rPr>
           <w:sz w:val="28"/>
           <w:szCs w:val="28"/>
@@ -6889,7 +6779,7 @@
     </w:p>
     <w:p>
       <w:pPr>
-        <w:pStyle w:val="ListParagraph"/>
+        <w:pStyle w:val="a3"/>
         <w:numPr>
           <w:ilvl w:val="0"/>
           <w:numId w:val="5"/>
@@ -6898,7 +6788,7 @@
           <w:tab w:val="left" w:pos="1134"/>
         </w:tabs>
         <w:spacing w:after="0" w:line="360" w:lineRule="auto"/>
-        <w:ind w:left="0" w:firstLine="709"/>
+        <w:ind w:left="0" w:right="-1" w:firstLine="709"/>
         <w:rPr>
           <w:sz w:val="28"/>
           <w:szCs w:val="28"/>
@@ -6914,7 +6804,7 @@
     </w:p>
     <w:p>
       <w:pPr>
-        <w:pStyle w:val="ListParagraph"/>
+        <w:pStyle w:val="a3"/>
         <w:numPr>
           <w:ilvl w:val="1"/>
           <w:numId w:val="5"/>
@@ -6923,7 +6813,7 @@
           <w:tab w:val="left" w:pos="1134"/>
         </w:tabs>
         <w:spacing w:after="0" w:line="360" w:lineRule="auto"/>
-        <w:ind w:left="0" w:firstLine="709"/>
+        <w:ind w:left="0" w:right="-1" w:firstLine="709"/>
         <w:rPr>
           <w:sz w:val="28"/>
           <w:szCs w:val="28"/>
@@ -6939,7 +6829,7 @@
     </w:p>
     <w:p>
       <w:pPr>
-        <w:pStyle w:val="ListParagraph"/>
+        <w:pStyle w:val="a3"/>
         <w:numPr>
           <w:ilvl w:val="1"/>
           <w:numId w:val="5"/>
@@ -6948,7 +6838,7 @@
           <w:tab w:val="left" w:pos="1134"/>
         </w:tabs>
         <w:spacing w:after="0" w:line="360" w:lineRule="auto"/>
-        <w:ind w:left="0" w:firstLine="709"/>
+        <w:ind w:left="0" w:right="-1" w:firstLine="709"/>
         <w:rPr>
           <w:sz w:val="28"/>
           <w:szCs w:val="28"/>
@@ -6968,16 +6858,16 @@
           <w:tab w:val="left" w:pos="1134"/>
         </w:tabs>
         <w:spacing w:after="0" w:line="360" w:lineRule="auto"/>
-        <w:ind w:left="0" w:firstLine="709"/>
-        <w:rPr>
-          <w:sz w:val="28"/>
-          <w:szCs w:val="28"/>
-        </w:rPr>
-      </w:pPr>
-    </w:p>
-    <w:p>
-      <w:pPr>
-        <w:pStyle w:val="ListParagraph"/>
+        <w:ind w:left="0" w:right="-1" w:firstLine="709"/>
+        <w:rPr>
+          <w:sz w:val="28"/>
+          <w:szCs w:val="28"/>
+        </w:rPr>
+      </w:pPr>
+    </w:p>
+    <w:p>
+      <w:pPr>
+        <w:pStyle w:val="a3"/>
         <w:numPr>
           <w:ilvl w:val="0"/>
           <w:numId w:val="6"/>
@@ -6986,7 +6876,7 @@
           <w:tab w:val="left" w:pos="1134"/>
         </w:tabs>
         <w:spacing w:after="0" w:line="360" w:lineRule="auto"/>
-        <w:ind w:left="0" w:firstLine="709"/>
+        <w:ind w:left="0" w:right="-1" w:firstLine="709"/>
         <w:rPr>
           <w:sz w:val="28"/>
           <w:szCs w:val="28"/>
@@ -7009,7 +6899,7 @@
     </w:p>
     <w:p>
       <w:pPr>
-        <w:pStyle w:val="ListParagraph"/>
+        <w:pStyle w:val="a3"/>
         <w:numPr>
           <w:ilvl w:val="0"/>
           <w:numId w:val="7"/>
@@ -7018,7 +6908,7 @@
           <w:tab w:val="left" w:pos="1134"/>
         </w:tabs>
         <w:spacing w:after="0" w:line="360" w:lineRule="auto"/>
-        <w:ind w:left="0" w:firstLine="709"/>
+        <w:ind w:left="0" w:right="-1" w:firstLine="709"/>
         <w:rPr>
           <w:sz w:val="28"/>
           <w:szCs w:val="28"/>
@@ -7079,7 +6969,7 @@
     </w:p>
     <w:p>
       <w:pPr>
-        <w:pStyle w:val="ListParagraph"/>
+        <w:pStyle w:val="a3"/>
         <w:numPr>
           <w:ilvl w:val="0"/>
           <w:numId w:val="7"/>
@@ -7088,7 +6978,7 @@
           <w:tab w:val="left" w:pos="1134"/>
         </w:tabs>
         <w:spacing w:after="0" w:line="360" w:lineRule="auto"/>
-        <w:ind w:left="0" w:firstLine="709"/>
+        <w:ind w:left="0" w:right="-1" w:firstLine="709"/>
         <w:rPr>
           <w:sz w:val="28"/>
           <w:szCs w:val="28"/>
@@ -7136,7 +7026,7 @@
     </w:p>
     <w:p>
       <w:pPr>
-        <w:pStyle w:val="ListParagraph"/>
+        <w:pStyle w:val="a3"/>
         <w:numPr>
           <w:ilvl w:val="0"/>
           <w:numId w:val="7"/>
@@ -7145,7 +7035,7 @@
           <w:tab w:val="left" w:pos="1134"/>
         </w:tabs>
         <w:spacing w:after="0" w:line="360" w:lineRule="auto"/>
-        <w:ind w:left="0" w:firstLine="709"/>
+        <w:ind w:left="0" w:right="-1" w:firstLine="709"/>
         <w:rPr>
           <w:sz w:val="28"/>
           <w:szCs w:val="28"/>
@@ -7177,7 +7067,7 @@
     </w:p>
     <w:p>
       <w:pPr>
-        <w:pStyle w:val="ListParagraph"/>
+        <w:pStyle w:val="a3"/>
         <w:numPr>
           <w:ilvl w:val="0"/>
           <w:numId w:val="7"/>
@@ -7186,7 +7076,7 @@
           <w:tab w:val="left" w:pos="1134"/>
         </w:tabs>
         <w:spacing w:after="0" w:line="360" w:lineRule="auto"/>
-        <w:ind w:left="0" w:firstLine="709"/>
+        <w:ind w:left="0" w:right="-1" w:firstLine="709"/>
         <w:rPr>
           <w:sz w:val="28"/>
           <w:szCs w:val="28"/>
@@ -7235,7 +7125,7 @@
     </w:p>
     <w:p>
       <w:pPr>
-        <w:pStyle w:val="ListParagraph"/>
+        <w:pStyle w:val="a3"/>
         <w:numPr>
           <w:ilvl w:val="0"/>
           <w:numId w:val="7"/>
@@ -7244,7 +7134,7 @@
           <w:tab w:val="left" w:pos="1134"/>
         </w:tabs>
         <w:spacing w:after="0" w:line="360" w:lineRule="auto"/>
-        <w:ind w:left="0" w:firstLine="709"/>
+        <w:ind w:left="0" w:right="-1" w:firstLine="709"/>
         <w:rPr>
           <w:sz w:val="28"/>
           <w:szCs w:val="28"/>
@@ -7269,7 +7159,7 @@
     </w:p>
     <w:p>
       <w:pPr>
-        <w:pStyle w:val="ListParagraph"/>
+        <w:pStyle w:val="a3"/>
         <w:numPr>
           <w:ilvl w:val="0"/>
           <w:numId w:val="7"/>
@@ -7278,7 +7168,7 @@
           <w:tab w:val="left" w:pos="1134"/>
         </w:tabs>
         <w:spacing w:after="0" w:line="360" w:lineRule="auto"/>
-        <w:ind w:left="0" w:firstLine="709"/>
+        <w:ind w:left="0" w:right="-1" w:firstLine="709"/>
         <w:rPr>
           <w:sz w:val="28"/>
           <w:szCs w:val="28"/>
@@ -7340,7 +7230,7 @@
     </w:p>
     <w:p>
       <w:pPr>
-        <w:pStyle w:val="ListParagraph"/>
+        <w:pStyle w:val="a3"/>
         <w:numPr>
           <w:ilvl w:val="0"/>
           <w:numId w:val="7"/>
@@ -7349,7 +7239,7 @@
           <w:tab w:val="left" w:pos="1134"/>
         </w:tabs>
         <w:spacing w:after="0" w:line="360" w:lineRule="auto"/>
-        <w:ind w:left="0" w:firstLine="709"/>
+        <w:ind w:left="0" w:right="-1" w:firstLine="709"/>
         <w:rPr>
           <w:sz w:val="28"/>
           <w:szCs w:val="28"/>
@@ -7395,7 +7285,7 @@
     </w:p>
     <w:p>
       <w:pPr>
-        <w:pStyle w:val="ListParagraph"/>
+        <w:pStyle w:val="a3"/>
         <w:numPr>
           <w:ilvl w:val="0"/>
           <w:numId w:val="7"/>
@@ -7404,7 +7294,7 @@
           <w:tab w:val="left" w:pos="1134"/>
         </w:tabs>
         <w:spacing w:after="0" w:line="360" w:lineRule="auto"/>
-        <w:ind w:left="0" w:firstLine="709"/>
+        <w:ind w:left="0" w:right="-1" w:firstLine="709"/>
         <w:rPr>
           <w:sz w:val="28"/>
           <w:szCs w:val="28"/>
@@ -7442,7 +7332,7 @@
     </w:p>
     <w:p>
       <w:pPr>
-        <w:pStyle w:val="ListParagraph"/>
+        <w:pStyle w:val="a3"/>
         <w:numPr>
           <w:ilvl w:val="0"/>
           <w:numId w:val="7"/>
@@ -7451,7 +7341,7 @@
           <w:tab w:val="left" w:pos="1134"/>
         </w:tabs>
         <w:spacing w:after="0" w:line="360" w:lineRule="auto"/>
-        <w:ind w:left="0" w:firstLine="709"/>
+        <w:ind w:left="0" w:right="-1" w:firstLine="709"/>
         <w:rPr>
           <w:sz w:val="28"/>
           <w:szCs w:val="28"/>
@@ -7476,7 +7366,7 @@
     </w:p>
     <w:p>
       <w:pPr>
-        <w:pStyle w:val="ListParagraph"/>
+        <w:pStyle w:val="a3"/>
         <w:numPr>
           <w:ilvl w:val="0"/>
           <w:numId w:val="7"/>
@@ -7485,7 +7375,7 @@
           <w:tab w:val="left" w:pos="1134"/>
         </w:tabs>
         <w:spacing w:after="0" w:line="360" w:lineRule="auto"/>
-        <w:ind w:left="0" w:firstLine="709"/>
+        <w:ind w:left="0" w:right="-1" w:firstLine="709"/>
         <w:rPr>
           <w:sz w:val="28"/>
           <w:szCs w:val="28"/>
@@ -7525,7 +7415,7 @@
     </w:p>
     <w:p>
       <w:pPr>
-        <w:pStyle w:val="ListParagraph"/>
+        <w:pStyle w:val="a3"/>
         <w:numPr>
           <w:ilvl w:val="0"/>
           <w:numId w:val="7"/>
@@ -7534,7 +7424,7 @@
           <w:tab w:val="left" w:pos="1134"/>
         </w:tabs>
         <w:spacing w:after="0" w:line="360" w:lineRule="auto"/>
-        <w:ind w:left="0" w:firstLine="709"/>
+        <w:ind w:left="0" w:right="-1" w:firstLine="709"/>
         <w:rPr>
           <w:sz w:val="28"/>
           <w:szCs w:val="28"/>
@@ -7567,7 +7457,7 @@
     </w:p>
     <w:p>
       <w:pPr>
-        <w:pStyle w:val="ListParagraph"/>
+        <w:pStyle w:val="a3"/>
         <w:numPr>
           <w:ilvl w:val="0"/>
           <w:numId w:val="7"/>
@@ -7576,7 +7466,7 @@
           <w:tab w:val="left" w:pos="1134"/>
         </w:tabs>
         <w:spacing w:after="0" w:line="360" w:lineRule="auto"/>
-        <w:ind w:left="0" w:firstLine="709"/>
+        <w:ind w:left="0" w:right="-1" w:firstLine="709"/>
         <w:rPr>
           <w:sz w:val="28"/>
           <w:szCs w:val="28"/>
@@ -7609,7 +7499,7 @@
     </w:p>
     <w:p>
       <w:pPr>
-        <w:pStyle w:val="ListParagraph"/>
+        <w:pStyle w:val="a3"/>
         <w:numPr>
           <w:ilvl w:val="0"/>
           <w:numId w:val="7"/>
@@ -7618,7 +7508,7 @@
           <w:tab w:val="left" w:pos="1134"/>
         </w:tabs>
         <w:spacing w:after="0" w:line="360" w:lineRule="auto"/>
-        <w:ind w:left="0" w:firstLine="709"/>
+        <w:ind w:left="0" w:right="-1" w:firstLine="709"/>
         <w:rPr>
           <w:sz w:val="28"/>
           <w:szCs w:val="28"/>
@@ -7651,7 +7541,7 @@
     </w:p>
     <w:p>
       <w:pPr>
-        <w:pStyle w:val="ListParagraph"/>
+        <w:pStyle w:val="a3"/>
         <w:numPr>
           <w:ilvl w:val="0"/>
           <w:numId w:val="7"/>
@@ -7660,7 +7550,7 @@
           <w:tab w:val="left" w:pos="1134"/>
         </w:tabs>
         <w:spacing w:after="0" w:line="360" w:lineRule="auto"/>
-        <w:ind w:left="0" w:firstLine="709"/>
+        <w:ind w:left="0" w:right="-1" w:firstLine="709"/>
         <w:rPr>
           <w:sz w:val="28"/>
           <w:szCs w:val="28"/>
@@ -7693,7 +7583,7 @@
     </w:p>
     <w:p>
       <w:pPr>
-        <w:pStyle w:val="ListParagraph"/>
+        <w:pStyle w:val="a3"/>
         <w:numPr>
           <w:ilvl w:val="0"/>
           <w:numId w:val="7"/>
@@ -7702,7 +7592,7 @@
           <w:tab w:val="left" w:pos="1134"/>
         </w:tabs>
         <w:spacing w:after="0" w:line="360" w:lineRule="auto"/>
-        <w:ind w:left="0" w:firstLine="709"/>
+        <w:ind w:left="0" w:right="-1" w:firstLine="709"/>
         <w:rPr>
           <w:sz w:val="28"/>
           <w:szCs w:val="28"/>
@@ -7803,7 +7693,7 @@
     </w:p>
     <w:p>
       <w:pPr>
-        <w:pStyle w:val="ListParagraph"/>
+        <w:pStyle w:val="a3"/>
         <w:numPr>
           <w:ilvl w:val="0"/>
           <w:numId w:val="7"/>
@@ -7812,7 +7702,7 @@
           <w:tab w:val="left" w:pos="1134"/>
         </w:tabs>
         <w:spacing w:after="0" w:line="360" w:lineRule="auto"/>
-        <w:ind w:left="0" w:firstLine="709"/>
+        <w:ind w:left="0" w:right="-1" w:firstLine="709"/>
         <w:rPr>
           <w:sz w:val="28"/>
           <w:szCs w:val="28"/>
@@ -7845,7 +7735,7 @@
     </w:p>
     <w:p>
       <w:pPr>
-        <w:pStyle w:val="ListParagraph"/>
+        <w:pStyle w:val="a3"/>
         <w:numPr>
           <w:ilvl w:val="0"/>
           <w:numId w:val="7"/>
@@ -7854,7 +7744,7 @@
           <w:tab w:val="left" w:pos="1134"/>
         </w:tabs>
         <w:spacing w:after="0" w:line="360" w:lineRule="auto"/>
-        <w:ind w:left="0" w:firstLine="709"/>
+        <w:ind w:left="0" w:right="-1" w:firstLine="709"/>
         <w:rPr>
           <w:sz w:val="28"/>
           <w:szCs w:val="28"/>
@@ -7887,7 +7777,7 @@
     </w:p>
     <w:p>
       <w:pPr>
-        <w:pStyle w:val="ListParagraph"/>
+        <w:pStyle w:val="a3"/>
         <w:numPr>
           <w:ilvl w:val="0"/>
           <w:numId w:val="7"/>
@@ -7896,7 +7786,7 @@
           <w:tab w:val="left" w:pos="1134"/>
         </w:tabs>
         <w:spacing w:after="0" w:line="360" w:lineRule="auto"/>
-        <w:ind w:left="0" w:firstLine="709"/>
+        <w:ind w:left="0" w:right="-1" w:firstLine="709"/>
         <w:rPr>
           <w:sz w:val="28"/>
           <w:szCs w:val="28"/>
@@ -7929,7 +7819,7 @@
     </w:p>
     <w:p>
       <w:pPr>
-        <w:pStyle w:val="ListParagraph"/>
+        <w:pStyle w:val="a3"/>
         <w:numPr>
           <w:ilvl w:val="0"/>
           <w:numId w:val="7"/>
@@ -7938,7 +7828,7 @@
           <w:tab w:val="left" w:pos="1134"/>
         </w:tabs>
         <w:spacing w:after="0" w:line="360" w:lineRule="auto"/>
-        <w:ind w:left="0" w:firstLine="709"/>
+        <w:ind w:left="0" w:right="-1" w:firstLine="709"/>
         <w:rPr>
           <w:sz w:val="28"/>
           <w:szCs w:val="28"/>
@@ -7986,7 +7876,7 @@
     </w:p>
     <w:p>
       <w:pPr>
-        <w:pStyle w:val="ListParagraph"/>
+        <w:pStyle w:val="a3"/>
         <w:numPr>
           <w:ilvl w:val="0"/>
           <w:numId w:val="7"/>
@@ -7995,7 +7885,7 @@
           <w:tab w:val="left" w:pos="1134"/>
         </w:tabs>
         <w:spacing w:after="0" w:line="360" w:lineRule="auto"/>
-        <w:ind w:left="0" w:firstLine="709"/>
+        <w:ind w:left="0" w:right="-1" w:firstLine="709"/>
         <w:rPr>
           <w:sz w:val="28"/>
           <w:szCs w:val="28"/>
@@ -8020,7 +7910,7 @@
     </w:p>
     <w:p>
       <w:pPr>
-        <w:pStyle w:val="ListParagraph"/>
+        <w:pStyle w:val="a3"/>
         <w:numPr>
           <w:ilvl w:val="0"/>
           <w:numId w:val="7"/>
@@ -8029,7 +7919,7 @@
           <w:tab w:val="left" w:pos="1134"/>
         </w:tabs>
         <w:spacing w:after="0" w:line="360" w:lineRule="auto"/>
-        <w:ind w:left="0" w:firstLine="709"/>
+        <w:ind w:left="0" w:right="-1" w:firstLine="709"/>
         <w:rPr>
           <w:sz w:val="28"/>
           <w:szCs w:val="28"/>
@@ -8062,7 +7952,7 @@
     </w:p>
     <w:p>
       <w:pPr>
-        <w:pStyle w:val="ListParagraph"/>
+        <w:pStyle w:val="a3"/>
         <w:numPr>
           <w:ilvl w:val="0"/>
           <w:numId w:val="7"/>
@@ -8071,7 +7961,7 @@
           <w:tab w:val="left" w:pos="1134"/>
         </w:tabs>
         <w:spacing w:after="0" w:line="360" w:lineRule="auto"/>
-        <w:ind w:left="0" w:firstLine="709"/>
+        <w:ind w:left="0" w:right="-1" w:firstLine="709"/>
         <w:rPr>
           <w:sz w:val="28"/>
           <w:szCs w:val="28"/>
@@ -8104,41 +7994,185 @@
     </w:p>
     <w:p>
       <w:pPr>
-        <w:pStyle w:val="Heading1"/>
-        <w:ind w:right="142" w:firstLine="709"/>
-        <w:rPr>
-          <w:color w:val="000000" w:themeColor="text1"/>
-        </w:rPr>
-      </w:pPr>
-      <w:r>
-        <w:rPr>
-          <w:color w:val="000000" w:themeColor="text1"/>
-        </w:rPr>
+        <w:pStyle w:val="1"/>
+        <w:ind w:right="-1"/>
+      </w:pPr>
+      <w:r>
         <w:br w:type="page"/>
       </w:r>
       <w:bookmarkStart w:id="9" w:name="_Toc230462624"/>
       <w:r>
-        <w:rPr>
-          <w:color w:val="000000" w:themeColor="text1"/>
-        </w:rPr>
         <w:lastRenderedPageBreak/>
         <w:t xml:space="preserve">ГЛАВА </w:t>
       </w:r>
       <w:r>
+        <w:t>5 ЛИНЕЙНОЕ ПРОГРАММИРОВАНИЕ</w:t>
+      </w:r>
+      <w:bookmarkEnd w:id="9"/>
+    </w:p>
+    <w:p>
+      <w:pPr>
+        <w:spacing w:after="0" w:line="360" w:lineRule="auto"/>
+        <w:ind w:right="-1" w:firstLine="714"/>
+        <w:rPr>
+          <w:sz w:val="28"/>
+          <w:szCs w:val="28"/>
+        </w:rPr>
+      </w:pPr>
+    </w:p>
+    <w:p>
+      <w:pPr>
+        <w:spacing w:after="0" w:line="360" w:lineRule="auto"/>
+        <w:ind w:right="-1" w:firstLine="714"/>
+        <w:rPr>
+          <w:sz w:val="28"/>
+          <w:szCs w:val="28"/>
+        </w:rPr>
+      </w:pPr>
+      <w:r>
+        <w:rPr>
+          <w:sz w:val="28"/>
+          <w:szCs w:val="28"/>
+        </w:rPr>
+        <w:t>Отчет: модель задачи, построение прямых, многоугольник решения системы ограничений (*), линии уровня, вычисление точки пересечения прямых, ответ.</w:t>
+      </w:r>
+    </w:p>
+    <w:p>
+      <w:pPr>
+        <w:pStyle w:val="1"/>
+        <w:ind w:right="-1"/>
+      </w:pPr>
+      <w:r>
+        <w:br w:type="page"/>
+      </w:r>
+      <w:r>
+        <w:lastRenderedPageBreak/>
+        <w:t xml:space="preserve">ГЛАВА </w:t>
+      </w:r>
+      <w:r>
+        <w:t>6 ПРОЕКТИРОВАНИЕ И РАЗРАБОТКА ИНТЕРФЕЙСОВ</w:t>
+      </w:r>
+    </w:p>
+    <w:p>
+      <w:pPr>
+        <w:spacing w:after="0" w:line="360" w:lineRule="auto"/>
+        <w:ind w:right="-1" w:firstLine="714"/>
+        <w:jc w:val="center"/>
+        <w:rPr>
+          <w:b/>
+          <w:sz w:val="28"/>
+          <w:szCs w:val="28"/>
+        </w:rPr>
+      </w:pPr>
+      <w:r>
+        <w:rPr>
+          <w:b/>
+          <w:sz w:val="28"/>
+          <w:szCs w:val="28"/>
+        </w:rPr>
+        <w:t xml:space="preserve">6.1 </w:t>
+      </w:r>
+      <w:r>
+        <w:rPr>
+          <w:b/>
+          <w:sz w:val="28"/>
+          <w:szCs w:val="28"/>
+        </w:rPr>
+        <w:t>В</w:t>
+      </w:r>
+      <w:r>
+        <w:rPr>
+          <w:b/>
+          <w:sz w:val="28"/>
+          <w:szCs w:val="28"/>
+        </w:rPr>
+        <w:t>ерстка сайта «</w:t>
+      </w:r>
+      <w:r>
+        <w:rPr>
+          <w:b/>
+          <w:sz w:val="28"/>
+          <w:szCs w:val="28"/>
+        </w:rPr>
+        <w:t>Мой сам</w:t>
+      </w:r>
+      <w:r>
+        <w:rPr>
+          <w:b/>
+          <w:sz w:val="28"/>
+          <w:szCs w:val="28"/>
+        </w:rPr>
+        <w:t>»</w:t>
+      </w:r>
+    </w:p>
+    <w:p>
+      <w:pPr>
+        <w:spacing w:after="0" w:line="360" w:lineRule="auto"/>
+        <w:ind w:left="0" w:right="-1" w:firstLine="714"/>
+        <w:jc w:val="center"/>
         <w:rPr>
           <w:color w:val="000000" w:themeColor="text1"/>
-        </w:rPr>
-        <w:t>5 ЛИНЕЙНОЕ ПРОГРАММИРОВАНИЕ</w:t>
-      </w:r>
-      <w:bookmarkEnd w:id="9"/>
-    </w:p>
-    <w:p>
-      <w:pPr>
-        <w:spacing w:after="160" w:line="259" w:lineRule="auto"/>
-        <w:ind w:left="0" w:right="0" w:firstLine="0"/>
+          <w:sz w:val="28"/>
+          <w:szCs w:val="28"/>
+        </w:rPr>
+      </w:pPr>
+      <w:bookmarkStart w:id="10" w:name="_GoBack"/>
+      <w:bookmarkEnd w:id="10"/>
+    </w:p>
+    <w:p>
+      <w:pPr>
+        <w:spacing w:after="0" w:line="360" w:lineRule="auto"/>
+        <w:ind w:left="0" w:right="-1" w:firstLine="714"/>
         <w:jc w:val="center"/>
         <w:rPr>
+          <w:color w:val="000000" w:themeColor="text1"/>
+          <w:sz w:val="28"/>
+          <w:szCs w:val="28"/>
+        </w:rPr>
+      </w:pPr>
+    </w:p>
+    <w:p>
+      <w:pPr>
+        <w:spacing w:after="0" w:line="360" w:lineRule="auto"/>
+        <w:ind w:right="-1" w:firstLine="714"/>
+        <w:jc w:val="center"/>
+        <w:rPr>
           <w:b/>
+          <w:sz w:val="28"/>
+          <w:szCs w:val="28"/>
+        </w:rPr>
+      </w:pPr>
+      <w:r>
+        <w:rPr>
+          <w:b/>
+          <w:sz w:val="28"/>
+          <w:szCs w:val="28"/>
+        </w:rPr>
+        <w:t xml:space="preserve">6.2 </w:t>
+      </w:r>
+      <w:r>
+        <w:rPr>
+          <w:b/>
+          <w:sz w:val="28"/>
+          <w:szCs w:val="28"/>
+          <w:lang w:val="en-US"/>
+        </w:rPr>
+        <w:t>Flex</w:t>
+      </w:r>
+      <w:r>
+        <w:rPr>
+          <w:b/>
+          <w:sz w:val="28"/>
+          <w:szCs w:val="28"/>
+        </w:rPr>
+        <w:t>-верстка сайта «Интерьер»</w:t>
+      </w:r>
+    </w:p>
+    <w:p>
+      <w:pPr>
+        <w:spacing w:after="0" w:line="360" w:lineRule="auto"/>
+        <w:ind w:left="0" w:right="-1" w:firstLine="714"/>
+        <w:rPr>
           <w:bCs/>
           <w:color w:val="000000" w:themeColor="text1"/>
           <w:sz w:val="28"/>
@@ -8147,28 +8181,275 @@
       </w:pPr>
       <w:r>
         <w:rPr>
+          <w:bCs/>
           <w:color w:val="000000" w:themeColor="text1"/>
-        </w:rPr>
-        <w:br w:type="page"/>
-      </w:r>
-      <w:r>
-        <w:rPr>
-          <w:b/>
+          <w:sz w:val="28"/>
+          <w:szCs w:val="28"/>
+        </w:rPr>
+        <w:t xml:space="preserve">В данной работе была применена технология </w:t>
+      </w:r>
+      <w:r>
+        <w:rPr>
+          <w:bCs/>
           <w:color w:val="000000" w:themeColor="text1"/>
           <w:sz w:val="28"/>
           <w:szCs w:val="28"/>
-        </w:rPr>
-        <w:lastRenderedPageBreak/>
-        <w:t xml:space="preserve">ГЛАВА </w:t>
-      </w:r>
-      <w:r>
-        <w:rPr>
-          <w:b/>
+          <w:lang w:val="en-US"/>
+        </w:rPr>
+        <w:t>flex</w:t>
+      </w:r>
+      <w:r>
+        <w:rPr>
+          <w:bCs/>
           <w:color w:val="000000" w:themeColor="text1"/>
           <w:sz w:val="28"/>
           <w:szCs w:val="28"/>
         </w:rPr>
-        <w:t>6 ПРОЕКТИРОВАНИЕ И РАЗРАБОТКА ИНТЕРФЕЙСОВ</w:t>
+        <w:t>-</w:t>
+      </w:r>
+      <w:r>
+        <w:rPr>
+          <w:bCs/>
+          <w:color w:val="000000" w:themeColor="text1"/>
+          <w:sz w:val="28"/>
+          <w:szCs w:val="28"/>
+          <w:lang w:val="en-US"/>
+        </w:rPr>
+        <w:t>box</w:t>
+      </w:r>
+      <w:r>
+        <w:rPr>
+          <w:bCs/>
+          <w:color w:val="000000" w:themeColor="text1"/>
+          <w:sz w:val="28"/>
+          <w:szCs w:val="28"/>
+        </w:rPr>
+        <w:t xml:space="preserve"> для </w:t>
+      </w:r>
+      <w:r>
+        <w:rPr>
+          <w:bCs/>
+          <w:color w:val="000000" w:themeColor="text1"/>
+          <w:sz w:val="28"/>
+          <w:szCs w:val="28"/>
+        </w:rPr>
+        <w:t>создания гибких и адаптивных макетов веб-страниц</w:t>
+      </w:r>
+      <w:r>
+        <w:rPr>
+          <w:bCs/>
+          <w:color w:val="000000" w:themeColor="text1"/>
+          <w:sz w:val="28"/>
+          <w:szCs w:val="28"/>
+        </w:rPr>
+        <w:t>. По порядку были созданы блоки «</w:t>
+      </w:r>
+      <w:r>
+        <w:rPr>
+          <w:bCs/>
+          <w:color w:val="000000" w:themeColor="text1"/>
+          <w:sz w:val="28"/>
+          <w:szCs w:val="28"/>
+          <w:lang w:val="en-US"/>
+        </w:rPr>
+        <w:t>header</w:t>
+      </w:r>
+      <w:r>
+        <w:rPr>
+          <w:bCs/>
+          <w:color w:val="000000" w:themeColor="text1"/>
+          <w:sz w:val="28"/>
+          <w:szCs w:val="28"/>
+        </w:rPr>
+        <w:t>»</w:t>
+      </w:r>
+      <w:r>
+        <w:rPr>
+          <w:bCs/>
+          <w:color w:val="000000" w:themeColor="text1"/>
+          <w:sz w:val="28"/>
+          <w:szCs w:val="28"/>
+        </w:rPr>
+        <w:t xml:space="preserve">, </w:t>
+      </w:r>
+      <w:r>
+        <w:rPr>
+          <w:bCs/>
+          <w:color w:val="000000" w:themeColor="text1"/>
+          <w:sz w:val="28"/>
+          <w:szCs w:val="28"/>
+        </w:rPr>
+        <w:t>«</w:t>
+      </w:r>
+      <w:r>
+        <w:rPr>
+          <w:bCs/>
+          <w:color w:val="000000" w:themeColor="text1"/>
+          <w:sz w:val="28"/>
+          <w:szCs w:val="28"/>
+          <w:lang w:val="en-US"/>
+        </w:rPr>
+        <w:t>main</w:t>
+      </w:r>
+      <w:r>
+        <w:rPr>
+          <w:bCs/>
+          <w:color w:val="000000" w:themeColor="text1"/>
+          <w:sz w:val="28"/>
+          <w:szCs w:val="28"/>
+        </w:rPr>
+        <w:t xml:space="preserve">», </w:t>
+      </w:r>
+      <w:r>
+        <w:rPr>
+          <w:bCs/>
+          <w:color w:val="000000" w:themeColor="text1"/>
+          <w:sz w:val="28"/>
+          <w:szCs w:val="28"/>
+        </w:rPr>
+        <w:t>«</w:t>
+      </w:r>
+      <w:r>
+        <w:rPr>
+          <w:bCs/>
+          <w:color w:val="000000" w:themeColor="text1"/>
+          <w:sz w:val="28"/>
+          <w:szCs w:val="28"/>
+          <w:lang w:val="en-US"/>
+        </w:rPr>
+        <w:t>footer</w:t>
+      </w:r>
+      <w:r>
+        <w:rPr>
+          <w:bCs/>
+          <w:color w:val="000000" w:themeColor="text1"/>
+          <w:sz w:val="28"/>
+          <w:szCs w:val="28"/>
+        </w:rPr>
+        <w:t>»</w:t>
+      </w:r>
+      <w:r>
+        <w:rPr>
+          <w:bCs/>
+          <w:color w:val="000000" w:themeColor="text1"/>
+          <w:sz w:val="28"/>
+          <w:szCs w:val="28"/>
+        </w:rPr>
+        <w:t xml:space="preserve"> и обернуты в </w:t>
+      </w:r>
+      <w:r>
+        <w:rPr>
+          <w:bCs/>
+          <w:color w:val="000000" w:themeColor="text1"/>
+          <w:sz w:val="28"/>
+          <w:szCs w:val="28"/>
+          <w:lang w:val="en-US"/>
+        </w:rPr>
+        <w:t>div</w:t>
+      </w:r>
+      <w:r>
+        <w:rPr>
+          <w:bCs/>
+          <w:color w:val="000000" w:themeColor="text1"/>
+          <w:sz w:val="28"/>
+          <w:szCs w:val="28"/>
+        </w:rPr>
+        <w:t xml:space="preserve"> </w:t>
+      </w:r>
+      <w:r>
+        <w:rPr>
+          <w:bCs/>
+          <w:color w:val="000000" w:themeColor="text1"/>
+          <w:sz w:val="28"/>
+          <w:szCs w:val="28"/>
+        </w:rPr>
+        <w:t>с классом «</w:t>
+      </w:r>
+      <w:r>
+        <w:rPr>
+          <w:bCs/>
+          <w:color w:val="000000" w:themeColor="text1"/>
+          <w:sz w:val="28"/>
+          <w:szCs w:val="28"/>
+          <w:lang w:val="en-US"/>
+        </w:rPr>
+        <w:t>section</w:t>
+      </w:r>
+      <w:r>
+        <w:rPr>
+          <w:bCs/>
+          <w:color w:val="000000" w:themeColor="text1"/>
+          <w:sz w:val="28"/>
+          <w:szCs w:val="28"/>
+        </w:rPr>
+        <w:t>»</w:t>
+      </w:r>
+      <w:r>
+        <w:rPr>
+          <w:bCs/>
+          <w:color w:val="000000" w:themeColor="text1"/>
+          <w:sz w:val="28"/>
+          <w:szCs w:val="28"/>
+        </w:rPr>
+        <w:t>.</w:t>
+      </w:r>
+      <w:r>
+        <w:rPr>
+          <w:bCs/>
+          <w:color w:val="000000" w:themeColor="text1"/>
+          <w:sz w:val="28"/>
+          <w:szCs w:val="28"/>
+        </w:rPr>
+        <w:t xml:space="preserve"> Далее эти блоки были заполнены информацией из макета.</w:t>
+      </w:r>
+    </w:p>
+    <w:p>
+      <w:pPr>
+        <w:spacing w:after="0" w:line="360" w:lineRule="auto"/>
+        <w:ind w:left="0" w:right="-1" w:firstLine="714"/>
+        <w:rPr>
+          <w:bCs/>
+          <w:color w:val="000000" w:themeColor="text1"/>
+          <w:sz w:val="28"/>
+          <w:szCs w:val="28"/>
+        </w:rPr>
+      </w:pPr>
+      <w:r>
+        <w:rPr>
+          <w:bCs/>
+          <w:color w:val="000000" w:themeColor="text1"/>
+          <w:sz w:val="28"/>
+          <w:szCs w:val="28"/>
+        </w:rPr>
+        <w:t xml:space="preserve">Главной целью работы было изучение гибких и адаптивных блоков </w:t>
+      </w:r>
+      <w:r>
+        <w:rPr>
+          <w:bCs/>
+          <w:color w:val="000000" w:themeColor="text1"/>
+          <w:sz w:val="28"/>
+          <w:szCs w:val="28"/>
+          <w:lang w:val="en-US"/>
+        </w:rPr>
+        <w:t>flex</w:t>
+      </w:r>
+      <w:r>
+        <w:rPr>
+          <w:bCs/>
+          <w:color w:val="000000" w:themeColor="text1"/>
+          <w:sz w:val="28"/>
+          <w:szCs w:val="28"/>
+        </w:rPr>
+        <w:t>.</w:t>
+      </w:r>
+      <w:r>
+        <w:rPr>
+          <w:bCs/>
+          <w:color w:val="000000" w:themeColor="text1"/>
+          <w:sz w:val="28"/>
+          <w:szCs w:val="28"/>
+        </w:rPr>
+        <w:t xml:space="preserve"> </w:t>
       </w:r>
     </w:p>
     <w:sectPr>
@@ -8182,7 +8463,7 @@
 </file>
 
 <file path=word/numbering.xml><?xml version="1.0" encoding="utf-8"?>
-<w:numbering xmlns:wpc="http://schemas.microsoft.com/office/word/2010/wordprocessingCanvas" xmlns:cx="http://schemas.microsoft.com/office/drawing/2014/chartex" xmlns:cx1="http://schemas.microsoft.com/office/drawing/2015/9/8/chartex" xmlns:cx2="http://schemas.microsoft.com/office/drawing/2015/10/21/chartex" xmlns:cx3="http://schemas.microsoft.com/office/drawing/2016/5/9/chartex" xmlns:cx4="http://schemas.microsoft.com/office/drawing/2016/5/10/chartex" xmlns:cx5="http://schemas.microsoft.com/office/drawing/2016/5/11/chartex" xmlns:cx6="http://schemas.microsoft.com/office/drawing/2016/5/12/chartex" xmlns:cx7="http://schemas.microsoft.com/office/drawing/2016/5/13/chartex" xmlns:cx8="http://schemas.microsoft.com/office/drawing/2016/5/14/chartex" xmlns:mc="http://schemas.openxmlformats.org/markup-compatibility/2006" xmlns:aink="http://schemas.microsoft.com/office/drawing/2016/ink" xmlns:am3d="http://schemas.microsoft.com/office/drawing/2017/model3d" xmlns:o="urn:schemas-microsoft-com:office:office" xmlns:oel="http://schemas.microsoft.com/office/2019/extlst" xmlns:r="http://schemas.openxmlformats.org/officeDocument/2006/relationships" xmlns:m="http://schemas.openxmlformats.org/officeDocument/2006/math" xmlns:v="urn:schemas-microsoft-com:vml" xmlns:wp14="http://schemas.microsoft.com/office/word/2010/wordprocessingDrawing" xmlns:wp="http://schemas.openxmlformats.org/drawingml/2006/wordprocessingDrawing" xmlns:w10="urn:schemas-microsoft-com:office:word" xmlns:w="http://schemas.openxmlformats.org/wordprocessingml/2006/main" xmlns:w14="http://schemas.microsoft.com/office/word/2010/wordml" xmlns:w15="http://schemas.microsoft.com/office/word/2012/wordml" xmlns:w16cex="http://schemas.microsoft.com/office/word/2018/wordml/cex" xmlns:w16cid="http://schemas.microsoft.com/office/word/2016/wordml/cid" xmlns:w16="http://schemas.microsoft.com/office/word/2018/wordml" xmlns:w16du="http://schemas.microsoft.com/office/word/2023/wordml/word16du" xmlns:w16sdtdh="http://schemas.microsoft.com/office/word/2020/wordml/sdtdatahash" xmlns:w16sdtfl="http://schemas.microsoft.com/office/word/2024/wordml/sdtformatlock" xmlns:w16se="http://schemas.microsoft.com/office/word/2015/wordml/symex" xmlns:wpg="http://schemas.microsoft.com/office/word/2010/wordprocessingGroup" xmlns:wpi="http://schemas.microsoft.com/office/word/2010/wordprocessingInk" xmlns:wne="http://schemas.microsoft.com/office/word/2006/wordml" xmlns:wps="http://schemas.microsoft.com/office/word/2010/wordprocessingShape" mc:Ignorable="w14 w15 w16se w16cid w16 w16cex w16sdtdh w16sdtfl w16du wp14">
+<w:numbering xmlns:wpc="http://schemas.microsoft.com/office/word/2010/wordprocessingCanvas" xmlns:cx="http://schemas.microsoft.com/office/drawing/2014/chartex" xmlns:cx1="http://schemas.microsoft.com/office/drawing/2015/9/8/chartex" xmlns:mc="http://schemas.openxmlformats.org/markup-compatibility/2006" xmlns:o="urn:schemas-microsoft-com:office:office" xmlns:r="http://schemas.openxmlformats.org/officeDocument/2006/relationships" xmlns:m="http://schemas.openxmlformats.org/officeDocument/2006/math" xmlns:v="urn:schemas-microsoft-com:vml" xmlns:wp14="http://schemas.microsoft.com/office/word/2010/wordprocessingDrawing" xmlns:wp="http://schemas.openxmlformats.org/drawingml/2006/wordprocessingDrawing" xmlns:w10="urn:schemas-microsoft-com:office:word" xmlns:w="http://schemas.openxmlformats.org/wordprocessingml/2006/main" xmlns:w14="http://schemas.microsoft.com/office/word/2010/wordml" xmlns:w15="http://schemas.microsoft.com/office/word/2012/wordml" xmlns:w16se="http://schemas.microsoft.com/office/word/2015/wordml/symex" xmlns:wpg="http://schemas.microsoft.com/office/word/2010/wordprocessingGroup" xmlns:wpi="http://schemas.microsoft.com/office/word/2010/wordprocessingInk" xmlns:wne="http://schemas.microsoft.com/office/word/2006/wordml" xmlns:wps="http://schemas.microsoft.com/office/word/2010/wordprocessingShape" mc:Ignorable="w14 w15 w16se wp14">
   <w:abstractNum w:abstractNumId="0" w15:restartNumberingAfterBreak="0">
     <w:nsid w:val="05E30F69"/>
     <w:multiLevelType w:val="hybridMultilevel"/>
@@ -8898,35 +9179,35 @@
       </w:pPr>
     </w:lvl>
   </w:abstractNum>
-  <w:num w:numId="1" w16cid:durableId="1180044473">
+  <w:num w:numId="1">
     <w:abstractNumId w:val="2"/>
   </w:num>
-  <w:num w:numId="2" w16cid:durableId="1635210207">
+  <w:num w:numId="2">
     <w:abstractNumId w:val="1"/>
   </w:num>
-  <w:num w:numId="3" w16cid:durableId="110243190">
+  <w:num w:numId="3">
     <w:abstractNumId w:val="3"/>
   </w:num>
-  <w:num w:numId="4" w16cid:durableId="214508806">
+  <w:num w:numId="4">
     <w:abstractNumId w:val="0"/>
   </w:num>
-  <w:num w:numId="5" w16cid:durableId="761216915">
+  <w:num w:numId="5">
     <w:abstractNumId w:val="7"/>
   </w:num>
-  <w:num w:numId="6" w16cid:durableId="290791143">
+  <w:num w:numId="6">
     <w:abstractNumId w:val="6"/>
   </w:num>
-  <w:num w:numId="7" w16cid:durableId="359748708">
+  <w:num w:numId="7">
     <w:abstractNumId w:val="4"/>
   </w:num>
-  <w:num w:numId="8" w16cid:durableId="1927490778">
+  <w:num w:numId="8">
     <w:abstractNumId w:val="5"/>
   </w:num>
 </w:numbering>
 </file>
 
 <file path=word/styles.xml><?xml version="1.0" encoding="utf-8"?>
-<w:styles xmlns:mc="http://schemas.openxmlformats.org/markup-compatibility/2006" xmlns:r="http://schemas.openxmlformats.org/officeDocument/2006/relationships" xmlns:w="http://schemas.openxmlformats.org/wordprocessingml/2006/main" xmlns:w14="http://schemas.microsoft.com/office/word/2010/wordml" xmlns:w15="http://schemas.microsoft.com/office/word/2012/wordml" xmlns:w16cex="http://schemas.microsoft.com/office/word/2018/wordml/cex" xmlns:w16cid="http://schemas.microsoft.com/office/word/2016/wordml/cid" xmlns:w16="http://schemas.microsoft.com/office/word/2018/wordml" xmlns:w16du="http://schemas.microsoft.com/office/word/2023/wordml/word16du" xmlns:w16sdtdh="http://schemas.microsoft.com/office/word/2020/wordml/sdtdatahash" xmlns:w16sdtfl="http://schemas.microsoft.com/office/word/2024/wordml/sdtformatlock" xmlns:w16se="http://schemas.microsoft.com/office/word/2015/wordml/symex" mc:Ignorable="w14 w15 w16se w16cid w16 w16cex w16sdtdh w16sdtfl w16du">
+<w:styles xmlns:mc="http://schemas.openxmlformats.org/markup-compatibility/2006" xmlns:r="http://schemas.openxmlformats.org/officeDocument/2006/relationships" xmlns:w="http://schemas.openxmlformats.org/wordprocessingml/2006/main" xmlns:w14="http://schemas.microsoft.com/office/word/2010/wordml" xmlns:w15="http://schemas.microsoft.com/office/word/2012/wordml" xmlns:w16se="http://schemas.microsoft.com/office/word/2015/wordml/symex" mc:Ignorable="w14 w15 w16se">
   <w:docDefaults>
     <w:rPrDefault>
       <w:rPr>
@@ -8942,7 +9223,7 @@
       </w:pPr>
     </w:pPrDefault>
   </w:docDefaults>
-  <w:latentStyles w:defLockedState="0" w:defUIPriority="99" w:defSemiHidden="0" w:defUnhideWhenUsed="0" w:defQFormat="0" w:count="376">
+  <w:latentStyles w:defLockedState="0" w:defUIPriority="99" w:defSemiHidden="0" w:defUnhideWhenUsed="0" w:defQFormat="0" w:count="371">
     <w:lsdException w:name="Normal" w:uiPriority="0" w:qFormat="1"/>
     <w:lsdException w:name="heading 1" w:uiPriority="9" w:qFormat="1"/>
     <w:lsdException w:name="heading 2" w:semiHidden="1" w:uiPriority="9" w:unhideWhenUsed="1" w:qFormat="1"/>
@@ -9314,13 +9595,8 @@
     <w:lsdException w:name="List Table 5 Dark Accent 6" w:uiPriority="50"/>
     <w:lsdException w:name="List Table 6 Colorful Accent 6" w:uiPriority="51"/>
     <w:lsdException w:name="List Table 7 Colorful Accent 6" w:uiPriority="52"/>
-    <w:lsdException w:name="Mention" w:semiHidden="1" w:unhideWhenUsed="1"/>
-    <w:lsdException w:name="Smart Hyperlink" w:semiHidden="1" w:unhideWhenUsed="1"/>
-    <w:lsdException w:name="Hashtag" w:semiHidden="1" w:unhideWhenUsed="1"/>
-    <w:lsdException w:name="Unresolved Mention" w:semiHidden="1" w:unhideWhenUsed="1"/>
-    <w:lsdException w:name="Smart Link" w:semiHidden="1" w:unhideWhenUsed="1"/>
   </w:latentStyles>
-  <w:style w:type="paragraph" w:default="1" w:styleId="Normal">
+  <w:style w:type="paragraph" w:default="1" w:styleId="a">
     <w:name w:val="Normal"/>
     <w:qFormat/>
     <w:rsid w:val="008D198B"/>
@@ -9336,33 +9612,33 @@
       <w:lang w:eastAsia="ru-RU"/>
     </w:rPr>
   </w:style>
-  <w:style w:type="paragraph" w:styleId="Heading1">
+  <w:style w:type="paragraph" w:styleId="1">
     <w:name w:val="heading 1"/>
-    <w:basedOn w:val="Normal"/>
-    <w:next w:val="Normal"/>
-    <w:link w:val="Heading1Char"/>
+    <w:basedOn w:val="a"/>
+    <w:next w:val="a"/>
+    <w:link w:val="10"/>
     <w:uiPriority w:val="9"/>
     <w:qFormat/>
-    <w:rsid w:val="001F58D7"/>
+    <w:rsid w:val="00AB546D"/>
     <w:pPr>
       <w:spacing w:after="0" w:line="360" w:lineRule="auto"/>
-      <w:ind w:left="0" w:right="0" w:firstLine="0"/>
+      <w:ind w:left="0" w:right="142" w:firstLine="709"/>
       <w:jc w:val="center"/>
       <w:outlineLvl w:val="0"/>
     </w:pPr>
     <w:rPr>
       <w:b/>
       <w:bCs/>
-      <w:color w:val="auto"/>
+      <w:color w:val="000000" w:themeColor="text1"/>
       <w:sz w:val="28"/>
       <w:szCs w:val="28"/>
     </w:rPr>
   </w:style>
-  <w:style w:type="paragraph" w:styleId="Heading2">
+  <w:style w:type="paragraph" w:styleId="2">
     <w:name w:val="heading 2"/>
-    <w:basedOn w:val="Heading1"/>
-    <w:next w:val="Normal"/>
-    <w:link w:val="Heading2Char"/>
+    <w:basedOn w:val="1"/>
+    <w:next w:val="a"/>
+    <w:link w:val="20"/>
     <w:uiPriority w:val="9"/>
     <w:unhideWhenUsed/>
     <w:qFormat/>
@@ -9371,16 +9647,16 @@
       <w:tabs>
         <w:tab w:val="left" w:pos="1134"/>
       </w:tabs>
-      <w:ind w:firstLine="709"/>
       <w:outlineLvl w:val="1"/>
     </w:pPr>
   </w:style>
-  <w:style w:type="character" w:default="1" w:styleId="DefaultParagraphFont">
+  <w:style w:type="character" w:default="1" w:styleId="a0">
     <w:name w:val="Default Paragraph Font"/>
     <w:uiPriority w:val="1"/>
+    <w:semiHidden/>
     <w:unhideWhenUsed/>
   </w:style>
-  <w:style w:type="table" w:default="1" w:styleId="TableNormal">
+  <w:style w:type="table" w:default="1" w:styleId="a1">
     <w:name w:val="Normal Table"/>
     <w:uiPriority w:val="99"/>
     <w:semiHidden/>
@@ -9395,30 +9671,31 @@
       </w:tblCellMar>
     </w:tblPr>
   </w:style>
-  <w:style w:type="numbering" w:default="1" w:styleId="NoList">
+  <w:style w:type="numbering" w:default="1" w:styleId="a2">
     <w:name w:val="No List"/>
     <w:uiPriority w:val="99"/>
     <w:semiHidden/>
     <w:unhideWhenUsed/>
   </w:style>
-  <w:style w:type="character" w:customStyle="1" w:styleId="Heading1Char">
-    <w:name w:val="Heading 1 Char"/>
-    <w:basedOn w:val="DefaultParagraphFont"/>
-    <w:link w:val="Heading1"/>
+  <w:style w:type="character" w:customStyle="1" w:styleId="10">
+    <w:name w:val="Заголовок 1 Знак"/>
+    <w:basedOn w:val="a0"/>
+    <w:link w:val="1"/>
     <w:uiPriority w:val="9"/>
-    <w:rsid w:val="001F58D7"/>
+    <w:rsid w:val="00AB546D"/>
     <w:rPr>
       <w:rFonts w:ascii="Times New Roman" w:eastAsia="Times New Roman" w:hAnsi="Times New Roman" w:cs="Times New Roman"/>
       <w:b/>
       <w:bCs/>
+      <w:color w:val="000000" w:themeColor="text1"/>
       <w:sz w:val="28"/>
       <w:szCs w:val="28"/>
       <w:lang w:eastAsia="ru-RU"/>
     </w:rPr>
   </w:style>
-  <w:style w:type="paragraph" w:styleId="ListParagraph">
+  <w:style w:type="paragraph" w:styleId="a3">
     <w:name w:val="List Paragraph"/>
-    <w:basedOn w:val="Normal"/>
+    <w:basedOn w:val="a"/>
     <w:uiPriority w:val="34"/>
     <w:qFormat/>
     <w:rsid w:val="00552CF7"/>
@@ -9427,9 +9704,9 @@
       <w:contextualSpacing/>
     </w:pPr>
   </w:style>
-  <w:style w:type="table" w:styleId="TableGrid">
+  <w:style w:type="table" w:styleId="a4">
     <w:name w:val="Table Grid"/>
-    <w:basedOn w:val="TableNormal"/>
+    <w:basedOn w:val="a1"/>
     <w:uiPriority w:val="39"/>
     <w:rsid w:val="00CD7643"/>
     <w:pPr>
@@ -9446,10 +9723,10 @@
       </w:tblBorders>
     </w:tblPr>
   </w:style>
-  <w:style w:type="paragraph" w:styleId="TOCHeading">
+  <w:style w:type="paragraph" w:styleId="a5">
     <w:name w:val="TOC Heading"/>
-    <w:basedOn w:val="Heading1"/>
-    <w:next w:val="Normal"/>
+    <w:basedOn w:val="1"/>
+    <w:next w:val="a"/>
     <w:uiPriority w:val="39"/>
     <w:unhideWhenUsed/>
     <w:qFormat/>
@@ -9470,10 +9747,10 @@
       <w:szCs w:val="32"/>
     </w:rPr>
   </w:style>
-  <w:style w:type="paragraph" w:styleId="TOC1">
+  <w:style w:type="paragraph" w:styleId="11">
     <w:name w:val="toc 1"/>
-    <w:basedOn w:val="Normal"/>
-    <w:next w:val="Normal"/>
+    <w:basedOn w:val="a"/>
+    <w:next w:val="a"/>
     <w:autoRedefine/>
     <w:uiPriority w:val="39"/>
     <w:unhideWhenUsed/>
@@ -9483,9 +9760,9 @@
       <w:ind w:left="0"/>
     </w:pPr>
   </w:style>
-  <w:style w:type="character" w:styleId="Hyperlink">
+  <w:style w:type="character" w:styleId="a6">
     <w:name w:val="Hyperlink"/>
-    <w:basedOn w:val="DefaultParagraphFont"/>
+    <w:basedOn w:val="a0"/>
     <w:uiPriority w:val="99"/>
     <w:unhideWhenUsed/>
     <w:rsid w:val="008C6202"/>
@@ -9494,11 +9771,11 @@
       <w:u w:val="single"/>
     </w:rPr>
   </w:style>
-  <w:style w:type="paragraph" w:styleId="Subtitle">
+  <w:style w:type="paragraph" w:styleId="a7">
     <w:name w:val="Subtitle"/>
-    <w:basedOn w:val="Normal"/>
-    <w:next w:val="Normal"/>
-    <w:link w:val="SubtitleChar"/>
+    <w:basedOn w:val="a"/>
+    <w:next w:val="a"/>
+    <w:link w:val="a8"/>
     <w:uiPriority w:val="11"/>
     <w:qFormat/>
     <w:rsid w:val="005F4FB6"/>
@@ -9516,10 +9793,10 @@
       <w:sz w:val="22"/>
     </w:rPr>
   </w:style>
-  <w:style w:type="character" w:customStyle="1" w:styleId="SubtitleChar">
-    <w:name w:val="Subtitle Char"/>
-    <w:basedOn w:val="DefaultParagraphFont"/>
-    <w:link w:val="Subtitle"/>
+  <w:style w:type="character" w:customStyle="1" w:styleId="a8">
+    <w:name w:val="Подзаголовок Знак"/>
+    <w:basedOn w:val="a0"/>
+    <w:link w:val="a7"/>
     <w:uiPriority w:val="11"/>
     <w:rsid w:val="005F4FB6"/>
     <w:rPr>
@@ -9529,10 +9806,10 @@
       <w:lang w:eastAsia="ru-RU"/>
     </w:rPr>
   </w:style>
-  <w:style w:type="character" w:customStyle="1" w:styleId="Heading2Char">
-    <w:name w:val="Heading 2 Char"/>
-    <w:basedOn w:val="DefaultParagraphFont"/>
-    <w:link w:val="Heading2"/>
+  <w:style w:type="character" w:customStyle="1" w:styleId="20">
+    <w:name w:val="Заголовок 2 Знак"/>
+    <w:basedOn w:val="a0"/>
+    <w:link w:val="2"/>
     <w:uiPriority w:val="9"/>
     <w:rsid w:val="000C2B11"/>
     <w:rPr>
@@ -9544,10 +9821,10 @@
       <w:lang w:eastAsia="ru-RU"/>
     </w:rPr>
   </w:style>
-  <w:style w:type="paragraph" w:styleId="TOC2">
+  <w:style w:type="paragraph" w:styleId="21">
     <w:name w:val="toc 2"/>
-    <w:basedOn w:val="Normal"/>
-    <w:next w:val="Normal"/>
+    <w:basedOn w:val="a"/>
+    <w:next w:val="a"/>
     <w:autoRedefine/>
     <w:uiPriority w:val="39"/>
     <w:unhideWhenUsed/>
@@ -9826,7 +10103,7 @@
 </file>
 
 <file path=customXml/itemProps1.xml><?xml version="1.0" encoding="utf-8"?>
-<ds:datastoreItem xmlns:ds="http://schemas.openxmlformats.org/officeDocument/2006/customXml" ds:itemID="{601AAA47-E5E8-4B39-A830-0C848090D281}">
+<ds:datastoreItem xmlns:ds="http://schemas.openxmlformats.org/officeDocument/2006/customXml" ds:itemID="{DA31BDEF-9552-43B1-A0CD-E3B88B7A9DBA}">
   <ds:schemaRefs>
     <ds:schemaRef ds:uri="http://schemas.openxmlformats.org/officeDocument/2006/bibliography"/>
   </ds:schemaRefs>

--- a/Отчет по учебной практике.docx
+++ b/Отчет по учебной практике.docx
@@ -1,6 +1,6 @@
 
 <file path=word/document.xml><?xml version="1.0" encoding="utf-8"?>
-<w:document xmlns:wpc="http://schemas.microsoft.com/office/word/2010/wordprocessingCanvas" xmlns:cx="http://schemas.microsoft.com/office/drawing/2014/chartex" xmlns:cx1="http://schemas.microsoft.com/office/drawing/2015/9/8/chartex" xmlns:mc="http://schemas.openxmlformats.org/markup-compatibility/2006" xmlns:o="urn:schemas-microsoft-com:office:office" xmlns:r="http://schemas.openxmlformats.org/officeDocument/2006/relationships" xmlns:m="http://schemas.openxmlformats.org/officeDocument/2006/math" xmlns:v="urn:schemas-microsoft-com:vml" xmlns:wp14="http://schemas.microsoft.com/office/word/2010/wordprocessingDrawing" xmlns:wp="http://schemas.openxmlformats.org/drawingml/2006/wordprocessingDrawing" xmlns:w10="urn:schemas-microsoft-com:office:word" xmlns:w="http://schemas.openxmlformats.org/wordprocessingml/2006/main" xmlns:w14="http://schemas.microsoft.com/office/word/2010/wordml" xmlns:w15="http://schemas.microsoft.com/office/word/2012/wordml" xmlns:w16se="http://schemas.microsoft.com/office/word/2015/wordml/symex" xmlns:wpg="http://schemas.microsoft.com/office/word/2010/wordprocessingGroup" xmlns:wpi="http://schemas.microsoft.com/office/word/2010/wordprocessingInk" xmlns:wne="http://schemas.microsoft.com/office/word/2006/wordml" xmlns:wps="http://schemas.microsoft.com/office/word/2010/wordprocessingShape" mc:Ignorable="w14 w15 w16se wp14">
+<w:document xmlns:wpc="http://schemas.microsoft.com/office/word/2010/wordprocessingCanvas" xmlns:cx="http://schemas.microsoft.com/office/drawing/2014/chartex" xmlns:cx1="http://schemas.microsoft.com/office/drawing/2015/9/8/chartex" xmlns:cx2="http://schemas.microsoft.com/office/drawing/2015/10/21/chartex" xmlns:cx3="http://schemas.microsoft.com/office/drawing/2016/5/9/chartex" xmlns:cx4="http://schemas.microsoft.com/office/drawing/2016/5/10/chartex" xmlns:cx5="http://schemas.microsoft.com/office/drawing/2016/5/11/chartex" xmlns:cx6="http://schemas.microsoft.com/office/drawing/2016/5/12/chartex" xmlns:cx7="http://schemas.microsoft.com/office/drawing/2016/5/13/chartex" xmlns:cx8="http://schemas.microsoft.com/office/drawing/2016/5/14/chartex" xmlns:mc="http://schemas.openxmlformats.org/markup-compatibility/2006" xmlns:aink="http://schemas.microsoft.com/office/drawing/2016/ink" xmlns:am3d="http://schemas.microsoft.com/office/drawing/2017/model3d" xmlns:o="urn:schemas-microsoft-com:office:office" xmlns:oel="http://schemas.microsoft.com/office/2019/extlst" xmlns:r="http://schemas.openxmlformats.org/officeDocument/2006/relationships" xmlns:m="http://schemas.openxmlformats.org/officeDocument/2006/math" xmlns:v="urn:schemas-microsoft-com:vml" xmlns:wp14="http://schemas.microsoft.com/office/word/2010/wordprocessingDrawing" xmlns:wp="http://schemas.openxmlformats.org/drawingml/2006/wordprocessingDrawing" xmlns:w10="urn:schemas-microsoft-com:office:word" xmlns:w="http://schemas.openxmlformats.org/wordprocessingml/2006/main" xmlns:w14="http://schemas.microsoft.com/office/word/2010/wordml" xmlns:w15="http://schemas.microsoft.com/office/word/2012/wordml" xmlns:w16cex="http://schemas.microsoft.com/office/word/2018/wordml/cex" xmlns:w16cid="http://schemas.microsoft.com/office/word/2016/wordml/cid" xmlns:w16="http://schemas.microsoft.com/office/word/2018/wordml" xmlns:w16du="http://schemas.microsoft.com/office/word/2023/wordml/word16du" xmlns:w16sdtdh="http://schemas.microsoft.com/office/word/2020/wordml/sdtdatahash" xmlns:w16sdtfl="http://schemas.microsoft.com/office/word/2024/wordml/sdtformatlock" xmlns:w16se="http://schemas.microsoft.com/office/word/2015/wordml/symex" xmlns:wpg="http://schemas.microsoft.com/office/word/2010/wordprocessingGroup" xmlns:wpi="http://schemas.microsoft.com/office/word/2010/wordprocessingInk" xmlns:wne="http://schemas.microsoft.com/office/word/2006/wordml" xmlns:wps="http://schemas.microsoft.com/office/word/2010/wordprocessingShape" mc:Ignorable="w14 w15 w16se w16cid w16 w16cex w16sdtdh w16sdtfl w16du wp14">
   <w:body>
     <w:p>
       <w:pPr>
@@ -111,7 +111,7 @@
     <w:p>
       <w:pPr>
         <w:spacing w:after="0"/>
-        <w:ind w:left="4818" w:right="-1" w:firstLine="0"/>
+        <w:ind w:left="4678" w:right="-1" w:firstLine="0"/>
         <w:jc w:val="left"/>
         <w:rPr>
           <w:szCs w:val="24"/>
@@ -190,17 +190,9 @@
         <w:ind w:left="0" w:right="-1" w:firstLine="0"/>
         <w:jc w:val="center"/>
         <w:rPr>
-          <w:b/>
           <w:szCs w:val="24"/>
         </w:rPr>
       </w:pPr>
-      <w:r>
-        <w:rPr>
-          <w:b/>
-          <w:szCs w:val="24"/>
-        </w:rPr>
-        <w:t xml:space="preserve"> </w:t>
-      </w:r>
     </w:p>
     <w:p>
       <w:pPr>
@@ -208,7 +200,6 @@
         <w:ind w:left="0" w:right="-1" w:firstLine="0"/>
         <w:jc w:val="center"/>
         <w:rPr>
-          <w:b/>
           <w:szCs w:val="24"/>
         </w:rPr>
       </w:pPr>
@@ -219,7 +210,6 @@
         <w:ind w:left="0" w:right="-1" w:firstLine="0"/>
         <w:jc w:val="center"/>
         <w:rPr>
-          <w:b/>
           <w:szCs w:val="24"/>
         </w:rPr>
       </w:pPr>
@@ -276,56 +266,35 @@
     <w:p>
       <w:pPr>
         <w:spacing w:after="0"/>
-        <w:ind w:left="4818" w:right="-1" w:firstLine="0"/>
+        <w:ind w:left="4678" w:right="-1" w:firstLine="0"/>
         <w:jc w:val="left"/>
         <w:rPr>
           <w:sz w:val="28"/>
           <w:szCs w:val="28"/>
         </w:rPr>
       </w:pPr>
-      <w:r>
-        <w:rPr>
-          <w:sz w:val="28"/>
-          <w:szCs w:val="28"/>
-        </w:rPr>
-        <w:t xml:space="preserve"> </w:t>
-      </w:r>
     </w:p>
     <w:p>
       <w:pPr>
         <w:spacing w:after="0"/>
-        <w:ind w:left="4818" w:right="-1" w:firstLine="0"/>
+        <w:ind w:left="4678" w:right="-1" w:firstLine="0"/>
         <w:jc w:val="left"/>
         <w:rPr>
           <w:sz w:val="28"/>
           <w:szCs w:val="28"/>
         </w:rPr>
       </w:pPr>
-      <w:r>
-        <w:rPr>
-          <w:sz w:val="28"/>
-          <w:szCs w:val="28"/>
-        </w:rPr>
-        <w:t xml:space="preserve"> </w:t>
-      </w:r>
     </w:p>
     <w:p>
       <w:pPr>
         <w:spacing w:after="0"/>
-        <w:ind w:left="4818" w:right="-1" w:firstLine="0"/>
+        <w:ind w:left="4678" w:right="-1" w:firstLine="0"/>
         <w:jc w:val="left"/>
         <w:rPr>
           <w:sz w:val="28"/>
           <w:szCs w:val="28"/>
         </w:rPr>
       </w:pPr>
-      <w:r>
-        <w:rPr>
-          <w:sz w:val="28"/>
-          <w:szCs w:val="28"/>
-        </w:rPr>
-        <w:t xml:space="preserve"> </w:t>
-      </w:r>
     </w:p>
     <w:p>
       <w:pPr>
@@ -491,8 +460,8 @@
     <w:p>
       <w:pPr>
         <w:spacing w:after="0"/>
-        <w:ind w:left="0" w:right="-1" w:firstLine="0"/>
-        <w:jc w:val="left"/>
+        <w:ind w:left="0" w:right="-1" w:firstLine="567"/>
+        <w:jc w:val="center"/>
         <w:rPr>
           <w:szCs w:val="24"/>
         </w:rPr>
@@ -531,7 +500,7 @@
           <w:sz w:val="28"/>
           <w:szCs w:val="28"/>
         </w:rPr>
-        <w:t xml:space="preserve">(Ф.И.О.) </w:t>
+        <w:t>(Ф.И.О.)</w:t>
       </w:r>
     </w:p>
     <w:p>
@@ -641,7 +610,8 @@
     <w:p>
       <w:pPr>
         <w:spacing w:after="0"/>
-        <w:ind w:left="0" w:right="-1" w:firstLine="0"/>
+        <w:ind w:left="0" w:right="-1" w:firstLine="709"/>
+        <w:jc w:val="center"/>
         <w:rPr>
           <w:sz w:val="28"/>
           <w:szCs w:val="28"/>
@@ -703,7 +673,7 @@
     </w:p>
     <w:p>
       <w:pPr>
-        <w:pStyle w:val="1"/>
+        <w:pStyle w:val="Heading1"/>
         <w:ind w:right="-1"/>
       </w:pPr>
       <w:bookmarkStart w:id="0" w:name="_Toc230462616"/>
@@ -716,7 +686,10 @@
     <w:sdt>
       <w:sdtPr>
         <w:rPr>
-          <w:rFonts w:eastAsia="Times New Roman"/>
+          <w:rFonts w:ascii="Times New Roman" w:eastAsia="Times New Roman" w:hAnsi="Times New Roman" w:cs="Times New Roman"/>
+          <w:color w:val="000000"/>
+          <w:sz w:val="24"/>
+          <w:szCs w:val="22"/>
         </w:rPr>
         <w:id w:val="-2040352424"/>
         <w:docPartObj>
@@ -726,18 +699,14 @@
       </w:sdtPr>
       <w:sdtEndPr>
         <w:rPr>
-          <w:rFonts w:ascii="Times New Roman" w:hAnsi="Times New Roman" w:cs="Times New Roman"/>
           <w:b/>
           <w:bCs/>
-          <w:color w:val="000000"/>
-          <w:sz w:val="24"/>
-          <w:szCs w:val="22"/>
         </w:rPr>
       </w:sdtEndPr>
       <w:sdtContent>
         <w:p>
           <w:pPr>
-            <w:pStyle w:val="a5"/>
+            <w:pStyle w:val="TOCHeading"/>
             <w:ind w:right="-1"/>
             <w:rPr>
               <w:color w:val="auto"/>
@@ -746,7 +715,7 @@
         </w:p>
         <w:p>
           <w:pPr>
-            <w:pStyle w:val="11"/>
+            <w:pStyle w:val="TOC1"/>
             <w:tabs>
               <w:tab w:val="left" w:pos="284"/>
               <w:tab w:val="right" w:leader="dot" w:pos="9345"/>
@@ -791,7 +760,7 @@
           <w:hyperlink w:anchor="_Toc230462616" w:history="1">
             <w:r>
               <w:rPr>
-                <w:rStyle w:val="a6"/>
+                <w:rStyle w:val="Hyperlink"/>
                 <w:noProof/>
                 <w:sz w:val="28"/>
                 <w:szCs w:val="28"/>
@@ -864,7 +833,7 @@
         </w:p>
         <w:p>
           <w:pPr>
-            <w:pStyle w:val="11"/>
+            <w:pStyle w:val="TOC1"/>
             <w:tabs>
               <w:tab w:val="left" w:pos="284"/>
               <w:tab w:val="right" w:leader="dot" w:pos="9345"/>
@@ -885,7 +854,7 @@
           <w:hyperlink w:anchor="_Toc230462617" w:history="1">
             <w:r>
               <w:rPr>
-                <w:rStyle w:val="a6"/>
+                <w:rStyle w:val="Hyperlink"/>
                 <w:noProof/>
                 <w:sz w:val="28"/>
                 <w:szCs w:val="28"/>
@@ -958,7 +927,7 @@
         </w:p>
         <w:p>
           <w:pPr>
-            <w:pStyle w:val="11"/>
+            <w:pStyle w:val="TOC1"/>
             <w:tabs>
               <w:tab w:val="left" w:pos="284"/>
               <w:tab w:val="right" w:leader="dot" w:pos="9345"/>
@@ -979,7 +948,7 @@
           <w:hyperlink w:anchor="_Toc230462618" w:history="1">
             <w:r>
               <w:rPr>
-                <w:rStyle w:val="a6"/>
+                <w:rStyle w:val="Hyperlink"/>
                 <w:noProof/>
                 <w:sz w:val="28"/>
                 <w:szCs w:val="28"/>
@@ -1052,7 +1021,7 @@
         </w:p>
         <w:p>
           <w:pPr>
-            <w:pStyle w:val="11"/>
+            <w:pStyle w:val="TOC1"/>
             <w:tabs>
               <w:tab w:val="left" w:pos="284"/>
               <w:tab w:val="right" w:leader="dot" w:pos="9345"/>
@@ -1073,7 +1042,7 @@
           <w:hyperlink w:anchor="_Toc230462619" w:history="1">
             <w:r>
               <w:rPr>
-                <w:rStyle w:val="a6"/>
+                <w:rStyle w:val="Hyperlink"/>
                 <w:noProof/>
                 <w:sz w:val="28"/>
                 <w:szCs w:val="28"/>
@@ -1146,7 +1115,7 @@
         </w:p>
         <w:p>
           <w:pPr>
-            <w:pStyle w:val="21"/>
+            <w:pStyle w:val="TOC2"/>
             <w:tabs>
               <w:tab w:val="left" w:pos="284"/>
               <w:tab w:val="left" w:pos="720"/>
@@ -1163,7 +1132,7 @@
           <w:hyperlink w:anchor="_Toc230462620" w:history="1">
             <w:r>
               <w:rPr>
-                <w:rStyle w:val="a6"/>
+                <w:rStyle w:val="Hyperlink"/>
                 <w:noProof/>
                 <w:sz w:val="28"/>
                 <w:szCs w:val="28"/>
@@ -1180,7 +1149,7 @@
             </w:r>
             <w:r>
               <w:rPr>
-                <w:rStyle w:val="a6"/>
+                <w:rStyle w:val="Hyperlink"/>
                 <w:noProof/>
                 <w:sz w:val="28"/>
                 <w:szCs w:val="28"/>
@@ -1253,7 +1222,7 @@
         </w:p>
         <w:p>
           <w:pPr>
-            <w:pStyle w:val="11"/>
+            <w:pStyle w:val="TOC1"/>
             <w:tabs>
               <w:tab w:val="left" w:pos="284"/>
               <w:tab w:val="right" w:leader="dot" w:pos="9345"/>
@@ -1274,7 +1243,7 @@
           <w:hyperlink w:anchor="_Toc230462621" w:history="1">
             <w:r>
               <w:rPr>
-                <w:rStyle w:val="a6"/>
+                <w:rStyle w:val="Hyperlink"/>
                 <w:noProof/>
                 <w:sz w:val="28"/>
                 <w:szCs w:val="28"/>
@@ -1347,7 +1316,7 @@
         </w:p>
         <w:p>
           <w:pPr>
-            <w:pStyle w:val="11"/>
+            <w:pStyle w:val="TOC1"/>
             <w:tabs>
               <w:tab w:val="left" w:pos="284"/>
               <w:tab w:val="right" w:leader="dot" w:pos="9345"/>
@@ -1368,7 +1337,7 @@
           <w:hyperlink w:anchor="_Toc230462622" w:history="1">
             <w:r>
               <w:rPr>
-                <w:rStyle w:val="a6"/>
+                <w:rStyle w:val="Hyperlink"/>
                 <w:noProof/>
                 <w:sz w:val="28"/>
                 <w:szCs w:val="28"/>
@@ -1441,7 +1410,7 @@
         </w:p>
         <w:p>
           <w:pPr>
-            <w:pStyle w:val="21"/>
+            <w:pStyle w:val="TOC2"/>
             <w:tabs>
               <w:tab w:val="left" w:pos="284"/>
               <w:tab w:val="left" w:pos="720"/>
@@ -1458,7 +1427,7 @@
           <w:hyperlink w:anchor="_Toc230462623" w:history="1">
             <w:r>
               <w:rPr>
-                <w:rStyle w:val="a6"/>
+                <w:rStyle w:val="Hyperlink"/>
                 <w:noProof/>
                 <w:sz w:val="28"/>
                 <w:szCs w:val="28"/>
@@ -1475,7 +1444,7 @@
             </w:r>
             <w:r>
               <w:rPr>
-                <w:rStyle w:val="a6"/>
+                <w:rStyle w:val="Hyperlink"/>
                 <w:noProof/>
                 <w:sz w:val="28"/>
                 <w:szCs w:val="28"/>
@@ -1548,7 +1517,7 @@
         </w:p>
         <w:p>
           <w:pPr>
-            <w:pStyle w:val="11"/>
+            <w:pStyle w:val="TOC1"/>
             <w:tabs>
               <w:tab w:val="left" w:pos="284"/>
               <w:tab w:val="right" w:leader="dot" w:pos="9345"/>
@@ -1569,7 +1538,7 @@
           <w:hyperlink w:anchor="_Toc230462624" w:history="1">
             <w:r>
               <w:rPr>
-                <w:rStyle w:val="a6"/>
+                <w:rStyle w:val="Hyperlink"/>
                 <w:noProof/>
                 <w:sz w:val="28"/>
                 <w:szCs w:val="28"/>
@@ -1692,7 +1661,7 @@
     </w:p>
     <w:p>
       <w:pPr>
-        <w:pStyle w:val="1"/>
+        <w:pStyle w:val="Heading1"/>
         <w:ind w:right="-1"/>
       </w:pPr>
       <w:bookmarkStart w:id="1" w:name="_Toc229309497"/>
@@ -1981,7 +1950,7 @@
     </w:p>
     <w:p>
       <w:pPr>
-        <w:pStyle w:val="1"/>
+        <w:pStyle w:val="Heading1"/>
         <w:ind w:right="-1"/>
       </w:pPr>
       <w:bookmarkStart w:id="3" w:name="_Toc230462618"/>
@@ -2064,7 +2033,7 @@
     </w:p>
     <w:p>
       <w:pPr>
-        <w:pStyle w:val="a3"/>
+        <w:pStyle w:val="ListParagraph"/>
         <w:numPr>
           <w:ilvl w:val="0"/>
           <w:numId w:val="1"/>
@@ -2104,7 +2073,7 @@
     </w:p>
     <w:p>
       <w:pPr>
-        <w:pStyle w:val="a3"/>
+        <w:pStyle w:val="ListParagraph"/>
         <w:numPr>
           <w:ilvl w:val="0"/>
           <w:numId w:val="1"/>
@@ -2129,7 +2098,7 @@
     </w:p>
     <w:p>
       <w:pPr>
-        <w:pStyle w:val="a3"/>
+        <w:pStyle w:val="ListParagraph"/>
         <w:numPr>
           <w:ilvl w:val="0"/>
           <w:numId w:val="1"/>
@@ -2162,7 +2131,7 @@
     </w:p>
     <w:p>
       <w:pPr>
-        <w:pStyle w:val="a3"/>
+        <w:pStyle w:val="ListParagraph"/>
         <w:numPr>
           <w:ilvl w:val="0"/>
           <w:numId w:val="1"/>
@@ -2202,7 +2171,7 @@
     </w:p>
     <w:p>
       <w:pPr>
-        <w:pStyle w:val="a3"/>
+        <w:pStyle w:val="ListParagraph"/>
         <w:numPr>
           <w:ilvl w:val="0"/>
           <w:numId w:val="1"/>
@@ -2242,7 +2211,7 @@
     </w:p>
     <w:p>
       <w:pPr>
-        <w:pStyle w:val="a3"/>
+        <w:pStyle w:val="ListParagraph"/>
         <w:numPr>
           <w:ilvl w:val="0"/>
           <w:numId w:val="1"/>
@@ -2289,7 +2258,7 @@
     </w:p>
     <w:p>
       <w:pPr>
-        <w:pStyle w:val="a3"/>
+        <w:pStyle w:val="ListParagraph"/>
         <w:numPr>
           <w:ilvl w:val="0"/>
           <w:numId w:val="1"/>
@@ -2377,7 +2346,7 @@
     </w:p>
     <w:p>
       <w:pPr>
-        <w:pStyle w:val="1"/>
+        <w:pStyle w:val="Heading1"/>
         <w:ind w:right="-1"/>
       </w:pPr>
       <w:bookmarkStart w:id="4" w:name="_Toc230462619"/>
@@ -2395,7 +2364,7 @@
     </w:p>
     <w:p>
       <w:pPr>
-        <w:pStyle w:val="2"/>
+        <w:pStyle w:val="Heading2"/>
         <w:ind w:right="-1"/>
       </w:pPr>
       <w:bookmarkStart w:id="5" w:name="_Toc230462620"/>
@@ -2468,7 +2437,7 @@
     </w:p>
     <w:tbl>
       <w:tblPr>
-        <w:tblStyle w:val="a4"/>
+        <w:tblStyle w:val="TableGrid"/>
         <w:tblW w:w="0" w:type="auto"/>
         <w:tblInd w:w="-5" w:type="dxa"/>
         <w:tblLayout w:type="fixed"/>
@@ -3069,7 +3038,7 @@
     </w:p>
     <w:p>
       <w:pPr>
-        <w:spacing w:line="360" w:lineRule="auto"/>
+        <w:spacing w:after="0" w:line="360" w:lineRule="auto"/>
         <w:ind w:right="-1" w:firstLine="572"/>
         <w:rPr>
           <w:sz w:val="28"/>
@@ -3202,12 +3171,12 @@
           <w:sz w:val="28"/>
           <w:szCs w:val="28"/>
         </w:rPr>
-        <w:t xml:space="preserve">. </w:t>
-      </w:r>
-    </w:p>
-    <w:p>
-      <w:pPr>
-        <w:spacing w:line="360" w:lineRule="auto"/>
+        <w:t>.</w:t>
+      </w:r>
+    </w:p>
+    <w:p>
+      <w:pPr>
+        <w:spacing w:after="0" w:line="360" w:lineRule="auto"/>
         <w:ind w:right="-1" w:firstLine="572"/>
         <w:rPr>
           <w:sz w:val="28"/>
@@ -3250,7 +3219,35 @@
           <w:sz w:val="28"/>
           <w:szCs w:val="28"/>
         </w:rPr>
-        <w:t xml:space="preserve"> по высоте. На этой же форме было создано 3 элемента l</w:t>
+        <w:t xml:space="preserve"> по высоте</w:t>
+      </w:r>
+      <w:r>
+        <w:rPr>
+          <w:sz w:val="28"/>
+          <w:szCs w:val="28"/>
+        </w:rPr>
+        <w:t xml:space="preserve"> (см. рис. </w:t>
+      </w:r>
+      <w:r>
+        <w:rPr>
+          <w:sz w:val="28"/>
+          <w:szCs w:val="28"/>
+        </w:rPr>
+        <w:t>0</w:t>
+      </w:r>
+      <w:r>
+        <w:rPr>
+          <w:sz w:val="28"/>
+          <w:szCs w:val="28"/>
+        </w:rPr>
+        <w:t>)</w:t>
+      </w:r>
+      <w:r>
+        <w:rPr>
+          <w:sz w:val="28"/>
+          <w:szCs w:val="28"/>
+        </w:rPr>
+        <w:t>. На этой же форме было создано 3 элемента l</w:t>
       </w:r>
       <w:proofErr w:type="spellStart"/>
       <w:r>
@@ -3593,25 +3590,109 @@
     </w:p>
     <w:p>
       <w:pPr>
-        <w:spacing w:line="360" w:lineRule="auto"/>
+        <w:spacing w:after="0" w:line="360" w:lineRule="auto"/>
         <w:ind w:right="-1" w:firstLine="572"/>
         <w:rPr>
           <w:sz w:val="28"/>
           <w:szCs w:val="28"/>
         </w:rPr>
       </w:pPr>
-      <w:r>
-        <w:rPr>
-          <w:sz w:val="28"/>
-          <w:szCs w:val="28"/>
+    </w:p>
+    <w:p>
+      <w:pPr>
+        <w:spacing w:after="0" w:line="360" w:lineRule="auto"/>
+        <w:ind w:right="-1" w:firstLine="572"/>
+        <w:rPr>
+          <w:sz w:val="28"/>
+          <w:szCs w:val="28"/>
+        </w:rPr>
+      </w:pPr>
+      <w:r>
+        <w:rPr>
+          <w:sz w:val="28"/>
+          <w:szCs w:val="28"/>
+        </w:rPr>
+        <w:drawing>
+          <wp:inline distT="0" distB="0" distL="0" distR="0" wp14:anchorId="1AD802B6" wp14:editId="6BECCBDE">
+            <wp:extent cx="5159187" cy="2857748"/>
+            <wp:effectExtent l="0" t="0" r="3810" b="0"/>
+            <wp:docPr id="1911280159" name="Picture 1"/>
+            <wp:cNvGraphicFramePr>
+              <a:graphicFrameLocks xmlns:a="http://schemas.openxmlformats.org/drawingml/2006/main" noChangeAspect="1"/>
+            </wp:cNvGraphicFramePr>
+            <a:graphic xmlns:a="http://schemas.openxmlformats.org/drawingml/2006/main">
+              <a:graphicData uri="http://schemas.openxmlformats.org/drawingml/2006/picture">
+                <pic:pic xmlns:pic="http://schemas.openxmlformats.org/drawingml/2006/picture">
+                  <pic:nvPicPr>
+                    <pic:cNvPr id="1911280159" name=""/>
+                    <pic:cNvPicPr/>
+                  </pic:nvPicPr>
+                  <pic:blipFill>
+                    <a:blip r:embed="rId6"/>
+                    <a:stretch>
+                      <a:fillRect/>
+                    </a:stretch>
+                  </pic:blipFill>
+                  <pic:spPr>
+                    <a:xfrm>
+                      <a:off x="0" y="0"/>
+                      <a:ext cx="5159187" cy="2857748"/>
+                    </a:xfrm>
+                    <a:prstGeom prst="rect">
+                      <a:avLst/>
+                    </a:prstGeom>
+                  </pic:spPr>
+                </pic:pic>
+              </a:graphicData>
+            </a:graphic>
+          </wp:inline>
+        </w:drawing>
+      </w:r>
+    </w:p>
+    <w:p>
+      <w:pPr>
+        <w:spacing w:after="0" w:line="360" w:lineRule="auto"/>
+        <w:ind w:right="-1" w:firstLine="572"/>
+        <w:jc w:val="center"/>
+        <w:rPr>
+          <w:sz w:val="28"/>
+          <w:szCs w:val="28"/>
+        </w:rPr>
+      </w:pPr>
+      <w:r>
+        <w:rPr>
+          <w:iCs/>
+        </w:rPr>
+        <w:t>Рисунок</w:t>
+      </w:r>
+      <w:r>
+        <w:rPr>
+          <w:iCs/>
+        </w:rPr>
+        <w:t xml:space="preserve"> </w:t>
+      </w:r>
+      <w:r>
+        <w:rPr>
+          <w:iCs/>
+        </w:rPr>
+        <w:t xml:space="preserve">0 </w:t>
+      </w:r>
+      <w:r>
+        <w:rPr>
+          <w:iCs/>
+        </w:rPr>
+        <w:t xml:space="preserve">– </w:t>
+      </w:r>
+      <w:r>
+        <w:rPr>
+          <w:iCs/>
         </w:rPr>
         <w:t>Форма «</w:t>
       </w:r>
       <w:proofErr w:type="spellStart"/>
       <w:r>
         <w:rPr>
-          <w:sz w:val="28"/>
-          <w:szCs w:val="28"/>
+          <w:iCs/>
           <w:lang w:val="en-US"/>
         </w:rPr>
         <w:t>FormStart</w:t>
@@ -3619,6 +3700,49 @@
       <w:proofErr w:type="spellEnd"/>
       <w:r>
         <w:rPr>
+          <w:iCs/>
+        </w:rPr>
+        <w:t>»</w:t>
+      </w:r>
+    </w:p>
+    <w:p>
+      <w:pPr>
+        <w:spacing w:after="0" w:line="360" w:lineRule="auto"/>
+        <w:ind w:right="-1" w:firstLine="572"/>
+        <w:rPr>
+          <w:sz w:val="28"/>
+          <w:szCs w:val="28"/>
+        </w:rPr>
+      </w:pPr>
+    </w:p>
+    <w:p>
+      <w:pPr>
+        <w:spacing w:after="0" w:line="360" w:lineRule="auto"/>
+        <w:ind w:right="-1" w:firstLine="572"/>
+        <w:rPr>
+          <w:sz w:val="28"/>
+          <w:szCs w:val="28"/>
+        </w:rPr>
+      </w:pPr>
+      <w:r>
+        <w:rPr>
+          <w:sz w:val="28"/>
+          <w:szCs w:val="28"/>
+        </w:rPr>
+        <w:t>Форма «</w:t>
+      </w:r>
+      <w:proofErr w:type="spellStart"/>
+      <w:r>
+        <w:rPr>
+          <w:sz w:val="28"/>
+          <w:szCs w:val="28"/>
+          <w:lang w:val="en-US"/>
+        </w:rPr>
+        <w:t>FormStart</w:t>
+      </w:r>
+      <w:proofErr w:type="spellEnd"/>
+      <w:r>
+        <w:rPr>
           <w:sz w:val="28"/>
           <w:szCs w:val="28"/>
         </w:rPr>
@@ -3669,12 +3793,12 @@
     </w:p>
     <w:p>
       <w:pPr>
-        <w:pStyle w:val="a3"/>
+        <w:pStyle w:val="ListParagraph"/>
         <w:numPr>
           <w:ilvl w:val="0"/>
           <w:numId w:val="2"/>
         </w:numPr>
-        <w:spacing w:line="360" w:lineRule="auto"/>
+        <w:spacing w:after="0" w:line="360" w:lineRule="auto"/>
         <w:ind w:right="-1"/>
         <w:rPr>
           <w:sz w:val="28"/>
@@ -3692,12 +3816,12 @@
     </w:p>
     <w:p>
       <w:pPr>
-        <w:pStyle w:val="a3"/>
+        <w:pStyle w:val="ListParagraph"/>
         <w:numPr>
           <w:ilvl w:val="0"/>
           <w:numId w:val="2"/>
         </w:numPr>
-        <w:spacing w:line="360" w:lineRule="auto"/>
+        <w:spacing w:after="0" w:line="360" w:lineRule="auto"/>
         <w:ind w:right="-1"/>
         <w:rPr>
           <w:sz w:val="28"/>
@@ -3725,12 +3849,12 @@
     </w:p>
     <w:p>
       <w:pPr>
-        <w:pStyle w:val="a3"/>
+        <w:pStyle w:val="ListParagraph"/>
         <w:numPr>
           <w:ilvl w:val="0"/>
           <w:numId w:val="2"/>
         </w:numPr>
-        <w:spacing w:line="360" w:lineRule="auto"/>
+        <w:spacing w:after="0" w:line="360" w:lineRule="auto"/>
         <w:ind w:right="-1"/>
         <w:rPr>
           <w:sz w:val="28"/>
@@ -3758,12 +3882,12 @@
     </w:p>
     <w:p>
       <w:pPr>
-        <w:pStyle w:val="a3"/>
+        <w:pStyle w:val="ListParagraph"/>
         <w:numPr>
           <w:ilvl w:val="0"/>
           <w:numId w:val="2"/>
         </w:numPr>
-        <w:spacing w:line="360" w:lineRule="auto"/>
+        <w:spacing w:after="0" w:line="360" w:lineRule="auto"/>
         <w:ind w:right="-1"/>
         <w:rPr>
           <w:sz w:val="28"/>
@@ -3791,12 +3915,12 @@
     </w:p>
     <w:p>
       <w:pPr>
-        <w:pStyle w:val="a3"/>
+        <w:pStyle w:val="ListParagraph"/>
         <w:numPr>
           <w:ilvl w:val="0"/>
           <w:numId w:val="2"/>
         </w:numPr>
-        <w:spacing w:line="360" w:lineRule="auto"/>
+        <w:spacing w:after="0" w:line="360" w:lineRule="auto"/>
         <w:ind w:right="-1"/>
         <w:rPr>
           <w:sz w:val="28"/>
@@ -3814,12 +3938,12 @@
     </w:p>
     <w:p>
       <w:pPr>
-        <w:pStyle w:val="a3"/>
+        <w:pStyle w:val="ListParagraph"/>
         <w:numPr>
           <w:ilvl w:val="0"/>
           <w:numId w:val="2"/>
         </w:numPr>
-        <w:spacing w:line="360" w:lineRule="auto"/>
+        <w:spacing w:after="0" w:line="360" w:lineRule="auto"/>
         <w:ind w:right="-1"/>
         <w:rPr>
           <w:sz w:val="28"/>
@@ -3837,12 +3961,12 @@
     </w:p>
     <w:p>
       <w:pPr>
-        <w:pStyle w:val="a3"/>
+        <w:pStyle w:val="ListParagraph"/>
         <w:numPr>
           <w:ilvl w:val="0"/>
           <w:numId w:val="2"/>
         </w:numPr>
-        <w:spacing w:line="360" w:lineRule="auto"/>
+        <w:spacing w:after="0" w:line="360" w:lineRule="auto"/>
         <w:ind w:right="-1"/>
         <w:rPr>
           <w:sz w:val="28"/>
@@ -3866,6 +3990,203 @@
           <w:lang w:val="en-US"/>
         </w:rPr>
         <w:t xml:space="preserve"> (1).</w:t>
+      </w:r>
+    </w:p>
+    <w:p>
+      <w:pPr>
+        <w:spacing w:after="0" w:line="360" w:lineRule="auto"/>
+        <w:ind w:right="-1" w:firstLine="572"/>
+        <w:rPr>
+          <w:sz w:val="28"/>
+          <w:szCs w:val="28"/>
+        </w:rPr>
+      </w:pPr>
+      <w:r>
+        <w:rPr>
+          <w:sz w:val="28"/>
+          <w:szCs w:val="28"/>
+        </w:rPr>
+        <w:t xml:space="preserve">Шести элементам </w:t>
+      </w:r>
+      <w:r>
+        <w:rPr>
+          <w:sz w:val="28"/>
+          <w:szCs w:val="28"/>
+          <w:lang w:val="en-US"/>
+        </w:rPr>
+        <w:t>label</w:t>
+      </w:r>
+      <w:r>
+        <w:rPr>
+          <w:sz w:val="28"/>
+          <w:szCs w:val="28"/>
+        </w:rPr>
+        <w:t xml:space="preserve"> </w:t>
+      </w:r>
+      <w:r>
+        <w:rPr>
+          <w:sz w:val="28"/>
+          <w:szCs w:val="28"/>
+        </w:rPr>
+        <w:t>был изменен размер шрифта до 10</w:t>
+      </w:r>
+      <w:r>
+        <w:rPr>
+          <w:sz w:val="28"/>
+          <w:szCs w:val="28"/>
+        </w:rPr>
+        <w:t xml:space="preserve"> пунктов</w:t>
+      </w:r>
+      <w:r>
+        <w:rPr>
+          <w:sz w:val="28"/>
+          <w:szCs w:val="28"/>
+        </w:rPr>
+        <w:t xml:space="preserve">, а седьмому также был изменен цвет на </w:t>
+      </w:r>
+      <w:proofErr w:type="spellStart"/>
+      <w:r>
+        <w:rPr>
+          <w:sz w:val="28"/>
+          <w:szCs w:val="28"/>
+          <w:lang w:val="en-US"/>
+        </w:rPr>
+        <w:t>DarkRed</w:t>
+      </w:r>
+      <w:proofErr w:type="spellEnd"/>
+      <w:r>
+        <w:rPr>
+          <w:sz w:val="28"/>
+          <w:szCs w:val="28"/>
+        </w:rPr>
+        <w:t xml:space="preserve">, установлена жирность текста </w:t>
+      </w:r>
+      <w:r>
+        <w:rPr>
+          <w:sz w:val="28"/>
+          <w:szCs w:val="28"/>
+          <w:lang w:val="en-US"/>
+        </w:rPr>
+        <w:t>bold</w:t>
+      </w:r>
+      <w:r>
+        <w:rPr>
+          <w:sz w:val="28"/>
+          <w:szCs w:val="28"/>
+        </w:rPr>
+        <w:t xml:space="preserve"> и размер 14 пунктов</w:t>
+      </w:r>
+      <w:r>
+        <w:rPr>
+          <w:sz w:val="28"/>
+          <w:szCs w:val="28"/>
+        </w:rPr>
+        <w:t>.</w:t>
+      </w:r>
+      <w:r>
+        <w:rPr>
+          <w:sz w:val="28"/>
+          <w:szCs w:val="28"/>
+        </w:rPr>
+        <w:t xml:space="preserve"> </w:t>
+      </w:r>
+    </w:p>
+    <w:p>
+      <w:pPr>
+        <w:spacing w:after="0" w:line="360" w:lineRule="auto"/>
+        <w:ind w:right="-1" w:firstLine="572"/>
+        <w:rPr>
+          <w:sz w:val="28"/>
+          <w:szCs w:val="28"/>
+        </w:rPr>
+      </w:pPr>
+      <w:r>
+        <w:rPr>
+          <w:sz w:val="28"/>
+          <w:szCs w:val="28"/>
+        </w:rPr>
+        <w:lastRenderedPageBreak/>
+        <w:t xml:space="preserve">Шрифт в </w:t>
+      </w:r>
+      <w:proofErr w:type="spellStart"/>
+      <w:r>
+        <w:rPr>
+          <w:sz w:val="28"/>
+          <w:szCs w:val="28"/>
+          <w:lang w:val="en-US"/>
+        </w:rPr>
+        <w:t>textBox</w:t>
+      </w:r>
+      <w:proofErr w:type="spellEnd"/>
+      <w:r>
+        <w:rPr>
+          <w:sz w:val="28"/>
+          <w:szCs w:val="28"/>
+        </w:rPr>
+        <w:t xml:space="preserve"> </w:t>
+      </w:r>
+      <w:r>
+        <w:rPr>
+          <w:sz w:val="28"/>
+          <w:szCs w:val="28"/>
+        </w:rPr>
+        <w:t>был изменен до 9 пунктов, а также отредактирована длина элементов.</w:t>
+      </w:r>
+    </w:p>
+    <w:p>
+      <w:pPr>
+        <w:spacing w:after="0" w:line="360" w:lineRule="auto"/>
+        <w:ind w:right="-1" w:firstLine="572"/>
+        <w:rPr>
+          <w:sz w:val="28"/>
+          <w:szCs w:val="28"/>
+        </w:rPr>
+      </w:pPr>
+      <w:r>
+        <w:rPr>
+          <w:sz w:val="28"/>
+          <w:szCs w:val="28"/>
+        </w:rPr>
+        <w:t xml:space="preserve">В созданную </w:t>
+      </w:r>
+      <w:r>
+        <w:rPr>
+          <w:sz w:val="28"/>
+          <w:szCs w:val="28"/>
+          <w:lang w:val="en-US"/>
+        </w:rPr>
+        <w:t>panel</w:t>
+      </w:r>
+      <w:r>
+        <w:rPr>
+          <w:sz w:val="28"/>
+          <w:szCs w:val="28"/>
+        </w:rPr>
+        <w:t xml:space="preserve"> </w:t>
+      </w:r>
+      <w:r>
+        <w:rPr>
+          <w:sz w:val="28"/>
+          <w:szCs w:val="28"/>
+        </w:rPr>
+        <w:t xml:space="preserve">были помещены все </w:t>
+      </w:r>
+      <w:proofErr w:type="spellStart"/>
+      <w:r>
+        <w:rPr>
+          <w:sz w:val="28"/>
+          <w:szCs w:val="28"/>
+          <w:lang w:val="en-US"/>
+        </w:rPr>
+        <w:t>radioButton</w:t>
+      </w:r>
+      <w:proofErr w:type="spellEnd"/>
+      <w:r>
+        <w:rPr>
+          <w:sz w:val="28"/>
+          <w:szCs w:val="28"/>
+        </w:rPr>
+        <w:t xml:space="preserve"> и изменён текст элементов и системные названия.</w:t>
       </w:r>
     </w:p>
     <w:p>
@@ -3877,95 +4198,6 @@
           <w:szCs w:val="28"/>
         </w:rPr>
       </w:pPr>
-      <w:r>
-        <w:rPr>
-          <w:sz w:val="28"/>
-          <w:szCs w:val="28"/>
-        </w:rPr>
-        <w:t xml:space="preserve">Шести элементам </w:t>
-      </w:r>
-      <w:r>
-        <w:rPr>
-          <w:sz w:val="28"/>
-          <w:szCs w:val="28"/>
-          <w:lang w:val="en-US"/>
-        </w:rPr>
-        <w:t>label</w:t>
-      </w:r>
-      <w:r>
-        <w:rPr>
-          <w:sz w:val="28"/>
-          <w:szCs w:val="28"/>
-        </w:rPr>
-        <w:t xml:space="preserve"> </w:t>
-      </w:r>
-      <w:r>
-        <w:rPr>
-          <w:sz w:val="28"/>
-          <w:szCs w:val="28"/>
-        </w:rPr>
-        <w:t>был изменен размер шрифта до 10</w:t>
-      </w:r>
-      <w:r>
-        <w:rPr>
-          <w:sz w:val="28"/>
-          <w:szCs w:val="28"/>
-        </w:rPr>
-        <w:t xml:space="preserve"> пунктов</w:t>
-      </w:r>
-      <w:r>
-        <w:rPr>
-          <w:sz w:val="28"/>
-          <w:szCs w:val="28"/>
-        </w:rPr>
-        <w:t xml:space="preserve">, а седьмому также был изменен цвет на </w:t>
-      </w:r>
-      <w:proofErr w:type="spellStart"/>
-      <w:r>
-        <w:rPr>
-          <w:sz w:val="28"/>
-          <w:szCs w:val="28"/>
-          <w:lang w:val="en-US"/>
-        </w:rPr>
-        <w:t>DarkRed</w:t>
-      </w:r>
-      <w:proofErr w:type="spellEnd"/>
-      <w:r>
-        <w:rPr>
-          <w:sz w:val="28"/>
-          <w:szCs w:val="28"/>
-        </w:rPr>
-        <w:t xml:space="preserve">, установлена жирность текста </w:t>
-      </w:r>
-      <w:r>
-        <w:rPr>
-          <w:sz w:val="28"/>
-          <w:szCs w:val="28"/>
-          <w:lang w:val="en-US"/>
-        </w:rPr>
-        <w:t>bold</w:t>
-      </w:r>
-      <w:r>
-        <w:rPr>
-          <w:sz w:val="28"/>
-          <w:szCs w:val="28"/>
-        </w:rPr>
-        <w:t xml:space="preserve"> и размер 14 пунктов</w:t>
-      </w:r>
-      <w:r>
-        <w:rPr>
-          <w:sz w:val="28"/>
-          <w:szCs w:val="28"/>
-        </w:rPr>
-        <w:t>.</w:t>
-      </w:r>
-      <w:r>
-        <w:rPr>
-          <w:sz w:val="28"/>
-          <w:szCs w:val="28"/>
-        </w:rPr>
-        <w:t xml:space="preserve"> </w:t>
-      </w:r>
     </w:p>
     <w:p>
       <w:pPr>
@@ -3976,12 +4208,67 @@
           <w:szCs w:val="28"/>
         </w:rPr>
       </w:pPr>
-      <w:r>
-        <w:rPr>
-          <w:sz w:val="28"/>
-          <w:szCs w:val="28"/>
-        </w:rPr>
-        <w:t xml:space="preserve">Шрифт в </w:t>
+    </w:p>
+    <w:p>
+      <w:pPr>
+        <w:autoSpaceDE w:val="0"/>
+        <w:autoSpaceDN w:val="0"/>
+        <w:adjustRightInd w:val="0"/>
+        <w:spacing w:line="360" w:lineRule="auto"/>
+        <w:ind w:firstLine="709"/>
+        <w:rPr>
+          <w:sz w:val="28"/>
+          <w:szCs w:val="28"/>
+        </w:rPr>
+      </w:pPr>
+      <w:r>
+        <w:rPr>
+          <w:sz w:val="28"/>
+          <w:szCs w:val="28"/>
+        </w:rPr>
+        <w:t>В программном комплексе присутствует возможность добавлять студента, определять кол-во столбцов, удалять студента и отчищать таблицу.</w:t>
+      </w:r>
+    </w:p>
+    <w:p>
+      <w:pPr>
+        <w:autoSpaceDE w:val="0"/>
+        <w:autoSpaceDN w:val="0"/>
+        <w:adjustRightInd w:val="0"/>
+        <w:spacing w:line="360" w:lineRule="auto"/>
+        <w:ind w:firstLine="709"/>
+        <w:rPr>
+          <w:sz w:val="28"/>
+          <w:szCs w:val="28"/>
+        </w:rPr>
+      </w:pPr>
+      <w:r>
+        <w:rPr>
+          <w:sz w:val="28"/>
+          <w:szCs w:val="28"/>
+        </w:rPr>
+        <w:t xml:space="preserve">При добавлении студента Фамилии и имени используется </w:t>
+      </w:r>
+      <w:r>
+        <w:rPr>
+          <w:sz w:val="28"/>
+          <w:szCs w:val="28"/>
+          <w:lang w:val="en-US"/>
+        </w:rPr>
+        <w:t>textbox</w:t>
+      </w:r>
+      <w:r>
+        <w:rPr>
+          <w:sz w:val="28"/>
+          <w:szCs w:val="28"/>
+        </w:rPr>
+        <w:t xml:space="preserve">, </w:t>
+      </w:r>
+      <w:r>
+        <w:rPr>
+          <w:sz w:val="28"/>
+          <w:szCs w:val="28"/>
+        </w:rPr>
+        <w:t xml:space="preserve">для календаря </w:t>
       </w:r>
       <w:proofErr w:type="spellStart"/>
       <w:r>
@@ -3990,7 +4277,7 @@
           <w:szCs w:val="28"/>
           <w:lang w:val="en-US"/>
         </w:rPr>
-        <w:t>textBox</w:t>
+        <w:t>dataTimePicker</w:t>
       </w:r>
       <w:proofErr w:type="spellEnd"/>
       <w:r>
@@ -3998,70 +4285,130 @@
           <w:sz w:val="28"/>
           <w:szCs w:val="28"/>
         </w:rPr>
+        <w:t xml:space="preserve"> и </w:t>
+      </w:r>
+      <w:r>
+        <w:rPr>
+          <w:sz w:val="28"/>
+          <w:szCs w:val="28"/>
+          <w:lang w:val="en-US"/>
+        </w:rPr>
+        <w:t>checkbox</w:t>
+      </w:r>
+      <w:r>
+        <w:rPr>
+          <w:sz w:val="28"/>
+          <w:szCs w:val="28"/>
+        </w:rPr>
+        <w:t xml:space="preserve"> который показывает сдал ли студент отчет по практике. Чтобы пользователь мог ввести только реалистичную оценку или количество пропусков используются элементы </w:t>
+      </w:r>
+      <w:proofErr w:type="spellStart"/>
+      <w:r>
+        <w:rPr>
+          <w:sz w:val="28"/>
+          <w:szCs w:val="28"/>
+          <w:lang w:val="en-US"/>
+        </w:rPr>
+        <w:t>NumericUpDown</w:t>
+      </w:r>
+      <w:proofErr w:type="spellEnd"/>
+      <w:r>
+        <w:rPr>
+          <w:sz w:val="28"/>
+          <w:szCs w:val="28"/>
+        </w:rPr>
+        <w:t xml:space="preserve"> c ограничением диапазона от 2 до 5 и кол-во пропусков от 0 до 300. В кодовой части программы при добавлении студента программа проверяет введены ли Фамилия имя или группа и, если нет выводит соответствующие сообщение о необходимости их ввести. </w:t>
+      </w:r>
+    </w:p>
+    <w:p>
+      <w:pPr>
+        <w:autoSpaceDE w:val="0"/>
+        <w:autoSpaceDN w:val="0"/>
+        <w:adjustRightInd w:val="0"/>
+        <w:spacing w:line="360" w:lineRule="auto"/>
+        <w:ind w:firstLine="709"/>
+        <w:rPr>
+          <w:sz w:val="28"/>
+          <w:szCs w:val="28"/>
+        </w:rPr>
+      </w:pPr>
+      <w:r>
+        <w:rPr>
+          <w:sz w:val="28"/>
+          <w:szCs w:val="28"/>
+        </w:rPr>
+        <w:t xml:space="preserve">Дополнительными функциями приложения является отчистка всей таблицы, удаление выбранного студента и кнопка определения количества строк. </w:t>
+      </w:r>
+    </w:p>
+    <w:p>
+      <w:pPr>
+        <w:autoSpaceDE w:val="0"/>
+        <w:autoSpaceDN w:val="0"/>
+        <w:adjustRightInd w:val="0"/>
+        <w:spacing w:line="360" w:lineRule="auto"/>
+        <w:ind w:firstLine="709"/>
+        <w:rPr>
+          <w:sz w:val="28"/>
+          <w:szCs w:val="28"/>
+        </w:rPr>
+      </w:pPr>
+      <w:r>
+        <w:rPr>
+          <w:sz w:val="28"/>
+          <w:szCs w:val="28"/>
+        </w:rPr>
+        <w:t xml:space="preserve">По </w:t>
+      </w:r>
+      <w:r>
+        <w:rPr>
+          <w:sz w:val="28"/>
+          <w:szCs w:val="28"/>
+        </w:rPr>
+        <w:t xml:space="preserve">итогам работы были отработаны ранее полученные навыки с элементами </w:t>
+      </w:r>
+      <w:r>
+        <w:rPr>
+          <w:sz w:val="28"/>
+          <w:szCs w:val="28"/>
+          <w:lang w:val="en-US"/>
+        </w:rPr>
+        <w:t>Windows</w:t>
+      </w:r>
+      <w:r>
+        <w:rPr>
+          <w:sz w:val="28"/>
+          <w:szCs w:val="28"/>
+        </w:rPr>
         <w:t xml:space="preserve"> </w:t>
       </w:r>
       <w:r>
         <w:rPr>
           <w:sz w:val="28"/>
           <w:szCs w:val="28"/>
-        </w:rPr>
-        <w:t>был изменен до 9 пунктов, а также отредактирована длина элементов.</w:t>
-      </w:r>
-    </w:p>
-    <w:p>
-      <w:pPr>
-        <w:spacing w:line="360" w:lineRule="auto"/>
-        <w:ind w:right="-1" w:firstLine="572"/>
-        <w:rPr>
-          <w:sz w:val="28"/>
-          <w:szCs w:val="28"/>
-        </w:rPr>
-      </w:pPr>
-      <w:r>
-        <w:rPr>
-          <w:sz w:val="28"/>
-          <w:szCs w:val="28"/>
-        </w:rPr>
-        <w:t xml:space="preserve">В созданную </w:t>
-      </w:r>
-      <w:r>
-        <w:rPr>
-          <w:sz w:val="28"/>
-          <w:szCs w:val="28"/>
-          <w:lang w:val="en-US"/>
-        </w:rPr>
-        <w:t>panel</w:t>
-      </w:r>
-      <w:r>
-        <w:rPr>
-          <w:sz w:val="28"/>
-          <w:szCs w:val="28"/>
-        </w:rPr>
-        <w:t xml:space="preserve"> </w:t>
-      </w:r>
-      <w:r>
-        <w:rPr>
-          <w:sz w:val="28"/>
-          <w:szCs w:val="28"/>
-        </w:rPr>
-        <w:t xml:space="preserve">были помещены все </w:t>
-      </w:r>
-      <w:proofErr w:type="spellStart"/>
-      <w:r>
-        <w:rPr>
-          <w:sz w:val="28"/>
-          <w:szCs w:val="28"/>
-          <w:lang w:val="en-US"/>
-        </w:rPr>
-        <w:t>radioButton</w:t>
-      </w:r>
-      <w:proofErr w:type="spellEnd"/>
-      <w:r>
-        <w:rPr>
-          <w:sz w:val="28"/>
-          <w:szCs w:val="28"/>
-        </w:rPr>
-        <w:t xml:space="preserve"> и изменён текст элементов и системные названия.</w:t>
+          <w:lang w:val="en-US"/>
+        </w:rPr>
+        <w:t>Forms</w:t>
+      </w:r>
+      <w:r>
+        <w:rPr>
+          <w:sz w:val="28"/>
+          <w:szCs w:val="28"/>
+        </w:rPr>
+        <w:t>, а также получена</w:t>
+      </w:r>
+      <w:r>
+        <w:rPr>
+          <w:sz w:val="28"/>
+          <w:szCs w:val="28"/>
+        </w:rPr>
+        <w:t xml:space="preserve"> теоретическая информация о базах данных</w:t>
+      </w:r>
+      <w:r>
+        <w:rPr>
+          <w:sz w:val="28"/>
+          <w:szCs w:val="28"/>
+        </w:rPr>
+        <w:t>.</w:t>
       </w:r>
     </w:p>
     <w:p>
@@ -4094,7 +4441,7 @@
     </w:p>
     <w:p>
       <w:pPr>
-        <w:pStyle w:val="1"/>
+        <w:pStyle w:val="Heading1"/>
         <w:ind w:right="-1"/>
       </w:pPr>
       <w:bookmarkStart w:id="6" w:name="_Toc230462621"/>
@@ -4115,7 +4462,7 @@
     </w:p>
     <w:p>
       <w:pPr>
-        <w:pStyle w:val="2"/>
+        <w:pStyle w:val="Heading2"/>
         <w:ind w:right="-1"/>
       </w:pPr>
       <w:r>
@@ -4174,7 +4521,7 @@
                     <pic:cNvPicPr/>
                   </pic:nvPicPr>
                   <pic:blipFill>
-                    <a:blip r:embed="rId6"/>
+                    <a:blip r:embed="rId7"/>
                     <a:stretch>
                       <a:fillRect/>
                     </a:stretch>
@@ -4197,12 +4544,63 @@
     </w:p>
     <w:p>
       <w:pPr>
+        <w:spacing w:after="0" w:line="276" w:lineRule="auto"/>
+        <w:jc w:val="center"/>
+        <w:rPr>
+          <w:iCs/>
+        </w:rPr>
+      </w:pPr>
+      <w:r>
+        <w:rPr>
+          <w:iCs/>
+        </w:rPr>
+        <w:t>Рисунок</w:t>
+      </w:r>
+      <w:r>
+        <w:rPr>
+          <w:iCs/>
+        </w:rPr>
+        <w:t xml:space="preserve"> </w:t>
+      </w:r>
+      <w:r>
+        <w:rPr>
+          <w:iCs/>
+        </w:rPr>
+        <w:t>0</w:t>
+      </w:r>
+      <w:r>
+        <w:rPr>
+          <w:iCs/>
+        </w:rPr>
+        <w:t xml:space="preserve"> </w:t>
+      </w:r>
+      <w:r>
+        <w:rPr>
+          <w:iCs/>
+        </w:rPr>
+        <w:t xml:space="preserve">– </w:t>
+      </w:r>
+      <w:r>
+        <w:rPr>
+          <w:iCs/>
+        </w:rPr>
+        <w:t xml:space="preserve">Работа жизненного цикла </w:t>
+      </w:r>
+      <w:r>
+        <w:rPr>
+          <w:iCs/>
+          <w:lang w:val="en-US"/>
+        </w:rPr>
+        <w:t>Android</w:t>
+      </w:r>
+    </w:p>
+    <w:p>
+      <w:pPr>
         <w:spacing w:after="160" w:line="259" w:lineRule="auto"/>
         <w:ind w:left="0" w:right="-1" w:firstLine="0"/>
         <w:jc w:val="left"/>
         <w:rPr>
           <w:color w:val="000000" w:themeColor="text1"/>
-          <w:lang w:val="en-US"/>
         </w:rPr>
       </w:pPr>
     </w:p>
@@ -4217,20 +4615,18 @@
           <w:color w:val="000000" w:themeColor="text1"/>
           <w:sz w:val="28"/>
           <w:szCs w:val="28"/>
-          <w:lang w:val="en-US"/>
-        </w:rPr>
-      </w:pPr>
-      <w:r>
-        <w:rPr>
-          <w:color w:val="000000" w:themeColor="text1"/>
-          <w:lang w:val="en-US"/>
+        </w:rPr>
+      </w:pPr>
+      <w:r>
+        <w:rPr>
+          <w:color w:val="000000" w:themeColor="text1"/>
         </w:rPr>
         <w:br w:type="page"/>
       </w:r>
     </w:p>
     <w:p>
       <w:pPr>
-        <w:pStyle w:val="1"/>
+        <w:pStyle w:val="Heading1"/>
         <w:ind w:right="-1"/>
         <w:rPr>
           <w:lang w:val="en-US"/>
@@ -4263,7 +4659,7 @@
     </w:p>
     <w:p>
       <w:pPr>
-        <w:pStyle w:val="2"/>
+        <w:pStyle w:val="Heading2"/>
         <w:ind w:right="-1"/>
         <w:rPr>
           <w:lang w:val="en-US"/>
@@ -4326,7 +4722,7 @@
     </w:p>
     <w:p>
       <w:pPr>
-        <w:pStyle w:val="a3"/>
+        <w:pStyle w:val="ListParagraph"/>
         <w:numPr>
           <w:ilvl w:val="0"/>
           <w:numId w:val="6"/>
@@ -4360,7 +4756,7 @@
     </w:p>
     <w:p>
       <w:pPr>
-        <w:pStyle w:val="a3"/>
+        <w:pStyle w:val="ListParagraph"/>
         <w:numPr>
           <w:ilvl w:val="0"/>
           <w:numId w:val="4"/>
@@ -4490,7 +4886,7 @@
     </w:p>
     <w:p>
       <w:pPr>
-        <w:pStyle w:val="a3"/>
+        <w:pStyle w:val="ListParagraph"/>
         <w:numPr>
           <w:ilvl w:val="0"/>
           <w:numId w:val="4"/>
@@ -4652,7 +5048,7 @@
     </w:p>
     <w:p>
       <w:pPr>
-        <w:pStyle w:val="a3"/>
+        <w:pStyle w:val="ListParagraph"/>
         <w:numPr>
           <w:ilvl w:val="0"/>
           <w:numId w:val="4"/>
@@ -4807,7 +5203,7 @@
     </w:p>
     <w:p>
       <w:pPr>
-        <w:pStyle w:val="a3"/>
+        <w:pStyle w:val="ListParagraph"/>
         <w:numPr>
           <w:ilvl w:val="0"/>
           <w:numId w:val="4"/>
@@ -4978,7 +5374,7 @@
     </w:p>
     <w:p>
       <w:pPr>
-        <w:pStyle w:val="a3"/>
+        <w:pStyle w:val="ListParagraph"/>
         <w:numPr>
           <w:ilvl w:val="0"/>
           <w:numId w:val="4"/>
@@ -5162,7 +5558,7 @@
     </w:p>
     <w:p>
       <w:pPr>
-        <w:pStyle w:val="a3"/>
+        <w:pStyle w:val="ListParagraph"/>
         <w:numPr>
           <w:ilvl w:val="0"/>
           <w:numId w:val="4"/>
@@ -5347,7 +5743,7 @@
     </w:p>
     <w:p>
       <w:pPr>
-        <w:pStyle w:val="a3"/>
+        <w:pStyle w:val="ListParagraph"/>
         <w:numPr>
           <w:ilvl w:val="0"/>
           <w:numId w:val="4"/>
@@ -5402,7 +5798,7 @@
     </w:p>
     <w:p>
       <w:pPr>
-        <w:pStyle w:val="a3"/>
+        <w:pStyle w:val="ListParagraph"/>
         <w:numPr>
           <w:ilvl w:val="0"/>
           <w:numId w:val="4"/>
@@ -5442,7 +5838,7 @@
     </w:p>
     <w:p>
       <w:pPr>
-        <w:pStyle w:val="a3"/>
+        <w:pStyle w:val="ListParagraph"/>
         <w:numPr>
           <w:ilvl w:val="0"/>
           <w:numId w:val="4"/>
@@ -5482,7 +5878,7 @@
     </w:p>
     <w:p>
       <w:pPr>
-        <w:pStyle w:val="a3"/>
+        <w:pStyle w:val="ListParagraph"/>
         <w:numPr>
           <w:ilvl w:val="0"/>
           <w:numId w:val="4"/>
@@ -5603,7 +5999,7 @@
     </w:p>
     <w:p>
       <w:pPr>
-        <w:pStyle w:val="a3"/>
+        <w:pStyle w:val="ListParagraph"/>
         <w:numPr>
           <w:ilvl w:val="0"/>
           <w:numId w:val="4"/>
@@ -5720,7 +6116,7 @@
     </w:p>
     <w:p>
       <w:pPr>
-        <w:pStyle w:val="a3"/>
+        <w:pStyle w:val="ListParagraph"/>
         <w:numPr>
           <w:ilvl w:val="0"/>
           <w:numId w:val="4"/>
@@ -5863,7 +6259,7 @@
     </w:p>
     <w:p>
       <w:pPr>
-        <w:pStyle w:val="a3"/>
+        <w:pStyle w:val="ListParagraph"/>
         <w:numPr>
           <w:ilvl w:val="0"/>
           <w:numId w:val="4"/>
@@ -6005,7 +6401,7 @@
     </w:p>
     <w:p>
       <w:pPr>
-        <w:pStyle w:val="a3"/>
+        <w:pStyle w:val="ListParagraph"/>
         <w:numPr>
           <w:ilvl w:val="0"/>
           <w:numId w:val="4"/>
@@ -6129,7 +6525,7 @@
     </w:p>
     <w:p>
       <w:pPr>
-        <w:pStyle w:val="a3"/>
+        <w:pStyle w:val="ListParagraph"/>
         <w:numPr>
           <w:ilvl w:val="0"/>
           <w:numId w:val="6"/>
@@ -6162,7 +6558,7 @@
     </w:p>
     <w:p>
       <w:pPr>
-        <w:pStyle w:val="a3"/>
+        <w:pStyle w:val="ListParagraph"/>
         <w:numPr>
           <w:ilvl w:val="0"/>
           <w:numId w:val="5"/>
@@ -6187,7 +6583,7 @@
     </w:p>
     <w:p>
       <w:pPr>
-        <w:pStyle w:val="a3"/>
+        <w:pStyle w:val="ListParagraph"/>
         <w:numPr>
           <w:ilvl w:val="0"/>
           <w:numId w:val="5"/>
@@ -6212,7 +6608,7 @@
     </w:p>
     <w:p>
       <w:pPr>
-        <w:pStyle w:val="a3"/>
+        <w:pStyle w:val="ListParagraph"/>
         <w:numPr>
           <w:ilvl w:val="0"/>
           <w:numId w:val="5"/>
@@ -6251,7 +6647,7 @@
     </w:p>
     <w:p>
       <w:pPr>
-        <w:pStyle w:val="a3"/>
+        <w:pStyle w:val="ListParagraph"/>
         <w:numPr>
           <w:ilvl w:val="0"/>
           <w:numId w:val="5"/>
@@ -6290,7 +6686,7 @@
     </w:p>
     <w:p>
       <w:pPr>
-        <w:pStyle w:val="a3"/>
+        <w:pStyle w:val="ListParagraph"/>
         <w:numPr>
           <w:ilvl w:val="0"/>
           <w:numId w:val="5"/>
@@ -6350,7 +6746,7 @@
     </w:p>
     <w:p>
       <w:pPr>
-        <w:pStyle w:val="a3"/>
+        <w:pStyle w:val="ListParagraph"/>
         <w:numPr>
           <w:ilvl w:val="1"/>
           <w:numId w:val="5"/>
@@ -6375,7 +6771,7 @@
     </w:p>
     <w:p>
       <w:pPr>
-        <w:pStyle w:val="a3"/>
+        <w:pStyle w:val="ListParagraph"/>
         <w:numPr>
           <w:ilvl w:val="1"/>
           <w:numId w:val="5"/>
@@ -6400,7 +6796,7 @@
     </w:p>
     <w:p>
       <w:pPr>
-        <w:pStyle w:val="a3"/>
+        <w:pStyle w:val="ListParagraph"/>
         <w:numPr>
           <w:ilvl w:val="0"/>
           <w:numId w:val="5"/>
@@ -6460,7 +6856,7 @@
     </w:p>
     <w:p>
       <w:pPr>
-        <w:pStyle w:val="a3"/>
+        <w:pStyle w:val="ListParagraph"/>
         <w:numPr>
           <w:ilvl w:val="1"/>
           <w:numId w:val="5"/>
@@ -6515,7 +6911,7 @@
     </w:p>
     <w:p>
       <w:pPr>
-        <w:pStyle w:val="a3"/>
+        <w:pStyle w:val="ListParagraph"/>
         <w:numPr>
           <w:ilvl w:val="1"/>
           <w:numId w:val="5"/>
@@ -6540,7 +6936,7 @@
     </w:p>
     <w:p>
       <w:pPr>
-        <w:pStyle w:val="a3"/>
+        <w:pStyle w:val="ListParagraph"/>
         <w:numPr>
           <w:ilvl w:val="0"/>
           <w:numId w:val="5"/>
@@ -6565,7 +6961,7 @@
     </w:p>
     <w:p>
       <w:pPr>
-        <w:pStyle w:val="a3"/>
+        <w:pStyle w:val="ListParagraph"/>
         <w:numPr>
           <w:ilvl w:val="1"/>
           <w:numId w:val="5"/>
@@ -6590,7 +6986,7 @@
     </w:p>
     <w:p>
       <w:pPr>
-        <w:pStyle w:val="a3"/>
+        <w:pStyle w:val="ListParagraph"/>
         <w:numPr>
           <w:ilvl w:val="1"/>
           <w:numId w:val="5"/>
@@ -6615,7 +7011,7 @@
     </w:p>
     <w:p>
       <w:pPr>
-        <w:pStyle w:val="a3"/>
+        <w:pStyle w:val="ListParagraph"/>
         <w:numPr>
           <w:ilvl w:val="0"/>
           <w:numId w:val="5"/>
@@ -6640,7 +7036,7 @@
     </w:p>
     <w:p>
       <w:pPr>
-        <w:pStyle w:val="a3"/>
+        <w:pStyle w:val="ListParagraph"/>
         <w:numPr>
           <w:ilvl w:val="1"/>
           <w:numId w:val="5"/>
@@ -6665,7 +7061,7 @@
     </w:p>
     <w:p>
       <w:pPr>
-        <w:pStyle w:val="a3"/>
+        <w:pStyle w:val="ListParagraph"/>
         <w:numPr>
           <w:ilvl w:val="1"/>
           <w:numId w:val="5"/>
@@ -6704,7 +7100,7 @@
     </w:p>
     <w:p>
       <w:pPr>
-        <w:pStyle w:val="a3"/>
+        <w:pStyle w:val="ListParagraph"/>
         <w:numPr>
           <w:ilvl w:val="0"/>
           <w:numId w:val="5"/>
@@ -6729,7 +7125,7 @@
     </w:p>
     <w:p>
       <w:pPr>
-        <w:pStyle w:val="a3"/>
+        <w:pStyle w:val="ListParagraph"/>
         <w:numPr>
           <w:ilvl w:val="1"/>
           <w:numId w:val="5"/>
@@ -6754,7 +7150,7 @@
     </w:p>
     <w:p>
       <w:pPr>
-        <w:pStyle w:val="a3"/>
+        <w:pStyle w:val="ListParagraph"/>
         <w:numPr>
           <w:ilvl w:val="1"/>
           <w:numId w:val="5"/>
@@ -6779,7 +7175,7 @@
     </w:p>
     <w:p>
       <w:pPr>
-        <w:pStyle w:val="a3"/>
+        <w:pStyle w:val="ListParagraph"/>
         <w:numPr>
           <w:ilvl w:val="0"/>
           <w:numId w:val="5"/>
@@ -6804,7 +7200,7 @@
     </w:p>
     <w:p>
       <w:pPr>
-        <w:pStyle w:val="a3"/>
+        <w:pStyle w:val="ListParagraph"/>
         <w:numPr>
           <w:ilvl w:val="1"/>
           <w:numId w:val="5"/>
@@ -6829,7 +7225,7 @@
     </w:p>
     <w:p>
       <w:pPr>
-        <w:pStyle w:val="a3"/>
+        <w:pStyle w:val="ListParagraph"/>
         <w:numPr>
           <w:ilvl w:val="1"/>
           <w:numId w:val="5"/>
@@ -6867,7 +7263,7 @@
     </w:p>
     <w:p>
       <w:pPr>
-        <w:pStyle w:val="a3"/>
+        <w:pStyle w:val="ListParagraph"/>
         <w:numPr>
           <w:ilvl w:val="0"/>
           <w:numId w:val="6"/>
@@ -6899,7 +7295,7 @@
     </w:p>
     <w:p>
       <w:pPr>
-        <w:pStyle w:val="a3"/>
+        <w:pStyle w:val="ListParagraph"/>
         <w:numPr>
           <w:ilvl w:val="0"/>
           <w:numId w:val="7"/>
@@ -6969,7 +7365,7 @@
     </w:p>
     <w:p>
       <w:pPr>
-        <w:pStyle w:val="a3"/>
+        <w:pStyle w:val="ListParagraph"/>
         <w:numPr>
           <w:ilvl w:val="0"/>
           <w:numId w:val="7"/>
@@ -7026,7 +7422,7 @@
     </w:p>
     <w:p>
       <w:pPr>
-        <w:pStyle w:val="a3"/>
+        <w:pStyle w:val="ListParagraph"/>
         <w:numPr>
           <w:ilvl w:val="0"/>
           <w:numId w:val="7"/>
@@ -7067,7 +7463,7 @@
     </w:p>
     <w:p>
       <w:pPr>
-        <w:pStyle w:val="a3"/>
+        <w:pStyle w:val="ListParagraph"/>
         <w:numPr>
           <w:ilvl w:val="0"/>
           <w:numId w:val="7"/>
@@ -7125,7 +7521,7 @@
     </w:p>
     <w:p>
       <w:pPr>
-        <w:pStyle w:val="a3"/>
+        <w:pStyle w:val="ListParagraph"/>
         <w:numPr>
           <w:ilvl w:val="0"/>
           <w:numId w:val="7"/>
@@ -7159,7 +7555,7 @@
     </w:p>
     <w:p>
       <w:pPr>
-        <w:pStyle w:val="a3"/>
+        <w:pStyle w:val="ListParagraph"/>
         <w:numPr>
           <w:ilvl w:val="0"/>
           <w:numId w:val="7"/>
@@ -7230,7 +7626,7 @@
     </w:p>
     <w:p>
       <w:pPr>
-        <w:pStyle w:val="a3"/>
+        <w:pStyle w:val="ListParagraph"/>
         <w:numPr>
           <w:ilvl w:val="0"/>
           <w:numId w:val="7"/>
@@ -7285,7 +7681,7 @@
     </w:p>
     <w:p>
       <w:pPr>
-        <w:pStyle w:val="a3"/>
+        <w:pStyle w:val="ListParagraph"/>
         <w:numPr>
           <w:ilvl w:val="0"/>
           <w:numId w:val="7"/>
@@ -7332,7 +7728,7 @@
     </w:p>
     <w:p>
       <w:pPr>
-        <w:pStyle w:val="a3"/>
+        <w:pStyle w:val="ListParagraph"/>
         <w:numPr>
           <w:ilvl w:val="0"/>
           <w:numId w:val="7"/>
@@ -7366,7 +7762,7 @@
     </w:p>
     <w:p>
       <w:pPr>
-        <w:pStyle w:val="a3"/>
+        <w:pStyle w:val="ListParagraph"/>
         <w:numPr>
           <w:ilvl w:val="0"/>
           <w:numId w:val="7"/>
@@ -7415,7 +7811,7 @@
     </w:p>
     <w:p>
       <w:pPr>
-        <w:pStyle w:val="a3"/>
+        <w:pStyle w:val="ListParagraph"/>
         <w:numPr>
           <w:ilvl w:val="0"/>
           <w:numId w:val="7"/>
@@ -7457,7 +7853,7 @@
     </w:p>
     <w:p>
       <w:pPr>
-        <w:pStyle w:val="a3"/>
+        <w:pStyle w:val="ListParagraph"/>
         <w:numPr>
           <w:ilvl w:val="0"/>
           <w:numId w:val="7"/>
@@ -7499,7 +7895,7 @@
     </w:p>
     <w:p>
       <w:pPr>
-        <w:pStyle w:val="a3"/>
+        <w:pStyle w:val="ListParagraph"/>
         <w:numPr>
           <w:ilvl w:val="0"/>
           <w:numId w:val="7"/>
@@ -7541,7 +7937,7 @@
     </w:p>
     <w:p>
       <w:pPr>
-        <w:pStyle w:val="a3"/>
+        <w:pStyle w:val="ListParagraph"/>
         <w:numPr>
           <w:ilvl w:val="0"/>
           <w:numId w:val="7"/>
@@ -7583,7 +7979,7 @@
     </w:p>
     <w:p>
       <w:pPr>
-        <w:pStyle w:val="a3"/>
+        <w:pStyle w:val="ListParagraph"/>
         <w:numPr>
           <w:ilvl w:val="0"/>
           <w:numId w:val="7"/>
@@ -7693,7 +8089,7 @@
     </w:p>
     <w:p>
       <w:pPr>
-        <w:pStyle w:val="a3"/>
+        <w:pStyle w:val="ListParagraph"/>
         <w:numPr>
           <w:ilvl w:val="0"/>
           <w:numId w:val="7"/>
@@ -7735,7 +8131,7 @@
     </w:p>
     <w:p>
       <w:pPr>
-        <w:pStyle w:val="a3"/>
+        <w:pStyle w:val="ListParagraph"/>
         <w:numPr>
           <w:ilvl w:val="0"/>
           <w:numId w:val="7"/>
@@ -7777,7 +8173,7 @@
     </w:p>
     <w:p>
       <w:pPr>
-        <w:pStyle w:val="a3"/>
+        <w:pStyle w:val="ListParagraph"/>
         <w:numPr>
           <w:ilvl w:val="0"/>
           <w:numId w:val="7"/>
@@ -7819,7 +8215,7 @@
     </w:p>
     <w:p>
       <w:pPr>
-        <w:pStyle w:val="a3"/>
+        <w:pStyle w:val="ListParagraph"/>
         <w:numPr>
           <w:ilvl w:val="0"/>
           <w:numId w:val="7"/>
@@ -7876,7 +8272,7 @@
     </w:p>
     <w:p>
       <w:pPr>
-        <w:pStyle w:val="a3"/>
+        <w:pStyle w:val="ListParagraph"/>
         <w:numPr>
           <w:ilvl w:val="0"/>
           <w:numId w:val="7"/>
@@ -7910,7 +8306,7 @@
     </w:p>
     <w:p>
       <w:pPr>
-        <w:pStyle w:val="a3"/>
+        <w:pStyle w:val="ListParagraph"/>
         <w:numPr>
           <w:ilvl w:val="0"/>
           <w:numId w:val="7"/>
@@ -7952,7 +8348,7 @@
     </w:p>
     <w:p>
       <w:pPr>
-        <w:pStyle w:val="a3"/>
+        <w:pStyle w:val="ListParagraph"/>
         <w:numPr>
           <w:ilvl w:val="0"/>
           <w:numId w:val="7"/>
@@ -7994,7 +8390,7 @@
     </w:p>
     <w:p>
       <w:pPr>
-        <w:pStyle w:val="1"/>
+        <w:pStyle w:val="Heading1"/>
         <w:ind w:right="-1"/>
       </w:pPr>
       <w:r>
@@ -8039,7 +8435,7 @@
     </w:p>
     <w:p>
       <w:pPr>
-        <w:pStyle w:val="1"/>
+        <w:pStyle w:val="Heading1"/>
         <w:ind w:right="-1"/>
       </w:pPr>
       <w:r>
@@ -8078,7 +8474,7 @@
           <w:sz w:val="28"/>
           <w:szCs w:val="28"/>
         </w:rPr>
-        <w:t>В</w:t>
+        <w:t xml:space="preserve">Верстка сайта «Мой </w:t>
       </w:r>
       <w:r>
         <w:rPr>
@@ -8086,7 +8482,7 @@
           <w:sz w:val="28"/>
           <w:szCs w:val="28"/>
         </w:rPr>
-        <w:t>ерстка сайта «</w:t>
+        <w:t xml:space="preserve">не </w:t>
       </w:r>
       <w:r>
         <w:rPr>
@@ -8094,15 +8490,799 @@
           <w:sz w:val="28"/>
           <w:szCs w:val="28"/>
         </w:rPr>
-        <w:t>Мой сам</w:t>
-      </w:r>
-      <w:r>
+        <w:t>сам»</w:t>
+      </w:r>
+    </w:p>
+    <w:p>
+      <w:pPr>
+        <w:spacing w:after="0" w:line="360" w:lineRule="auto"/>
+        <w:ind w:right="-1" w:firstLine="714"/>
         <w:rPr>
           <w:b/>
           <w:sz w:val="28"/>
           <w:szCs w:val="28"/>
         </w:rPr>
+      </w:pPr>
+      <w:r>
+        <w:rPr>
+          <w:bCs/>
+          <w:color w:val="000000" w:themeColor="text1"/>
+          <w:sz w:val="28"/>
+          <w:szCs w:val="28"/>
+        </w:rPr>
+        <w:t>В данной работе</w:t>
+      </w:r>
+      <w:r>
+        <w:rPr>
+          <w:bCs/>
+          <w:color w:val="000000" w:themeColor="text1"/>
+          <w:sz w:val="28"/>
+          <w:szCs w:val="28"/>
+        </w:rPr>
+        <w:t xml:space="preserve"> мы верстали сайт</w:t>
+      </w:r>
+      <w:r>
+        <w:rPr>
+          <w:bCs/>
+          <w:color w:val="000000" w:themeColor="text1"/>
+          <w:sz w:val="28"/>
+          <w:szCs w:val="28"/>
+        </w:rPr>
+        <w:t xml:space="preserve"> для клининговой службы</w:t>
+      </w:r>
+      <w:r>
+        <w:rPr>
+          <w:bCs/>
+          <w:color w:val="000000" w:themeColor="text1"/>
+          <w:sz w:val="28"/>
+          <w:szCs w:val="28"/>
+        </w:rPr>
+        <w:t xml:space="preserve"> с использованием технологий </w:t>
+      </w:r>
+      <w:r>
+        <w:rPr>
+          <w:bCs/>
+          <w:color w:val="000000" w:themeColor="text1"/>
+          <w:sz w:val="28"/>
+          <w:szCs w:val="28"/>
+          <w:lang w:val="en-US"/>
+        </w:rPr>
+        <w:t>HTML</w:t>
+      </w:r>
+      <w:r>
+        <w:rPr>
+          <w:bCs/>
+          <w:color w:val="000000" w:themeColor="text1"/>
+          <w:sz w:val="28"/>
+          <w:szCs w:val="28"/>
+        </w:rPr>
+        <w:t xml:space="preserve"> 5 </w:t>
+      </w:r>
+      <w:r>
+        <w:rPr>
+          <w:bCs/>
+          <w:color w:val="000000" w:themeColor="text1"/>
+          <w:sz w:val="28"/>
+          <w:szCs w:val="28"/>
+        </w:rPr>
+        <w:t xml:space="preserve">и </w:t>
+      </w:r>
+      <w:r>
+        <w:rPr>
+          <w:bCs/>
+          <w:color w:val="000000" w:themeColor="text1"/>
+          <w:sz w:val="28"/>
+          <w:szCs w:val="28"/>
+          <w:lang w:val="en-US"/>
+        </w:rPr>
+        <w:t>CSS</w:t>
+      </w:r>
+      <w:r>
+        <w:rPr>
+          <w:bCs/>
+          <w:color w:val="000000" w:themeColor="text1"/>
+          <w:sz w:val="28"/>
+          <w:szCs w:val="28"/>
+        </w:rPr>
+        <w:t xml:space="preserve"> </w:t>
+      </w:r>
+      <w:r>
+        <w:rPr>
+          <w:bCs/>
+          <w:color w:val="000000" w:themeColor="text1"/>
+          <w:sz w:val="28"/>
+          <w:szCs w:val="28"/>
+        </w:rPr>
+        <w:t>по макету</w:t>
+      </w:r>
+      <w:r>
+        <w:rPr>
+          <w:bCs/>
+          <w:color w:val="000000" w:themeColor="text1"/>
+          <w:sz w:val="28"/>
+          <w:szCs w:val="28"/>
+        </w:rPr>
+        <w:t>.</w:t>
+      </w:r>
+    </w:p>
+    <w:p>
+      <w:pPr>
+        <w:spacing w:after="0" w:line="360" w:lineRule="auto"/>
+        <w:ind w:left="0" w:right="-1" w:firstLine="714"/>
+        <w:rPr>
+          <w:bCs/>
+          <w:color w:val="000000" w:themeColor="text1"/>
+          <w:sz w:val="28"/>
+          <w:szCs w:val="28"/>
+        </w:rPr>
+      </w:pPr>
+      <w:r>
+        <w:rPr>
+          <w:bCs/>
+          <w:color w:val="000000" w:themeColor="text1"/>
+          <w:sz w:val="28"/>
+          <w:szCs w:val="28"/>
+        </w:rPr>
+        <w:t>С начала были добавлены все необходимые файлы и папки в проект.</w:t>
+      </w:r>
+      <w:r>
+        <w:rPr>
+          <w:bCs/>
+          <w:color w:val="000000" w:themeColor="text1"/>
+          <w:sz w:val="28"/>
+          <w:szCs w:val="28"/>
+        </w:rPr>
+        <w:t xml:space="preserve"> 5 файлов </w:t>
+      </w:r>
+      <w:r>
+        <w:rPr>
+          <w:bCs/>
+          <w:color w:val="000000" w:themeColor="text1"/>
+          <w:sz w:val="28"/>
+          <w:szCs w:val="28"/>
+          <w:lang w:val="en-US"/>
+        </w:rPr>
+        <w:t>html</w:t>
+      </w:r>
+      <w:r>
+        <w:rPr>
+          <w:bCs/>
+          <w:color w:val="000000" w:themeColor="text1"/>
+          <w:sz w:val="28"/>
+          <w:szCs w:val="28"/>
+        </w:rPr>
+        <w:t xml:space="preserve"> (</w:t>
+      </w:r>
+      <w:r>
+        <w:rPr>
+          <w:bCs/>
+          <w:color w:val="000000" w:themeColor="text1"/>
+          <w:sz w:val="28"/>
+          <w:szCs w:val="28"/>
+          <w:lang w:val="en-US"/>
+        </w:rPr>
+        <w:t>main</w:t>
+      </w:r>
+      <w:r>
+        <w:rPr>
+          <w:bCs/>
+          <w:color w:val="000000" w:themeColor="text1"/>
+          <w:sz w:val="28"/>
+          <w:szCs w:val="28"/>
+        </w:rPr>
+        <w:t>.</w:t>
+      </w:r>
+      <w:r>
+        <w:rPr>
+          <w:bCs/>
+          <w:color w:val="000000" w:themeColor="text1"/>
+          <w:sz w:val="28"/>
+          <w:szCs w:val="28"/>
+          <w:lang w:val="en-US"/>
+        </w:rPr>
+        <w:t>html</w:t>
+      </w:r>
+      <w:r>
+        <w:rPr>
+          <w:bCs/>
+          <w:color w:val="000000" w:themeColor="text1"/>
+          <w:sz w:val="28"/>
+          <w:szCs w:val="28"/>
+        </w:rPr>
+        <w:t xml:space="preserve">, </w:t>
+      </w:r>
+      <w:r>
+        <w:rPr>
+          <w:bCs/>
+          <w:color w:val="000000" w:themeColor="text1"/>
+          <w:sz w:val="28"/>
+          <w:szCs w:val="28"/>
+          <w:lang w:val="en-US"/>
+        </w:rPr>
+        <w:t>reg</w:t>
+      </w:r>
+      <w:r>
+        <w:rPr>
+          <w:bCs/>
+          <w:color w:val="000000" w:themeColor="text1"/>
+          <w:sz w:val="28"/>
+          <w:szCs w:val="28"/>
+        </w:rPr>
+        <w:t>.</w:t>
+      </w:r>
+      <w:r>
+        <w:rPr>
+          <w:bCs/>
+          <w:color w:val="000000" w:themeColor="text1"/>
+          <w:sz w:val="28"/>
+          <w:szCs w:val="28"/>
+          <w:lang w:val="en-US"/>
+        </w:rPr>
+        <w:t>html</w:t>
+      </w:r>
+      <w:r>
+        <w:rPr>
+          <w:bCs/>
+          <w:color w:val="000000" w:themeColor="text1"/>
+          <w:sz w:val="28"/>
+          <w:szCs w:val="28"/>
+        </w:rPr>
+        <w:t xml:space="preserve">, </w:t>
+      </w:r>
+      <w:r>
+        <w:rPr>
+          <w:bCs/>
+          <w:color w:val="000000" w:themeColor="text1"/>
+          <w:sz w:val="28"/>
+          <w:szCs w:val="28"/>
+          <w:lang w:val="en-US"/>
+        </w:rPr>
+        <w:t>auth</w:t>
+      </w:r>
+      <w:r>
+        <w:rPr>
+          <w:bCs/>
+          <w:color w:val="000000" w:themeColor="text1"/>
+          <w:sz w:val="28"/>
+          <w:szCs w:val="28"/>
+        </w:rPr>
+        <w:t>.</w:t>
+      </w:r>
+      <w:r>
+        <w:rPr>
+          <w:bCs/>
+          <w:color w:val="000000" w:themeColor="text1"/>
+          <w:sz w:val="28"/>
+          <w:szCs w:val="28"/>
+          <w:lang w:val="en-US"/>
+        </w:rPr>
+        <w:t>html</w:t>
+      </w:r>
+      <w:r>
+        <w:rPr>
+          <w:bCs/>
+          <w:color w:val="000000" w:themeColor="text1"/>
+          <w:sz w:val="28"/>
+          <w:szCs w:val="28"/>
+        </w:rPr>
+        <w:t xml:space="preserve">, </w:t>
+      </w:r>
+      <w:r>
+        <w:rPr>
+          <w:bCs/>
+          <w:color w:val="000000" w:themeColor="text1"/>
+          <w:sz w:val="28"/>
+          <w:szCs w:val="28"/>
+          <w:lang w:val="en-US"/>
+        </w:rPr>
+        <w:t>add</w:t>
+      </w:r>
+      <w:r>
+        <w:rPr>
+          <w:bCs/>
+          <w:color w:val="000000" w:themeColor="text1"/>
+          <w:sz w:val="28"/>
+          <w:szCs w:val="28"/>
+        </w:rPr>
+        <w:t>_</w:t>
+      </w:r>
+      <w:r>
+        <w:rPr>
+          <w:bCs/>
+          <w:color w:val="000000" w:themeColor="text1"/>
+          <w:sz w:val="28"/>
+          <w:szCs w:val="28"/>
+          <w:lang w:val="en-US"/>
+        </w:rPr>
+        <w:t>ap</w:t>
+      </w:r>
+      <w:r>
+        <w:rPr>
+          <w:bCs/>
+          <w:color w:val="000000" w:themeColor="text1"/>
+          <w:sz w:val="28"/>
+          <w:szCs w:val="28"/>
+        </w:rPr>
+        <w:t>.</w:t>
+      </w:r>
+      <w:r>
+        <w:rPr>
+          <w:bCs/>
+          <w:color w:val="000000" w:themeColor="text1"/>
+          <w:sz w:val="28"/>
+          <w:szCs w:val="28"/>
+          <w:lang w:val="en-US"/>
+        </w:rPr>
+        <w:t>html</w:t>
+      </w:r>
+      <w:r>
+        <w:rPr>
+          <w:bCs/>
+          <w:color w:val="000000" w:themeColor="text1"/>
+          <w:sz w:val="28"/>
+          <w:szCs w:val="28"/>
+        </w:rPr>
+        <w:t xml:space="preserve">, </w:t>
+      </w:r>
+      <w:r>
+        <w:rPr>
+          <w:bCs/>
+          <w:color w:val="000000" w:themeColor="text1"/>
+          <w:sz w:val="28"/>
+          <w:szCs w:val="28"/>
+          <w:lang w:val="en-US"/>
+        </w:rPr>
+        <w:t>forming</w:t>
+      </w:r>
+      <w:r>
+        <w:rPr>
+          <w:bCs/>
+          <w:color w:val="000000" w:themeColor="text1"/>
+          <w:sz w:val="28"/>
+          <w:szCs w:val="28"/>
+        </w:rPr>
+        <w:t>_</w:t>
+      </w:r>
+      <w:r>
+        <w:rPr>
+          <w:bCs/>
+          <w:color w:val="000000" w:themeColor="text1"/>
+          <w:sz w:val="28"/>
+          <w:szCs w:val="28"/>
+          <w:lang w:val="en-US"/>
+        </w:rPr>
+        <w:t>ap</w:t>
+      </w:r>
+      <w:r>
+        <w:rPr>
+          <w:bCs/>
+          <w:color w:val="000000" w:themeColor="text1"/>
+          <w:sz w:val="28"/>
+          <w:szCs w:val="28"/>
+        </w:rPr>
+        <w:t>.</w:t>
+      </w:r>
+      <w:r>
+        <w:rPr>
+          <w:bCs/>
+          <w:color w:val="000000" w:themeColor="text1"/>
+          <w:sz w:val="28"/>
+          <w:szCs w:val="28"/>
+          <w:lang w:val="en-US"/>
+        </w:rPr>
+        <w:t>html</w:t>
+      </w:r>
+      <w:r>
+        <w:rPr>
+          <w:bCs/>
+          <w:color w:val="000000" w:themeColor="text1"/>
+          <w:sz w:val="28"/>
+          <w:szCs w:val="28"/>
+        </w:rPr>
+        <w:t>)</w:t>
+      </w:r>
+      <w:r>
+        <w:rPr>
+          <w:bCs/>
+          <w:color w:val="000000" w:themeColor="text1"/>
+          <w:sz w:val="28"/>
+          <w:szCs w:val="28"/>
+        </w:rPr>
+        <w:t>, д</w:t>
+      </w:r>
+      <w:r>
+        <w:rPr>
+          <w:bCs/>
+          <w:color w:val="000000" w:themeColor="text1"/>
+          <w:sz w:val="28"/>
+          <w:szCs w:val="28"/>
+        </w:rPr>
+        <w:t xml:space="preserve">ва файла </w:t>
+      </w:r>
+      <w:r>
+        <w:rPr>
+          <w:bCs/>
+          <w:color w:val="000000" w:themeColor="text1"/>
+          <w:sz w:val="28"/>
+          <w:szCs w:val="28"/>
+          <w:lang w:val="en-US"/>
+        </w:rPr>
+        <w:t>CSS</w:t>
+      </w:r>
+      <w:r>
+        <w:rPr>
+          <w:bCs/>
+          <w:color w:val="000000" w:themeColor="text1"/>
+          <w:sz w:val="28"/>
+          <w:szCs w:val="28"/>
+        </w:rPr>
+        <w:t>: «</w:t>
+      </w:r>
+      <w:r>
+        <w:rPr>
+          <w:bCs/>
+          <w:color w:val="000000" w:themeColor="text1"/>
+          <w:sz w:val="28"/>
+          <w:szCs w:val="28"/>
+          <w:lang w:val="en-US"/>
+        </w:rPr>
+        <w:t>normalize</w:t>
+      </w:r>
+      <w:r>
+        <w:rPr>
+          <w:bCs/>
+          <w:color w:val="000000" w:themeColor="text1"/>
+          <w:sz w:val="28"/>
+          <w:szCs w:val="28"/>
+        </w:rPr>
+        <w:t>.</w:t>
+      </w:r>
+      <w:r>
+        <w:rPr>
+          <w:bCs/>
+          <w:color w:val="000000" w:themeColor="text1"/>
+          <w:sz w:val="28"/>
+          <w:szCs w:val="28"/>
+          <w:lang w:val="en-US"/>
+        </w:rPr>
+        <w:t>css</w:t>
+      </w:r>
+      <w:r>
+        <w:rPr>
+          <w:bCs/>
+          <w:color w:val="000000" w:themeColor="text1"/>
+          <w:sz w:val="28"/>
+          <w:szCs w:val="28"/>
+        </w:rPr>
+        <w:t>» (для обнуления стилей) и «</w:t>
+      </w:r>
+      <w:r>
+        <w:rPr>
+          <w:bCs/>
+          <w:color w:val="000000" w:themeColor="text1"/>
+          <w:sz w:val="28"/>
+          <w:szCs w:val="28"/>
+          <w:lang w:val="en-US"/>
+        </w:rPr>
+        <w:t>style</w:t>
+      </w:r>
+      <w:r>
+        <w:rPr>
+          <w:bCs/>
+          <w:color w:val="000000" w:themeColor="text1"/>
+          <w:sz w:val="28"/>
+          <w:szCs w:val="28"/>
+        </w:rPr>
+        <w:t>.</w:t>
+      </w:r>
+      <w:r>
+        <w:rPr>
+          <w:bCs/>
+          <w:color w:val="000000" w:themeColor="text1"/>
+          <w:sz w:val="28"/>
+          <w:szCs w:val="28"/>
+          <w:lang w:val="en-US"/>
+        </w:rPr>
+        <w:t>css</w:t>
+      </w:r>
+      <w:r>
+        <w:rPr>
+          <w:bCs/>
+          <w:color w:val="000000" w:themeColor="text1"/>
+          <w:sz w:val="28"/>
+          <w:szCs w:val="28"/>
+        </w:rPr>
+        <w:t>» (для создания своих стилей)</w:t>
+      </w:r>
+      <w:r>
+        <w:rPr>
+          <w:bCs/>
+          <w:color w:val="000000" w:themeColor="text1"/>
+          <w:sz w:val="28"/>
+          <w:szCs w:val="28"/>
+        </w:rPr>
+        <w:t xml:space="preserve"> </w:t>
+      </w:r>
+      <w:r>
+        <w:rPr>
+          <w:bCs/>
+          <w:color w:val="000000" w:themeColor="text1"/>
+          <w:sz w:val="28"/>
+          <w:szCs w:val="28"/>
+        </w:rPr>
+        <w:t>и папка «images» для хранения картинок</w:t>
+      </w:r>
+      <w:r>
+        <w:rPr>
+          <w:bCs/>
+          <w:color w:val="000000" w:themeColor="text1"/>
+          <w:sz w:val="28"/>
+          <w:szCs w:val="28"/>
+        </w:rPr>
+        <w:t>.</w:t>
+      </w:r>
+      <w:r>
+        <w:rPr>
+          <w:bCs/>
+          <w:color w:val="000000" w:themeColor="text1"/>
+          <w:sz w:val="28"/>
+          <w:szCs w:val="28"/>
+        </w:rPr>
+        <w:t xml:space="preserve"> Разработка навигации по сайту велась по готовой карте сайта (см. рис.</w:t>
+      </w:r>
+      <w:r>
+        <w:rPr>
+          <w:bCs/>
+          <w:color w:val="000000" w:themeColor="text1"/>
+          <w:sz w:val="28"/>
+          <w:szCs w:val="28"/>
+        </w:rPr>
+        <w:t>0</w:t>
+      </w:r>
+      <w:r>
+        <w:rPr>
+          <w:bCs/>
+          <w:color w:val="000000" w:themeColor="text1"/>
+          <w:sz w:val="28"/>
+          <w:szCs w:val="28"/>
+        </w:rPr>
+        <w:t>)</w:t>
+      </w:r>
+    </w:p>
+    <w:p>
+      <w:pPr>
+        <w:spacing w:after="0" w:line="360" w:lineRule="auto"/>
+        <w:ind w:left="0" w:right="-1" w:firstLine="714"/>
+        <w:rPr>
+          <w:bCs/>
+          <w:color w:val="000000" w:themeColor="text1"/>
+          <w:sz w:val="28"/>
+          <w:szCs w:val="28"/>
+        </w:rPr>
+      </w:pPr>
+    </w:p>
+    <w:p>
+      <w:pPr>
+        <w:spacing w:after="0" w:line="360" w:lineRule="auto"/>
+        <w:ind w:left="0" w:right="-1" w:firstLine="0"/>
+        <w:jc w:val="center"/>
+        <w:rPr>
+          <w:bCs/>
+          <w:color w:val="000000" w:themeColor="text1"/>
+          <w:sz w:val="28"/>
+          <w:szCs w:val="28"/>
+        </w:rPr>
+      </w:pPr>
+      <w:r>
+        <w:rPr>
+          <w:noProof/>
+          <w:sz w:val="28"/>
+          <w:szCs w:val="28"/>
+        </w:rPr>
+        <w:drawing>
+          <wp:inline distT="0" distB="0" distL="0" distR="0" wp14:anchorId="74BC6FEF" wp14:editId="5C205B23">
+            <wp:extent cx="4869180" cy="1909156"/>
+            <wp:effectExtent l="0" t="0" r="7620" b="0"/>
+            <wp:docPr id="2" name="Рисунок 2"/>
+            <wp:cNvGraphicFramePr>
+              <a:graphicFrameLocks xmlns:a="http://schemas.openxmlformats.org/drawingml/2006/main" noChangeAspect="1"/>
+            </wp:cNvGraphicFramePr>
+            <a:graphic xmlns:a="http://schemas.openxmlformats.org/drawingml/2006/main">
+              <a:graphicData uri="http://schemas.openxmlformats.org/drawingml/2006/picture">
+                <pic:pic xmlns:pic="http://schemas.openxmlformats.org/drawingml/2006/picture">
+                  <pic:nvPicPr>
+                    <pic:cNvPr id="1" name=""/>
+                    <pic:cNvPicPr/>
+                  </pic:nvPicPr>
+                  <pic:blipFill>
+                    <a:blip r:embed="rId8"/>
+                    <a:stretch>
+                      <a:fillRect/>
+                    </a:stretch>
+                  </pic:blipFill>
+                  <pic:spPr>
+                    <a:xfrm>
+                      <a:off x="0" y="0"/>
+                      <a:ext cx="4874381" cy="1911195"/>
+                    </a:xfrm>
+                    <a:prstGeom prst="rect">
+                      <a:avLst/>
+                    </a:prstGeom>
+                  </pic:spPr>
+                </pic:pic>
+              </a:graphicData>
+            </a:graphic>
+          </wp:inline>
+        </w:drawing>
+      </w:r>
+    </w:p>
+    <w:p>
+      <w:pPr>
+        <w:spacing w:after="0" w:line="360" w:lineRule="auto"/>
+        <w:jc w:val="center"/>
+      </w:pPr>
+      <w:r>
+        <w:rPr>
+          <w:iCs/>
+        </w:rPr>
+        <w:t>Рисунок</w:t>
+      </w:r>
+      <w:r>
+        <w:rPr>
+          <w:iCs/>
+        </w:rPr>
+        <w:t xml:space="preserve"> </w:t>
+      </w:r>
+      <w:r>
+        <w:rPr>
+          <w:iCs/>
+        </w:rPr>
+        <w:t>0</w:t>
+      </w:r>
+      <w:r>
+        <w:rPr>
+          <w:iCs/>
+        </w:rPr>
+        <w:t xml:space="preserve"> – </w:t>
+      </w:r>
+      <w:r>
+        <w:rPr>
+          <w:iCs/>
+          <w:lang w:val="en-US"/>
+        </w:rPr>
+        <w:t>CSS</w:t>
+      </w:r>
+      <w:r>
+        <w:rPr>
+          <w:iCs/>
+        </w:rPr>
+        <w:t xml:space="preserve"> </w:t>
+      </w:r>
+      <w:r>
+        <w:rPr>
+          <w:iCs/>
+        </w:rPr>
+        <w:t>стиль</w:t>
+      </w:r>
+      <w:r>
+        <w:rPr>
+          <w:iCs/>
+        </w:rPr>
+        <w:t xml:space="preserve"> </w:t>
+      </w:r>
+      <w:r>
+        <w:rPr>
+          <w:iCs/>
+        </w:rPr>
+        <w:t>тэга</w:t>
+      </w:r>
+      <w:r>
+        <w:rPr>
+          <w:iCs/>
+        </w:rPr>
+        <w:t xml:space="preserve"> «</w:t>
+      </w:r>
+      <w:r>
+        <w:rPr>
+          <w:iCs/>
+          <w:lang w:val="en-US"/>
+        </w:rPr>
+        <w:t>body</w:t>
+      </w:r>
+      <w:r>
+        <w:rPr>
+          <w:iCs/>
+        </w:rPr>
         <w:t>»</w:t>
+      </w:r>
+    </w:p>
+    <w:p>
+      <w:pPr>
+        <w:spacing w:after="0" w:line="360" w:lineRule="auto"/>
+        <w:ind w:left="0" w:right="-1" w:firstLine="714"/>
+        <w:rPr>
+          <w:bCs/>
+          <w:color w:val="000000" w:themeColor="text1"/>
+          <w:sz w:val="28"/>
+          <w:szCs w:val="28"/>
+        </w:rPr>
+      </w:pPr>
+    </w:p>
+    <w:p>
+      <w:pPr>
+        <w:spacing w:after="0" w:line="360" w:lineRule="auto"/>
+        <w:ind w:left="0" w:right="-1" w:firstLine="714"/>
+        <w:rPr>
+          <w:bCs/>
+          <w:color w:val="000000" w:themeColor="text1"/>
+          <w:sz w:val="28"/>
+          <w:szCs w:val="28"/>
+        </w:rPr>
+      </w:pPr>
+      <w:r>
+        <w:rPr>
+          <w:bCs/>
+          <w:color w:val="000000" w:themeColor="text1"/>
+          <w:sz w:val="28"/>
+          <w:szCs w:val="28"/>
+        </w:rPr>
+        <w:t xml:space="preserve">В </w:t>
+      </w:r>
+      <w:r>
+        <w:rPr>
+          <w:bCs/>
+          <w:color w:val="000000" w:themeColor="text1"/>
+          <w:sz w:val="28"/>
+          <w:szCs w:val="28"/>
+          <w:lang w:val="en-US"/>
+        </w:rPr>
+        <w:t>main</w:t>
+      </w:r>
+      <w:r>
+        <w:rPr>
+          <w:bCs/>
+          <w:color w:val="000000" w:themeColor="text1"/>
+          <w:sz w:val="28"/>
+          <w:szCs w:val="28"/>
+        </w:rPr>
+        <w:t>.</w:t>
+      </w:r>
+      <w:r>
+        <w:rPr>
+          <w:bCs/>
+          <w:color w:val="000000" w:themeColor="text1"/>
+          <w:sz w:val="28"/>
+          <w:szCs w:val="28"/>
+          <w:lang w:val="en-US"/>
+        </w:rPr>
+        <w:t>html</w:t>
+      </w:r>
+      <w:r>
+        <w:rPr>
+          <w:bCs/>
+          <w:color w:val="000000" w:themeColor="text1"/>
+          <w:sz w:val="28"/>
+          <w:szCs w:val="28"/>
+        </w:rPr>
+        <w:t xml:space="preserve"> </w:t>
+      </w:r>
+      <w:r>
+        <w:rPr>
+          <w:bCs/>
+          <w:color w:val="000000" w:themeColor="text1"/>
+          <w:sz w:val="28"/>
+          <w:szCs w:val="28"/>
+        </w:rPr>
+        <w:t>был</w:t>
+      </w:r>
+      <w:r>
+        <w:rPr>
+          <w:bCs/>
+          <w:color w:val="000000" w:themeColor="text1"/>
+          <w:sz w:val="28"/>
+          <w:szCs w:val="28"/>
+        </w:rPr>
+        <w:t>и созданы картинка и две кнопки (авторизоваться и войти)</w:t>
       </w:r>
     </w:p>
     <w:p>
@@ -8116,8 +9296,669 @@
           <w:szCs w:val="28"/>
         </w:rPr>
       </w:pPr>
-      <w:bookmarkStart w:id="10" w:name="_GoBack"/>
-      <w:bookmarkEnd w:id="10"/>
+    </w:p>
+    <w:p>
+      <w:pPr>
+        <w:spacing w:after="0" w:line="360" w:lineRule="auto"/>
+        <w:ind w:right="-1" w:firstLine="714"/>
+        <w:jc w:val="center"/>
+        <w:rPr>
+          <w:b/>
+          <w:sz w:val="28"/>
+          <w:szCs w:val="28"/>
+        </w:rPr>
+      </w:pPr>
+      <w:r>
+        <w:rPr>
+          <w:b/>
+          <w:sz w:val="28"/>
+          <w:szCs w:val="28"/>
+        </w:rPr>
+        <w:t xml:space="preserve">6.2 </w:t>
+      </w:r>
+      <w:r>
+        <w:rPr>
+          <w:b/>
+          <w:sz w:val="28"/>
+          <w:szCs w:val="28"/>
+          <w:lang w:val="en-US"/>
+        </w:rPr>
+        <w:t>Flex</w:t>
+      </w:r>
+      <w:r>
+        <w:rPr>
+          <w:b/>
+          <w:sz w:val="28"/>
+          <w:szCs w:val="28"/>
+        </w:rPr>
+        <w:t>-верстка сайта «Интерьер»</w:t>
+      </w:r>
+    </w:p>
+    <w:p>
+      <w:pPr>
+        <w:spacing w:after="0" w:line="360" w:lineRule="auto"/>
+        <w:ind w:left="0" w:right="-1" w:firstLine="714"/>
+        <w:rPr>
+          <w:bCs/>
+          <w:color w:val="000000" w:themeColor="text1"/>
+          <w:sz w:val="28"/>
+          <w:szCs w:val="28"/>
+        </w:rPr>
+      </w:pPr>
+      <w:r>
+        <w:rPr>
+          <w:bCs/>
+          <w:color w:val="000000" w:themeColor="text1"/>
+          <w:sz w:val="28"/>
+          <w:szCs w:val="28"/>
+        </w:rPr>
+        <w:t xml:space="preserve">В данной работе была применена технология </w:t>
+      </w:r>
+      <w:r>
+        <w:rPr>
+          <w:bCs/>
+          <w:color w:val="000000" w:themeColor="text1"/>
+          <w:sz w:val="28"/>
+          <w:szCs w:val="28"/>
+          <w:lang w:val="en-US"/>
+        </w:rPr>
+        <w:t>flex</w:t>
+      </w:r>
+      <w:r>
+        <w:rPr>
+          <w:bCs/>
+          <w:color w:val="000000" w:themeColor="text1"/>
+          <w:sz w:val="28"/>
+          <w:szCs w:val="28"/>
+        </w:rPr>
+        <w:t>-</w:t>
+      </w:r>
+      <w:r>
+        <w:rPr>
+          <w:bCs/>
+          <w:color w:val="000000" w:themeColor="text1"/>
+          <w:sz w:val="28"/>
+          <w:szCs w:val="28"/>
+          <w:lang w:val="en-US"/>
+        </w:rPr>
+        <w:t>box</w:t>
+      </w:r>
+      <w:r>
+        <w:rPr>
+          <w:bCs/>
+          <w:color w:val="000000" w:themeColor="text1"/>
+          <w:sz w:val="28"/>
+          <w:szCs w:val="28"/>
+        </w:rPr>
+        <w:t xml:space="preserve"> для </w:t>
+      </w:r>
+      <w:r>
+        <w:rPr>
+          <w:bCs/>
+          <w:color w:val="000000" w:themeColor="text1"/>
+          <w:sz w:val="28"/>
+          <w:szCs w:val="28"/>
+        </w:rPr>
+        <w:t>создания гибких и адаптивных макетов веб-страниц</w:t>
+      </w:r>
+      <w:r>
+        <w:rPr>
+          <w:bCs/>
+          <w:color w:val="000000" w:themeColor="text1"/>
+          <w:sz w:val="28"/>
+          <w:szCs w:val="28"/>
+        </w:rPr>
+        <w:t xml:space="preserve">. </w:t>
+      </w:r>
+      <w:r>
+        <w:rPr>
+          <w:bCs/>
+          <w:color w:val="000000" w:themeColor="text1"/>
+          <w:sz w:val="28"/>
+          <w:szCs w:val="28"/>
+        </w:rPr>
+        <w:t xml:space="preserve">С начала были добавлены все необходимые файлы и папки в проект. Два файла </w:t>
+      </w:r>
+      <w:r>
+        <w:rPr>
+          <w:bCs/>
+          <w:color w:val="000000" w:themeColor="text1"/>
+          <w:sz w:val="28"/>
+          <w:szCs w:val="28"/>
+          <w:lang w:val="en-US"/>
+        </w:rPr>
+        <w:t>CSS</w:t>
+      </w:r>
+      <w:r>
+        <w:rPr>
+          <w:bCs/>
+          <w:color w:val="000000" w:themeColor="text1"/>
+          <w:sz w:val="28"/>
+          <w:szCs w:val="28"/>
+        </w:rPr>
+        <w:t>: «</w:t>
+      </w:r>
+      <w:r>
+        <w:rPr>
+          <w:bCs/>
+          <w:color w:val="000000" w:themeColor="text1"/>
+          <w:sz w:val="28"/>
+          <w:szCs w:val="28"/>
+          <w:lang w:val="en-US"/>
+        </w:rPr>
+        <w:t>normalize</w:t>
+      </w:r>
+      <w:r>
+        <w:rPr>
+          <w:bCs/>
+          <w:color w:val="000000" w:themeColor="text1"/>
+          <w:sz w:val="28"/>
+          <w:szCs w:val="28"/>
+        </w:rPr>
+        <w:t>.</w:t>
+      </w:r>
+      <w:r>
+        <w:rPr>
+          <w:bCs/>
+          <w:color w:val="000000" w:themeColor="text1"/>
+          <w:sz w:val="28"/>
+          <w:szCs w:val="28"/>
+          <w:lang w:val="en-US"/>
+        </w:rPr>
+        <w:t>css</w:t>
+      </w:r>
+      <w:r>
+        <w:rPr>
+          <w:bCs/>
+          <w:color w:val="000000" w:themeColor="text1"/>
+          <w:sz w:val="28"/>
+          <w:szCs w:val="28"/>
+        </w:rPr>
+        <w:t>» (для обнуления стилей) и «</w:t>
+      </w:r>
+      <w:r>
+        <w:rPr>
+          <w:bCs/>
+          <w:color w:val="000000" w:themeColor="text1"/>
+          <w:sz w:val="28"/>
+          <w:szCs w:val="28"/>
+          <w:lang w:val="en-US"/>
+        </w:rPr>
+        <w:t>style</w:t>
+      </w:r>
+      <w:r>
+        <w:rPr>
+          <w:bCs/>
+          <w:color w:val="000000" w:themeColor="text1"/>
+          <w:sz w:val="28"/>
+          <w:szCs w:val="28"/>
+        </w:rPr>
+        <w:t>.</w:t>
+      </w:r>
+      <w:r>
+        <w:rPr>
+          <w:bCs/>
+          <w:color w:val="000000" w:themeColor="text1"/>
+          <w:sz w:val="28"/>
+          <w:szCs w:val="28"/>
+          <w:lang w:val="en-US"/>
+        </w:rPr>
+        <w:t>css</w:t>
+      </w:r>
+      <w:r>
+        <w:rPr>
+          <w:bCs/>
+          <w:color w:val="000000" w:themeColor="text1"/>
+          <w:sz w:val="28"/>
+          <w:szCs w:val="28"/>
+        </w:rPr>
+        <w:t xml:space="preserve">» (для создания своих стилей), один файл </w:t>
+      </w:r>
+      <w:r>
+        <w:rPr>
+          <w:bCs/>
+          <w:color w:val="000000" w:themeColor="text1"/>
+          <w:sz w:val="28"/>
+          <w:szCs w:val="28"/>
+          <w:lang w:val="en-US"/>
+        </w:rPr>
+        <w:t>html</w:t>
+      </w:r>
+      <w:r>
+        <w:rPr>
+          <w:bCs/>
+          <w:color w:val="000000" w:themeColor="text1"/>
+          <w:sz w:val="28"/>
+          <w:szCs w:val="28"/>
+        </w:rPr>
+        <w:t xml:space="preserve"> «</w:t>
+      </w:r>
+      <w:r>
+        <w:rPr>
+          <w:bCs/>
+          <w:color w:val="000000" w:themeColor="text1"/>
+          <w:sz w:val="28"/>
+          <w:szCs w:val="28"/>
+          <w:lang w:val="en-US"/>
+        </w:rPr>
+        <w:t>index</w:t>
+      </w:r>
+      <w:r>
+        <w:rPr>
+          <w:bCs/>
+          <w:color w:val="000000" w:themeColor="text1"/>
+          <w:sz w:val="28"/>
+          <w:szCs w:val="28"/>
+        </w:rPr>
+        <w:t>.</w:t>
+      </w:r>
+      <w:r>
+        <w:rPr>
+          <w:bCs/>
+          <w:color w:val="000000" w:themeColor="text1"/>
+          <w:sz w:val="28"/>
+          <w:szCs w:val="28"/>
+          <w:lang w:val="en-US"/>
+        </w:rPr>
+        <w:t>html</w:t>
+      </w:r>
+      <w:r>
+        <w:rPr>
+          <w:bCs/>
+          <w:color w:val="000000" w:themeColor="text1"/>
+          <w:sz w:val="28"/>
+          <w:szCs w:val="28"/>
+        </w:rPr>
+        <w:t>»</w:t>
+      </w:r>
+      <w:r>
+        <w:rPr>
+          <w:bCs/>
+          <w:color w:val="000000" w:themeColor="text1"/>
+          <w:sz w:val="28"/>
+          <w:szCs w:val="28"/>
+        </w:rPr>
+        <w:t xml:space="preserve"> и папка «</w:t>
+      </w:r>
+      <w:r>
+        <w:rPr>
+          <w:bCs/>
+          <w:color w:val="000000" w:themeColor="text1"/>
+          <w:sz w:val="28"/>
+          <w:szCs w:val="28"/>
+          <w:lang w:val="en-US"/>
+        </w:rPr>
+        <w:t>images</w:t>
+      </w:r>
+      <w:r>
+        <w:rPr>
+          <w:bCs/>
+          <w:color w:val="000000" w:themeColor="text1"/>
+          <w:sz w:val="28"/>
+          <w:szCs w:val="28"/>
+        </w:rPr>
+        <w:t>» для хранения картинок.</w:t>
+      </w:r>
+      <w:r>
+        <w:rPr>
+          <w:bCs/>
+          <w:color w:val="000000" w:themeColor="text1"/>
+          <w:sz w:val="28"/>
+          <w:szCs w:val="28"/>
+        </w:rPr>
+        <w:t xml:space="preserve"> </w:t>
+      </w:r>
+      <w:r>
+        <w:rPr>
+          <w:bCs/>
+          <w:color w:val="000000" w:themeColor="text1"/>
+          <w:sz w:val="28"/>
+          <w:szCs w:val="28"/>
+        </w:rPr>
+        <w:t xml:space="preserve">Далее в </w:t>
+      </w:r>
+      <w:r>
+        <w:rPr>
+          <w:bCs/>
+          <w:color w:val="000000" w:themeColor="text1"/>
+          <w:sz w:val="28"/>
+          <w:szCs w:val="28"/>
+          <w:lang w:val="en-US"/>
+        </w:rPr>
+        <w:t>html</w:t>
+      </w:r>
+      <w:r>
+        <w:rPr>
+          <w:bCs/>
+          <w:color w:val="000000" w:themeColor="text1"/>
+          <w:sz w:val="28"/>
+          <w:szCs w:val="28"/>
+        </w:rPr>
+        <w:t xml:space="preserve"> </w:t>
+      </w:r>
+      <w:r>
+        <w:rPr>
+          <w:bCs/>
+          <w:color w:val="000000" w:themeColor="text1"/>
+          <w:sz w:val="28"/>
+          <w:szCs w:val="28"/>
+        </w:rPr>
+        <w:t>файле п</w:t>
+      </w:r>
+      <w:r>
+        <w:rPr>
+          <w:bCs/>
+          <w:color w:val="000000" w:themeColor="text1"/>
+          <w:sz w:val="28"/>
+          <w:szCs w:val="28"/>
+        </w:rPr>
+        <w:t>о порядку были созданы блоки «</w:t>
+      </w:r>
+      <w:r>
+        <w:rPr>
+          <w:bCs/>
+          <w:color w:val="000000" w:themeColor="text1"/>
+          <w:sz w:val="28"/>
+          <w:szCs w:val="28"/>
+          <w:lang w:val="en-US"/>
+        </w:rPr>
+        <w:t>header</w:t>
+      </w:r>
+      <w:r>
+        <w:rPr>
+          <w:bCs/>
+          <w:color w:val="000000" w:themeColor="text1"/>
+          <w:sz w:val="28"/>
+          <w:szCs w:val="28"/>
+        </w:rPr>
+        <w:t>»</w:t>
+      </w:r>
+      <w:r>
+        <w:rPr>
+          <w:bCs/>
+          <w:color w:val="000000" w:themeColor="text1"/>
+          <w:sz w:val="28"/>
+          <w:szCs w:val="28"/>
+        </w:rPr>
+        <w:t xml:space="preserve">, </w:t>
+      </w:r>
+      <w:r>
+        <w:rPr>
+          <w:bCs/>
+          <w:color w:val="000000" w:themeColor="text1"/>
+          <w:sz w:val="28"/>
+          <w:szCs w:val="28"/>
+        </w:rPr>
+        <w:t>«</w:t>
+      </w:r>
+      <w:r>
+        <w:rPr>
+          <w:bCs/>
+          <w:color w:val="000000" w:themeColor="text1"/>
+          <w:sz w:val="28"/>
+          <w:szCs w:val="28"/>
+          <w:lang w:val="en-US"/>
+        </w:rPr>
+        <w:t>main</w:t>
+      </w:r>
+      <w:r>
+        <w:rPr>
+          <w:bCs/>
+          <w:color w:val="000000" w:themeColor="text1"/>
+          <w:sz w:val="28"/>
+          <w:szCs w:val="28"/>
+        </w:rPr>
+        <w:t>», «</w:t>
+      </w:r>
+      <w:r>
+        <w:rPr>
+          <w:bCs/>
+          <w:color w:val="000000" w:themeColor="text1"/>
+          <w:sz w:val="28"/>
+          <w:szCs w:val="28"/>
+          <w:lang w:val="en-US"/>
+        </w:rPr>
+        <w:t>footer</w:t>
+      </w:r>
+      <w:r>
+        <w:rPr>
+          <w:bCs/>
+          <w:color w:val="000000" w:themeColor="text1"/>
+          <w:sz w:val="28"/>
+          <w:szCs w:val="28"/>
+        </w:rPr>
+        <w:t xml:space="preserve">» и обернуты в </w:t>
+      </w:r>
+      <w:r>
+        <w:rPr>
+          <w:bCs/>
+          <w:color w:val="000000" w:themeColor="text1"/>
+          <w:sz w:val="28"/>
+          <w:szCs w:val="28"/>
+          <w:lang w:val="en-US"/>
+        </w:rPr>
+        <w:t>div</w:t>
+      </w:r>
+      <w:r>
+        <w:rPr>
+          <w:bCs/>
+          <w:color w:val="000000" w:themeColor="text1"/>
+          <w:sz w:val="28"/>
+          <w:szCs w:val="28"/>
+        </w:rPr>
+        <w:t xml:space="preserve"> </w:t>
+      </w:r>
+      <w:r>
+        <w:rPr>
+          <w:bCs/>
+          <w:color w:val="000000" w:themeColor="text1"/>
+          <w:sz w:val="28"/>
+          <w:szCs w:val="28"/>
+        </w:rPr>
+        <w:t>с классом «</w:t>
+      </w:r>
+      <w:r>
+        <w:rPr>
+          <w:bCs/>
+          <w:color w:val="000000" w:themeColor="text1"/>
+          <w:sz w:val="28"/>
+          <w:szCs w:val="28"/>
+          <w:lang w:val="en-US"/>
+        </w:rPr>
+        <w:t>section</w:t>
+      </w:r>
+      <w:r>
+        <w:rPr>
+          <w:bCs/>
+          <w:color w:val="000000" w:themeColor="text1"/>
+          <w:sz w:val="28"/>
+          <w:szCs w:val="28"/>
+        </w:rPr>
+        <w:t>»</w:t>
+      </w:r>
+      <w:r>
+        <w:rPr>
+          <w:bCs/>
+          <w:color w:val="000000" w:themeColor="text1"/>
+          <w:sz w:val="28"/>
+          <w:szCs w:val="28"/>
+        </w:rPr>
+        <w:t>.</w:t>
+      </w:r>
+    </w:p>
+    <w:p>
+      <w:pPr>
+        <w:spacing w:after="0" w:line="360" w:lineRule="auto"/>
+        <w:ind w:left="0" w:right="-1" w:firstLine="714"/>
+        <w:rPr>
+          <w:bCs/>
+          <w:color w:val="000000" w:themeColor="text1"/>
+          <w:sz w:val="28"/>
+          <w:szCs w:val="28"/>
+        </w:rPr>
+      </w:pPr>
+      <w:r>
+        <w:rPr>
+          <w:bCs/>
+          <w:color w:val="000000" w:themeColor="text1"/>
+          <w:sz w:val="28"/>
+          <w:szCs w:val="28"/>
+        </w:rPr>
+        <w:lastRenderedPageBreak/>
+        <w:t xml:space="preserve">Тэг </w:t>
+      </w:r>
+      <w:r>
+        <w:rPr>
+          <w:bCs/>
+          <w:color w:val="000000" w:themeColor="text1"/>
+          <w:sz w:val="28"/>
+          <w:szCs w:val="28"/>
+          <w:lang w:val="en-US"/>
+        </w:rPr>
+        <w:t>body</w:t>
+      </w:r>
+      <w:r>
+        <w:rPr>
+          <w:bCs/>
+          <w:color w:val="000000" w:themeColor="text1"/>
+          <w:sz w:val="28"/>
+          <w:szCs w:val="28"/>
+        </w:rPr>
+        <w:t xml:space="preserve"> </w:t>
+      </w:r>
+      <w:r>
+        <w:rPr>
+          <w:bCs/>
+          <w:color w:val="000000" w:themeColor="text1"/>
+          <w:sz w:val="28"/>
+          <w:szCs w:val="28"/>
+        </w:rPr>
+        <w:t xml:space="preserve">в который обернут </w:t>
+      </w:r>
+      <w:r>
+        <w:rPr>
+          <w:bCs/>
+          <w:color w:val="000000" w:themeColor="text1"/>
+          <w:sz w:val="28"/>
+          <w:szCs w:val="28"/>
+          <w:lang w:val="en-US"/>
+        </w:rPr>
+        <w:t>d</w:t>
+      </w:r>
+      <w:r>
+        <w:rPr>
+          <w:bCs/>
+          <w:color w:val="000000" w:themeColor="text1"/>
+          <w:sz w:val="28"/>
+          <w:szCs w:val="28"/>
+          <w:lang w:val="en-US"/>
+        </w:rPr>
+        <w:t>iv</w:t>
+      </w:r>
+      <w:r>
+        <w:rPr>
+          <w:bCs/>
+          <w:color w:val="000000" w:themeColor="text1"/>
+          <w:sz w:val="28"/>
+          <w:szCs w:val="28"/>
+        </w:rPr>
+        <w:t xml:space="preserve"> </w:t>
+      </w:r>
+      <w:r>
+        <w:rPr>
+          <w:bCs/>
+          <w:color w:val="000000" w:themeColor="text1"/>
+          <w:sz w:val="28"/>
+          <w:szCs w:val="28"/>
+        </w:rPr>
+        <w:t>с классом «</w:t>
+      </w:r>
+      <w:r>
+        <w:rPr>
+          <w:bCs/>
+          <w:color w:val="000000" w:themeColor="text1"/>
+          <w:sz w:val="28"/>
+          <w:szCs w:val="28"/>
+          <w:lang w:val="en-US"/>
+        </w:rPr>
+        <w:t>section</w:t>
+      </w:r>
+      <w:r>
+        <w:rPr>
+          <w:bCs/>
+          <w:color w:val="000000" w:themeColor="text1"/>
+          <w:sz w:val="28"/>
+          <w:szCs w:val="28"/>
+        </w:rPr>
+        <w:t>»</w:t>
+      </w:r>
+      <w:r>
+        <w:rPr>
+          <w:bCs/>
+          <w:color w:val="000000" w:themeColor="text1"/>
+          <w:sz w:val="28"/>
+          <w:szCs w:val="28"/>
+        </w:rPr>
+        <w:t xml:space="preserve"> выравнивает все по центру, чтобы сам </w:t>
+      </w:r>
+      <w:r>
+        <w:rPr>
+          <w:bCs/>
+          <w:color w:val="000000" w:themeColor="text1"/>
+          <w:sz w:val="28"/>
+          <w:szCs w:val="28"/>
+          <w:lang w:val="en-US"/>
+        </w:rPr>
+        <w:t>div</w:t>
+      </w:r>
+      <w:r>
+        <w:rPr>
+          <w:bCs/>
+          <w:color w:val="000000" w:themeColor="text1"/>
+          <w:sz w:val="28"/>
+          <w:szCs w:val="28"/>
+        </w:rPr>
+        <w:t xml:space="preserve"> </w:t>
+      </w:r>
+      <w:r>
+        <w:rPr>
+          <w:bCs/>
+          <w:color w:val="000000" w:themeColor="text1"/>
+          <w:sz w:val="28"/>
+          <w:szCs w:val="28"/>
+        </w:rPr>
+        <w:t>находился по центру экрана и никуда не съезжал (см. рис.</w:t>
+      </w:r>
+      <w:r>
+        <w:rPr>
+          <w:bCs/>
+          <w:color w:val="000000" w:themeColor="text1"/>
+          <w:sz w:val="28"/>
+          <w:szCs w:val="28"/>
+        </w:rPr>
+        <w:t>0</w:t>
+      </w:r>
+      <w:r>
+        <w:rPr>
+          <w:bCs/>
+          <w:color w:val="000000" w:themeColor="text1"/>
+          <w:sz w:val="28"/>
+          <w:szCs w:val="28"/>
+        </w:rPr>
+        <w:t>).</w:t>
+      </w:r>
+    </w:p>
+    <w:p>
+      <w:pPr>
+        <w:spacing w:after="0" w:line="360" w:lineRule="auto"/>
+        <w:ind w:left="0" w:right="-1" w:firstLine="714"/>
+        <w:rPr>
+          <w:bCs/>
+          <w:color w:val="000000" w:themeColor="text1"/>
+          <w:sz w:val="28"/>
+          <w:szCs w:val="28"/>
+        </w:rPr>
+      </w:pPr>
     </w:p>
     <w:p>
       <w:pPr>
@@ -8125,48 +9966,145 @@
         <w:ind w:left="0" w:right="-1" w:firstLine="714"/>
         <w:jc w:val="center"/>
         <w:rPr>
-          <w:color w:val="000000" w:themeColor="text1"/>
-          <w:sz w:val="28"/>
-          <w:szCs w:val="28"/>
-        </w:rPr>
-      </w:pPr>
-    </w:p>
-    <w:p>
-      <w:pPr>
-        <w:spacing w:after="0" w:line="360" w:lineRule="auto"/>
-        <w:ind w:right="-1" w:firstLine="714"/>
+          <w:bCs/>
+          <w:color w:val="000000" w:themeColor="text1"/>
+          <w:sz w:val="28"/>
+          <w:szCs w:val="28"/>
+        </w:rPr>
+      </w:pPr>
+      <w:r>
+        <w:rPr>
+          <w:bCs/>
+          <w:color w:val="000000" w:themeColor="text1"/>
+          <w:sz w:val="28"/>
+          <w:szCs w:val="28"/>
+        </w:rPr>
+        <w:drawing>
+          <wp:inline distT="0" distB="0" distL="0" distR="0" wp14:anchorId="037D4EEA" wp14:editId="31DD35BB">
+            <wp:extent cx="4721836" cy="1196340"/>
+            <wp:effectExtent l="0" t="0" r="3175" b="3810"/>
+            <wp:docPr id="1075237691" name="Picture 1"/>
+            <wp:cNvGraphicFramePr>
+              <a:graphicFrameLocks xmlns:a="http://schemas.openxmlformats.org/drawingml/2006/main" noChangeAspect="1"/>
+            </wp:cNvGraphicFramePr>
+            <a:graphic xmlns:a="http://schemas.openxmlformats.org/drawingml/2006/main">
+              <a:graphicData uri="http://schemas.openxmlformats.org/drawingml/2006/picture">
+                <pic:pic xmlns:pic="http://schemas.openxmlformats.org/drawingml/2006/picture">
+                  <pic:nvPicPr>
+                    <pic:cNvPr id="1075237691" name=""/>
+                    <pic:cNvPicPr/>
+                  </pic:nvPicPr>
+                  <pic:blipFill>
+                    <a:blip r:embed="rId9"/>
+                    <a:stretch>
+                      <a:fillRect/>
+                    </a:stretch>
+                  </pic:blipFill>
+                  <pic:spPr>
+                    <a:xfrm>
+                      <a:off x="0" y="0"/>
+                      <a:ext cx="4727571" cy="1197793"/>
+                    </a:xfrm>
+                    <a:prstGeom prst="rect">
+                      <a:avLst/>
+                    </a:prstGeom>
+                  </pic:spPr>
+                </pic:pic>
+              </a:graphicData>
+            </a:graphic>
+          </wp:inline>
+        </w:drawing>
+      </w:r>
+    </w:p>
+    <w:p>
+      <w:pPr>
+        <w:spacing w:after="0" w:line="360" w:lineRule="auto"/>
         <w:jc w:val="center"/>
-        <w:rPr>
-          <w:b/>
-          <w:sz w:val="28"/>
-          <w:szCs w:val="28"/>
-        </w:rPr>
-      </w:pPr>
-      <w:r>
-        <w:rPr>
-          <w:b/>
-          <w:sz w:val="28"/>
-          <w:szCs w:val="28"/>
-        </w:rPr>
-        <w:t xml:space="preserve">6.2 </w:t>
-      </w:r>
-      <w:r>
-        <w:rPr>
-          <w:b/>
-          <w:sz w:val="28"/>
-          <w:szCs w:val="28"/>
-          <w:lang w:val="en-US"/>
-        </w:rPr>
-        <w:t>Flex</w:t>
-      </w:r>
-      <w:r>
-        <w:rPr>
-          <w:b/>
-          <w:sz w:val="28"/>
-          <w:szCs w:val="28"/>
-        </w:rPr>
-        <w:t>-верстка сайта «Интерьер»</w:t>
-      </w:r>
+      </w:pPr>
+      <w:r>
+        <w:rPr>
+          <w:iCs/>
+        </w:rPr>
+        <w:t>Рисунок</w:t>
+      </w:r>
+      <w:r>
+        <w:rPr>
+          <w:iCs/>
+        </w:rPr>
+        <w:t xml:space="preserve"> </w:t>
+      </w:r>
+      <w:r>
+        <w:rPr>
+          <w:iCs/>
+        </w:rPr>
+        <w:t>0</w:t>
+      </w:r>
+      <w:r>
+        <w:rPr>
+          <w:iCs/>
+        </w:rPr>
+        <w:t xml:space="preserve"> – </w:t>
+      </w:r>
+      <w:r>
+        <w:rPr>
+          <w:iCs/>
+          <w:lang w:val="en-US"/>
+        </w:rPr>
+        <w:t>CSS</w:t>
+      </w:r>
+      <w:r>
+        <w:rPr>
+          <w:iCs/>
+        </w:rPr>
+        <w:t xml:space="preserve"> </w:t>
+      </w:r>
+      <w:r>
+        <w:rPr>
+          <w:iCs/>
+        </w:rPr>
+        <w:t>стиль</w:t>
+      </w:r>
+      <w:r>
+        <w:rPr>
+          <w:iCs/>
+        </w:rPr>
+        <w:t xml:space="preserve"> </w:t>
+      </w:r>
+      <w:r>
+        <w:rPr>
+          <w:iCs/>
+        </w:rPr>
+        <w:t>тэга</w:t>
+      </w:r>
+      <w:r>
+        <w:rPr>
+          <w:iCs/>
+        </w:rPr>
+        <w:t xml:space="preserve"> «</w:t>
+      </w:r>
+      <w:r>
+        <w:rPr>
+          <w:iCs/>
+          <w:lang w:val="en-US"/>
+        </w:rPr>
+        <w:t>body</w:t>
+      </w:r>
+      <w:r>
+        <w:rPr>
+          <w:iCs/>
+        </w:rPr>
+        <w:t>»</w:t>
+      </w:r>
+    </w:p>
+    <w:p>
+      <w:pPr>
+        <w:spacing w:after="0" w:line="360" w:lineRule="auto"/>
+        <w:ind w:firstLine="714"/>
+        <w:rPr>
+          <w:sz w:val="28"/>
+          <w:szCs w:val="28"/>
+        </w:rPr>
+      </w:pPr>
     </w:p>
     <w:p>
       <w:pPr>
@@ -8185,74 +10123,47 @@
           <w:color w:val="000000" w:themeColor="text1"/>
           <w:sz w:val="28"/>
           <w:szCs w:val="28"/>
-        </w:rPr>
-        <w:t xml:space="preserve">В данной работе была применена технология </w:t>
-      </w:r>
-      <w:r>
-        <w:rPr>
-          <w:bCs/>
-          <w:color w:val="000000" w:themeColor="text1"/>
-          <w:sz w:val="28"/>
-          <w:szCs w:val="28"/>
-          <w:lang w:val="en-US"/>
-        </w:rPr>
-        <w:t>flex</w:t>
-      </w:r>
-      <w:r>
-        <w:rPr>
-          <w:bCs/>
-          <w:color w:val="000000" w:themeColor="text1"/>
-          <w:sz w:val="28"/>
-          <w:szCs w:val="28"/>
-        </w:rPr>
-        <w:t>-</w:t>
-      </w:r>
-      <w:r>
-        <w:rPr>
-          <w:bCs/>
-          <w:color w:val="000000" w:themeColor="text1"/>
-          <w:sz w:val="28"/>
-          <w:szCs w:val="28"/>
-          <w:lang w:val="en-US"/>
-        </w:rPr>
-        <w:t>box</w:t>
-      </w:r>
-      <w:r>
-        <w:rPr>
-          <w:bCs/>
-          <w:color w:val="000000" w:themeColor="text1"/>
-          <w:sz w:val="28"/>
-          <w:szCs w:val="28"/>
-        </w:rPr>
-        <w:t xml:space="preserve"> для </w:t>
-      </w:r>
-      <w:r>
-        <w:rPr>
-          <w:bCs/>
-          <w:color w:val="000000" w:themeColor="text1"/>
-          <w:sz w:val="28"/>
-          <w:szCs w:val="28"/>
-        </w:rPr>
-        <w:t>создания гибких и адаптивных макетов веб-страниц</w:t>
-      </w:r>
-      <w:r>
-        <w:rPr>
-          <w:bCs/>
-          <w:color w:val="000000" w:themeColor="text1"/>
-          <w:sz w:val="28"/>
-          <w:szCs w:val="28"/>
-        </w:rPr>
-        <w:t>. По порядку были созданы блоки «</w:t>
-      </w:r>
-      <w:r>
-        <w:rPr>
-          <w:bCs/>
-          <w:color w:val="000000" w:themeColor="text1"/>
-          <w:sz w:val="28"/>
-          <w:szCs w:val="28"/>
-          <w:lang w:val="en-US"/>
-        </w:rPr>
-        <w:t>header</w:t>
+          <w:lang w:val="en-US"/>
+        </w:rPr>
+        <w:t>D</w:t>
+      </w:r>
+      <w:r>
+        <w:rPr>
+          <w:bCs/>
+          <w:color w:val="000000" w:themeColor="text1"/>
+          <w:sz w:val="28"/>
+          <w:szCs w:val="28"/>
+          <w:lang w:val="en-US"/>
+        </w:rPr>
+        <w:t>iv</w:t>
+      </w:r>
+      <w:r>
+        <w:rPr>
+          <w:bCs/>
+          <w:color w:val="000000" w:themeColor="text1"/>
+          <w:sz w:val="28"/>
+          <w:szCs w:val="28"/>
+        </w:rPr>
+        <w:t xml:space="preserve"> </w:t>
+      </w:r>
+      <w:r>
+        <w:rPr>
+          <w:bCs/>
+          <w:color w:val="000000" w:themeColor="text1"/>
+          <w:sz w:val="28"/>
+          <w:szCs w:val="28"/>
+        </w:rPr>
+        <w:t>с классом «</w:t>
+      </w:r>
+      <w:r>
+        <w:rPr>
+          <w:bCs/>
+          <w:color w:val="000000" w:themeColor="text1"/>
+          <w:sz w:val="28"/>
+          <w:szCs w:val="28"/>
+          <w:lang w:val="en-US"/>
+        </w:rPr>
+        <w:t>section</w:t>
       </w:r>
       <w:r>
         <w:rPr>
@@ -8270,54 +10181,89 @@
           <w:sz w:val="28"/>
           <w:szCs w:val="28"/>
         </w:rPr>
-        <w:t xml:space="preserve">, </w:t>
-      </w:r>
-      <w:r>
-        <w:rPr>
-          <w:bCs/>
-          <w:color w:val="000000" w:themeColor="text1"/>
-          <w:sz w:val="28"/>
-          <w:szCs w:val="28"/>
-        </w:rPr>
-        <w:t>«</w:t>
-      </w:r>
-      <w:r>
-        <w:rPr>
-          <w:bCs/>
-          <w:color w:val="000000" w:themeColor="text1"/>
-          <w:sz w:val="28"/>
-          <w:szCs w:val="28"/>
-          <w:lang w:val="en-US"/>
-        </w:rPr>
-        <w:t>main</w:t>
-      </w:r>
-      <w:r>
-        <w:rPr>
-          <w:bCs/>
-          <w:color w:val="000000" w:themeColor="text1"/>
-          <w:sz w:val="28"/>
-          <w:szCs w:val="28"/>
-        </w:rPr>
-        <w:t xml:space="preserve">», </w:t>
-      </w:r>
-      <w:r>
-        <w:rPr>
-          <w:bCs/>
-          <w:color w:val="000000" w:themeColor="text1"/>
-          <w:sz w:val="28"/>
-          <w:szCs w:val="28"/>
-        </w:rPr>
-        <w:t>«</w:t>
-      </w:r>
-      <w:r>
-        <w:rPr>
-          <w:bCs/>
-          <w:color w:val="000000" w:themeColor="text1"/>
-          <w:sz w:val="28"/>
-          <w:szCs w:val="28"/>
-          <w:lang w:val="en-US"/>
-        </w:rPr>
-        <w:t>footer</w:t>
+        <w:t xml:space="preserve"> имел </w:t>
+      </w:r>
+      <w:r>
+        <w:rPr>
+          <w:bCs/>
+          <w:color w:val="000000" w:themeColor="text1"/>
+          <w:sz w:val="28"/>
+          <w:szCs w:val="28"/>
+        </w:rPr>
+        <w:t xml:space="preserve">максимальную высоту и </w:t>
+      </w:r>
+      <w:r>
+        <w:rPr>
+          <w:bCs/>
+          <w:color w:val="000000" w:themeColor="text1"/>
+          <w:sz w:val="28"/>
+          <w:szCs w:val="28"/>
+        </w:rPr>
+        <w:t>ограниченную максимальну</w:t>
+      </w:r>
+      <w:r>
+        <w:rPr>
+          <w:bCs/>
+          <w:color w:val="000000" w:themeColor="text1"/>
+          <w:sz w:val="28"/>
+          <w:szCs w:val="28"/>
+        </w:rPr>
+        <w:t>ю</w:t>
+      </w:r>
+      <w:r>
+        <w:rPr>
+          <w:bCs/>
+          <w:color w:val="000000" w:themeColor="text1"/>
+          <w:sz w:val="28"/>
+          <w:szCs w:val="28"/>
+        </w:rPr>
+        <w:t xml:space="preserve"> ширину</w:t>
+      </w:r>
+      <w:r>
+        <w:rPr>
+          <w:bCs/>
+          <w:color w:val="000000" w:themeColor="text1"/>
+          <w:sz w:val="28"/>
+          <w:szCs w:val="28"/>
+        </w:rPr>
+        <w:t>,</w:t>
+      </w:r>
+      <w:r>
+        <w:rPr>
+          <w:bCs/>
+          <w:color w:val="000000" w:themeColor="text1"/>
+          <w:sz w:val="28"/>
+          <w:szCs w:val="28"/>
+        </w:rPr>
+        <w:t xml:space="preserve"> также он</w:t>
+      </w:r>
+      <w:r>
+        <w:rPr>
+          <w:bCs/>
+          <w:color w:val="000000" w:themeColor="text1"/>
+          <w:sz w:val="28"/>
+          <w:szCs w:val="28"/>
+        </w:rPr>
+        <w:t xml:space="preserve"> </w:t>
+      </w:r>
+      <w:r>
+        <w:rPr>
+          <w:bCs/>
+          <w:color w:val="000000" w:themeColor="text1"/>
+          <w:sz w:val="28"/>
+          <w:szCs w:val="28"/>
+        </w:rPr>
+        <w:t>аналогично тэгу «</w:t>
+      </w:r>
+      <w:r>
+        <w:rPr>
+          <w:bCs/>
+          <w:color w:val="000000" w:themeColor="text1"/>
+          <w:sz w:val="28"/>
+          <w:szCs w:val="28"/>
+          <w:lang w:val="en-US"/>
+        </w:rPr>
+        <w:t>body</w:t>
       </w:r>
       <w:r>
         <w:rPr>
@@ -8335,55 +10281,549 @@
           <w:sz w:val="28"/>
           <w:szCs w:val="28"/>
         </w:rPr>
-        <w:t xml:space="preserve"> и обернуты в </w:t>
-      </w:r>
-      <w:r>
-        <w:rPr>
-          <w:bCs/>
-          <w:color w:val="000000" w:themeColor="text1"/>
-          <w:sz w:val="28"/>
-          <w:szCs w:val="28"/>
+        <w:t xml:space="preserve"> </w:t>
+      </w:r>
+      <w:r>
+        <w:rPr>
+          <w:bCs/>
+          <w:color w:val="000000" w:themeColor="text1"/>
+          <w:sz w:val="28"/>
+          <w:szCs w:val="28"/>
+        </w:rPr>
+        <w:t>выравнивал все элементы внутри себя по центру</w:t>
+      </w:r>
+      <w:r>
+        <w:rPr>
+          <w:bCs/>
+          <w:color w:val="000000" w:themeColor="text1"/>
+          <w:sz w:val="28"/>
+          <w:szCs w:val="28"/>
+        </w:rPr>
+        <w:t xml:space="preserve"> </w:t>
+      </w:r>
+      <w:r>
+        <w:rPr>
+          <w:bCs/>
+          <w:color w:val="000000" w:themeColor="text1"/>
+          <w:sz w:val="28"/>
+          <w:szCs w:val="28"/>
+        </w:rPr>
+        <w:t>(</w:t>
+      </w:r>
+      <w:r>
+        <w:rPr>
+          <w:bCs/>
+          <w:color w:val="000000" w:themeColor="text1"/>
+          <w:sz w:val="28"/>
+          <w:szCs w:val="28"/>
+        </w:rPr>
+        <w:t xml:space="preserve">см. </w:t>
+      </w:r>
+      <w:r>
+        <w:rPr>
+          <w:bCs/>
+          <w:color w:val="000000" w:themeColor="text1"/>
+          <w:sz w:val="28"/>
+          <w:szCs w:val="28"/>
+        </w:rPr>
+        <w:t>рис.</w:t>
+      </w:r>
+      <w:r>
+        <w:rPr>
+          <w:bCs/>
+          <w:color w:val="000000" w:themeColor="text1"/>
+          <w:sz w:val="28"/>
+          <w:szCs w:val="28"/>
+        </w:rPr>
+        <w:t>0</w:t>
+      </w:r>
+      <w:r>
+        <w:rPr>
+          <w:bCs/>
+          <w:color w:val="000000" w:themeColor="text1"/>
+          <w:sz w:val="28"/>
+          <w:szCs w:val="28"/>
+        </w:rPr>
+        <w:t>)</w:t>
+      </w:r>
+      <w:r>
+        <w:rPr>
+          <w:bCs/>
+          <w:color w:val="000000" w:themeColor="text1"/>
+          <w:sz w:val="28"/>
+          <w:szCs w:val="28"/>
+        </w:rPr>
+        <w:t>:</w:t>
+      </w:r>
+    </w:p>
+    <w:p>
+      <w:pPr>
+        <w:spacing w:after="0" w:line="360" w:lineRule="auto"/>
+        <w:ind w:left="0" w:right="-1" w:firstLine="714"/>
+        <w:rPr>
+          <w:bCs/>
+          <w:color w:val="000000" w:themeColor="text1"/>
+          <w:sz w:val="28"/>
+          <w:szCs w:val="28"/>
+        </w:rPr>
+      </w:pPr>
+    </w:p>
+    <w:p>
+      <w:pPr>
+        <w:spacing w:after="0" w:line="360" w:lineRule="auto"/>
+        <w:ind w:left="0" w:right="-1" w:firstLine="714"/>
+        <w:jc w:val="center"/>
+        <w:rPr>
+          <w:bCs/>
+          <w:color w:val="000000" w:themeColor="text1"/>
+          <w:sz w:val="28"/>
+          <w:szCs w:val="28"/>
+          <w:lang w:val="en-US"/>
+        </w:rPr>
+      </w:pPr>
+      <w:r>
+        <w:rPr>
+          <w:rFonts w:ascii="Courier New" w:hAnsi="Courier New" w:cs="Courier New"/>
+          <w:bCs/>
+          <w:color w:val="000000" w:themeColor="text1"/>
+          <w:szCs w:val="24"/>
+          <w:lang w:val="en-US"/>
+        </w:rPr>
+        <w:drawing>
+          <wp:inline distT="0" distB="0" distL="0" distR="0" wp14:anchorId="31E9300A" wp14:editId="468B3B5C">
+            <wp:extent cx="4766212" cy="1912620"/>
+            <wp:effectExtent l="0" t="0" r="0" b="0"/>
+            <wp:docPr id="357447846" name="Picture 1"/>
+            <wp:cNvGraphicFramePr>
+              <a:graphicFrameLocks xmlns:a="http://schemas.openxmlformats.org/drawingml/2006/main" noChangeAspect="1"/>
+            </wp:cNvGraphicFramePr>
+            <a:graphic xmlns:a="http://schemas.openxmlformats.org/drawingml/2006/main">
+              <a:graphicData uri="http://schemas.openxmlformats.org/drawingml/2006/picture">
+                <pic:pic xmlns:pic="http://schemas.openxmlformats.org/drawingml/2006/picture">
+                  <pic:nvPicPr>
+                    <pic:cNvPr id="357447846" name=""/>
+                    <pic:cNvPicPr/>
+                  </pic:nvPicPr>
+                  <pic:blipFill>
+                    <a:blip r:embed="rId10"/>
+                    <a:stretch>
+                      <a:fillRect/>
+                    </a:stretch>
+                  </pic:blipFill>
+                  <pic:spPr>
+                    <a:xfrm>
+                      <a:off x="0" y="0"/>
+                      <a:ext cx="4769762" cy="1914045"/>
+                    </a:xfrm>
+                    <a:prstGeom prst="rect">
+                      <a:avLst/>
+                    </a:prstGeom>
+                  </pic:spPr>
+                </pic:pic>
+              </a:graphicData>
+            </a:graphic>
+          </wp:inline>
+        </w:drawing>
+      </w:r>
+    </w:p>
+    <w:p>
+      <w:pPr>
+        <w:spacing w:after="0" w:line="360" w:lineRule="auto"/>
+        <w:jc w:val="center"/>
+        <w:rPr>
+          <w:iCs/>
+          <w:lang w:val="en-US"/>
+        </w:rPr>
+      </w:pPr>
+      <w:r>
+        <w:rPr>
+          <w:iCs/>
+        </w:rPr>
+        <w:t>Рисунок</w:t>
+      </w:r>
+      <w:r>
+        <w:rPr>
+          <w:iCs/>
+          <w:lang w:val="en-US"/>
+        </w:rPr>
+        <w:t xml:space="preserve"> </w:t>
+      </w:r>
+      <w:r>
+        <w:rPr>
+          <w:iCs/>
+          <w:lang w:val="en-US"/>
+        </w:rPr>
+        <w:t>0</w:t>
+      </w:r>
+      <w:r>
+        <w:rPr>
+          <w:iCs/>
+          <w:lang w:val="en-US"/>
+        </w:rPr>
+        <w:t xml:space="preserve"> – </w:t>
+      </w:r>
+      <w:r>
+        <w:rPr>
+          <w:iCs/>
+          <w:lang w:val="en-US"/>
+        </w:rPr>
+        <w:t>CSS</w:t>
+      </w:r>
+      <w:r>
+        <w:rPr>
+          <w:iCs/>
+          <w:lang w:val="en-US"/>
+        </w:rPr>
+        <w:t xml:space="preserve"> </w:t>
+      </w:r>
+      <w:r>
+        <w:rPr>
+          <w:iCs/>
+        </w:rPr>
+        <w:t>стиль</w:t>
+      </w:r>
+      <w:r>
+        <w:rPr>
+          <w:iCs/>
+          <w:lang w:val="en-US"/>
+        </w:rPr>
+        <w:t xml:space="preserve"> </w:t>
+      </w:r>
+      <w:r>
+        <w:rPr>
+          <w:iCs/>
           <w:lang w:val="en-US"/>
         </w:rPr>
         <w:t>div</w:t>
       </w:r>
       <w:r>
         <w:rPr>
-          <w:bCs/>
-          <w:color w:val="000000" w:themeColor="text1"/>
-          <w:sz w:val="28"/>
-          <w:szCs w:val="28"/>
+          <w:iCs/>
+          <w:lang w:val="en-US"/>
+        </w:rPr>
+        <w:t>’</w:t>
+      </w:r>
+      <w:r>
+        <w:rPr>
+          <w:iCs/>
+        </w:rPr>
+        <w:t>а</w:t>
+      </w:r>
+      <w:r>
+        <w:rPr>
+          <w:iCs/>
+          <w:lang w:val="en-US"/>
         </w:rPr>
         <w:t xml:space="preserve"> </w:t>
       </w:r>
       <w:r>
         <w:rPr>
-          <w:bCs/>
-          <w:color w:val="000000" w:themeColor="text1"/>
-          <w:sz w:val="28"/>
-          <w:szCs w:val="28"/>
-        </w:rPr>
-        <w:t>с классом «</w:t>
-      </w:r>
-      <w:r>
-        <w:rPr>
-          <w:bCs/>
-          <w:color w:val="000000" w:themeColor="text1"/>
-          <w:sz w:val="28"/>
-          <w:szCs w:val="28"/>
-          <w:lang w:val="en-US"/>
-        </w:rPr>
-        <w:t>section</w:t>
-      </w:r>
-      <w:r>
-        <w:rPr>
-          <w:bCs/>
-          <w:color w:val="000000" w:themeColor="text1"/>
-          <w:sz w:val="28"/>
-          <w:szCs w:val="28"/>
+          <w:iCs/>
+        </w:rPr>
+        <w:t>с</w:t>
+      </w:r>
+      <w:r>
+        <w:rPr>
+          <w:iCs/>
+          <w:lang w:val="en-US"/>
+        </w:rPr>
+        <w:t xml:space="preserve"> </w:t>
+      </w:r>
+      <w:r>
+        <w:rPr>
+          <w:iCs/>
+        </w:rPr>
+        <w:t>классом</w:t>
+      </w:r>
+      <w:r>
+        <w:rPr>
+          <w:iCs/>
+          <w:lang w:val="en-US"/>
+        </w:rPr>
+        <w:t xml:space="preserve"> «</w:t>
+      </w:r>
+      <w:r>
+        <w:rPr>
+          <w:iCs/>
+          <w:lang w:val="en-US"/>
+        </w:rPr>
+        <w:t>container</w:t>
+      </w:r>
+      <w:r>
+        <w:rPr>
+          <w:iCs/>
+          <w:lang w:val="en-US"/>
         </w:rPr>
         <w:t>»</w:t>
       </w:r>
+    </w:p>
+    <w:p>
+      <w:pPr>
+        <w:spacing w:after="0" w:line="360" w:lineRule="auto"/>
+        <w:jc w:val="center"/>
+        <w:rPr>
+          <w:lang w:val="en-US"/>
+        </w:rPr>
+      </w:pPr>
+    </w:p>
+    <w:p>
+      <w:pPr>
+        <w:spacing w:after="0" w:line="360" w:lineRule="auto"/>
+        <w:ind w:left="0" w:right="-1" w:firstLine="0"/>
+        <w:rPr>
+          <w:bCs/>
+          <w:color w:val="000000" w:themeColor="text1"/>
+          <w:sz w:val="28"/>
+          <w:szCs w:val="28"/>
+        </w:rPr>
+      </w:pPr>
+      <w:r>
+        <w:rPr>
+          <w:bCs/>
+          <w:color w:val="000000" w:themeColor="text1"/>
+          <w:sz w:val="28"/>
+          <w:szCs w:val="28"/>
+        </w:rPr>
+        <w:t>После верстки всех блоков сайта, была начата верстка карточек</w:t>
+      </w:r>
+      <w:r>
+        <w:rPr>
+          <w:bCs/>
+          <w:color w:val="000000" w:themeColor="text1"/>
+          <w:sz w:val="28"/>
+          <w:szCs w:val="28"/>
+        </w:rPr>
+        <w:t xml:space="preserve">. Основываясь на макете у карточки должно было быть: </w:t>
+      </w:r>
+    </w:p>
+    <w:p>
+      <w:pPr>
+        <w:pStyle w:val="ListParagraph"/>
+        <w:numPr>
+          <w:ilvl w:val="0"/>
+          <w:numId w:val="9"/>
+        </w:numPr>
+        <w:tabs>
+          <w:tab w:val="left" w:pos="1134"/>
+        </w:tabs>
+        <w:spacing w:after="0" w:line="360" w:lineRule="auto"/>
+        <w:ind w:left="0" w:right="-1" w:firstLine="709"/>
+        <w:rPr>
+          <w:bCs/>
+          <w:color w:val="000000" w:themeColor="text1"/>
+          <w:sz w:val="28"/>
+          <w:szCs w:val="28"/>
+        </w:rPr>
+      </w:pPr>
+      <w:r>
+        <w:rPr>
+          <w:bCs/>
+          <w:color w:val="000000" w:themeColor="text1"/>
+          <w:sz w:val="28"/>
+          <w:szCs w:val="28"/>
+        </w:rPr>
+        <w:t>к</w:t>
+      </w:r>
+      <w:r>
+        <w:rPr>
+          <w:bCs/>
+          <w:color w:val="000000" w:themeColor="text1"/>
+          <w:sz w:val="28"/>
+          <w:szCs w:val="28"/>
+        </w:rPr>
+        <w:t>артинка товара</w:t>
+      </w:r>
+      <w:r>
+        <w:rPr>
+          <w:bCs/>
+          <w:color w:val="000000" w:themeColor="text1"/>
+          <w:sz w:val="28"/>
+          <w:szCs w:val="28"/>
+          <w:lang w:val="en-US"/>
+        </w:rPr>
+        <w:t>;</w:t>
+      </w:r>
+    </w:p>
+    <w:p>
+      <w:pPr>
+        <w:pStyle w:val="ListParagraph"/>
+        <w:numPr>
+          <w:ilvl w:val="0"/>
+          <w:numId w:val="9"/>
+        </w:numPr>
+        <w:tabs>
+          <w:tab w:val="left" w:pos="1134"/>
+        </w:tabs>
+        <w:spacing w:after="0" w:line="360" w:lineRule="auto"/>
+        <w:ind w:left="0" w:right="-1" w:firstLine="709"/>
+        <w:rPr>
+          <w:bCs/>
+          <w:color w:val="000000" w:themeColor="text1"/>
+          <w:sz w:val="28"/>
+          <w:szCs w:val="28"/>
+        </w:rPr>
+      </w:pPr>
+      <w:r>
+        <w:rPr>
+          <w:bCs/>
+          <w:color w:val="000000" w:themeColor="text1"/>
+          <w:sz w:val="28"/>
+          <w:szCs w:val="28"/>
+        </w:rPr>
+        <w:t>п</w:t>
+      </w:r>
+      <w:r>
+        <w:rPr>
+          <w:bCs/>
+          <w:color w:val="000000" w:themeColor="text1"/>
+          <w:sz w:val="28"/>
+          <w:szCs w:val="28"/>
+        </w:rPr>
+        <w:t>лашка с действиями (добавить в избранное, поделиться и т.п.)</w:t>
+      </w:r>
+      <w:r>
+        <w:rPr>
+          <w:bCs/>
+          <w:color w:val="000000" w:themeColor="text1"/>
+          <w:sz w:val="28"/>
+          <w:szCs w:val="28"/>
+        </w:rPr>
+        <w:t>;</w:t>
+      </w:r>
+    </w:p>
+    <w:p>
+      <w:pPr>
+        <w:pStyle w:val="ListParagraph"/>
+        <w:numPr>
+          <w:ilvl w:val="0"/>
+          <w:numId w:val="9"/>
+        </w:numPr>
+        <w:tabs>
+          <w:tab w:val="left" w:pos="1134"/>
+        </w:tabs>
+        <w:spacing w:after="0" w:line="360" w:lineRule="auto"/>
+        <w:ind w:left="0" w:right="-1" w:firstLine="709"/>
+        <w:rPr>
+          <w:bCs/>
+          <w:color w:val="000000" w:themeColor="text1"/>
+          <w:sz w:val="28"/>
+          <w:szCs w:val="28"/>
+        </w:rPr>
+      </w:pPr>
+      <w:r>
+        <w:rPr>
+          <w:bCs/>
+          <w:color w:val="000000" w:themeColor="text1"/>
+          <w:sz w:val="28"/>
+          <w:szCs w:val="28"/>
+        </w:rPr>
+        <w:t>н</w:t>
+      </w:r>
+      <w:r>
+        <w:rPr>
+          <w:bCs/>
+          <w:color w:val="000000" w:themeColor="text1"/>
+          <w:sz w:val="28"/>
+          <w:szCs w:val="28"/>
+        </w:rPr>
+        <w:t>азвание</w:t>
+      </w:r>
+      <w:r>
+        <w:rPr>
+          <w:bCs/>
+          <w:color w:val="000000" w:themeColor="text1"/>
+          <w:sz w:val="28"/>
+          <w:szCs w:val="28"/>
+          <w:lang w:val="en-US"/>
+        </w:rPr>
+        <w:t>;</w:t>
+      </w:r>
+    </w:p>
+    <w:p>
+      <w:pPr>
+        <w:pStyle w:val="ListParagraph"/>
+        <w:numPr>
+          <w:ilvl w:val="0"/>
+          <w:numId w:val="9"/>
+        </w:numPr>
+        <w:tabs>
+          <w:tab w:val="left" w:pos="1134"/>
+        </w:tabs>
+        <w:spacing w:after="0" w:line="360" w:lineRule="auto"/>
+        <w:ind w:left="0" w:right="-1" w:firstLine="709"/>
+        <w:rPr>
+          <w:bCs/>
+          <w:color w:val="000000" w:themeColor="text1"/>
+          <w:sz w:val="28"/>
+          <w:szCs w:val="28"/>
+        </w:rPr>
+      </w:pPr>
+      <w:r>
+        <w:rPr>
+          <w:bCs/>
+          <w:color w:val="000000" w:themeColor="text1"/>
+          <w:sz w:val="28"/>
+          <w:szCs w:val="28"/>
+        </w:rPr>
+        <w:t>р</w:t>
+      </w:r>
+      <w:r>
+        <w:rPr>
+          <w:bCs/>
+          <w:color w:val="000000" w:themeColor="text1"/>
+          <w:sz w:val="28"/>
+          <w:szCs w:val="28"/>
+        </w:rPr>
+        <w:t>ейтинг</w:t>
+      </w:r>
+      <w:r>
+        <w:rPr>
+          <w:bCs/>
+          <w:color w:val="000000" w:themeColor="text1"/>
+          <w:sz w:val="28"/>
+          <w:szCs w:val="28"/>
+          <w:lang w:val="en-US"/>
+        </w:rPr>
+        <w:t>;</w:t>
+      </w:r>
+    </w:p>
+    <w:p>
+      <w:pPr>
+        <w:pStyle w:val="ListParagraph"/>
+        <w:numPr>
+          <w:ilvl w:val="0"/>
+          <w:numId w:val="9"/>
+        </w:numPr>
+        <w:tabs>
+          <w:tab w:val="left" w:pos="1134"/>
+        </w:tabs>
+        <w:spacing w:after="0" w:line="360" w:lineRule="auto"/>
+        <w:ind w:left="0" w:right="-1" w:firstLine="709"/>
+        <w:rPr>
+          <w:bCs/>
+          <w:color w:val="000000" w:themeColor="text1"/>
+          <w:sz w:val="28"/>
+          <w:szCs w:val="28"/>
+        </w:rPr>
+      </w:pPr>
+      <w:r>
+        <w:rPr>
+          <w:bCs/>
+          <w:color w:val="000000" w:themeColor="text1"/>
+          <w:sz w:val="28"/>
+          <w:szCs w:val="28"/>
+        </w:rPr>
+        <w:t>ц</w:t>
+      </w:r>
+      <w:r>
+        <w:rPr>
+          <w:bCs/>
+          <w:color w:val="000000" w:themeColor="text1"/>
+          <w:sz w:val="28"/>
+          <w:szCs w:val="28"/>
+        </w:rPr>
+        <w:t>ена (старая и новая)</w:t>
+      </w:r>
       <w:r>
         <w:rPr>
           <w:bCs/>
@@ -8393,14 +10833,202 @@
         </w:rPr>
         <w:t>.</w:t>
       </w:r>
-      <w:r>
-        <w:rPr>
-          <w:bCs/>
-          <w:color w:val="000000" w:themeColor="text1"/>
-          <w:sz w:val="28"/>
-          <w:szCs w:val="28"/>
-        </w:rPr>
-        <w:t xml:space="preserve"> Далее эти блоки были заполнены информацией из макета.</w:t>
+    </w:p>
+    <w:p>
+      <w:pPr>
+        <w:spacing w:after="0" w:line="360" w:lineRule="auto"/>
+        <w:ind w:left="360" w:right="-1" w:firstLine="0"/>
+        <w:rPr>
+          <w:bCs/>
+          <w:color w:val="000000" w:themeColor="text1"/>
+          <w:sz w:val="28"/>
+          <w:szCs w:val="28"/>
+        </w:rPr>
+      </w:pPr>
+      <w:r>
+        <w:rPr>
+          <w:bCs/>
+          <w:color w:val="000000" w:themeColor="text1"/>
+          <w:sz w:val="28"/>
+          <w:szCs w:val="28"/>
+        </w:rPr>
+        <w:t xml:space="preserve">И исходя из этих данных </w:t>
+      </w:r>
+      <w:r>
+        <w:rPr>
+          <w:bCs/>
+          <w:color w:val="000000" w:themeColor="text1"/>
+          <w:sz w:val="28"/>
+          <w:szCs w:val="28"/>
+        </w:rPr>
+        <w:t>был сверстан</w:t>
+      </w:r>
+      <w:r>
+        <w:rPr>
+          <w:bCs/>
+          <w:color w:val="000000" w:themeColor="text1"/>
+          <w:sz w:val="28"/>
+          <w:szCs w:val="28"/>
+        </w:rPr>
+        <w:t xml:space="preserve"> </w:t>
+      </w:r>
+      <w:r>
+        <w:rPr>
+          <w:bCs/>
+          <w:color w:val="000000" w:themeColor="text1"/>
+          <w:sz w:val="28"/>
+          <w:szCs w:val="28"/>
+        </w:rPr>
+        <w:t>следующий</w:t>
+      </w:r>
+      <w:r>
+        <w:rPr>
+          <w:bCs/>
+          <w:color w:val="000000" w:themeColor="text1"/>
+          <w:sz w:val="28"/>
+          <w:szCs w:val="28"/>
+        </w:rPr>
+        <w:t xml:space="preserve"> блок кода (см. рис.</w:t>
+      </w:r>
+      <w:r>
+        <w:rPr>
+          <w:bCs/>
+          <w:color w:val="000000" w:themeColor="text1"/>
+          <w:sz w:val="28"/>
+          <w:szCs w:val="28"/>
+        </w:rPr>
+        <w:t>0</w:t>
+      </w:r>
+      <w:r>
+        <w:rPr>
+          <w:bCs/>
+          <w:color w:val="000000" w:themeColor="text1"/>
+          <w:sz w:val="28"/>
+          <w:szCs w:val="28"/>
+        </w:rPr>
+        <w:t>)</w:t>
+      </w:r>
+      <w:r>
+        <w:rPr>
+          <w:bCs/>
+          <w:color w:val="000000" w:themeColor="text1"/>
+          <w:sz w:val="28"/>
+          <w:szCs w:val="28"/>
+        </w:rPr>
+        <w:t>.</w:t>
+      </w:r>
+    </w:p>
+    <w:p>
+      <w:pPr>
+        <w:spacing w:after="0" w:line="360" w:lineRule="auto"/>
+        <w:ind w:left="360" w:right="-1" w:firstLine="0"/>
+        <w:rPr>
+          <w:bCs/>
+          <w:color w:val="000000" w:themeColor="text1"/>
+          <w:sz w:val="28"/>
+          <w:szCs w:val="28"/>
+        </w:rPr>
+      </w:pPr>
+    </w:p>
+    <w:p>
+      <w:pPr>
+        <w:spacing w:after="0" w:line="360" w:lineRule="auto"/>
+        <w:ind w:left="0" w:right="-1" w:firstLine="0"/>
+        <w:rPr>
+          <w:bCs/>
+          <w:color w:val="000000" w:themeColor="text1"/>
+          <w:sz w:val="28"/>
+          <w:szCs w:val="28"/>
+        </w:rPr>
+      </w:pPr>
+      <w:r>
+        <w:rPr>
+          <w:bCs/>
+          <w:color w:val="000000" w:themeColor="text1"/>
+          <w:sz w:val="28"/>
+          <w:szCs w:val="28"/>
+        </w:rPr>
+        <w:drawing>
+          <wp:inline distT="0" distB="0" distL="0" distR="0" wp14:anchorId="4E87F7F2" wp14:editId="37E923DA">
+            <wp:extent cx="5940425" cy="2461260"/>
+            <wp:effectExtent l="0" t="0" r="3175" b="0"/>
+            <wp:docPr id="1996333413" name="Picture 1"/>
+            <wp:cNvGraphicFramePr>
+              <a:graphicFrameLocks xmlns:a="http://schemas.openxmlformats.org/drawingml/2006/main" noChangeAspect="1"/>
+            </wp:cNvGraphicFramePr>
+            <a:graphic xmlns:a="http://schemas.openxmlformats.org/drawingml/2006/main">
+              <a:graphicData uri="http://schemas.openxmlformats.org/drawingml/2006/picture">
+                <pic:pic xmlns:pic="http://schemas.openxmlformats.org/drawingml/2006/picture">
+                  <pic:nvPicPr>
+                    <pic:cNvPr id="1996333413" name=""/>
+                    <pic:cNvPicPr/>
+                  </pic:nvPicPr>
+                  <pic:blipFill>
+                    <a:blip r:embed="rId11"/>
+                    <a:stretch>
+                      <a:fillRect/>
+                    </a:stretch>
+                  </pic:blipFill>
+                  <pic:spPr>
+                    <a:xfrm>
+                      <a:off x="0" y="0"/>
+                      <a:ext cx="5940425" cy="2461260"/>
+                    </a:xfrm>
+                    <a:prstGeom prst="rect">
+                      <a:avLst/>
+                    </a:prstGeom>
+                  </pic:spPr>
+                </pic:pic>
+              </a:graphicData>
+            </a:graphic>
+          </wp:inline>
+        </w:drawing>
+      </w:r>
+    </w:p>
+    <w:p>
+      <w:pPr>
+        <w:spacing w:after="0" w:line="360" w:lineRule="auto"/>
+        <w:jc w:val="center"/>
+        <w:rPr>
+          <w:iCs/>
+        </w:rPr>
+      </w:pPr>
+      <w:r>
+        <w:rPr>
+          <w:iCs/>
+        </w:rPr>
+        <w:t>Рисунок</w:t>
+      </w:r>
+      <w:r>
+        <w:rPr>
+          <w:iCs/>
+        </w:rPr>
+        <w:t xml:space="preserve"> </w:t>
+      </w:r>
+      <w:r>
+        <w:rPr>
+          <w:iCs/>
+        </w:rPr>
+        <w:t>0</w:t>
+      </w:r>
+      <w:r>
+        <w:rPr>
+          <w:iCs/>
+        </w:rPr>
+        <w:t xml:space="preserve"> – </w:t>
+      </w:r>
+      <w:r>
+        <w:rPr>
+          <w:iCs/>
+          <w:lang w:val="en-US"/>
+        </w:rPr>
+        <w:t xml:space="preserve">HTML </w:t>
+      </w:r>
+      <w:r>
+        <w:rPr>
+          <w:iCs/>
+        </w:rPr>
+        <w:t>разметка карточки</w:t>
       </w:r>
     </w:p>
     <w:p>
@@ -8414,24 +11042,64 @@
           <w:szCs w:val="28"/>
         </w:rPr>
       </w:pPr>
-      <w:r>
-        <w:rPr>
-          <w:bCs/>
-          <w:color w:val="000000" w:themeColor="text1"/>
-          <w:sz w:val="28"/>
-          <w:szCs w:val="28"/>
-        </w:rPr>
-        <w:t xml:space="preserve">Главной целью работы было изучение гибких и адаптивных блоков </w:t>
-      </w:r>
-      <w:r>
-        <w:rPr>
-          <w:bCs/>
-          <w:color w:val="000000" w:themeColor="text1"/>
-          <w:sz w:val="28"/>
-          <w:szCs w:val="28"/>
-          <w:lang w:val="en-US"/>
-        </w:rPr>
-        <w:t>flex</w:t>
+    </w:p>
+    <w:p>
+      <w:pPr>
+        <w:spacing w:after="0" w:line="360" w:lineRule="auto"/>
+        <w:ind w:left="0" w:right="-1" w:firstLine="714"/>
+        <w:rPr>
+          <w:bCs/>
+          <w:color w:val="000000" w:themeColor="text1"/>
+          <w:sz w:val="28"/>
+          <w:szCs w:val="28"/>
+        </w:rPr>
+      </w:pPr>
+      <w:r>
+        <w:rPr>
+          <w:bCs/>
+          <w:color w:val="000000" w:themeColor="text1"/>
+          <w:sz w:val="28"/>
+          <w:szCs w:val="28"/>
+        </w:rPr>
+        <w:t>После завершения основной работы</w:t>
+      </w:r>
+      <w:r>
+        <w:rPr>
+          <w:bCs/>
+          <w:color w:val="000000" w:themeColor="text1"/>
+          <w:sz w:val="28"/>
+          <w:szCs w:val="28"/>
+        </w:rPr>
+        <w:t xml:space="preserve"> был добавлен «интерактив» с использованием псевдокласса «</w:t>
+      </w:r>
+      <w:r>
+        <w:rPr>
+          <w:bCs/>
+          <w:color w:val="000000" w:themeColor="text1"/>
+          <w:sz w:val="28"/>
+          <w:szCs w:val="28"/>
+          <w:lang w:val="en-US"/>
+        </w:rPr>
+        <w:t>hover</w:t>
+      </w:r>
+      <w:r>
+        <w:rPr>
+          <w:bCs/>
+          <w:color w:val="000000" w:themeColor="text1"/>
+          <w:sz w:val="28"/>
+          <w:szCs w:val="28"/>
+        </w:rPr>
+        <w:t xml:space="preserve">» в </w:t>
+      </w:r>
+      <w:r>
+        <w:rPr>
+          <w:bCs/>
+          <w:color w:val="000000" w:themeColor="text1"/>
+          <w:sz w:val="28"/>
+          <w:szCs w:val="28"/>
+          <w:lang w:val="en-US"/>
+        </w:rPr>
+        <w:t>CSS</w:t>
       </w:r>
       <w:r>
         <w:rPr>
@@ -8441,15 +11109,6 @@
           <w:szCs w:val="28"/>
         </w:rPr>
         <w:t>.</w:t>
-      </w:r>
-      <w:r>
-        <w:rPr>
-          <w:bCs/>
-          <w:color w:val="000000" w:themeColor="text1"/>
-          <w:sz w:val="28"/>
-          <w:szCs w:val="28"/>
-        </w:rPr>
-        <w:t xml:space="preserve"> </w:t>
       </w:r>
     </w:p>
     <w:sectPr>
@@ -8463,7 +11122,7 @@
 </file>
 
 <file path=word/numbering.xml><?xml version="1.0" encoding="utf-8"?>
-<w:numbering xmlns:wpc="http://schemas.microsoft.com/office/word/2010/wordprocessingCanvas" xmlns:cx="http://schemas.microsoft.com/office/drawing/2014/chartex" xmlns:cx1="http://schemas.microsoft.com/office/drawing/2015/9/8/chartex" xmlns:mc="http://schemas.openxmlformats.org/markup-compatibility/2006" xmlns:o="urn:schemas-microsoft-com:office:office" xmlns:r="http://schemas.openxmlformats.org/officeDocument/2006/relationships" xmlns:m="http://schemas.openxmlformats.org/officeDocument/2006/math" xmlns:v="urn:schemas-microsoft-com:vml" xmlns:wp14="http://schemas.microsoft.com/office/word/2010/wordprocessingDrawing" xmlns:wp="http://schemas.openxmlformats.org/drawingml/2006/wordprocessingDrawing" xmlns:w10="urn:schemas-microsoft-com:office:word" xmlns:w="http://schemas.openxmlformats.org/wordprocessingml/2006/main" xmlns:w14="http://schemas.microsoft.com/office/word/2010/wordml" xmlns:w15="http://schemas.microsoft.com/office/word/2012/wordml" xmlns:w16se="http://schemas.microsoft.com/office/word/2015/wordml/symex" xmlns:wpg="http://schemas.microsoft.com/office/word/2010/wordprocessingGroup" xmlns:wpi="http://schemas.microsoft.com/office/word/2010/wordprocessingInk" xmlns:wne="http://schemas.microsoft.com/office/word/2006/wordml" xmlns:wps="http://schemas.microsoft.com/office/word/2010/wordprocessingShape" mc:Ignorable="w14 w15 w16se wp14">
+<w:numbering xmlns:wpc="http://schemas.microsoft.com/office/word/2010/wordprocessingCanvas" xmlns:cx="http://schemas.microsoft.com/office/drawing/2014/chartex" xmlns:cx1="http://schemas.microsoft.com/office/drawing/2015/9/8/chartex" xmlns:cx2="http://schemas.microsoft.com/office/drawing/2015/10/21/chartex" xmlns:cx3="http://schemas.microsoft.com/office/drawing/2016/5/9/chartex" xmlns:cx4="http://schemas.microsoft.com/office/drawing/2016/5/10/chartex" xmlns:cx5="http://schemas.microsoft.com/office/drawing/2016/5/11/chartex" xmlns:cx6="http://schemas.microsoft.com/office/drawing/2016/5/12/chartex" xmlns:cx7="http://schemas.microsoft.com/office/drawing/2016/5/13/chartex" xmlns:cx8="http://schemas.microsoft.com/office/drawing/2016/5/14/chartex" xmlns:mc="http://schemas.openxmlformats.org/markup-compatibility/2006" xmlns:aink="http://schemas.microsoft.com/office/drawing/2016/ink" xmlns:am3d="http://schemas.microsoft.com/office/drawing/2017/model3d" xmlns:o="urn:schemas-microsoft-com:office:office" xmlns:oel="http://schemas.microsoft.com/office/2019/extlst" xmlns:r="http://schemas.openxmlformats.org/officeDocument/2006/relationships" xmlns:m="http://schemas.openxmlformats.org/officeDocument/2006/math" xmlns:v="urn:schemas-microsoft-com:vml" xmlns:wp14="http://schemas.microsoft.com/office/word/2010/wordprocessingDrawing" xmlns:wp="http://schemas.openxmlformats.org/drawingml/2006/wordprocessingDrawing" xmlns:w10="urn:schemas-microsoft-com:office:word" xmlns:w="http://schemas.openxmlformats.org/wordprocessingml/2006/main" xmlns:w14="http://schemas.microsoft.com/office/word/2010/wordml" xmlns:w15="http://schemas.microsoft.com/office/word/2012/wordml" xmlns:w16cex="http://schemas.microsoft.com/office/word/2018/wordml/cex" xmlns:w16cid="http://schemas.microsoft.com/office/word/2016/wordml/cid" xmlns:w16="http://schemas.microsoft.com/office/word/2018/wordml" xmlns:w16du="http://schemas.microsoft.com/office/word/2023/wordml/word16du" xmlns:w16sdtdh="http://schemas.microsoft.com/office/word/2020/wordml/sdtdatahash" xmlns:w16sdtfl="http://schemas.microsoft.com/office/word/2024/wordml/sdtformatlock" xmlns:w16se="http://schemas.microsoft.com/office/word/2015/wordml/symex" xmlns:wpg="http://schemas.microsoft.com/office/word/2010/wordprocessingGroup" xmlns:wpi="http://schemas.microsoft.com/office/word/2010/wordprocessingInk" xmlns:wne="http://schemas.microsoft.com/office/word/2006/wordml" xmlns:wps="http://schemas.microsoft.com/office/word/2010/wordprocessingShape" mc:Ignorable="w14 w15 w16se w16cid w16 w16cex w16sdtdh w16sdtfl w16du wp14">
   <w:abstractNum w:abstractNumId="0" w15:restartNumberingAfterBreak="0">
     <w:nsid w:val="05E30F69"/>
     <w:multiLevelType w:val="hybridMultilevel"/>
@@ -8551,6 +11210,92 @@
     </w:lvl>
   </w:abstractNum>
   <w:abstractNum w:abstractNumId="1" w15:restartNumberingAfterBreak="0">
+    <w:nsid w:val="0FD04676"/>
+    <w:multiLevelType w:val="hybridMultilevel"/>
+    <w:tmpl w:val="C2966A18"/>
+    <w:lvl w:ilvl="0" w:tplc="0409000F">
+      <w:start w:val="1"/>
+      <w:numFmt w:val="decimal"/>
+      <w:lvlText w:val="%1."/>
+      <w:lvlJc w:val="left"/>
+      <w:pPr>
+        <w:ind w:left="1434" w:hanging="360"/>
+      </w:pPr>
+    </w:lvl>
+    <w:lvl w:ilvl="1" w:tplc="04090019" w:tentative="1">
+      <w:start w:val="1"/>
+      <w:numFmt w:val="lowerLetter"/>
+      <w:lvlText w:val="%2."/>
+      <w:lvlJc w:val="left"/>
+      <w:pPr>
+        <w:ind w:left="2154" w:hanging="360"/>
+      </w:pPr>
+    </w:lvl>
+    <w:lvl w:ilvl="2" w:tplc="0409001B" w:tentative="1">
+      <w:start w:val="1"/>
+      <w:numFmt w:val="lowerRoman"/>
+      <w:lvlText w:val="%3."/>
+      <w:lvlJc w:val="right"/>
+      <w:pPr>
+        <w:ind w:left="2874" w:hanging="180"/>
+      </w:pPr>
+    </w:lvl>
+    <w:lvl w:ilvl="3" w:tplc="0409000F" w:tentative="1">
+      <w:start w:val="1"/>
+      <w:numFmt w:val="decimal"/>
+      <w:lvlText w:val="%4."/>
+      <w:lvlJc w:val="left"/>
+      <w:pPr>
+        <w:ind w:left="3594" w:hanging="360"/>
+      </w:pPr>
+    </w:lvl>
+    <w:lvl w:ilvl="4" w:tplc="04090019" w:tentative="1">
+      <w:start w:val="1"/>
+      <w:numFmt w:val="lowerLetter"/>
+      <w:lvlText w:val="%5."/>
+      <w:lvlJc w:val="left"/>
+      <w:pPr>
+        <w:ind w:left="4314" w:hanging="360"/>
+      </w:pPr>
+    </w:lvl>
+    <w:lvl w:ilvl="5" w:tplc="0409001B" w:tentative="1">
+      <w:start w:val="1"/>
+      <w:numFmt w:val="lowerRoman"/>
+      <w:lvlText w:val="%6."/>
+      <w:lvlJc w:val="right"/>
+      <w:pPr>
+        <w:ind w:left="5034" w:hanging="180"/>
+      </w:pPr>
+    </w:lvl>
+    <w:lvl w:ilvl="6" w:tplc="0409000F" w:tentative="1">
+      <w:start w:val="1"/>
+      <w:numFmt w:val="decimal"/>
+      <w:lvlText w:val="%7."/>
+      <w:lvlJc w:val="left"/>
+      <w:pPr>
+        <w:ind w:left="5754" w:hanging="360"/>
+      </w:pPr>
+    </w:lvl>
+    <w:lvl w:ilvl="7" w:tplc="04090019" w:tentative="1">
+      <w:start w:val="1"/>
+      <w:numFmt w:val="lowerLetter"/>
+      <w:lvlText w:val="%8."/>
+      <w:lvlJc w:val="left"/>
+      <w:pPr>
+        <w:ind w:left="6474" w:hanging="360"/>
+      </w:pPr>
+    </w:lvl>
+    <w:lvl w:ilvl="8" w:tplc="0409001B" w:tentative="1">
+      <w:start w:val="1"/>
+      <w:numFmt w:val="lowerRoman"/>
+      <w:lvlText w:val="%9."/>
+      <w:lvlJc w:val="right"/>
+      <w:pPr>
+        <w:ind w:left="7194" w:hanging="180"/>
+      </w:pPr>
+    </w:lvl>
+  </w:abstractNum>
+  <w:abstractNum w:abstractNumId="2" w15:restartNumberingAfterBreak="0">
     <w:nsid w:val="27064FFC"/>
     <w:multiLevelType w:val="hybridMultilevel"/>
     <w:tmpl w:val="97425C04"/>
@@ -8636,7 +11381,7 @@
       </w:pPr>
     </w:lvl>
   </w:abstractNum>
-  <w:abstractNum w:abstractNumId="2" w15:restartNumberingAfterBreak="0">
+  <w:abstractNum w:abstractNumId="3" w15:restartNumberingAfterBreak="0">
     <w:nsid w:val="2B5F0407"/>
     <w:multiLevelType w:val="hybridMultilevel"/>
     <w:tmpl w:val="79CCE24E"/>
@@ -8722,7 +11467,7 @@
       </w:pPr>
     </w:lvl>
   </w:abstractNum>
-  <w:abstractNum w:abstractNumId="3" w15:restartNumberingAfterBreak="0">
+  <w:abstractNum w:abstractNumId="4" w15:restartNumberingAfterBreak="0">
     <w:nsid w:val="341543BE"/>
     <w:multiLevelType w:val="hybridMultilevel"/>
     <w:tmpl w:val="02ACC97E"/>
@@ -8835,7 +11580,7 @@
       </w:rPr>
     </w:lvl>
   </w:abstractNum>
-  <w:abstractNum w:abstractNumId="4" w15:restartNumberingAfterBreak="0">
+  <w:abstractNum w:abstractNumId="5" w15:restartNumberingAfterBreak="0">
     <w:nsid w:val="45CF50A3"/>
     <w:multiLevelType w:val="hybridMultilevel"/>
     <w:tmpl w:val="1606277E"/>
@@ -8921,7 +11666,7 @@
       </w:pPr>
     </w:lvl>
   </w:abstractNum>
-  <w:abstractNum w:abstractNumId="5" w15:restartNumberingAfterBreak="0">
+  <w:abstractNum w:abstractNumId="6" w15:restartNumberingAfterBreak="0">
     <w:nsid w:val="5BD0048D"/>
     <w:multiLevelType w:val="hybridMultilevel"/>
     <w:tmpl w:val="6BECC32A"/>
@@ -9007,7 +11752,7 @@
       </w:pPr>
     </w:lvl>
   </w:abstractNum>
-  <w:abstractNum w:abstractNumId="6" w15:restartNumberingAfterBreak="0">
+  <w:abstractNum w:abstractNumId="7" w15:restartNumberingAfterBreak="0">
     <w:nsid w:val="5F73064A"/>
     <w:multiLevelType w:val="hybridMultilevel"/>
     <w:tmpl w:val="1606277E"/>
@@ -9093,7 +11838,7 @@
       </w:pPr>
     </w:lvl>
   </w:abstractNum>
-  <w:abstractNum w:abstractNumId="7" w15:restartNumberingAfterBreak="0">
+  <w:abstractNum w:abstractNumId="8" w15:restartNumberingAfterBreak="0">
     <w:nsid w:val="70FB1463"/>
     <w:multiLevelType w:val="hybridMultilevel"/>
     <w:tmpl w:val="AB021CA8"/>
@@ -9179,35 +11924,127 @@
       </w:pPr>
     </w:lvl>
   </w:abstractNum>
-  <w:num w:numId="1">
+  <w:abstractNum w:abstractNumId="9" w15:restartNumberingAfterBreak="0">
+    <w:nsid w:val="74B17F57"/>
+    <w:multiLevelType w:val="hybridMultilevel"/>
+    <w:tmpl w:val="19FE7F40"/>
+    <w:lvl w:ilvl="0" w:tplc="0409000F">
+      <w:start w:val="1"/>
+      <w:numFmt w:val="decimal"/>
+      <w:lvlText w:val="%1."/>
+      <w:lvlJc w:val="left"/>
+      <w:pPr>
+        <w:ind w:left="720" w:hanging="360"/>
+      </w:pPr>
+    </w:lvl>
+    <w:lvl w:ilvl="1" w:tplc="04090019" w:tentative="1">
+      <w:start w:val="1"/>
+      <w:numFmt w:val="lowerLetter"/>
+      <w:lvlText w:val="%2."/>
+      <w:lvlJc w:val="left"/>
+      <w:pPr>
+        <w:ind w:left="1440" w:hanging="360"/>
+      </w:pPr>
+    </w:lvl>
+    <w:lvl w:ilvl="2" w:tplc="0409001B" w:tentative="1">
+      <w:start w:val="1"/>
+      <w:numFmt w:val="lowerRoman"/>
+      <w:lvlText w:val="%3."/>
+      <w:lvlJc w:val="right"/>
+      <w:pPr>
+        <w:ind w:left="2160" w:hanging="180"/>
+      </w:pPr>
+    </w:lvl>
+    <w:lvl w:ilvl="3" w:tplc="0409000F" w:tentative="1">
+      <w:start w:val="1"/>
+      <w:numFmt w:val="decimal"/>
+      <w:lvlText w:val="%4."/>
+      <w:lvlJc w:val="left"/>
+      <w:pPr>
+        <w:ind w:left="2880" w:hanging="360"/>
+      </w:pPr>
+    </w:lvl>
+    <w:lvl w:ilvl="4" w:tplc="04090019" w:tentative="1">
+      <w:start w:val="1"/>
+      <w:numFmt w:val="lowerLetter"/>
+      <w:lvlText w:val="%5."/>
+      <w:lvlJc w:val="left"/>
+      <w:pPr>
+        <w:ind w:left="3600" w:hanging="360"/>
+      </w:pPr>
+    </w:lvl>
+    <w:lvl w:ilvl="5" w:tplc="0409001B" w:tentative="1">
+      <w:start w:val="1"/>
+      <w:numFmt w:val="lowerRoman"/>
+      <w:lvlText w:val="%6."/>
+      <w:lvlJc w:val="right"/>
+      <w:pPr>
+        <w:ind w:left="4320" w:hanging="180"/>
+      </w:pPr>
+    </w:lvl>
+    <w:lvl w:ilvl="6" w:tplc="0409000F" w:tentative="1">
+      <w:start w:val="1"/>
+      <w:numFmt w:val="decimal"/>
+      <w:lvlText w:val="%7."/>
+      <w:lvlJc w:val="left"/>
+      <w:pPr>
+        <w:ind w:left="5040" w:hanging="360"/>
+      </w:pPr>
+    </w:lvl>
+    <w:lvl w:ilvl="7" w:tplc="04090019" w:tentative="1">
+      <w:start w:val="1"/>
+      <w:numFmt w:val="lowerLetter"/>
+      <w:lvlText w:val="%8."/>
+      <w:lvlJc w:val="left"/>
+      <w:pPr>
+        <w:ind w:left="5760" w:hanging="360"/>
+      </w:pPr>
+    </w:lvl>
+    <w:lvl w:ilvl="8" w:tplc="0409001B" w:tentative="1">
+      <w:start w:val="1"/>
+      <w:numFmt w:val="lowerRoman"/>
+      <w:lvlText w:val="%9."/>
+      <w:lvlJc w:val="right"/>
+      <w:pPr>
+        <w:ind w:left="6480" w:hanging="180"/>
+      </w:pPr>
+    </w:lvl>
+  </w:abstractNum>
+  <w:num w:numId="1" w16cid:durableId="2141653901">
+    <w:abstractNumId w:val="3"/>
+  </w:num>
+  <w:num w:numId="2" w16cid:durableId="253972878">
     <w:abstractNumId w:val="2"/>
   </w:num>
-  <w:num w:numId="2">
-    <w:abstractNumId w:val="1"/>
+  <w:num w:numId="3" w16cid:durableId="1542088654">
+    <w:abstractNumId w:val="4"/>
   </w:num>
-  <w:num w:numId="3">
-    <w:abstractNumId w:val="3"/>
-  </w:num>
-  <w:num w:numId="4">
+  <w:num w:numId="4" w16cid:durableId="1491559938">
     <w:abstractNumId w:val="0"/>
   </w:num>
-  <w:num w:numId="5">
+  <w:num w:numId="5" w16cid:durableId="226231563">
+    <w:abstractNumId w:val="8"/>
+  </w:num>
+  <w:num w:numId="6" w16cid:durableId="809716217">
     <w:abstractNumId w:val="7"/>
   </w:num>
-  <w:num w:numId="6">
+  <w:num w:numId="7" w16cid:durableId="1232347875">
+    <w:abstractNumId w:val="5"/>
+  </w:num>
+  <w:num w:numId="8" w16cid:durableId="562570918">
     <w:abstractNumId w:val="6"/>
   </w:num>
-  <w:num w:numId="7">
-    <w:abstractNumId w:val="4"/>
+  <w:num w:numId="9" w16cid:durableId="949509055">
+    <w:abstractNumId w:val="9"/>
   </w:num>
-  <w:num w:numId="8">
-    <w:abstractNumId w:val="5"/>
+  <w:num w:numId="10" w16cid:durableId="1709793863">
+    <w:abstractNumId w:val="1"/>
   </w:num>
 </w:numbering>
 </file>
 
 <file path=word/styles.xml><?xml version="1.0" encoding="utf-8"?>
-<w:styles xmlns:mc="http://schemas.openxmlformats.org/markup-compatibility/2006" xmlns:r="http://schemas.openxmlformats.org/officeDocument/2006/relationships" xmlns:w="http://schemas.openxmlformats.org/wordprocessingml/2006/main" xmlns:w14="http://schemas.microsoft.com/office/word/2010/wordml" xmlns:w15="http://schemas.microsoft.com/office/word/2012/wordml" xmlns:w16se="http://schemas.microsoft.com/office/word/2015/wordml/symex" mc:Ignorable="w14 w15 w16se">
+<w:styles xmlns:mc="http://schemas.openxmlformats.org/markup-compatibility/2006" xmlns:r="http://schemas.openxmlformats.org/officeDocument/2006/relationships" xmlns:w="http://schemas.openxmlformats.org/wordprocessingml/2006/main" xmlns:w14="http://schemas.microsoft.com/office/word/2010/wordml" xmlns:w15="http://schemas.microsoft.com/office/word/2012/wordml" xmlns:w16cex="http://schemas.microsoft.com/office/word/2018/wordml/cex" xmlns:w16cid="http://schemas.microsoft.com/office/word/2016/wordml/cid" xmlns:w16="http://schemas.microsoft.com/office/word/2018/wordml" xmlns:w16du="http://schemas.microsoft.com/office/word/2023/wordml/word16du" xmlns:w16sdtdh="http://schemas.microsoft.com/office/word/2020/wordml/sdtdatahash" xmlns:w16sdtfl="http://schemas.microsoft.com/office/word/2024/wordml/sdtformatlock" xmlns:w16se="http://schemas.microsoft.com/office/word/2015/wordml/symex" mc:Ignorable="w14 w15 w16se w16cid w16 w16cex w16sdtdh w16sdtfl w16du">
   <w:docDefaults>
     <w:rPrDefault>
       <w:rPr>
@@ -9223,7 +12060,7 @@
       </w:pPr>
     </w:pPrDefault>
   </w:docDefaults>
-  <w:latentStyles w:defLockedState="0" w:defUIPriority="99" w:defSemiHidden="0" w:defUnhideWhenUsed="0" w:defQFormat="0" w:count="371">
+  <w:latentStyles w:defLockedState="0" w:defUIPriority="99" w:defSemiHidden="0" w:defUnhideWhenUsed="0" w:defQFormat="0" w:count="376">
     <w:lsdException w:name="Normal" w:uiPriority="0" w:qFormat="1"/>
     <w:lsdException w:name="heading 1" w:uiPriority="9" w:qFormat="1"/>
     <w:lsdException w:name="heading 2" w:semiHidden="1" w:uiPriority="9" w:unhideWhenUsed="1" w:qFormat="1"/>
@@ -9595,11 +12432,16 @@
     <w:lsdException w:name="List Table 5 Dark Accent 6" w:uiPriority="50"/>
     <w:lsdException w:name="List Table 6 Colorful Accent 6" w:uiPriority="51"/>
     <w:lsdException w:name="List Table 7 Colorful Accent 6" w:uiPriority="52"/>
+    <w:lsdException w:name="Mention" w:semiHidden="1" w:unhideWhenUsed="1"/>
+    <w:lsdException w:name="Smart Hyperlink" w:semiHidden="1" w:unhideWhenUsed="1"/>
+    <w:lsdException w:name="Hashtag" w:semiHidden="1" w:unhideWhenUsed="1"/>
+    <w:lsdException w:name="Unresolved Mention" w:semiHidden="1" w:unhideWhenUsed="1"/>
+    <w:lsdException w:name="Smart Link" w:semiHidden="1" w:unhideWhenUsed="1"/>
   </w:latentStyles>
-  <w:style w:type="paragraph" w:default="1" w:styleId="a">
+  <w:style w:type="paragraph" w:default="1" w:styleId="Normal">
     <w:name w:val="Normal"/>
     <w:qFormat/>
-    <w:rsid w:val="008D198B"/>
+    <w:rsid w:val="00AD266B"/>
     <w:pPr>
       <w:spacing w:after="50" w:line="240" w:lineRule="auto"/>
       <w:ind w:left="-5" w:right="13" w:hanging="10"/>
@@ -9612,11 +12454,11 @@
       <w:lang w:eastAsia="ru-RU"/>
     </w:rPr>
   </w:style>
-  <w:style w:type="paragraph" w:styleId="1">
+  <w:style w:type="paragraph" w:styleId="Heading1">
     <w:name w:val="heading 1"/>
-    <w:basedOn w:val="a"/>
-    <w:next w:val="a"/>
-    <w:link w:val="10"/>
+    <w:basedOn w:val="Normal"/>
+    <w:next w:val="Normal"/>
+    <w:link w:val="Heading1Char"/>
     <w:uiPriority w:val="9"/>
     <w:qFormat/>
     <w:rsid w:val="00AB546D"/>
@@ -9634,11 +12476,11 @@
       <w:szCs w:val="28"/>
     </w:rPr>
   </w:style>
-  <w:style w:type="paragraph" w:styleId="2">
+  <w:style w:type="paragraph" w:styleId="Heading2">
     <w:name w:val="heading 2"/>
-    <w:basedOn w:val="1"/>
-    <w:next w:val="a"/>
-    <w:link w:val="20"/>
+    <w:basedOn w:val="Heading1"/>
+    <w:next w:val="Normal"/>
+    <w:link w:val="Heading2Char"/>
     <w:uiPriority w:val="9"/>
     <w:unhideWhenUsed/>
     <w:qFormat/>
@@ -9650,13 +12492,12 @@
       <w:outlineLvl w:val="1"/>
     </w:pPr>
   </w:style>
-  <w:style w:type="character" w:default="1" w:styleId="a0">
+  <w:style w:type="character" w:default="1" w:styleId="DefaultParagraphFont">
     <w:name w:val="Default Paragraph Font"/>
     <w:uiPriority w:val="1"/>
-    <w:semiHidden/>
     <w:unhideWhenUsed/>
   </w:style>
-  <w:style w:type="table" w:default="1" w:styleId="a1">
+  <w:style w:type="table" w:default="1" w:styleId="TableNormal">
     <w:name w:val="Normal Table"/>
     <w:uiPriority w:val="99"/>
     <w:semiHidden/>
@@ -9671,16 +12512,16 @@
       </w:tblCellMar>
     </w:tblPr>
   </w:style>
-  <w:style w:type="numbering" w:default="1" w:styleId="a2">
+  <w:style w:type="numbering" w:default="1" w:styleId="NoList">
     <w:name w:val="No List"/>
     <w:uiPriority w:val="99"/>
     <w:semiHidden/>
     <w:unhideWhenUsed/>
   </w:style>
-  <w:style w:type="character" w:customStyle="1" w:styleId="10">
-    <w:name w:val="Заголовок 1 Знак"/>
-    <w:basedOn w:val="a0"/>
-    <w:link w:val="1"/>
+  <w:style w:type="character" w:customStyle="1" w:styleId="Heading1Char">
+    <w:name w:val="Heading 1 Char"/>
+    <w:basedOn w:val="DefaultParagraphFont"/>
+    <w:link w:val="Heading1"/>
     <w:uiPriority w:val="9"/>
     <w:rsid w:val="00AB546D"/>
     <w:rPr>
@@ -9693,9 +12534,9 @@
       <w:lang w:eastAsia="ru-RU"/>
     </w:rPr>
   </w:style>
-  <w:style w:type="paragraph" w:styleId="a3">
+  <w:style w:type="paragraph" w:styleId="ListParagraph">
     <w:name w:val="List Paragraph"/>
-    <w:basedOn w:val="a"/>
+    <w:basedOn w:val="Normal"/>
     <w:uiPriority w:val="34"/>
     <w:qFormat/>
     <w:rsid w:val="00552CF7"/>
@@ -9704,9 +12545,9 @@
       <w:contextualSpacing/>
     </w:pPr>
   </w:style>
-  <w:style w:type="table" w:styleId="a4">
+  <w:style w:type="table" w:styleId="TableGrid">
     <w:name w:val="Table Grid"/>
-    <w:basedOn w:val="a1"/>
+    <w:basedOn w:val="TableNormal"/>
     <w:uiPriority w:val="39"/>
     <w:rsid w:val="00CD7643"/>
     <w:pPr>
@@ -9723,10 +12564,10 @@
       </w:tblBorders>
     </w:tblPr>
   </w:style>
-  <w:style w:type="paragraph" w:styleId="a5">
+  <w:style w:type="paragraph" w:styleId="TOCHeading">
     <w:name w:val="TOC Heading"/>
-    <w:basedOn w:val="1"/>
-    <w:next w:val="a"/>
+    <w:basedOn w:val="Heading1"/>
+    <w:next w:val="Normal"/>
     <w:uiPriority w:val="39"/>
     <w:unhideWhenUsed/>
     <w:qFormat/>
@@ -9747,10 +12588,10 @@
       <w:szCs w:val="32"/>
     </w:rPr>
   </w:style>
-  <w:style w:type="paragraph" w:styleId="11">
+  <w:style w:type="paragraph" w:styleId="TOC1">
     <w:name w:val="toc 1"/>
-    <w:basedOn w:val="a"/>
-    <w:next w:val="a"/>
+    <w:basedOn w:val="Normal"/>
+    <w:next w:val="Normal"/>
     <w:autoRedefine/>
     <w:uiPriority w:val="39"/>
     <w:unhideWhenUsed/>
@@ -9760,9 +12601,9 @@
       <w:ind w:left="0"/>
     </w:pPr>
   </w:style>
-  <w:style w:type="character" w:styleId="a6">
+  <w:style w:type="character" w:styleId="Hyperlink">
     <w:name w:val="Hyperlink"/>
-    <w:basedOn w:val="a0"/>
+    <w:basedOn w:val="DefaultParagraphFont"/>
     <w:uiPriority w:val="99"/>
     <w:unhideWhenUsed/>
     <w:rsid w:val="008C6202"/>
@@ -9771,11 +12612,11 @@
       <w:u w:val="single"/>
     </w:rPr>
   </w:style>
-  <w:style w:type="paragraph" w:styleId="a7">
+  <w:style w:type="paragraph" w:styleId="Subtitle">
     <w:name w:val="Subtitle"/>
-    <w:basedOn w:val="a"/>
-    <w:next w:val="a"/>
-    <w:link w:val="a8"/>
+    <w:basedOn w:val="Normal"/>
+    <w:next w:val="Normal"/>
+    <w:link w:val="SubtitleChar"/>
     <w:uiPriority w:val="11"/>
     <w:qFormat/>
     <w:rsid w:val="005F4FB6"/>
@@ -9793,10 +12634,10 @@
       <w:sz w:val="22"/>
     </w:rPr>
   </w:style>
-  <w:style w:type="character" w:customStyle="1" w:styleId="a8">
-    <w:name w:val="Подзаголовок Знак"/>
-    <w:basedOn w:val="a0"/>
-    <w:link w:val="a7"/>
+  <w:style w:type="character" w:customStyle="1" w:styleId="SubtitleChar">
+    <w:name w:val="Subtitle Char"/>
+    <w:basedOn w:val="DefaultParagraphFont"/>
+    <w:link w:val="Subtitle"/>
     <w:uiPriority w:val="11"/>
     <w:rsid w:val="005F4FB6"/>
     <w:rPr>
@@ -9806,10 +12647,10 @@
       <w:lang w:eastAsia="ru-RU"/>
     </w:rPr>
   </w:style>
-  <w:style w:type="character" w:customStyle="1" w:styleId="20">
-    <w:name w:val="Заголовок 2 Знак"/>
-    <w:basedOn w:val="a0"/>
-    <w:link w:val="2"/>
+  <w:style w:type="character" w:customStyle="1" w:styleId="Heading2Char">
+    <w:name w:val="Heading 2 Char"/>
+    <w:basedOn w:val="DefaultParagraphFont"/>
+    <w:link w:val="Heading2"/>
     <w:uiPriority w:val="9"/>
     <w:rsid w:val="000C2B11"/>
     <w:rPr>
@@ -9821,10 +12662,10 @@
       <w:lang w:eastAsia="ru-RU"/>
     </w:rPr>
   </w:style>
-  <w:style w:type="paragraph" w:styleId="21">
+  <w:style w:type="paragraph" w:styleId="TOC2">
     <w:name w:val="toc 2"/>
-    <w:basedOn w:val="a"/>
-    <w:next w:val="a"/>
+    <w:basedOn w:val="Normal"/>
+    <w:next w:val="Normal"/>
     <w:autoRedefine/>
     <w:uiPriority w:val="39"/>
     <w:unhideWhenUsed/>
